--- a/fuentes/123103_CF08_DU.docx
+++ b/fuentes/123103_CF08_DU.docx
@@ -216,13 +216,13 @@
               </wp:anchor>
             </w:drawing>
           </mc:Choice>
-          <mc:Fallback xmlns:asvg="http://schemas.microsoft.com/office/drawing/2016/SVG/main" xmlns:a14="http://schemas.microsoft.com/office/drawing/2010/main" xmlns:pic="http://schemas.openxmlformats.org/drawingml/2006/picture" xmlns:adec="http://schemas.microsoft.com/office/drawing/2017/decorative" xmlns:a="http://schemas.openxmlformats.org/drawingml/2006/main">
+          <mc:Fallback>
             <w:pict>
-              <v:shapetype id="_x0000_t202" coordsize="21600,21600" o:spt="202" path="m,l,21600r21600,l21600,xe" w14:anchorId="2E2DABF6">
+              <v:shapetype w14:anchorId="2E2DABF6" id="_x0000_t202" coordsize="21600,21600" o:spt="202" path="m,l,21600r21600,l21600,xe">
                 <v:stroke joinstyle="miter"/>
                 <v:path gradientshapeok="t" o:connecttype="rect"/>
               </v:shapetype>
-              <v:shape id="Cuadro de texto 2" style="position:absolute;left:0;text-align:left;margin-left:-25.2pt;margin-top:33.75pt;width:549pt;height:132.75pt;z-index:251663360;visibility:visible;mso-wrap-style:square;mso-width-percent:0;mso-height-percent:0;mso-wrap-distance-left:9pt;mso-wrap-distance-top:3.6pt;mso-wrap-distance-right:9pt;mso-wrap-distance-bottom:3.6pt;mso-position-horizontal:absolute;mso-position-horizontal-relative:margin;mso-position-vertical:absolute;mso-position-vertical-relative:text;mso-width-percent:0;mso-height-percent:0;mso-width-relative:margin;mso-height-relative:margin;v-text-anchor:top" alt="&quot;&quot;" o:spid="_x0000_s1026" filled="f" stroked="f" type="#_x0000_t202" o:gfxdata="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">
+              <v:shape id="Cuadro de texto 2" o:spid="_x0000_s1026" type="#_x0000_t202" alt="&quot;&quot;" style="position:absolute;left:0;text-align:left;margin-left:-25.2pt;margin-top:33.75pt;width:549pt;height:132.75pt;z-index:251663360;visibility:visible;mso-wrap-style:square;mso-width-percent:0;mso-height-percent:0;mso-wrap-distance-left:9pt;mso-wrap-distance-top:3.6pt;mso-wrap-distance-right:9pt;mso-wrap-distance-bottom:3.6pt;mso-position-horizontal:absolute;mso-position-horizontal-relative:margin;mso-position-vertical:absolute;mso-position-vertical-relative:text;mso-width-percent:0;mso-height-percent:0;mso-width-relative:margin;mso-height-relative:margin;v-text-anchor:top" o:gfxdata="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" filled="f" stroked="f">
                 <v:textbox>
                   <w:txbxContent>
                     <w:p>
@@ -330,7 +330,7 @@
               </wp:anchor>
             </w:drawing>
           </mc:Choice>
-          <mc:Fallback xmlns:asvg="http://schemas.microsoft.com/office/drawing/2016/SVG/main" xmlns:a14="http://schemas.microsoft.com/office/drawing/2010/main" xmlns:pic="http://schemas.openxmlformats.org/drawingml/2006/picture" xmlns:adec="http://schemas.microsoft.com/office/drawing/2017/decorative" xmlns:a="http://schemas.openxmlformats.org/drawingml/2006/main">
+          <mc:Fallback xmlns:a="http://schemas.openxmlformats.org/drawingml/2006/main" xmlns:adec="http://schemas.microsoft.com/office/drawing/2017/decorative" xmlns:pic="http://schemas.openxmlformats.org/drawingml/2006/picture" xmlns:a14="http://schemas.microsoft.com/office/drawing/2010/main" xmlns:asvg="http://schemas.microsoft.com/office/drawing/2016/SVG/main">
             <w:pict>
               <v:rect id="Rectángulo 3" style="position:absolute;margin-left:-55.95pt;margin-top:26.4pt;width:613.85pt;height:164.25pt;z-index:-251655168;visibility:visible;mso-wrap-style:square;mso-height-percent:0;mso-wrap-distance-left:9pt;mso-wrap-distance-top:0;mso-wrap-distance-right:9pt;mso-wrap-distance-bottom:0;mso-position-horizontal:absolute;mso-position-horizontal-relative:text;mso-position-vertical:absolute;mso-position-vertical-relative:text;mso-height-percent:0;mso-height-relative:margin;v-text-anchor:middle" alt="&quot;&quot;" o:spid="_x0000_s1026" fillcolor="#00314d" stroked="f" strokeweight="1pt" w14:anchorId="4C256C62" o:gfxdata="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"/>
             </w:pict>
@@ -468,29 +468,7 @@
           <w:kern w:val="0"/>
           <w14:ligatures w14:val="none"/>
         </w:rPr>
-        <w:t>M</w:t>
-      </w:r>
-      <w:r>
-        <w:rPr>
-          <w:rFonts w:ascii="Calibri" w:hAnsi="Calibri"/>
-          <w:b/>
-          <w:bCs/>
-          <w:color w:val="000000" w:themeColor="text1"/>
-          <w:kern w:val="0"/>
-          <w14:ligatures w14:val="none"/>
-        </w:rPr>
-        <w:t>a</w:t>
-      </w:r>
-      <w:r>
-        <w:rPr>
-          <w:rFonts w:ascii="Calibri" w:hAnsi="Calibri"/>
-          <w:b/>
-          <w:bCs/>
-          <w:color w:val="000000" w:themeColor="text1"/>
-          <w:kern w:val="0"/>
-          <w14:ligatures w14:val="none"/>
-        </w:rPr>
-        <w:t>yo</w:t>
+        <w:t>Julio</w:t>
       </w:r>
       <w:r>
         <w:rPr>
@@ -536,6 +514,7 @@
           <w:docPartUnique/>
         </w:docPartObj>
       </w:sdtPr>
+      <w:sdtEndPr/>
       <w:sdtContent>
         <w:p>
           <w:pPr>
@@ -2444,7 +2423,7 @@
                 <w:noProof/>
                 <w:webHidden/>
               </w:rPr>
-              <w:t>55</w:t>
+              <w:t>56</w:t>
             </w:r>
             <w:r>
               <w:rPr>
@@ -2517,7 +2496,7 @@
                 <w:noProof/>
                 <w:webHidden/>
               </w:rPr>
-              <w:t>55</w:t>
+              <w:t>56</w:t>
             </w:r>
             <w:r>
               <w:rPr>
@@ -2590,7 +2569,7 @@
                 <w:noProof/>
                 <w:webHidden/>
               </w:rPr>
-              <w:t>57</w:t>
+              <w:t>58</w:t>
             </w:r>
             <w:r>
               <w:rPr>
@@ -2663,7 +2642,7 @@
                 <w:noProof/>
                 <w:webHidden/>
               </w:rPr>
-              <w:t>60</w:t>
+              <w:t>61</w:t>
             </w:r>
             <w:r>
               <w:rPr>
@@ -2736,7 +2715,7 @@
                 <w:noProof/>
                 <w:webHidden/>
               </w:rPr>
-              <w:t>62</w:t>
+              <w:t>63</w:t>
             </w:r>
             <w:r>
               <w:rPr>
@@ -2809,7 +2788,7 @@
                 <w:noProof/>
                 <w:webHidden/>
               </w:rPr>
-              <w:t>63</w:t>
+              <w:t>64</w:t>
             </w:r>
             <w:r>
               <w:rPr>
@@ -2882,7 +2861,7 @@
                 <w:noProof/>
                 <w:webHidden/>
               </w:rPr>
-              <w:t>66</w:t>
+              <w:t>67</w:t>
             </w:r>
             <w:r>
               <w:rPr>
@@ -2955,7 +2934,7 @@
                 <w:noProof/>
                 <w:webHidden/>
               </w:rPr>
-              <w:t>67</w:t>
+              <w:t>68</w:t>
             </w:r>
             <w:r>
               <w:rPr>
@@ -3028,7 +3007,7 @@
                 <w:noProof/>
                 <w:webHidden/>
               </w:rPr>
-              <w:t>69</w:t>
+              <w:t>70</w:t>
             </w:r>
             <w:r>
               <w:rPr>
@@ -3104,7 +3083,7 @@
                 <w:noProof/>
                 <w:webHidden/>
               </w:rPr>
-              <w:t>71</w:t>
+              <w:t>72</w:t>
             </w:r>
             <w:r>
               <w:rPr>
@@ -5139,6 +5118,32 @@
           <w:lang w:val="es-419" w:eastAsia="es-CO"/>
         </w:rPr>
       </w:pPr>
+      <w:r>
+        <w:rPr>
+          <w:lang w:val="es-419" w:eastAsia="es-CO"/>
+        </w:rPr>
+        <w:t>“Para profundizar sobre el tema, consulte el documento “</w:t>
+      </w:r>
+      <w:proofErr w:type="spellStart"/>
+      <w:r>
+        <w:rPr>
+          <w:lang w:val="es-419" w:eastAsia="es-CO"/>
+        </w:rPr>
+        <w:t>a</w:t>
+      </w:r>
+      <w:r>
+        <w:rPr>
+          <w:lang w:val="es-419" w:eastAsia="es-CO"/>
+        </w:rPr>
+        <w:t>nexo_Ejercicio</w:t>
+      </w:r>
+      <w:proofErr w:type="spellEnd"/>
+      <w:r>
+        <w:rPr>
+          <w:lang w:val="es-419" w:eastAsia="es-CO"/>
+        </w:rPr>
+        <w:t xml:space="preserve"> aplicado 1.pdf”, ubicado en la carpeta de Anexos”.</w:t>
+      </w:r>
     </w:p>
     <w:p>
       <w:pPr>
@@ -8990,7 +8995,13 @@
               <w:rPr>
                 <w:b/>
               </w:rPr>
-              <w:t xml:space="preserve">Síntesis del video. </w:t>
+              <w:t xml:space="preserve">Transcripción </w:t>
+            </w:r>
+            <w:r>
+              <w:rPr>
+                <w:b/>
+              </w:rPr>
+              <w:t xml:space="preserve">del video. </w:t>
             </w:r>
             <w:r>
               <w:rPr>
@@ -9379,13 +9390,32 @@
           <w:lang w:val="es-419" w:eastAsia="es-CO"/>
         </w:rPr>
       </w:pPr>
-    </w:p>
-    <w:p>
-      <w:pPr>
-        <w:rPr>
-          <w:lang w:val="es-419" w:eastAsia="es-CO"/>
-        </w:rPr>
-      </w:pPr>
+      <w:r>
+        <w:rPr>
+          <w:lang w:val="es-419" w:eastAsia="es-CO"/>
+        </w:rPr>
+        <w:t>“Para profundizar sobre el tema, consulte el documento “</w:t>
+      </w:r>
+      <w:proofErr w:type="spellStart"/>
+      <w:r>
+        <w:rPr>
+          <w:lang w:val="es-419" w:eastAsia="es-CO"/>
+        </w:rPr>
+        <w:t>a</w:t>
+      </w:r>
+      <w:r>
+        <w:rPr>
+          <w:lang w:val="es-419" w:eastAsia="es-CO"/>
+        </w:rPr>
+        <w:t>nexo_Ejercicio</w:t>
+      </w:r>
+      <w:proofErr w:type="spellEnd"/>
+      <w:r>
+        <w:rPr>
+          <w:lang w:val="es-419" w:eastAsia="es-CO"/>
+        </w:rPr>
+        <w:t xml:space="preserve"> aplicado 2.pdf”, ubicado en la carpeta de Anexos”.</w:t>
+      </w:r>
     </w:p>
     <w:p>
       <w:pPr>
@@ -10490,7 +10520,7 @@
         <w:rPr>
           <w:rStyle w:val="Ttulo5Car"/>
         </w:rPr>
-        <w:t>Coherencia con el proceso.</w:t>
+        <w:t>Coherencia con el proceso</w:t>
       </w:r>
       <w:r>
         <w:rPr>
@@ -10498,6 +10528,19 @@
         </w:rPr>
         <w:t xml:space="preserve"> </w:t>
       </w:r>
+    </w:p>
+    <w:p>
+      <w:pPr>
+        <w:pStyle w:val="Prrafodelista"/>
+        <w:numPr>
+          <w:ilvl w:val="0"/>
+          <w:numId w:val="28"/>
+        </w:numPr>
+        <w:ind w:left="993" w:hanging="284"/>
+        <w:rPr>
+          <w:lang w:val="es-419" w:eastAsia="es-CO"/>
+        </w:rPr>
+      </w:pPr>
       <w:r>
         <w:rPr>
           <w:lang w:val="es-419" w:eastAsia="es-CO"/>
@@ -10508,7 +10551,11 @@
     <w:p>
       <w:pPr>
         <w:pStyle w:val="Prrafodelista"/>
-        <w:ind w:left="993" w:firstLine="0"/>
+        <w:numPr>
+          <w:ilvl w:val="0"/>
+          <w:numId w:val="28"/>
+        </w:numPr>
+        <w:ind w:left="993" w:hanging="284"/>
         <w:rPr>
           <w:lang w:val="es-419" w:eastAsia="es-CO"/>
         </w:rPr>
@@ -10518,6 +10565,57 @@
           <w:lang w:val="es-419" w:eastAsia="es-CO"/>
         </w:rPr>
         <w:t>Aplicación práctica: revisar relación con recepción, respuesta y cierre.</w:t>
+      </w:r>
+    </w:p>
+    <w:p>
+      <w:pPr>
+        <w:pStyle w:val="Ttulo5"/>
+        <w:numPr>
+          <w:ilvl w:val="0"/>
+          <w:numId w:val="28"/>
+        </w:numPr>
+        <w:ind w:left="993"/>
+      </w:pPr>
+      <w:r>
+        <w:t>Articulación con el equipo</w:t>
+      </w:r>
+    </w:p>
+    <w:p>
+      <w:pPr>
+        <w:pStyle w:val="Prrafodelista"/>
+        <w:numPr>
+          <w:ilvl w:val="0"/>
+          <w:numId w:val="28"/>
+        </w:numPr>
+        <w:ind w:left="993" w:hanging="284"/>
+        <w:rPr>
+          <w:lang w:val="es-419" w:eastAsia="es-CO"/>
+        </w:rPr>
+      </w:pPr>
+      <w:r>
+        <w:rPr>
+          <w:lang w:val="es-419" w:eastAsia="es-CO"/>
+        </w:rPr>
+        <w:t xml:space="preserve">Facilitar aplicación uniforme del cambio. </w:t>
+      </w:r>
+    </w:p>
+    <w:p>
+      <w:pPr>
+        <w:pStyle w:val="Prrafodelista"/>
+        <w:numPr>
+          <w:ilvl w:val="0"/>
+          <w:numId w:val="28"/>
+        </w:numPr>
+        <w:ind w:left="993" w:hanging="284"/>
+        <w:rPr>
+          <w:lang w:val="es-419" w:eastAsia="es-CO"/>
+        </w:rPr>
+      </w:pPr>
+      <w:r>
+        <w:rPr>
+          <w:lang w:val="es-419" w:eastAsia="es-CO"/>
+        </w:rPr>
+        <w:t>Aplicación práctica: comunicar y socializar el ajuste.</w:t>
       </w:r>
     </w:p>
     <w:p>
@@ -10536,28 +10634,45 @@
         <w:rPr>
           <w:rStyle w:val="Ttulo5Car"/>
         </w:rPr>
-        <w:t>Articulación con el equipo.</w:t>
-      </w:r>
-      <w:r>
-        <w:rPr>
-          <w:lang w:val="es-419" w:eastAsia="es-CO"/>
-        </w:rPr>
-        <w:t xml:space="preserve"> Facilitar aplicación uniforme del cambio. </w:t>
+        <w:t>Correspondencia con el problema identificado</w:t>
       </w:r>
     </w:p>
     <w:p>
       <w:pPr>
         <w:pStyle w:val="Prrafodelista"/>
-        <w:ind w:left="993" w:firstLine="0"/>
-        <w:rPr>
-          <w:lang w:val="es-419" w:eastAsia="es-CO"/>
-        </w:rPr>
-      </w:pPr>
-      <w:r>
-        <w:rPr>
-          <w:lang w:val="es-419" w:eastAsia="es-CO"/>
-        </w:rPr>
-        <w:t>Aplicación práctica: comunicar y socializar el ajuste.</w:t>
+        <w:numPr>
+          <w:ilvl w:val="0"/>
+          <w:numId w:val="28"/>
+        </w:numPr>
+        <w:ind w:left="993" w:hanging="284"/>
+        <w:rPr>
+          <w:lang w:val="es-419" w:eastAsia="es-CO"/>
+        </w:rPr>
+      </w:pPr>
+      <w:r>
+        <w:rPr>
+          <w:lang w:val="es-419" w:eastAsia="es-CO"/>
+        </w:rPr>
+        <w:t xml:space="preserve">Mantener el foco de la mejora. </w:t>
+      </w:r>
+    </w:p>
+    <w:p>
+      <w:pPr>
+        <w:pStyle w:val="Prrafodelista"/>
+        <w:numPr>
+          <w:ilvl w:val="0"/>
+          <w:numId w:val="28"/>
+        </w:numPr>
+        <w:ind w:left="993" w:hanging="284"/>
+        <w:rPr>
+          <w:lang w:val="es-419" w:eastAsia="es-CO"/>
+        </w:rPr>
+      </w:pPr>
+      <w:r>
+        <w:rPr>
+          <w:lang w:val="es-419" w:eastAsia="es-CO"/>
+        </w:rPr>
+        <w:t>Aplicación práctica: verificar que la acción responde al hallazgo original.</w:t>
       </w:r>
     </w:p>
     <w:p>
@@ -10569,30 +10684,60 @@
         </w:numPr>
         <w:ind w:left="993"/>
         <w:rPr>
-          <w:lang w:val="es-419" w:eastAsia="es-CO"/>
-        </w:rPr>
-      </w:pPr>
-      <w:r>
-        <w:rPr>
           <w:rStyle w:val="Ttulo5Car"/>
-        </w:rPr>
-        <w:t>Correspondencia con el problema identificado.</w:t>
-      </w:r>
-      <w:r>
-        <w:rPr>
-          <w:lang w:val="es-419" w:eastAsia="es-CO"/>
-        </w:rPr>
-        <w:t xml:space="preserve"> Mantener el foco de la mejora. Aplicación práctica: verificar que la acción responde al hallazgo original.</w:t>
+          <w:rFonts w:asciiTheme="minorHAnsi" w:eastAsiaTheme="minorHAnsi" w:hAnsiTheme="minorHAnsi" w:cstheme="minorBidi"/>
+          <w:b w:val="0"/>
+          <w:color w:val="auto"/>
+          <w:kern w:val="2"/>
+          <w:szCs w:val="22"/>
+          <w14:ligatures w14:val="standardContextual"/>
+        </w:rPr>
+      </w:pPr>
+      <w:r>
+        <w:rPr>
+          <w:rStyle w:val="Ttulo5Car"/>
+        </w:rPr>
+        <w:lastRenderedPageBreak/>
+        <w:t>Posibilidad de seguimiento</w:t>
       </w:r>
     </w:p>
     <w:p>
       <w:pPr>
         <w:pStyle w:val="Prrafodelista"/>
-        <w:ind w:left="993" w:firstLine="0"/>
-        <w:rPr>
-          <w:lang w:val="es-419" w:eastAsia="es-CO"/>
-        </w:rPr>
-      </w:pPr>
+        <w:numPr>
+          <w:ilvl w:val="0"/>
+          <w:numId w:val="28"/>
+        </w:numPr>
+        <w:ind w:left="993" w:hanging="284"/>
+        <w:rPr>
+          <w:lang w:val="es-419" w:eastAsia="es-CO"/>
+        </w:rPr>
+      </w:pPr>
+      <w:r>
+        <w:rPr>
+          <w:lang w:val="es-419" w:eastAsia="es-CO"/>
+        </w:rPr>
+        <w:t xml:space="preserve">Permitir evaluación posterior. </w:t>
+      </w:r>
+    </w:p>
+    <w:p>
+      <w:pPr>
+        <w:pStyle w:val="Prrafodelista"/>
+        <w:numPr>
+          <w:ilvl w:val="0"/>
+          <w:numId w:val="28"/>
+        </w:numPr>
+        <w:ind w:left="993" w:hanging="284"/>
+        <w:rPr>
+          <w:lang w:val="es-419" w:eastAsia="es-CO"/>
+        </w:rPr>
+      </w:pPr>
+      <w:r>
+        <w:rPr>
+          <w:lang w:val="es-419" w:eastAsia="es-CO"/>
+        </w:rPr>
+        <w:t>Aplicación práctica: relacionar el ajuste con un indicador.</w:t>
+      </w:r>
     </w:p>
     <w:p>
       <w:pPr>
@@ -10610,34 +10755,7 @@
         <w:rPr>
           <w:rStyle w:val="Ttulo5Car"/>
         </w:rPr>
-        <w:t>Posibilidad de seguimiento.</w:t>
-      </w:r>
-      <w:r>
-        <w:rPr>
-          <w:rStyle w:val="Ttulo5Car"/>
-        </w:rPr>
-        <w:t xml:space="preserve"> </w:t>
-      </w:r>
-      <w:r>
-        <w:rPr>
-          <w:lang w:val="es-419" w:eastAsia="es-CO"/>
-        </w:rPr>
-        <w:t xml:space="preserve">Permitir evaluación posterior. </w:t>
-      </w:r>
-    </w:p>
-    <w:p>
-      <w:pPr>
-        <w:ind w:left="633" w:firstLine="0"/>
-        <w:rPr>
-          <w:lang w:val="es-419" w:eastAsia="es-CO"/>
-        </w:rPr>
-      </w:pPr>
-      <w:r>
-        <w:rPr>
-          <w:lang w:val="es-419" w:eastAsia="es-CO"/>
-        </w:rPr>
-        <w:lastRenderedPageBreak/>
-        <w:t>Aplicación práctica: relacionar el ajuste con un indicador.</w:t>
+        <w:t>Sostenibilidad</w:t>
       </w:r>
     </w:p>
     <w:p>
@@ -10647,23 +10765,11 @@
           <w:ilvl w:val="0"/>
           <w:numId w:val="28"/>
         </w:numPr>
-        <w:ind w:left="993"/>
-        <w:rPr>
-          <w:lang w:val="es-419" w:eastAsia="es-CO"/>
-        </w:rPr>
-      </w:pPr>
-      <w:r>
-        <w:rPr>
-          <w:rStyle w:val="Ttulo5Car"/>
-        </w:rPr>
-        <w:t>Sostenibilidad.</w:t>
-      </w:r>
-      <w:r>
-        <w:rPr>
-          <w:lang w:val="es-419" w:eastAsia="es-CO"/>
-        </w:rPr>
-        <w:t xml:space="preserve"> </w:t>
-      </w:r>
+        <w:ind w:left="993" w:hanging="284"/>
+        <w:rPr>
+          <w:lang w:val="es-419" w:eastAsia="es-CO"/>
+        </w:rPr>
+      </w:pPr>
       <w:r>
         <w:rPr>
           <w:lang w:val="es-419" w:eastAsia="es-CO"/>
@@ -10673,7 +10779,12 @@
     </w:p>
     <w:p>
       <w:pPr>
-        <w:ind w:left="633" w:firstLine="0"/>
+        <w:pStyle w:val="Prrafodelista"/>
+        <w:numPr>
+          <w:ilvl w:val="0"/>
+          <w:numId w:val="28"/>
+        </w:numPr>
+        <w:ind w:left="993" w:hanging="284"/>
         <w:rPr>
           <w:lang w:val="es-419" w:eastAsia="es-CO"/>
         </w:rPr>
@@ -10740,27 +10851,26 @@
           <w:lang w:val="es-419" w:eastAsia="es-CO"/>
         </w:rPr>
       </w:pPr>
-    </w:p>
-    <w:p>
-      <w:pPr>
-        <w:rPr>
-          <w:lang w:val="es-419" w:eastAsia="es-CO"/>
-        </w:rPr>
-      </w:pPr>
-    </w:p>
-    <w:p>
-      <w:pPr>
-        <w:rPr>
-          <w:lang w:val="es-419" w:eastAsia="es-CO"/>
-        </w:rPr>
-      </w:pPr>
-    </w:p>
-    <w:p>
-      <w:pPr>
-        <w:rPr>
-          <w:lang w:val="es-419" w:eastAsia="es-CO"/>
-        </w:rPr>
-      </w:pPr>
+      <w:r>
+        <w:rPr>
+          <w:lang w:val="es-419" w:eastAsia="es-CO"/>
+        </w:rPr>
+        <w:t>“Para profundizar sobre el tema, consulte el documento “</w:t>
+      </w:r>
+      <w:proofErr w:type="spellStart"/>
+      <w:r>
+        <w:rPr>
+          <w:lang w:val="es-419" w:eastAsia="es-CO"/>
+        </w:rPr>
+        <w:t>Anexo_Ejercicio</w:t>
+      </w:r>
+      <w:proofErr w:type="spellEnd"/>
+      <w:r>
+        <w:rPr>
+          <w:lang w:val="es-419" w:eastAsia="es-CO"/>
+        </w:rPr>
+        <w:t xml:space="preserve"> aplicado 3.pdf”, ubicado en la carpeta de Anexos”.</w:t>
+      </w:r>
     </w:p>
     <w:p>
       <w:pPr>
@@ -11875,6 +11985,165 @@
         </w:rPr>
         <w:t>Se invita a leer el documento Ejercicio aplicado 4. Mejora continua en la atención de requerimientos, donde se aborda la aplicación del ciclo PHVA y el fortalecimiento de procesos de mejora continua en la atención al usuario.</w:t>
       </w:r>
+    </w:p>
+    <w:p>
+      <w:pPr>
+        <w:rPr>
+          <w:lang w:val="es-419" w:eastAsia="es-CO"/>
+        </w:rPr>
+      </w:pPr>
+      <w:r>
+        <w:rPr>
+          <w:lang w:val="es-419" w:eastAsia="es-CO"/>
+        </w:rPr>
+        <w:lastRenderedPageBreak/>
+        <w:t>“Para profundizar sobre el tema, consulte el documento “</w:t>
+      </w:r>
+      <w:proofErr w:type="spellStart"/>
+      <w:r>
+        <w:rPr>
+          <w:lang w:val="es-419" w:eastAsia="es-CO"/>
+        </w:rPr>
+        <w:t>Anexo_Ejercicio</w:t>
+      </w:r>
+      <w:proofErr w:type="spellEnd"/>
+      <w:r>
+        <w:rPr>
+          <w:lang w:val="es-419" w:eastAsia="es-CO"/>
+        </w:rPr>
+        <w:t xml:space="preserve"> aplicado 4</w:t>
+      </w:r>
+      <w:r>
+        <w:rPr>
+          <w:lang w:val="es-419" w:eastAsia="es-CO"/>
+        </w:rPr>
+        <w:t>.</w:t>
+      </w:r>
+      <w:r>
+        <w:rPr>
+          <w:lang w:val="es-419" w:eastAsia="es-CO"/>
+        </w:rPr>
+        <w:t>pdf”, ubicado en la carpeta de Anexos”.</w:t>
+      </w:r>
+    </w:p>
+    <w:p>
+      <w:pPr>
+        <w:rPr>
+          <w:lang w:val="es-419" w:eastAsia="es-CO"/>
+        </w:rPr>
+      </w:pPr>
+    </w:p>
+    <w:p>
+      <w:pPr>
+        <w:rPr>
+          <w:lang w:val="es-419" w:eastAsia="es-CO"/>
+        </w:rPr>
+      </w:pPr>
+    </w:p>
+    <w:p>
+      <w:pPr>
+        <w:rPr>
+          <w:lang w:val="es-419" w:eastAsia="es-CO"/>
+        </w:rPr>
+      </w:pPr>
+    </w:p>
+    <w:p>
+      <w:pPr>
+        <w:rPr>
+          <w:lang w:val="es-419" w:eastAsia="es-CO"/>
+        </w:rPr>
+      </w:pPr>
+    </w:p>
+    <w:p>
+      <w:pPr>
+        <w:rPr>
+          <w:lang w:val="es-419" w:eastAsia="es-CO"/>
+        </w:rPr>
+      </w:pPr>
+    </w:p>
+    <w:p>
+      <w:pPr>
+        <w:rPr>
+          <w:lang w:val="es-419" w:eastAsia="es-CO"/>
+        </w:rPr>
+      </w:pPr>
+    </w:p>
+    <w:p>
+      <w:pPr>
+        <w:rPr>
+          <w:lang w:val="es-419" w:eastAsia="es-CO"/>
+        </w:rPr>
+      </w:pPr>
+    </w:p>
+    <w:p>
+      <w:pPr>
+        <w:rPr>
+          <w:lang w:val="es-419" w:eastAsia="es-CO"/>
+        </w:rPr>
+      </w:pPr>
+    </w:p>
+    <w:p>
+      <w:pPr>
+        <w:rPr>
+          <w:lang w:val="es-419" w:eastAsia="es-CO"/>
+        </w:rPr>
+      </w:pPr>
+    </w:p>
+    <w:p>
+      <w:pPr>
+        <w:rPr>
+          <w:lang w:val="es-419" w:eastAsia="es-CO"/>
+        </w:rPr>
+      </w:pPr>
+    </w:p>
+    <w:p>
+      <w:pPr>
+        <w:rPr>
+          <w:lang w:val="es-419" w:eastAsia="es-CO"/>
+        </w:rPr>
+      </w:pPr>
+    </w:p>
+    <w:p>
+      <w:pPr>
+        <w:rPr>
+          <w:lang w:val="es-419" w:eastAsia="es-CO"/>
+        </w:rPr>
+      </w:pPr>
+    </w:p>
+    <w:p>
+      <w:pPr>
+        <w:rPr>
+          <w:lang w:val="es-419" w:eastAsia="es-CO"/>
+        </w:rPr>
+      </w:pPr>
+    </w:p>
+    <w:p>
+      <w:pPr>
+        <w:rPr>
+          <w:lang w:val="es-419" w:eastAsia="es-CO"/>
+        </w:rPr>
+      </w:pPr>
+    </w:p>
+    <w:p>
+      <w:pPr>
+        <w:rPr>
+          <w:lang w:val="es-419" w:eastAsia="es-CO"/>
+        </w:rPr>
+      </w:pPr>
+    </w:p>
+    <w:p>
+      <w:pPr>
+        <w:rPr>
+          <w:lang w:val="es-419" w:eastAsia="es-CO"/>
+        </w:rPr>
+      </w:pPr>
+    </w:p>
+    <w:p>
+      <w:pPr>
+        <w:rPr>
+          <w:lang w:val="es-419" w:eastAsia="es-CO"/>
+        </w:rPr>
+      </w:pPr>
     </w:p>
     <w:p>
       <w:pPr>
@@ -13754,6 +14023,12 @@
     </w:p>
     <w:p>
       <w:pPr>
+        <w:pStyle w:val="Prrafodelista"/>
+        <w:numPr>
+          <w:ilvl w:val="0"/>
+          <w:numId w:val="50"/>
+        </w:numPr>
+        <w:ind w:left="993"/>
         <w:rPr>
           <w:lang w:val="es-419" w:eastAsia="es-CO"/>
         </w:rPr>
@@ -13770,20 +14045,67 @@
         <w:rPr>
           <w:lang w:val="es-419" w:eastAsia="es-CO"/>
         </w:rPr>
+        <w:t xml:space="preserve"> </w:t>
+      </w:r>
+      <w:r>
+        <w:rPr>
+          <w:b/>
+          <w:bCs/>
+          <w:lang w:val="es-419" w:eastAsia="es-CO"/>
+        </w:rPr>
+        <w:t>aplicado 5</w:t>
+      </w:r>
+    </w:p>
+    <w:p>
+      <w:pPr>
+        <w:rPr>
+          <w:lang w:val="es-419" w:eastAsia="es-CO"/>
+        </w:rPr>
+      </w:pPr>
+      <w:r>
+        <w:rPr>
+          <w:lang w:val="es-419" w:eastAsia="es-CO"/>
+        </w:rPr>
+        <w:t>Se invita a leer el documento Ejercicio aplicado 5. Sistema de gestión de calidad y control del servicio, donde se aborda el fortalecimiento de los sistemas de gestión de calidad en la atención de requerimientos dentro de una empresa de servicios contables.</w:t>
+      </w:r>
+    </w:p>
+    <w:p>
+      <w:pPr>
+        <w:rPr>
+          <w:lang w:val="es-419" w:eastAsia="es-CO"/>
+        </w:rPr>
+      </w:pPr>
+      <w:r>
+        <w:rPr>
+          <w:lang w:val="es-419" w:eastAsia="es-CO"/>
+        </w:rPr>
+        <w:t>“Para profundizar sobre el tema, consulte el documento “</w:t>
+      </w:r>
+      <w:proofErr w:type="spellStart"/>
+      <w:r>
+        <w:rPr>
+          <w:lang w:val="es-419" w:eastAsia="es-CO"/>
+        </w:rPr>
+        <w:t>Anexo_Ejercicio</w:t>
+      </w:r>
+      <w:proofErr w:type="spellEnd"/>
+      <w:r>
+        <w:rPr>
+          <w:lang w:val="es-419" w:eastAsia="es-CO"/>
+        </w:rPr>
         <w:t xml:space="preserve"> aplicado 5</w:t>
       </w:r>
-    </w:p>
-    <w:p>
-      <w:pPr>
-        <w:rPr>
-          <w:lang w:val="es-419" w:eastAsia="es-CO"/>
-        </w:rPr>
-      </w:pPr>
-      <w:r>
-        <w:rPr>
-          <w:lang w:val="es-419" w:eastAsia="es-CO"/>
-        </w:rPr>
-        <w:t>Se invita a leer el documento Ejercicio aplicado 5. Sistema de gestión de calidad y control del servicio, donde se aborda el fortalecimiento de los sistemas de gestión de calidad en la atención de requerimientos dentro de una empresa de servicios contables.</w:t>
+      <w:r>
+        <w:rPr>
+          <w:lang w:val="es-419" w:eastAsia="es-CO"/>
+        </w:rPr>
+        <w:t>.</w:t>
+      </w:r>
+      <w:r>
+        <w:rPr>
+          <w:lang w:val="es-419" w:eastAsia="es-CO"/>
+        </w:rPr>
+        <w:t>pdf”, ubicado en la carpeta de Anexos”.</w:t>
       </w:r>
     </w:p>
     <w:p>
@@ -13924,13 +14246,15 @@
     <w:p>
       <w:r>
         <w:rPr>
+          <w:rStyle w:val="Extranjerismo"/>
           <w:b/>
           <w:bCs/>
-        </w:rPr>
-        <w:t>Benchmarking</w:t>
-      </w:r>
-      <w:r>
-        <w:t>: comparación de prácticas, resultados o procesos con referentes internos o externos para identificar formas más efectivas de prestar el servicio.</w:t>
+          <w:lang w:val="es-ES"/>
+        </w:rPr>
+        <w:t>Benchmarking:</w:t>
+      </w:r>
+      <w:r>
+        <w:t xml:space="preserve"> comparación de prácticas, resultados o procesos con referentes internos o externos para identificar formas más efectivas de prestar el servicio.</w:t>
       </w:r>
     </w:p>
     <w:p>
@@ -14269,6 +14593,11 @@
       </w:r>
     </w:p>
     <w:p/>
+    <w:p/>
+    <w:p/>
+    <w:p/>
+    <w:p/>
+    <w:p/>
     <w:p>
       <w:pPr>
         <w:pageBreakBefore/>
@@ -14309,7 +14638,7 @@
     </w:p>
     <w:tbl>
       <w:tblPr>
-        <w:tblStyle w:val="SENA1"/>
+        <w:tblStyle w:val="SENA11"/>
         <w:tblW w:w="10060" w:type="dxa"/>
         <w:tblLayout w:type="fixed"/>
         <w:tblLook w:val="04A0" w:firstRow="1" w:lastRow="0" w:firstColumn="1" w:lastColumn="0" w:noHBand="0" w:noVBand="1"/>
@@ -14340,20 +14669,16 @@
               <w:spacing w:before="0" w:after="0"/>
               <w:ind w:firstLine="0"/>
               <w:rPr>
-                <w:rFonts w:asciiTheme="minorHAnsi" w:hAnsiTheme="minorHAnsi"/>
-                <w:b w:val="0"/>
-                <w:kern w:val="2"/>
-                <w:lang w:eastAsia="es-CO"/>
-                <w14:ligatures w14:val="standardContextual"/>
+                <w:sz w:val="24"/>
+                <w:szCs w:val="24"/>
+                <w:lang w:val="en-US" w:eastAsia="es-CO"/>
               </w:rPr>
             </w:pPr>
             <w:r>
               <w:rPr>
-                <w:rFonts w:asciiTheme="minorHAnsi" w:hAnsiTheme="minorHAnsi"/>
-                <w:b w:val="0"/>
-                <w:kern w:val="2"/>
-                <w:lang w:eastAsia="es-CO"/>
-                <w14:ligatures w14:val="standardContextual"/>
+                <w:sz w:val="24"/>
+                <w:szCs w:val="24"/>
+                <w:lang w:val="en-US" w:eastAsia="es-CO"/>
               </w:rPr>
               <w:t>Nombre</w:t>
             </w:r>
@@ -14374,20 +14699,16 @@
               <w:spacing w:before="0" w:after="0"/>
               <w:ind w:firstLine="0"/>
               <w:rPr>
-                <w:rFonts w:asciiTheme="minorHAnsi" w:hAnsiTheme="minorHAnsi"/>
-                <w:b w:val="0"/>
-                <w:kern w:val="2"/>
-                <w:lang w:eastAsia="es-CO"/>
-                <w14:ligatures w14:val="standardContextual"/>
+                <w:sz w:val="24"/>
+                <w:szCs w:val="24"/>
+                <w:lang w:val="en-US" w:eastAsia="es-CO"/>
               </w:rPr>
             </w:pPr>
             <w:r>
               <w:rPr>
-                <w:rFonts w:asciiTheme="minorHAnsi" w:hAnsiTheme="minorHAnsi"/>
-                <w:b w:val="0"/>
-                <w:kern w:val="2"/>
-                <w:lang w:eastAsia="es-CO"/>
-                <w14:ligatures w14:val="standardContextual"/>
+                <w:sz w:val="24"/>
+                <w:szCs w:val="24"/>
+                <w:lang w:val="en-US" w:eastAsia="es-CO"/>
               </w:rPr>
               <w:t>Cargo</w:t>
             </w:r>
@@ -14408,22 +14729,269 @@
               <w:spacing w:before="0" w:after="0"/>
               <w:ind w:firstLine="0"/>
               <w:rPr>
-                <w:rFonts w:asciiTheme="minorHAnsi" w:hAnsiTheme="minorHAnsi"/>
-                <w:b w:val="0"/>
-                <w:kern w:val="2"/>
-                <w:lang w:eastAsia="es-CO"/>
-                <w14:ligatures w14:val="standardContextual"/>
+                <w:sz w:val="24"/>
+                <w:szCs w:val="24"/>
+                <w:lang w:val="es-ES" w:eastAsia="es-CO"/>
               </w:rPr>
             </w:pPr>
             <w:r>
               <w:rPr>
-                <w:rFonts w:asciiTheme="minorHAnsi" w:hAnsiTheme="minorHAnsi"/>
-                <w:b w:val="0"/>
-                <w:kern w:val="2"/>
-                <w:lang w:eastAsia="es-CO"/>
-                <w14:ligatures w14:val="standardContextual"/>
+                <w:sz w:val="24"/>
+                <w:szCs w:val="24"/>
+                <w:lang w:val="es-ES" w:eastAsia="es-CO"/>
               </w:rPr>
               <w:t>Centro de Formación y Regional</w:t>
+            </w:r>
+          </w:p>
+        </w:tc>
+      </w:tr>
+      <w:tr>
+        <w:trPr>
+          <w:cnfStyle w:val="000000100000" w:firstRow="0" w:lastRow="0" w:firstColumn="0" w:lastColumn="0" w:oddVBand="0" w:evenVBand="0" w:oddHBand="1" w:evenHBand="0" w:firstRowFirstColumn="0" w:firstRowLastColumn="0" w:lastRowFirstColumn="0" w:lastRowLastColumn="0"/>
+          <w:trHeight w:val="1612"/>
+        </w:trPr>
+        <w:tc>
+          <w:tcPr>
+            <w:tcW w:w="2830" w:type="dxa"/>
+            <w:tcMar>
+              <w:top w:w="60" w:type="dxa"/>
+              <w:left w:w="80" w:type="dxa"/>
+              <w:bottom w:w="60" w:type="dxa"/>
+              <w:right w:w="80" w:type="dxa"/>
+            </w:tcMar>
+          </w:tcPr>
+          <w:p>
+            <w:pPr>
+              <w:spacing w:before="0" w:after="160" w:line="278" w:lineRule="auto"/>
+              <w:ind w:firstLine="0"/>
+              <w:rPr>
+                <w:sz w:val="24"/>
+                <w:szCs w:val="24"/>
+                <w:lang w:val="en-US" w:eastAsia="es-CO"/>
+              </w:rPr>
+            </w:pPr>
+            <w:r>
+              <w:rPr>
+                <w:sz w:val="24"/>
+                <w:szCs w:val="24"/>
+                <w:lang w:val="en-US" w:eastAsia="es-CO"/>
+              </w:rPr>
+              <w:t>Claudia Johanna Gómez Pérez</w:t>
+            </w:r>
+          </w:p>
+        </w:tc>
+        <w:tc>
+          <w:tcPr>
+            <w:tcW w:w="3261" w:type="dxa"/>
+            <w:tcMar>
+              <w:top w:w="60" w:type="dxa"/>
+              <w:left w:w="80" w:type="dxa"/>
+              <w:bottom w:w="60" w:type="dxa"/>
+              <w:right w:w="80" w:type="dxa"/>
+            </w:tcMar>
+          </w:tcPr>
+          <w:p>
+            <w:pPr>
+              <w:spacing w:line="278" w:lineRule="auto"/>
+              <w:ind w:firstLine="0"/>
+              <w:rPr>
+                <w:sz w:val="24"/>
+                <w:szCs w:val="24"/>
+                <w:lang w:val="es-ES" w:eastAsia="es-CO"/>
+              </w:rPr>
+            </w:pPr>
+            <w:r>
+              <w:rPr>
+                <w:sz w:val="24"/>
+                <w:szCs w:val="24"/>
+                <w:lang w:val="es-419" w:eastAsia="es-CO"/>
+              </w:rPr>
+              <w:t>Profesional 06</w:t>
+            </w:r>
+            <w:r>
+              <w:rPr>
+                <w:sz w:val="24"/>
+                <w:szCs w:val="24"/>
+                <w:lang w:val="es-ES" w:eastAsia="es-CO"/>
+              </w:rPr>
+              <w:t> </w:t>
+            </w:r>
+          </w:p>
+          <w:p>
+            <w:pPr>
+              <w:spacing w:line="278" w:lineRule="auto"/>
+              <w:ind w:firstLine="0"/>
+              <w:rPr>
+                <w:sz w:val="24"/>
+                <w:szCs w:val="24"/>
+                <w:lang w:val="es-ES" w:eastAsia="es-CO"/>
+              </w:rPr>
+            </w:pPr>
+            <w:r>
+              <w:rPr>
+                <w:sz w:val="24"/>
+                <w:szCs w:val="24"/>
+                <w:lang w:val="es-419" w:eastAsia="es-CO"/>
+              </w:rPr>
+              <w:t>Responsable Ecosistema Virtual de Recursos Educativos Digitales</w:t>
+            </w:r>
+            <w:r>
+              <w:rPr>
+                <w:sz w:val="24"/>
+                <w:szCs w:val="24"/>
+                <w:lang w:val="es-ES" w:eastAsia="es-CO"/>
+              </w:rPr>
+              <w:t> </w:t>
+            </w:r>
+          </w:p>
+        </w:tc>
+        <w:tc>
+          <w:tcPr>
+            <w:tcW w:w="3969" w:type="dxa"/>
+            <w:tcMar>
+              <w:top w:w="60" w:type="dxa"/>
+              <w:left w:w="80" w:type="dxa"/>
+              <w:bottom w:w="60" w:type="dxa"/>
+              <w:right w:w="80" w:type="dxa"/>
+            </w:tcMar>
+          </w:tcPr>
+          <w:p>
+            <w:pPr>
+              <w:spacing w:before="0" w:after="160" w:line="278" w:lineRule="auto"/>
+              <w:ind w:firstLine="0"/>
+              <w:rPr>
+                <w:sz w:val="24"/>
+                <w:szCs w:val="24"/>
+                <w:lang w:val="en-US" w:eastAsia="es-CO"/>
+              </w:rPr>
+            </w:pPr>
+            <w:r>
+              <w:rPr>
+                <w:sz w:val="24"/>
+                <w:szCs w:val="24"/>
+                <w:lang w:val="en-US" w:eastAsia="es-CO"/>
+              </w:rPr>
+              <w:t xml:space="preserve">Centro </w:t>
+            </w:r>
+            <w:proofErr w:type="spellStart"/>
+            <w:r>
+              <w:rPr>
+                <w:sz w:val="24"/>
+                <w:szCs w:val="24"/>
+                <w:lang w:val="en-US" w:eastAsia="es-CO"/>
+              </w:rPr>
+              <w:t>Agroturístico</w:t>
+            </w:r>
+            <w:proofErr w:type="spellEnd"/>
+            <w:r>
+              <w:rPr>
+                <w:sz w:val="24"/>
+                <w:szCs w:val="24"/>
+                <w:lang w:val="en-US" w:eastAsia="es-CO"/>
+              </w:rPr>
+              <w:t xml:space="preserve"> - Regional Santander</w:t>
+            </w:r>
+          </w:p>
+        </w:tc>
+      </w:tr>
+      <w:tr>
+        <w:tc>
+          <w:tcPr>
+            <w:tcW w:w="2830" w:type="dxa"/>
+            <w:tcMar>
+              <w:top w:w="60" w:type="dxa"/>
+              <w:left w:w="80" w:type="dxa"/>
+              <w:bottom w:w="60" w:type="dxa"/>
+              <w:right w:w="80" w:type="dxa"/>
+            </w:tcMar>
+          </w:tcPr>
+          <w:p>
+            <w:pPr>
+              <w:spacing w:before="0" w:after="160" w:line="278" w:lineRule="auto"/>
+              <w:ind w:firstLine="0"/>
+              <w:rPr>
+                <w:sz w:val="24"/>
+                <w:szCs w:val="24"/>
+                <w:lang w:val="en-US" w:eastAsia="es-CO"/>
+              </w:rPr>
+            </w:pPr>
+            <w:r>
+              <w:rPr>
+                <w:sz w:val="24"/>
+                <w:szCs w:val="24"/>
+                <w:lang w:val="en-US" w:eastAsia="es-CO"/>
+              </w:rPr>
+              <w:t>Olga Constanza Bermúdez Jaimes</w:t>
+            </w:r>
+          </w:p>
+        </w:tc>
+        <w:tc>
+          <w:tcPr>
+            <w:tcW w:w="3261" w:type="dxa"/>
+            <w:tcMar>
+              <w:top w:w="60" w:type="dxa"/>
+              <w:left w:w="80" w:type="dxa"/>
+              <w:bottom w:w="60" w:type="dxa"/>
+              <w:right w:w="80" w:type="dxa"/>
+            </w:tcMar>
+          </w:tcPr>
+          <w:p>
+            <w:pPr>
+              <w:spacing w:before="0" w:after="160" w:line="278" w:lineRule="auto"/>
+              <w:ind w:firstLine="0"/>
+              <w:rPr>
+                <w:sz w:val="24"/>
+                <w:szCs w:val="24"/>
+                <w:lang w:val="es-ES" w:eastAsia="es-CO"/>
+              </w:rPr>
+            </w:pPr>
+            <w:r>
+              <w:rPr>
+                <w:sz w:val="24"/>
+                <w:szCs w:val="24"/>
+                <w:lang w:val="es-ES" w:eastAsia="es-CO"/>
+              </w:rPr>
+              <w:t>Responsable de línea de producción Huila</w:t>
+            </w:r>
+          </w:p>
+        </w:tc>
+        <w:tc>
+          <w:tcPr>
+            <w:tcW w:w="3969" w:type="dxa"/>
+            <w:tcMar>
+              <w:top w:w="60" w:type="dxa"/>
+              <w:left w:w="80" w:type="dxa"/>
+              <w:bottom w:w="60" w:type="dxa"/>
+              <w:right w:w="80" w:type="dxa"/>
+            </w:tcMar>
+          </w:tcPr>
+          <w:p>
+            <w:pPr>
+              <w:spacing w:before="0" w:after="160" w:line="278" w:lineRule="auto"/>
+              <w:ind w:firstLine="0"/>
+              <w:rPr>
+                <w:sz w:val="24"/>
+                <w:szCs w:val="24"/>
+                <w:lang w:val="en-US" w:eastAsia="es-CO"/>
+              </w:rPr>
+            </w:pPr>
+            <w:proofErr w:type="spellStart"/>
+            <w:r>
+              <w:rPr>
+                <w:sz w:val="24"/>
+                <w:szCs w:val="24"/>
+                <w:lang w:val="en-US" w:eastAsia="es-CO"/>
+              </w:rPr>
+              <w:t>Dirección</w:t>
+            </w:r>
+            <w:proofErr w:type="spellEnd"/>
+            <w:r>
+              <w:rPr>
+                <w:sz w:val="24"/>
+                <w:szCs w:val="24"/>
+                <w:lang w:val="en-US" w:eastAsia="es-CO"/>
+              </w:rPr>
+              <w:t xml:space="preserve"> General</w:t>
             </w:r>
           </w:p>
         </w:tc>
@@ -14444,19 +15012,21 @@
           </w:tcPr>
           <w:p>
             <w:pPr>
-              <w:spacing w:before="0" w:after="0" w:line="240" w:lineRule="auto"/>
+              <w:spacing w:before="0" w:after="160" w:line="278" w:lineRule="auto"/>
               <w:ind w:firstLine="0"/>
               <w:rPr>
                 <w:sz w:val="24"/>
-                <w:lang w:eastAsia="es-CO"/>
+                <w:szCs w:val="24"/>
+                <w:lang w:val="en-US" w:eastAsia="es-CO"/>
               </w:rPr>
             </w:pPr>
             <w:r>
               <w:rPr>
                 <w:sz w:val="24"/>
-                <w:lang w:eastAsia="es-CO"/>
-              </w:rPr>
-              <w:t>Claudia Johanna Gómez Pérez</w:t>
+                <w:szCs w:val="24"/>
+                <w:lang w:val="en-US" w:eastAsia="es-CO"/>
+              </w:rPr>
+              <w:t>Paola Andrea Tello Zambrano</w:t>
             </w:r>
           </w:p>
         </w:tc>
@@ -14472,51 +15042,42 @@
           </w:tcPr>
           <w:p>
             <w:pPr>
-              <w:spacing w:line="240" w:lineRule="auto"/>
+              <w:spacing w:before="0" w:after="160" w:line="278" w:lineRule="auto"/>
               <w:ind w:firstLine="0"/>
               <w:rPr>
                 <w:sz w:val="24"/>
-                <w:lang w:val="es-ES" w:eastAsia="es-CO"/>
+                <w:szCs w:val="24"/>
+                <w:lang w:val="en-US" w:eastAsia="es-CO"/>
               </w:rPr>
             </w:pPr>
-            <w:r>
-              <w:rPr>
-                <w:sz w:val="24"/>
-                <w:lang w:val="es-419" w:eastAsia="es-CO"/>
-              </w:rPr>
-              <w:t>Profesional 06</w:t>
-            </w:r>
-            <w:r>
-              <w:rPr>
-                <w:sz w:val="24"/>
-                <w:lang w:val="es-ES" w:eastAsia="es-CO"/>
-              </w:rPr>
-              <w:t> </w:t>
-            </w:r>
-          </w:p>
-          <w:p>
-            <w:pPr>
-              <w:spacing w:line="240" w:lineRule="auto"/>
-              <w:ind w:firstLine="0"/>
-              <w:rPr>
-                <w:sz w:val="24"/>
-                <w:lang w:val="es-ES" w:eastAsia="es-CO"/>
-              </w:rPr>
-            </w:pPr>
-            <w:r>
-              <w:rPr>
-                <w:sz w:val="24"/>
-                <w:lang w:val="es-419" w:eastAsia="es-CO"/>
-              </w:rPr>
-              <w:t>Responsable Ecosistema Virtual de Recursos Educativos Digitales</w:t>
-            </w:r>
-            <w:r>
-              <w:rPr>
-                <w:sz w:val="24"/>
-                <w:lang w:val="es-ES" w:eastAsia="es-CO"/>
-              </w:rPr>
-              <w:t> </w:t>
-            </w:r>
+            <w:proofErr w:type="spellStart"/>
+            <w:r>
+              <w:rPr>
+                <w:sz w:val="24"/>
+                <w:szCs w:val="24"/>
+                <w:lang w:val="en-US" w:eastAsia="es-CO"/>
+              </w:rPr>
+              <w:t>Experta</w:t>
+            </w:r>
+            <w:proofErr w:type="spellEnd"/>
+            <w:r>
+              <w:rPr>
+                <w:sz w:val="24"/>
+                <w:szCs w:val="24"/>
+                <w:lang w:val="en-US" w:eastAsia="es-CO"/>
+              </w:rPr>
+              <w:t xml:space="preserve"> </w:t>
+            </w:r>
+            <w:proofErr w:type="spellStart"/>
+            <w:r>
+              <w:rPr>
+                <w:sz w:val="24"/>
+                <w:szCs w:val="24"/>
+                <w:lang w:val="en-US" w:eastAsia="es-CO"/>
+              </w:rPr>
+              <w:t>temática</w:t>
+            </w:r>
+            <w:proofErr w:type="spellEnd"/>
           </w:p>
         </w:tc>
         <w:tc>
@@ -14531,19 +15092,21 @@
           </w:tcPr>
           <w:p>
             <w:pPr>
-              <w:spacing w:before="0" w:after="0" w:line="240" w:lineRule="auto"/>
+              <w:spacing w:before="0" w:after="160" w:line="278" w:lineRule="auto"/>
               <w:ind w:firstLine="0"/>
               <w:rPr>
                 <w:sz w:val="24"/>
-                <w:lang w:eastAsia="es-CO"/>
+                <w:szCs w:val="24"/>
+                <w:lang w:val="es-ES" w:eastAsia="es-CO"/>
               </w:rPr>
             </w:pPr>
             <w:r>
               <w:rPr>
                 <w:sz w:val="24"/>
-                <w:lang w:eastAsia="es-CO"/>
-              </w:rPr>
-              <w:t>Centro Agroturístico - Regional Santander</w:t>
+                <w:szCs w:val="24"/>
+                <w:lang w:val="es-ES" w:eastAsia="es-CO"/>
+              </w:rPr>
+              <w:t>Centro Agroempresarial y Desarrollo Pecuario - Regional Huila</w:t>
             </w:r>
           </w:p>
         </w:tc>
@@ -14561,29 +15124,22 @@
           </w:tcPr>
           <w:p>
             <w:pPr>
-              <w:spacing w:before="0" w:after="0" w:line="240" w:lineRule="auto"/>
+              <w:spacing w:before="0" w:after="160" w:line="278" w:lineRule="auto"/>
               <w:ind w:firstLine="0"/>
               <w:rPr>
                 <w:sz w:val="24"/>
-                <w:lang w:eastAsia="es-CO"/>
+                <w:szCs w:val="24"/>
+                <w:lang w:val="en-US" w:eastAsia="es-CO"/>
               </w:rPr>
             </w:pPr>
             <w:r>
               <w:rPr>
                 <w:sz w:val="24"/>
-                <w:lang w:eastAsia="es-CO"/>
-              </w:rPr>
-              <w:t xml:space="preserve">Olga Constanza Bermúdez </w:t>
-            </w:r>
-            <w:proofErr w:type="spellStart"/>
-            <w:r>
-              <w:rPr>
-                <w:sz w:val="24"/>
-                <w:lang w:eastAsia="es-CO"/>
-              </w:rPr>
-              <w:t>Jaimes</w:t>
-            </w:r>
-            <w:proofErr w:type="spellEnd"/>
+                <w:szCs w:val="24"/>
+                <w:lang w:val="en-US" w:eastAsia="es-CO"/>
+              </w:rPr>
+              <w:t>Paola Alexandra Moya Peralta</w:t>
+            </w:r>
           </w:p>
         </w:tc>
         <w:tc>
@@ -14598,20 +15154,42 @@
           </w:tcPr>
           <w:p>
             <w:pPr>
-              <w:spacing w:before="0" w:after="0" w:line="240" w:lineRule="auto"/>
+              <w:spacing w:before="0" w:after="160" w:line="278" w:lineRule="auto"/>
               <w:ind w:firstLine="0"/>
               <w:rPr>
                 <w:sz w:val="24"/>
-                <w:lang w:eastAsia="es-CO"/>
+                <w:szCs w:val="24"/>
+                <w:lang w:val="en-US" w:eastAsia="es-CO"/>
               </w:rPr>
             </w:pPr>
-            <w:r>
-              <w:rPr>
-                <w:sz w:val="24"/>
-                <w:lang w:eastAsia="es-CO"/>
-              </w:rPr>
-              <w:t>Responsable de línea de producción Huila</w:t>
-            </w:r>
+            <w:proofErr w:type="spellStart"/>
+            <w:r>
+              <w:rPr>
+                <w:sz w:val="24"/>
+                <w:szCs w:val="24"/>
+                <w:lang w:val="en-US" w:eastAsia="es-CO"/>
+              </w:rPr>
+              <w:t>Evaluadora</w:t>
+            </w:r>
+            <w:proofErr w:type="spellEnd"/>
+            <w:r>
+              <w:rPr>
+                <w:sz w:val="24"/>
+                <w:szCs w:val="24"/>
+                <w:lang w:val="en-US" w:eastAsia="es-CO"/>
+              </w:rPr>
+              <w:t xml:space="preserve"> </w:t>
+            </w:r>
+            <w:proofErr w:type="spellStart"/>
+            <w:r>
+              <w:rPr>
+                <w:sz w:val="24"/>
+                <w:szCs w:val="24"/>
+                <w:lang w:val="en-US" w:eastAsia="es-CO"/>
+              </w:rPr>
+              <w:t>instruccional</w:t>
+            </w:r>
+            <w:proofErr w:type="spellEnd"/>
           </w:p>
         </w:tc>
         <w:tc>
@@ -14626,19 +15204,275 @@
           </w:tcPr>
           <w:p>
             <w:pPr>
-              <w:spacing w:before="0" w:after="0" w:line="240" w:lineRule="auto"/>
+              <w:spacing w:before="0" w:after="160" w:line="278" w:lineRule="auto"/>
               <w:ind w:firstLine="0"/>
               <w:rPr>
                 <w:sz w:val="24"/>
-                <w:lang w:eastAsia="es-CO"/>
+                <w:szCs w:val="24"/>
+                <w:lang w:val="es-ES" w:eastAsia="es-CO"/>
               </w:rPr>
             </w:pPr>
             <w:r>
               <w:rPr>
                 <w:sz w:val="24"/>
-                <w:lang w:eastAsia="es-CO"/>
-              </w:rPr>
-              <w:t>Dirección General</w:t>
+                <w:szCs w:val="24"/>
+                <w:lang w:val="es-ES" w:eastAsia="es-CO"/>
+              </w:rPr>
+              <w:t>Centro Agroempresarial y Desarrollo Pecuario - Regional Huila</w:t>
+            </w:r>
+          </w:p>
+        </w:tc>
+      </w:tr>
+      <w:tr>
+        <w:trPr>
+          <w:cnfStyle w:val="000000100000" w:firstRow="0" w:lastRow="0" w:firstColumn="0" w:lastColumn="0" w:oddVBand="0" w:evenVBand="0" w:oddHBand="1" w:evenHBand="0" w:firstRowFirstColumn="0" w:firstRowLastColumn="0" w:lastRowFirstColumn="0" w:lastRowLastColumn="0"/>
+          <w:trHeight w:val="982"/>
+        </w:trPr>
+        <w:tc>
+          <w:tcPr>
+            <w:tcW w:w="2830" w:type="dxa"/>
+            <w:tcBorders>
+              <w:top w:val="single" w:sz="6" w:space="0" w:color="D2E1F1"/>
+              <w:left w:val="single" w:sz="6" w:space="0" w:color="D2E1F1"/>
+              <w:bottom w:val="single" w:sz="6" w:space="0" w:color="D2E1F1"/>
+              <w:right w:val="single" w:sz="6" w:space="0" w:color="D2E1F1"/>
+            </w:tcBorders>
+            <w:shd w:val="clear" w:color="auto" w:fill="auto"/>
+            <w:tcMar>
+              <w:top w:w="0" w:type="dxa"/>
+              <w:left w:w="80" w:type="dxa"/>
+              <w:bottom w:w="0" w:type="dxa"/>
+              <w:right w:w="80" w:type="dxa"/>
+            </w:tcMar>
+          </w:tcPr>
+          <w:p>
+            <w:pPr>
+              <w:spacing w:before="0" w:after="160" w:line="278" w:lineRule="auto"/>
+              <w:ind w:firstLine="0"/>
+              <w:rPr>
+                <w:sz w:val="24"/>
+                <w:szCs w:val="24"/>
+                <w:lang w:val="en-US" w:eastAsia="es-CO"/>
+              </w:rPr>
+            </w:pPr>
+            <w:r>
+              <w:rPr>
+                <w:sz w:val="24"/>
+                <w:szCs w:val="24"/>
+                <w:lang w:val="en-US"/>
+              </w:rPr>
+              <w:t>Juan Jose Calderon Gutierrez</w:t>
+            </w:r>
+          </w:p>
+        </w:tc>
+        <w:tc>
+          <w:tcPr>
+            <w:tcW w:w="3261" w:type="dxa"/>
+            <w:tcMar>
+              <w:top w:w="60" w:type="dxa"/>
+              <w:left w:w="80" w:type="dxa"/>
+              <w:bottom w:w="60" w:type="dxa"/>
+              <w:right w:w="80" w:type="dxa"/>
+            </w:tcMar>
+          </w:tcPr>
+          <w:p>
+            <w:pPr>
+              <w:spacing w:before="0" w:after="160" w:line="278" w:lineRule="auto"/>
+              <w:ind w:firstLine="0"/>
+              <w:rPr>
+                <w:sz w:val="24"/>
+                <w:szCs w:val="24"/>
+                <w:lang w:val="en-US" w:eastAsia="es-CO"/>
+              </w:rPr>
+            </w:pPr>
+            <w:proofErr w:type="spellStart"/>
+            <w:r>
+              <w:rPr>
+                <w:sz w:val="24"/>
+                <w:szCs w:val="24"/>
+                <w:lang w:val="en-US" w:eastAsia="es-CO"/>
+              </w:rPr>
+              <w:t>Diseñador</w:t>
+            </w:r>
+            <w:proofErr w:type="spellEnd"/>
+            <w:r>
+              <w:rPr>
+                <w:sz w:val="24"/>
+                <w:szCs w:val="24"/>
+                <w:lang w:val="en-US" w:eastAsia="es-CO"/>
+              </w:rPr>
+              <w:t xml:space="preserve"> de </w:t>
+            </w:r>
+            <w:proofErr w:type="spellStart"/>
+            <w:r>
+              <w:rPr>
+                <w:sz w:val="24"/>
+                <w:szCs w:val="24"/>
+                <w:lang w:val="en-US" w:eastAsia="es-CO"/>
+              </w:rPr>
+              <w:t>contenidos</w:t>
+            </w:r>
+            <w:proofErr w:type="spellEnd"/>
+            <w:r>
+              <w:rPr>
+                <w:sz w:val="24"/>
+                <w:szCs w:val="24"/>
+                <w:lang w:val="en-US" w:eastAsia="es-CO"/>
+              </w:rPr>
+              <w:t xml:space="preserve"> </w:t>
+            </w:r>
+            <w:proofErr w:type="spellStart"/>
+            <w:r>
+              <w:rPr>
+                <w:sz w:val="24"/>
+                <w:szCs w:val="24"/>
+                <w:lang w:val="en-US" w:eastAsia="es-CO"/>
+              </w:rPr>
+              <w:t>digitales</w:t>
+            </w:r>
+            <w:proofErr w:type="spellEnd"/>
+          </w:p>
+        </w:tc>
+        <w:tc>
+          <w:tcPr>
+            <w:tcW w:w="3969" w:type="dxa"/>
+            <w:tcMar>
+              <w:top w:w="60" w:type="dxa"/>
+              <w:left w:w="80" w:type="dxa"/>
+              <w:bottom w:w="60" w:type="dxa"/>
+              <w:right w:w="80" w:type="dxa"/>
+            </w:tcMar>
+          </w:tcPr>
+          <w:p>
+            <w:pPr>
+              <w:spacing w:before="0" w:after="160" w:line="278" w:lineRule="auto"/>
+              <w:ind w:firstLine="0"/>
+              <w:rPr>
+                <w:sz w:val="24"/>
+                <w:szCs w:val="24"/>
+                <w:lang w:val="es-ES" w:eastAsia="es-CO"/>
+              </w:rPr>
+            </w:pPr>
+            <w:r>
+              <w:rPr>
+                <w:sz w:val="24"/>
+                <w:szCs w:val="24"/>
+                <w:lang w:val="es-ES" w:eastAsia="es-CO"/>
+              </w:rPr>
+              <w:t>Centro Agroempresarial y Desarrollo Pecuario - Regional Huila</w:t>
+            </w:r>
+          </w:p>
+        </w:tc>
+      </w:tr>
+      <w:tr>
+        <w:tc>
+          <w:tcPr>
+            <w:tcW w:w="2830" w:type="dxa"/>
+            <w:tcMar>
+              <w:top w:w="60" w:type="dxa"/>
+              <w:left w:w="80" w:type="dxa"/>
+              <w:bottom w:w="60" w:type="dxa"/>
+              <w:right w:w="80" w:type="dxa"/>
+            </w:tcMar>
+          </w:tcPr>
+          <w:p>
+            <w:pPr>
+              <w:spacing w:before="0" w:after="160" w:line="278" w:lineRule="auto"/>
+              <w:ind w:firstLine="0"/>
+              <w:rPr>
+                <w:sz w:val="24"/>
+                <w:szCs w:val="24"/>
+                <w:lang w:val="es-419" w:eastAsia="es-CO"/>
+              </w:rPr>
+            </w:pPr>
+            <w:r>
+              <w:rPr>
+                <w:sz w:val="24"/>
+                <w:szCs w:val="24"/>
+                <w:lang w:val="es-419" w:eastAsia="es-CO"/>
+              </w:rPr>
+              <w:t>Robinson Javier Ordoñez Barreiro</w:t>
+            </w:r>
+          </w:p>
+        </w:tc>
+        <w:tc>
+          <w:tcPr>
+            <w:tcW w:w="3261" w:type="dxa"/>
+            <w:tcMar>
+              <w:top w:w="60" w:type="dxa"/>
+              <w:left w:w="80" w:type="dxa"/>
+              <w:bottom w:w="60" w:type="dxa"/>
+              <w:right w:w="80" w:type="dxa"/>
+            </w:tcMar>
+          </w:tcPr>
+          <w:p>
+            <w:pPr>
+              <w:spacing w:before="0" w:after="160" w:line="278" w:lineRule="auto"/>
+              <w:ind w:firstLine="0"/>
+              <w:rPr>
+                <w:sz w:val="24"/>
+                <w:szCs w:val="24"/>
+                <w:lang w:val="en-US" w:eastAsia="es-CO"/>
+              </w:rPr>
+            </w:pPr>
+            <w:proofErr w:type="spellStart"/>
+            <w:r>
+              <w:rPr>
+                <w:sz w:val="24"/>
+                <w:szCs w:val="24"/>
+                <w:lang w:val="en-US" w:eastAsia="es-CO"/>
+              </w:rPr>
+              <w:t>Desarrollador</w:t>
+            </w:r>
+            <w:proofErr w:type="spellEnd"/>
+            <w:r>
+              <w:rPr>
+                <w:sz w:val="24"/>
+                <w:szCs w:val="24"/>
+                <w:lang w:val="en-US" w:eastAsia="es-CO"/>
+              </w:rPr>
+              <w:t xml:space="preserve"> </w:t>
+            </w:r>
+            <w:proofErr w:type="spellStart"/>
+            <w:r>
+              <w:rPr>
+                <w:spacing w:val="20"/>
+                <w:sz w:val="24"/>
+                <w:szCs w:val="24"/>
+                <w:lang w:val="en-US" w:eastAsia="es-CO"/>
+              </w:rPr>
+              <w:t>fullstack</w:t>
+            </w:r>
+            <w:proofErr w:type="spellEnd"/>
+          </w:p>
+        </w:tc>
+        <w:tc>
+          <w:tcPr>
+            <w:tcW w:w="3969" w:type="dxa"/>
+            <w:tcMar>
+              <w:top w:w="60" w:type="dxa"/>
+              <w:left w:w="80" w:type="dxa"/>
+              <w:bottom w:w="60" w:type="dxa"/>
+              <w:right w:w="80" w:type="dxa"/>
+            </w:tcMar>
+          </w:tcPr>
+          <w:p>
+            <w:pPr>
+              <w:spacing w:before="0" w:after="160" w:line="278" w:lineRule="auto"/>
+              <w:ind w:firstLine="0"/>
+              <w:rPr>
+                <w:sz w:val="24"/>
+                <w:szCs w:val="24"/>
+                <w:lang w:val="es-ES" w:eastAsia="es-CO"/>
+              </w:rPr>
+            </w:pPr>
+            <w:r>
+              <w:rPr>
+                <w:sz w:val="24"/>
+                <w:szCs w:val="24"/>
+                <w:lang w:val="es-ES" w:eastAsia="es-CO"/>
+              </w:rPr>
+              <w:t>Centro Agroempresarial y Desarrollo Pecuario - Regional Huila</w:t>
             </w:r>
           </w:p>
         </w:tc>
@@ -14659,19 +15493,21 @@
           </w:tcPr>
           <w:p>
             <w:pPr>
-              <w:spacing w:before="0" w:after="0" w:line="240" w:lineRule="auto"/>
+              <w:spacing w:before="0" w:after="160" w:line="278" w:lineRule="auto"/>
               <w:ind w:firstLine="0"/>
               <w:rPr>
                 <w:sz w:val="24"/>
-                <w:lang w:eastAsia="es-CO"/>
+                <w:szCs w:val="24"/>
+                <w:lang w:val="es-419" w:eastAsia="es-CO"/>
               </w:rPr>
             </w:pPr>
             <w:r>
               <w:rPr>
                 <w:sz w:val="24"/>
-                <w:lang w:eastAsia="es-CO"/>
-              </w:rPr>
-              <w:t>Paola Andrea Tello Zambrano</w:t>
+                <w:szCs w:val="24"/>
+                <w:lang w:val="es-419" w:eastAsia="es-CO"/>
+              </w:rPr>
+              <w:t>Alejandro Delgado Acosta</w:t>
             </w:r>
           </w:p>
         </w:tc>
@@ -14687,40 +15523,67 @@
           </w:tcPr>
           <w:p>
             <w:pPr>
-              <w:spacing w:before="0" w:after="0" w:line="240" w:lineRule="auto"/>
+              <w:spacing w:before="0" w:after="160" w:line="278" w:lineRule="auto"/>
               <w:ind w:firstLine="0"/>
               <w:rPr>
                 <w:sz w:val="24"/>
-                <w:lang w:eastAsia="es-CO"/>
+                <w:szCs w:val="24"/>
+                <w:lang w:val="en-US" w:eastAsia="es-CO"/>
               </w:rPr>
             </w:pPr>
-            <w:r>
-              <w:rPr>
-                <w:sz w:val="24"/>
-                <w:lang w:eastAsia="es-CO"/>
-              </w:rPr>
-              <w:t>Expert</w:t>
-            </w:r>
-            <w:r>
-              <w:rPr>
-                <w:sz w:val="24"/>
-                <w:lang w:eastAsia="es-CO"/>
-              </w:rPr>
-              <w:t>a</w:t>
-            </w:r>
-            <w:r>
-              <w:rPr>
-                <w:sz w:val="24"/>
-                <w:lang w:eastAsia="es-CO"/>
-              </w:rPr>
-              <w:t xml:space="preserve"> temátic</w:t>
-            </w:r>
-            <w:r>
-              <w:rPr>
-                <w:sz w:val="24"/>
-                <w:lang w:eastAsia="es-CO"/>
-              </w:rPr>
-              <w:t>a</w:t>
+            <w:proofErr w:type="spellStart"/>
+            <w:r>
+              <w:rPr>
+                <w:sz w:val="24"/>
+                <w:szCs w:val="24"/>
+                <w:lang w:val="en-US" w:eastAsia="es-CO"/>
+              </w:rPr>
+              <w:t>Intérprete</w:t>
+            </w:r>
+            <w:proofErr w:type="spellEnd"/>
+            <w:r>
+              <w:rPr>
+                <w:sz w:val="24"/>
+                <w:szCs w:val="24"/>
+                <w:lang w:val="en-US" w:eastAsia="es-CO"/>
+              </w:rPr>
+              <w:t xml:space="preserve"> </w:t>
+            </w:r>
+            <w:proofErr w:type="spellStart"/>
+            <w:r>
+              <w:rPr>
+                <w:sz w:val="24"/>
+                <w:szCs w:val="24"/>
+                <w:lang w:val="en-US" w:eastAsia="es-CO"/>
+              </w:rPr>
+              <w:t>lenguaje</w:t>
+            </w:r>
+            <w:proofErr w:type="spellEnd"/>
+            <w:r>
+              <w:rPr>
+                <w:sz w:val="24"/>
+                <w:szCs w:val="24"/>
+                <w:lang w:val="en-US" w:eastAsia="es-CO"/>
+              </w:rPr>
+              <w:t xml:space="preserve"> de </w:t>
+            </w:r>
+            <w:proofErr w:type="spellStart"/>
+            <w:r>
+              <w:rPr>
+                <w:sz w:val="24"/>
+                <w:szCs w:val="24"/>
+                <w:lang w:val="en-US" w:eastAsia="es-CO"/>
+              </w:rPr>
+              <w:t>señas</w:t>
+            </w:r>
+            <w:proofErr w:type="spellEnd"/>
+            <w:r>
+              <w:rPr>
+                <w:sz w:val="24"/>
+                <w:szCs w:val="24"/>
+                <w:lang w:val="en-US" w:eastAsia="es-CO"/>
+              </w:rPr>
+              <w:t> </w:t>
             </w:r>
           </w:p>
         </w:tc>
@@ -14736,19 +15599,21 @@
           </w:tcPr>
           <w:p>
             <w:pPr>
-              <w:spacing w:before="0" w:after="0" w:line="240" w:lineRule="auto"/>
+              <w:spacing w:before="0" w:after="160" w:line="278" w:lineRule="auto"/>
               <w:ind w:firstLine="0"/>
               <w:rPr>
                 <w:sz w:val="24"/>
-                <w:lang w:eastAsia="es-CO"/>
+                <w:szCs w:val="24"/>
+                <w:lang w:val="es-ES" w:eastAsia="es-CO"/>
               </w:rPr>
             </w:pPr>
             <w:r>
               <w:rPr>
                 <w:sz w:val="24"/>
-                <w:lang w:eastAsia="es-CO"/>
-              </w:rPr>
-              <w:t>Centro Agroempresarial y Desarrollo Pecuario - Regional Huila</w:t>
+                <w:szCs w:val="24"/>
+                <w:lang w:val="es-ES" w:eastAsia="es-CO"/>
+              </w:rPr>
+              <w:t>Centro Agroempresarial y Desarrollo Pecuario - Regional Huila </w:t>
             </w:r>
           </w:p>
         </w:tc>
@@ -14766,19 +15631,21 @@
           </w:tcPr>
           <w:p>
             <w:pPr>
-              <w:spacing w:before="0" w:after="0" w:line="240" w:lineRule="auto"/>
+              <w:spacing w:before="0" w:after="160" w:line="278" w:lineRule="auto"/>
               <w:ind w:firstLine="0"/>
               <w:rPr>
                 <w:sz w:val="24"/>
-                <w:lang w:eastAsia="es-CO"/>
+                <w:szCs w:val="24"/>
+                <w:lang w:val="es-419" w:eastAsia="es-CO"/>
               </w:rPr>
             </w:pPr>
             <w:r>
               <w:rPr>
                 <w:sz w:val="24"/>
-                <w:lang w:eastAsia="es-CO"/>
-              </w:rPr>
-              <w:t>Paola Alexandra Moya Peralta</w:t>
+                <w:szCs w:val="24"/>
+                <w:lang w:val="es-419" w:eastAsia="es-CO"/>
+              </w:rPr>
+              <w:t>Cristhian Giovanni Gordillo Segura</w:t>
             </w:r>
           </w:p>
         </w:tc>
@@ -14794,234 +15661,66 @@
           </w:tcPr>
           <w:p>
             <w:pPr>
-              <w:spacing w:before="0" w:after="0" w:line="240" w:lineRule="auto"/>
+              <w:spacing w:before="0" w:after="160" w:line="278" w:lineRule="auto"/>
               <w:ind w:firstLine="0"/>
               <w:rPr>
                 <w:sz w:val="24"/>
-                <w:lang w:eastAsia="es-CO"/>
+                <w:szCs w:val="24"/>
+                <w:lang w:val="en-US" w:eastAsia="es-CO"/>
               </w:rPr>
             </w:pPr>
-            <w:r>
-              <w:rPr>
-                <w:sz w:val="24"/>
-                <w:lang w:eastAsia="es-CO"/>
-              </w:rPr>
-              <w:t>Evaluadora instruccional</w:t>
-            </w:r>
-          </w:p>
-        </w:tc>
-        <w:tc>
-          <w:tcPr>
-            <w:tcW w:w="3969" w:type="dxa"/>
-            <w:tcMar>
-              <w:top w:w="60" w:type="dxa"/>
-              <w:left w:w="80" w:type="dxa"/>
-              <w:bottom w:w="60" w:type="dxa"/>
-              <w:right w:w="80" w:type="dxa"/>
-            </w:tcMar>
-          </w:tcPr>
-          <w:p>
-            <w:pPr>
-              <w:spacing w:before="0" w:after="0" w:line="240" w:lineRule="auto"/>
-              <w:ind w:firstLine="0"/>
-              <w:rPr>
-                <w:sz w:val="24"/>
-                <w:lang w:eastAsia="es-CO"/>
-              </w:rPr>
-            </w:pPr>
-            <w:r>
-              <w:rPr>
-                <w:sz w:val="24"/>
-                <w:lang w:eastAsia="es-CO"/>
-              </w:rPr>
-              <w:t>Centro Agroempresarial y Desarrollo Pecuario - Regional Huila</w:t>
-            </w:r>
-          </w:p>
-        </w:tc>
-      </w:tr>
-      <w:tr>
-        <w:trPr>
-          <w:cnfStyle w:val="000000100000" w:firstRow="0" w:lastRow="0" w:firstColumn="0" w:lastColumn="0" w:oddVBand="0" w:evenVBand="0" w:oddHBand="1" w:evenHBand="0" w:firstRowFirstColumn="0" w:firstRowLastColumn="0" w:lastRowFirstColumn="0" w:lastRowLastColumn="0"/>
-        </w:trPr>
-        <w:tc>
-          <w:tcPr>
-            <w:tcW w:w="2830" w:type="dxa"/>
-            <w:tcBorders>
-              <w:top w:val="single" w:sz="6" w:space="0" w:color="D2E1F1"/>
-              <w:left w:val="single" w:sz="6" w:space="0" w:color="D2E1F1"/>
-              <w:bottom w:val="single" w:sz="6" w:space="0" w:color="D2E1F1"/>
-              <w:right w:val="single" w:sz="6" w:space="0" w:color="D2E1F1"/>
-            </w:tcBorders>
-            <w:shd w:val="clear" w:color="auto" w:fill="auto"/>
-            <w:tcMar>
-              <w:top w:w="60" w:type="dxa"/>
-              <w:left w:w="80" w:type="dxa"/>
-              <w:bottom w:w="60" w:type="dxa"/>
-              <w:right w:w="80" w:type="dxa"/>
-            </w:tcMar>
-            <w:vAlign w:val="center"/>
-          </w:tcPr>
-          <w:p>
-            <w:pPr>
-              <w:ind w:firstLine="0"/>
-              <w:rPr>
-                <w:sz w:val="24"/>
-                <w:lang w:eastAsia="es-CO"/>
-              </w:rPr>
-            </w:pPr>
-            <w:r>
-              <w:t xml:space="preserve">Juan </w:t>
-            </w:r>
             <w:proofErr w:type="spellStart"/>
             <w:r>
-              <w:t>Jose</w:t>
+              <w:rPr>
+                <w:sz w:val="24"/>
+                <w:szCs w:val="24"/>
+                <w:lang w:val="en-US" w:eastAsia="es-CO"/>
+              </w:rPr>
+              <w:t>Intérprete</w:t>
             </w:r>
             <w:proofErr w:type="spellEnd"/>
             <w:r>
-              <w:t xml:space="preserve"> Calderon </w:t>
+              <w:rPr>
+                <w:sz w:val="24"/>
+                <w:szCs w:val="24"/>
+                <w:lang w:val="en-US" w:eastAsia="es-CO"/>
+              </w:rPr>
+              <w:t xml:space="preserve"> </w:t>
             </w:r>
             <w:proofErr w:type="spellStart"/>
             <w:r>
-              <w:t>Gutierrez</w:t>
+              <w:rPr>
+                <w:sz w:val="24"/>
+                <w:szCs w:val="24"/>
+                <w:lang w:val="en-US" w:eastAsia="es-CO"/>
+              </w:rPr>
+              <w:t>l</w:t>
+            </w:r>
+            <w:r>
+              <w:rPr>
+                <w:sz w:val="24"/>
+                <w:szCs w:val="24"/>
+                <w:lang w:val="en-US" w:eastAsia="es-CO"/>
+              </w:rPr>
+              <w:t>enguaje</w:t>
             </w:r>
             <w:proofErr w:type="spellEnd"/>
-          </w:p>
-        </w:tc>
-        <w:tc>
-          <w:tcPr>
-            <w:tcW w:w="3261" w:type="dxa"/>
-            <w:tcMar>
-              <w:top w:w="60" w:type="dxa"/>
-              <w:left w:w="80" w:type="dxa"/>
-              <w:bottom w:w="60" w:type="dxa"/>
-              <w:right w:w="80" w:type="dxa"/>
-            </w:tcMar>
-          </w:tcPr>
-          <w:p>
-            <w:pPr>
-              <w:spacing w:before="0" w:after="0" w:line="240" w:lineRule="auto"/>
-              <w:ind w:firstLine="0"/>
-              <w:rPr>
-                <w:sz w:val="24"/>
-                <w:lang w:eastAsia="es-CO"/>
-              </w:rPr>
-            </w:pPr>
-            <w:r>
-              <w:rPr>
-                <w:sz w:val="24"/>
-                <w:lang w:eastAsia="es-CO"/>
-              </w:rPr>
-              <w:t>Diseñador de contenidos digitales</w:t>
-            </w:r>
-          </w:p>
-        </w:tc>
-        <w:tc>
-          <w:tcPr>
-            <w:tcW w:w="3969" w:type="dxa"/>
-            <w:tcMar>
-              <w:top w:w="60" w:type="dxa"/>
-              <w:left w:w="80" w:type="dxa"/>
-              <w:bottom w:w="60" w:type="dxa"/>
-              <w:right w:w="80" w:type="dxa"/>
-            </w:tcMar>
-          </w:tcPr>
-          <w:p>
-            <w:pPr>
-              <w:spacing w:before="0" w:after="0" w:line="240" w:lineRule="auto"/>
-              <w:ind w:firstLine="0"/>
-              <w:rPr>
-                <w:sz w:val="24"/>
-                <w:lang w:eastAsia="es-CO"/>
-              </w:rPr>
-            </w:pPr>
-            <w:r>
-              <w:rPr>
-                <w:sz w:val="24"/>
-                <w:lang w:eastAsia="es-CO"/>
-              </w:rPr>
-              <w:t>Centro Agroempresarial y Desarrollo Pecuario - Regional Huila</w:t>
-            </w:r>
-          </w:p>
-        </w:tc>
-      </w:tr>
-      <w:tr>
-        <w:tc>
-          <w:tcPr>
-            <w:tcW w:w="2830" w:type="dxa"/>
-            <w:tcMar>
-              <w:top w:w="60" w:type="dxa"/>
-              <w:left w:w="80" w:type="dxa"/>
-              <w:bottom w:w="60" w:type="dxa"/>
-              <w:right w:w="80" w:type="dxa"/>
-            </w:tcMar>
-          </w:tcPr>
-          <w:p>
-            <w:pPr>
-              <w:spacing w:before="0" w:after="0" w:line="240" w:lineRule="auto"/>
-              <w:ind w:firstLine="0"/>
-              <w:rPr>
-                <w:sz w:val="24"/>
-                <w:lang w:val="es-419" w:eastAsia="es-CO"/>
-              </w:rPr>
-            </w:pPr>
-            <w:r>
-              <w:rPr>
-                <w:sz w:val="24"/>
-                <w:lang w:val="es-419" w:eastAsia="es-CO"/>
-              </w:rPr>
-              <w:t>Robinson Javier Ordoñez Barreiro</w:t>
-            </w:r>
-          </w:p>
-        </w:tc>
-        <w:tc>
-          <w:tcPr>
-            <w:tcW w:w="3261" w:type="dxa"/>
-            <w:tcMar>
-              <w:top w:w="60" w:type="dxa"/>
-              <w:left w:w="80" w:type="dxa"/>
-              <w:bottom w:w="60" w:type="dxa"/>
-              <w:right w:w="80" w:type="dxa"/>
-            </w:tcMar>
-          </w:tcPr>
-          <w:p>
-            <w:pPr>
-              <w:spacing w:before="0" w:after="0" w:line="240" w:lineRule="auto"/>
-              <w:ind w:firstLine="0"/>
-              <w:rPr>
-                <w:sz w:val="24"/>
-                <w:lang w:eastAsia="es-CO"/>
-              </w:rPr>
-            </w:pPr>
-            <w:r>
-              <w:rPr>
-                <w:sz w:val="24"/>
-                <w:lang w:eastAsia="es-CO"/>
-              </w:rPr>
-              <w:t xml:space="preserve">Desarrollador </w:t>
-            </w:r>
-            <w:r>
-              <w:rPr>
-                <w:spacing w:val="20"/>
-                <w:sz w:val="24"/>
-                <w:lang w:eastAsia="es-CO"/>
-              </w:rPr>
-              <w:t>full</w:t>
-            </w:r>
-            <w:r>
-              <w:rPr>
-                <w:sz w:val="24"/>
-                <w:lang w:eastAsia="es-CO"/>
-              </w:rPr>
-              <w:t xml:space="preserve"> </w:t>
+            <w:r>
+              <w:rPr>
+                <w:sz w:val="24"/>
+                <w:szCs w:val="24"/>
+                <w:lang w:val="en-US" w:eastAsia="es-CO"/>
+              </w:rPr>
+              <w:t xml:space="preserve"> de </w:t>
             </w:r>
             <w:proofErr w:type="spellStart"/>
             <w:r>
               <w:rPr>
-                <w:spacing w:val="20"/>
-                <w:sz w:val="24"/>
-                <w:lang w:eastAsia="es-CO"/>
-              </w:rPr>
-              <w:t>stack</w:t>
+                <w:sz w:val="24"/>
+                <w:szCs w:val="24"/>
+                <w:lang w:val="en-US" w:eastAsia="es-CO"/>
+              </w:rPr>
+              <w:t>señas</w:t>
             </w:r>
             <w:proofErr w:type="spellEnd"/>
           </w:p>
@@ -15038,17 +15737,19 @@
           </w:tcPr>
           <w:p>
             <w:pPr>
-              <w:spacing w:before="0" w:after="0" w:line="240" w:lineRule="auto"/>
+              <w:spacing w:before="0" w:after="160" w:line="278" w:lineRule="auto"/>
               <w:ind w:firstLine="0"/>
               <w:rPr>
                 <w:sz w:val="24"/>
-                <w:lang w:eastAsia="es-CO"/>
+                <w:szCs w:val="24"/>
+                <w:lang w:val="es-ES" w:eastAsia="es-CO"/>
               </w:rPr>
             </w:pPr>
             <w:r>
               <w:rPr>
                 <w:sz w:val="24"/>
-                <w:lang w:eastAsia="es-CO"/>
+                <w:szCs w:val="24"/>
+                <w:lang w:val="es-ES" w:eastAsia="es-CO"/>
               </w:rPr>
               <w:t>Centro Agroempresarial y Desarrollo Pecuario - Regional Huila</w:t>
             </w:r>
@@ -15071,19 +15772,21 @@
           </w:tcPr>
           <w:p>
             <w:pPr>
-              <w:spacing w:before="0" w:after="0" w:line="240" w:lineRule="auto"/>
+              <w:spacing w:before="0" w:after="160" w:line="278" w:lineRule="auto"/>
               <w:ind w:firstLine="0"/>
               <w:rPr>
                 <w:sz w:val="24"/>
-                <w:lang w:val="es-419" w:eastAsia="es-CO"/>
+                <w:szCs w:val="24"/>
+                <w:lang w:val="en-US" w:eastAsia="es-CO"/>
               </w:rPr>
             </w:pPr>
             <w:r>
               <w:rPr>
                 <w:sz w:val="24"/>
-                <w:lang w:val="es-419" w:eastAsia="es-CO"/>
-              </w:rPr>
-              <w:t>Alejandro Delgado Acosta</w:t>
+                <w:szCs w:val="24"/>
+                <w:lang w:val="en-US" w:eastAsia="es-CO"/>
+              </w:rPr>
+              <w:t>Juan Pablo Rojas Polania</w:t>
             </w:r>
           </w:p>
         </w:tc>
@@ -15099,19 +15802,31 @@
           </w:tcPr>
           <w:p>
             <w:pPr>
-              <w:spacing w:before="0" w:after="0" w:line="240" w:lineRule="auto"/>
+              <w:spacing w:before="0" w:after="160" w:line="278" w:lineRule="auto"/>
               <w:ind w:firstLine="0"/>
               <w:rPr>
                 <w:sz w:val="24"/>
-                <w:lang w:eastAsia="es-CO"/>
+                <w:szCs w:val="24"/>
+                <w:lang w:val="en-US" w:eastAsia="es-CO"/>
               </w:rPr>
             </w:pPr>
-            <w:r>
-              <w:rPr>
-                <w:sz w:val="24"/>
-                <w:lang w:eastAsia="es-CO"/>
-              </w:rPr>
-              <w:t>Intérprete lenguaje de señas </w:t>
+            <w:proofErr w:type="spellStart"/>
+            <w:r>
+              <w:rPr>
+                <w:sz w:val="24"/>
+                <w:szCs w:val="24"/>
+                <w:lang w:val="en-US" w:eastAsia="es-CO"/>
+              </w:rPr>
+              <w:t>Animador</w:t>
+            </w:r>
+            <w:proofErr w:type="spellEnd"/>
+            <w:r>
+              <w:rPr>
+                <w:sz w:val="24"/>
+                <w:szCs w:val="24"/>
+                <w:lang w:val="en-US" w:eastAsia="es-CO"/>
+              </w:rPr>
+              <w:t xml:space="preserve"> y productor audiovisual</w:t>
             </w:r>
           </w:p>
         </w:tc>
@@ -15127,19 +15842,21 @@
           </w:tcPr>
           <w:p>
             <w:pPr>
-              <w:spacing w:before="0" w:after="0" w:line="240" w:lineRule="auto"/>
+              <w:spacing w:before="0" w:after="160" w:line="278" w:lineRule="auto"/>
               <w:ind w:firstLine="0"/>
               <w:rPr>
                 <w:sz w:val="24"/>
-                <w:lang w:eastAsia="es-CO"/>
+                <w:szCs w:val="24"/>
+                <w:lang w:val="es-ES" w:eastAsia="es-CO"/>
               </w:rPr>
             </w:pPr>
             <w:r>
               <w:rPr>
                 <w:sz w:val="24"/>
-                <w:lang w:eastAsia="es-CO"/>
-              </w:rPr>
-              <w:t>Centro Agroempresarial y Desarrollo Pecuario - Regional Huila </w:t>
+                <w:szCs w:val="24"/>
+                <w:lang w:val="es-ES" w:eastAsia="es-CO"/>
+              </w:rPr>
+              <w:t>Centro Agroempresarial y Desarrollo Pecuario - Regional Huila</w:t>
             </w:r>
           </w:p>
         </w:tc>
@@ -15157,19 +15874,21 @@
           </w:tcPr>
           <w:p>
             <w:pPr>
-              <w:spacing w:before="0" w:after="0" w:line="240" w:lineRule="auto"/>
+              <w:spacing w:before="0" w:after="160" w:line="278" w:lineRule="auto"/>
               <w:ind w:firstLine="0"/>
               <w:rPr>
                 <w:sz w:val="24"/>
-                <w:lang w:val="es-419" w:eastAsia="es-CO"/>
+                <w:szCs w:val="24"/>
+                <w:lang w:val="en-US" w:eastAsia="es-CO"/>
               </w:rPr>
             </w:pPr>
             <w:r>
               <w:rPr>
                 <w:sz w:val="24"/>
-                <w:lang w:val="es-419" w:eastAsia="es-CO"/>
-              </w:rPr>
-              <w:t>Cristhian Giovanni Gordillo Segura</w:t>
+                <w:szCs w:val="24"/>
+                <w:lang w:val="en-US" w:eastAsia="es-CO"/>
+              </w:rPr>
+              <w:t>Maria Carolina Tamayo Lopez</w:t>
             </w:r>
           </w:p>
         </w:tc>
@@ -15185,20 +15904,24 @@
           </w:tcPr>
           <w:p>
             <w:pPr>
-              <w:spacing w:before="0" w:after="0" w:line="240" w:lineRule="auto"/>
+              <w:spacing w:before="0" w:after="160" w:line="278" w:lineRule="auto"/>
               <w:ind w:firstLine="0"/>
               <w:rPr>
                 <w:sz w:val="24"/>
-                <w:lang w:eastAsia="es-CO"/>
+                <w:szCs w:val="24"/>
+                <w:lang w:val="en-US" w:eastAsia="es-CO"/>
               </w:rPr>
             </w:pPr>
-            <w:r>
-              <w:rPr>
-                <w:sz w:val="24"/>
-                <w:lang w:eastAsia="es-CO"/>
-              </w:rPr>
-              <w:t>Intérprete Lenguaje de señas</w:t>
-            </w:r>
+            <w:proofErr w:type="spellStart"/>
+            <w:r>
+              <w:rPr>
+                <w:sz w:val="24"/>
+                <w:szCs w:val="24"/>
+                <w:lang w:val="en-US" w:eastAsia="es-CO"/>
+              </w:rPr>
+              <w:t>Locución</w:t>
+            </w:r>
+            <w:proofErr w:type="spellEnd"/>
           </w:p>
         </w:tc>
         <w:tc>
@@ -15213,17 +15936,19 @@
           </w:tcPr>
           <w:p>
             <w:pPr>
-              <w:spacing w:before="0" w:after="0" w:line="240" w:lineRule="auto"/>
+              <w:spacing w:before="0" w:after="160" w:line="278" w:lineRule="auto"/>
               <w:ind w:firstLine="0"/>
               <w:rPr>
                 <w:sz w:val="24"/>
-                <w:lang w:eastAsia="es-CO"/>
+                <w:szCs w:val="24"/>
+                <w:lang w:val="es-ES" w:eastAsia="es-CO"/>
               </w:rPr>
             </w:pPr>
             <w:r>
               <w:rPr>
                 <w:sz w:val="24"/>
-                <w:lang w:eastAsia="es-CO"/>
+                <w:szCs w:val="24"/>
+                <w:lang w:val="es-ES" w:eastAsia="es-CO"/>
               </w:rPr>
               <w:t>Centro Agroempresarial y Desarrollo Pecuario - Regional Huila</w:t>
             </w:r>
@@ -15246,19 +15971,22 @@
           </w:tcPr>
           <w:p>
             <w:pPr>
-              <w:spacing w:before="0" w:after="0" w:line="240" w:lineRule="auto"/>
+              <w:spacing w:before="0" w:after="160" w:line="278" w:lineRule="auto"/>
               <w:ind w:firstLine="0"/>
               <w:rPr>
                 <w:sz w:val="24"/>
-                <w:lang w:eastAsia="es-CO"/>
+                <w:szCs w:val="24"/>
+                <w:lang w:val="en-US" w:eastAsia="es-CO"/>
               </w:rPr>
             </w:pPr>
             <w:r>
               <w:rPr>
                 <w:sz w:val="24"/>
-                <w:lang w:eastAsia="es-CO"/>
-              </w:rPr>
-              <w:t>Juan Pablo Rojas Polania</w:t>
+                <w:szCs w:val="24"/>
+                <w:lang w:val="en-US" w:eastAsia="es-CO"/>
+              </w:rPr>
+              <w:lastRenderedPageBreak/>
+              <w:t>German Acosta Ramos</w:t>
             </w:r>
           </w:p>
         </w:tc>
@@ -15274,20 +16002,24 @@
           </w:tcPr>
           <w:p>
             <w:pPr>
-              <w:spacing w:before="0" w:after="0" w:line="240" w:lineRule="auto"/>
+              <w:spacing w:before="0" w:after="160" w:line="278" w:lineRule="auto"/>
               <w:ind w:firstLine="0"/>
               <w:rPr>
                 <w:sz w:val="24"/>
-                <w:lang w:eastAsia="es-CO"/>
+                <w:szCs w:val="24"/>
+                <w:lang w:val="en-US" w:eastAsia="es-CO"/>
               </w:rPr>
             </w:pPr>
-            <w:r>
-              <w:rPr>
-                <w:sz w:val="24"/>
-                <w:lang w:eastAsia="es-CO"/>
-              </w:rPr>
-              <w:t>Animador y productor audiovisual</w:t>
-            </w:r>
+            <w:proofErr w:type="spellStart"/>
+            <w:r>
+              <w:rPr>
+                <w:sz w:val="24"/>
+                <w:szCs w:val="24"/>
+                <w:lang w:val="en-US" w:eastAsia="es-CO"/>
+              </w:rPr>
+              <w:t>Locución</w:t>
+            </w:r>
+            <w:proofErr w:type="spellEnd"/>
           </w:p>
         </w:tc>
         <w:tc>
@@ -15302,17 +16034,19 @@
           </w:tcPr>
           <w:p>
             <w:pPr>
-              <w:spacing w:before="0" w:after="0" w:line="240" w:lineRule="auto"/>
+              <w:spacing w:before="0" w:after="160" w:line="278" w:lineRule="auto"/>
               <w:ind w:firstLine="0"/>
               <w:rPr>
                 <w:sz w:val="24"/>
-                <w:lang w:eastAsia="es-CO"/>
+                <w:szCs w:val="24"/>
+                <w:lang w:val="es-ES" w:eastAsia="es-CO"/>
               </w:rPr>
             </w:pPr>
             <w:r>
               <w:rPr>
                 <w:sz w:val="24"/>
-                <w:lang w:eastAsia="es-CO"/>
+                <w:szCs w:val="24"/>
+                <w:lang w:val="es-ES" w:eastAsia="es-CO"/>
               </w:rPr>
               <w:t>Centro Agroempresarial y Desarrollo Pecuario - Regional Huila</w:t>
             </w:r>
@@ -15332,19 +16066,21 @@
           </w:tcPr>
           <w:p>
             <w:pPr>
-              <w:spacing w:before="0" w:after="0" w:line="240" w:lineRule="auto"/>
+              <w:spacing w:before="0" w:after="160" w:line="278" w:lineRule="auto"/>
               <w:ind w:firstLine="0"/>
               <w:rPr>
                 <w:sz w:val="24"/>
-                <w:lang w:eastAsia="es-CO"/>
+                <w:szCs w:val="24"/>
+                <w:lang w:val="en-US" w:eastAsia="es-CO"/>
               </w:rPr>
             </w:pPr>
             <w:r>
               <w:rPr>
                 <w:sz w:val="24"/>
-                <w:lang w:eastAsia="es-CO"/>
-              </w:rPr>
-              <w:t>Carlos Eduardo Garavito Parada</w:t>
+                <w:szCs w:val="24"/>
+                <w:lang w:val="en-US" w:eastAsia="es-CO"/>
+              </w:rPr>
+              <w:t>Ricardo Oliveros Zambrano</w:t>
             </w:r>
           </w:p>
         </w:tc>
@@ -15360,19 +16096,21 @@
           </w:tcPr>
           <w:p>
             <w:pPr>
-              <w:spacing w:before="0" w:after="0" w:line="240" w:lineRule="auto"/>
+              <w:spacing w:before="0" w:after="160" w:line="278" w:lineRule="auto"/>
               <w:ind w:firstLine="0"/>
               <w:rPr>
                 <w:sz w:val="24"/>
-                <w:lang w:eastAsia="es-CO"/>
+                <w:szCs w:val="24"/>
+                <w:lang w:val="es-ES" w:eastAsia="es-CO"/>
               </w:rPr>
             </w:pPr>
             <w:r>
               <w:rPr>
                 <w:sz w:val="24"/>
-                <w:lang w:eastAsia="es-CO"/>
-              </w:rPr>
-              <w:t>Animador y productor audiovisual</w:t>
+                <w:szCs w:val="24"/>
+                <w:lang w:val="es-ES" w:eastAsia="es-CO"/>
+              </w:rPr>
+              <w:t>Validador de recursos educativos digitales</w:t>
             </w:r>
           </w:p>
         </w:tc>
@@ -15388,17 +16126,19 @@
           </w:tcPr>
           <w:p>
             <w:pPr>
-              <w:spacing w:before="0" w:after="0" w:line="240" w:lineRule="auto"/>
+              <w:spacing w:before="0" w:after="160" w:line="278" w:lineRule="auto"/>
               <w:ind w:firstLine="0"/>
               <w:rPr>
                 <w:sz w:val="24"/>
-                <w:lang w:eastAsia="es-CO"/>
+                <w:szCs w:val="24"/>
+                <w:lang w:val="es-ES" w:eastAsia="es-CO"/>
               </w:rPr>
             </w:pPr>
             <w:r>
               <w:rPr>
                 <w:sz w:val="24"/>
-                <w:lang w:eastAsia="es-CO"/>
+                <w:szCs w:val="24"/>
+                <w:lang w:val="es-ES" w:eastAsia="es-CO"/>
               </w:rPr>
               <w:t>Centro Agroempresarial y Desarrollo Pecuario - Regional Huila</w:t>
             </w:r>
@@ -15421,38 +16161,22 @@
           </w:tcPr>
           <w:p>
             <w:pPr>
-              <w:spacing w:before="0" w:after="0" w:line="240" w:lineRule="auto"/>
+              <w:spacing w:before="0" w:after="160" w:line="278" w:lineRule="auto"/>
               <w:ind w:firstLine="0"/>
               <w:rPr>
                 <w:sz w:val="24"/>
-                <w:lang w:eastAsia="es-CO"/>
+                <w:szCs w:val="24"/>
+                <w:lang w:val="en-US" w:eastAsia="es-CO"/>
               </w:rPr>
             </w:pPr>
-            <w:proofErr w:type="spellStart"/>
-            <w:r>
-              <w:rPr>
-                <w:sz w:val="24"/>
-                <w:lang w:eastAsia="es-CO"/>
-              </w:rPr>
-              <w:t>Maria</w:t>
-            </w:r>
-            <w:proofErr w:type="spellEnd"/>
-            <w:r>
-              <w:rPr>
-                <w:sz w:val="24"/>
-                <w:lang w:eastAsia="es-CO"/>
-              </w:rPr>
-              <w:t xml:space="preserve"> Carolina Tamayo </w:t>
-            </w:r>
-            <w:proofErr w:type="spellStart"/>
-            <w:r>
-              <w:rPr>
-                <w:sz w:val="24"/>
-                <w:lang w:eastAsia="es-CO"/>
-              </w:rPr>
-              <w:t>Lopez</w:t>
-            </w:r>
-            <w:proofErr w:type="spellEnd"/>
+            <w:r>
+              <w:rPr>
+                <w:sz w:val="24"/>
+                <w:szCs w:val="24"/>
+                <w:lang w:val="en-US" w:eastAsia="es-CO"/>
+              </w:rPr>
+              <w:t>Aixa Natalia Sendoya Fernández</w:t>
+            </w:r>
           </w:p>
         </w:tc>
         <w:tc>
@@ -15467,19 +16191,21 @@
           </w:tcPr>
           <w:p>
             <w:pPr>
-              <w:spacing w:before="0" w:after="0" w:line="240" w:lineRule="auto"/>
+              <w:spacing w:before="0" w:after="160" w:line="278" w:lineRule="auto"/>
               <w:ind w:firstLine="0"/>
               <w:rPr>
                 <w:sz w:val="24"/>
-                <w:lang w:eastAsia="es-CO"/>
+                <w:szCs w:val="24"/>
+                <w:lang w:val="es-ES" w:eastAsia="es-CO"/>
               </w:rPr>
             </w:pPr>
             <w:r>
               <w:rPr>
                 <w:sz w:val="24"/>
-                <w:lang w:eastAsia="es-CO"/>
-              </w:rPr>
-              <w:t>Locución</w:t>
+                <w:szCs w:val="24"/>
+                <w:lang w:val="es-ES" w:eastAsia="es-CO"/>
+              </w:rPr>
+              <w:t>Validador de recursos educativos digitales</w:t>
             </w:r>
           </w:p>
         </w:tc>
@@ -15495,17 +16221,19 @@
           </w:tcPr>
           <w:p>
             <w:pPr>
-              <w:spacing w:before="0" w:after="0" w:line="240" w:lineRule="auto"/>
+              <w:spacing w:before="0" w:after="160" w:line="278" w:lineRule="auto"/>
               <w:ind w:firstLine="0"/>
               <w:rPr>
                 <w:sz w:val="24"/>
-                <w:lang w:eastAsia="es-CO"/>
+                <w:szCs w:val="24"/>
+                <w:lang w:val="es-ES" w:eastAsia="es-CO"/>
               </w:rPr>
             </w:pPr>
             <w:r>
               <w:rPr>
                 <w:sz w:val="24"/>
-                <w:lang w:eastAsia="es-CO"/>
+                <w:szCs w:val="24"/>
+                <w:lang w:val="es-ES" w:eastAsia="es-CO"/>
               </w:rPr>
               <w:t>Centro Agroempresarial y Desarrollo Pecuario - Regional Huila</w:t>
             </w:r>
@@ -15525,19 +16253,21 @@
           </w:tcPr>
           <w:p>
             <w:pPr>
-              <w:spacing w:before="0" w:after="0" w:line="240" w:lineRule="auto"/>
+              <w:spacing w:before="0" w:after="160" w:line="278" w:lineRule="auto"/>
               <w:ind w:firstLine="0"/>
               <w:rPr>
                 <w:sz w:val="24"/>
-                <w:lang w:eastAsia="es-CO"/>
+                <w:szCs w:val="24"/>
+                <w:lang w:val="en-US" w:eastAsia="es-CO"/>
               </w:rPr>
             </w:pPr>
             <w:r>
               <w:rPr>
                 <w:sz w:val="24"/>
-                <w:lang w:eastAsia="es-CO"/>
-              </w:rPr>
-              <w:t>German Acosta Ramos</w:t>
+                <w:szCs w:val="24"/>
+                <w:lang w:val="en-US" w:eastAsia="es-CO"/>
+              </w:rPr>
+              <w:t>Daniel Ricardo Mutis Gómez</w:t>
             </w:r>
           </w:p>
         </w:tc>
@@ -15553,19 +16283,21 @@
           </w:tcPr>
           <w:p>
             <w:pPr>
-              <w:spacing w:before="0" w:after="0" w:line="240" w:lineRule="auto"/>
+              <w:spacing w:before="0" w:after="160" w:line="278" w:lineRule="auto"/>
               <w:ind w:firstLine="0"/>
               <w:rPr>
                 <w:sz w:val="24"/>
-                <w:lang w:eastAsia="es-CO"/>
+                <w:szCs w:val="24"/>
+                <w:lang w:val="es-ES" w:eastAsia="es-CO"/>
               </w:rPr>
             </w:pPr>
             <w:r>
               <w:rPr>
                 <w:sz w:val="24"/>
-                <w:lang w:eastAsia="es-CO"/>
-              </w:rPr>
-              <w:t>Locución</w:t>
+                <w:szCs w:val="24"/>
+                <w:lang w:val="es-ES" w:eastAsia="es-CO"/>
+              </w:rPr>
+              <w:t>Evaluador para contenidos inclusivos y accesibles</w:t>
             </w:r>
           </w:p>
         </w:tc>
@@ -15581,17 +16313,19 @@
           </w:tcPr>
           <w:p>
             <w:pPr>
-              <w:spacing w:before="0" w:after="0" w:line="240" w:lineRule="auto"/>
+              <w:spacing w:before="0" w:after="160" w:line="278" w:lineRule="auto"/>
               <w:ind w:firstLine="0"/>
               <w:rPr>
                 <w:sz w:val="24"/>
-                <w:lang w:eastAsia="es-CO"/>
+                <w:szCs w:val="24"/>
+                <w:lang w:val="es-ES" w:eastAsia="es-CO"/>
               </w:rPr>
             </w:pPr>
             <w:r>
               <w:rPr>
                 <w:sz w:val="24"/>
-                <w:lang w:eastAsia="es-CO"/>
+                <w:szCs w:val="24"/>
+                <w:lang w:val="es-ES" w:eastAsia="es-CO"/>
               </w:rPr>
               <w:t>Centro Agroempresarial y Desarrollo Pecuario - Regional Huila</w:t>
             </w:r>
@@ -15614,19 +16348,49 @@
           </w:tcPr>
           <w:p>
             <w:pPr>
-              <w:spacing w:before="0" w:after="0" w:line="240" w:lineRule="auto"/>
+              <w:spacing w:before="0" w:after="160" w:line="278" w:lineRule="auto"/>
               <w:ind w:firstLine="0"/>
               <w:rPr>
                 <w:sz w:val="24"/>
-                <w:lang w:eastAsia="es-CO"/>
+                <w:szCs w:val="24"/>
+                <w:lang w:val="en-US" w:eastAsia="es-CO"/>
               </w:rPr>
             </w:pPr>
-            <w:r>
-              <w:rPr>
-                <w:sz w:val="24"/>
-                <w:lang w:eastAsia="es-CO"/>
-              </w:rPr>
-              <w:t>Ricardo Oliveros Zambrano</w:t>
+            <w:proofErr w:type="spellStart"/>
+            <w:r>
+              <w:rPr>
+                <w:sz w:val="24"/>
+                <w:szCs w:val="24"/>
+                <w:lang w:val="en-US" w:eastAsia="es-CO"/>
+              </w:rPr>
+              <w:t>Anyerson</w:t>
+            </w:r>
+            <w:proofErr w:type="spellEnd"/>
+            <w:r>
+              <w:rPr>
+                <w:sz w:val="24"/>
+                <w:szCs w:val="24"/>
+                <w:lang w:val="en-US" w:eastAsia="es-CO"/>
+              </w:rPr>
+              <w:t xml:space="preserve"> Wilfredo </w:t>
+            </w:r>
+            <w:proofErr w:type="spellStart"/>
+            <w:r>
+              <w:rPr>
+                <w:sz w:val="24"/>
+                <w:szCs w:val="24"/>
+                <w:lang w:val="en-US" w:eastAsia="es-CO"/>
+              </w:rPr>
+              <w:t>Pizo</w:t>
+            </w:r>
+            <w:proofErr w:type="spellEnd"/>
+            <w:r>
+              <w:rPr>
+                <w:sz w:val="24"/>
+                <w:szCs w:val="24"/>
+                <w:lang w:val="en-US" w:eastAsia="es-CO"/>
+              </w:rPr>
+              <w:t xml:space="preserve"> Ossa</w:t>
             </w:r>
           </w:p>
         </w:tc>
@@ -15642,19 +16406,21 @@
           </w:tcPr>
           <w:p>
             <w:pPr>
-              <w:spacing w:before="0" w:after="0" w:line="240" w:lineRule="auto"/>
+              <w:spacing w:before="0" w:after="160" w:line="278" w:lineRule="auto"/>
               <w:ind w:firstLine="0"/>
               <w:rPr>
                 <w:sz w:val="24"/>
-                <w:lang w:eastAsia="es-CO"/>
+                <w:szCs w:val="24"/>
+                <w:lang w:val="es-ES" w:eastAsia="es-CO"/>
               </w:rPr>
             </w:pPr>
             <w:r>
               <w:rPr>
                 <w:sz w:val="24"/>
-                <w:lang w:eastAsia="es-CO"/>
-              </w:rPr>
-              <w:t>Validador de recursos educativos digitales</w:t>
+                <w:szCs w:val="24"/>
+                <w:lang w:val="es-ES" w:eastAsia="es-CO"/>
+              </w:rPr>
+              <w:t>Evaluador para contenidos inclusivos y accesibles</w:t>
             </w:r>
           </w:p>
         </w:tc>
@@ -15670,288 +16436,19 @@
           </w:tcPr>
           <w:p>
             <w:pPr>
-              <w:spacing w:before="0" w:after="0" w:line="240" w:lineRule="auto"/>
+              <w:spacing w:before="0" w:after="160" w:line="278" w:lineRule="auto"/>
               <w:ind w:firstLine="0"/>
               <w:rPr>
                 <w:sz w:val="24"/>
-                <w:lang w:eastAsia="es-CO"/>
+                <w:szCs w:val="24"/>
+                <w:lang w:val="es-ES" w:eastAsia="es-CO"/>
               </w:rPr>
             </w:pPr>
             <w:r>
               <w:rPr>
                 <w:sz w:val="24"/>
-                <w:lang w:eastAsia="es-CO"/>
-              </w:rPr>
-              <w:t>Centro Agroempresarial y Desarrollo Pecuario - Regional Huila</w:t>
-            </w:r>
-          </w:p>
-        </w:tc>
-      </w:tr>
-      <w:tr>
-        <w:tc>
-          <w:tcPr>
-            <w:tcW w:w="2830" w:type="dxa"/>
-            <w:tcMar>
-              <w:top w:w="60" w:type="dxa"/>
-              <w:left w:w="80" w:type="dxa"/>
-              <w:bottom w:w="60" w:type="dxa"/>
-              <w:right w:w="80" w:type="dxa"/>
-            </w:tcMar>
-          </w:tcPr>
-          <w:p>
-            <w:pPr>
-              <w:spacing w:before="0" w:after="0" w:line="240" w:lineRule="auto"/>
-              <w:ind w:firstLine="0"/>
-              <w:rPr>
-                <w:sz w:val="24"/>
-                <w:lang w:eastAsia="es-CO"/>
-              </w:rPr>
-            </w:pPr>
-            <w:r>
-              <w:rPr>
-                <w:sz w:val="24"/>
-                <w:lang w:eastAsia="es-CO"/>
-              </w:rPr>
-              <w:lastRenderedPageBreak/>
-              <w:t>Aixa Natalia Sendoya Fernández</w:t>
-            </w:r>
-          </w:p>
-        </w:tc>
-        <w:tc>
-          <w:tcPr>
-            <w:tcW w:w="3261" w:type="dxa"/>
-            <w:tcMar>
-              <w:top w:w="60" w:type="dxa"/>
-              <w:left w:w="80" w:type="dxa"/>
-              <w:bottom w:w="60" w:type="dxa"/>
-              <w:right w:w="80" w:type="dxa"/>
-            </w:tcMar>
-          </w:tcPr>
-          <w:p>
-            <w:pPr>
-              <w:spacing w:before="0" w:after="0" w:line="240" w:lineRule="auto"/>
-              <w:ind w:firstLine="0"/>
-              <w:rPr>
-                <w:sz w:val="24"/>
-                <w:lang w:eastAsia="es-CO"/>
-              </w:rPr>
-            </w:pPr>
-            <w:r>
-              <w:rPr>
-                <w:sz w:val="24"/>
-                <w:lang w:eastAsia="es-CO"/>
-              </w:rPr>
-              <w:t>Validador de recursos educativos digitales</w:t>
-            </w:r>
-          </w:p>
-        </w:tc>
-        <w:tc>
-          <w:tcPr>
-            <w:tcW w:w="3969" w:type="dxa"/>
-            <w:tcMar>
-              <w:top w:w="60" w:type="dxa"/>
-              <w:left w:w="80" w:type="dxa"/>
-              <w:bottom w:w="60" w:type="dxa"/>
-              <w:right w:w="80" w:type="dxa"/>
-            </w:tcMar>
-          </w:tcPr>
-          <w:p>
-            <w:pPr>
-              <w:spacing w:before="0" w:after="0" w:line="240" w:lineRule="auto"/>
-              <w:ind w:firstLine="0"/>
-              <w:rPr>
-                <w:sz w:val="24"/>
-                <w:lang w:eastAsia="es-CO"/>
-              </w:rPr>
-            </w:pPr>
-            <w:r>
-              <w:rPr>
-                <w:sz w:val="24"/>
-                <w:lang w:eastAsia="es-CO"/>
-              </w:rPr>
-              <w:t>Centro Agroempresarial y Desarrollo Pecuario - Regional Huila</w:t>
-            </w:r>
-          </w:p>
-        </w:tc>
-      </w:tr>
-      <w:tr>
-        <w:trPr>
-          <w:cnfStyle w:val="000000100000" w:firstRow="0" w:lastRow="0" w:firstColumn="0" w:lastColumn="0" w:oddVBand="0" w:evenVBand="0" w:oddHBand="1" w:evenHBand="0" w:firstRowFirstColumn="0" w:firstRowLastColumn="0" w:lastRowFirstColumn="0" w:lastRowLastColumn="0"/>
-        </w:trPr>
-        <w:tc>
-          <w:tcPr>
-            <w:tcW w:w="2830" w:type="dxa"/>
-            <w:tcMar>
-              <w:top w:w="60" w:type="dxa"/>
-              <w:left w:w="80" w:type="dxa"/>
-              <w:bottom w:w="60" w:type="dxa"/>
-              <w:right w:w="80" w:type="dxa"/>
-            </w:tcMar>
-          </w:tcPr>
-          <w:p>
-            <w:pPr>
-              <w:spacing w:before="0" w:after="0" w:line="240" w:lineRule="auto"/>
-              <w:ind w:firstLine="0"/>
-              <w:rPr>
-                <w:sz w:val="24"/>
-                <w:lang w:eastAsia="es-CO"/>
-              </w:rPr>
-            </w:pPr>
-            <w:r>
-              <w:rPr>
-                <w:sz w:val="24"/>
-                <w:lang w:eastAsia="es-CO"/>
-              </w:rPr>
-              <w:t>Daniel Ricardo Mutis Gómez</w:t>
-            </w:r>
-          </w:p>
-        </w:tc>
-        <w:tc>
-          <w:tcPr>
-            <w:tcW w:w="3261" w:type="dxa"/>
-            <w:tcMar>
-              <w:top w:w="60" w:type="dxa"/>
-              <w:left w:w="80" w:type="dxa"/>
-              <w:bottom w:w="60" w:type="dxa"/>
-              <w:right w:w="80" w:type="dxa"/>
-            </w:tcMar>
-          </w:tcPr>
-          <w:p>
-            <w:pPr>
-              <w:spacing w:before="0" w:after="0" w:line="240" w:lineRule="auto"/>
-              <w:ind w:firstLine="0"/>
-              <w:rPr>
-                <w:sz w:val="24"/>
-                <w:lang w:eastAsia="es-CO"/>
-              </w:rPr>
-            </w:pPr>
-            <w:r>
-              <w:rPr>
-                <w:sz w:val="24"/>
-                <w:lang w:eastAsia="es-CO"/>
-              </w:rPr>
-              <w:t>Evaluador para contenidos inclusivos y accesibles</w:t>
-            </w:r>
-          </w:p>
-        </w:tc>
-        <w:tc>
-          <w:tcPr>
-            <w:tcW w:w="3969" w:type="dxa"/>
-            <w:tcMar>
-              <w:top w:w="60" w:type="dxa"/>
-              <w:left w:w="80" w:type="dxa"/>
-              <w:bottom w:w="60" w:type="dxa"/>
-              <w:right w:w="80" w:type="dxa"/>
-            </w:tcMar>
-          </w:tcPr>
-          <w:p>
-            <w:pPr>
-              <w:spacing w:before="0" w:after="0" w:line="240" w:lineRule="auto"/>
-              <w:ind w:firstLine="0"/>
-              <w:rPr>
-                <w:sz w:val="24"/>
-                <w:lang w:eastAsia="es-CO"/>
-              </w:rPr>
-            </w:pPr>
-            <w:r>
-              <w:rPr>
-                <w:sz w:val="24"/>
-                <w:lang w:eastAsia="es-CO"/>
-              </w:rPr>
-              <w:t>Centro Agroempresarial y Desarrollo Pecuario - Regional Huila</w:t>
-            </w:r>
-          </w:p>
-        </w:tc>
-      </w:tr>
-      <w:tr>
-        <w:tc>
-          <w:tcPr>
-            <w:tcW w:w="2830" w:type="dxa"/>
-            <w:tcMar>
-              <w:top w:w="60" w:type="dxa"/>
-              <w:left w:w="80" w:type="dxa"/>
-              <w:bottom w:w="60" w:type="dxa"/>
-              <w:right w:w="80" w:type="dxa"/>
-            </w:tcMar>
-          </w:tcPr>
-          <w:p>
-            <w:pPr>
-              <w:spacing w:before="0" w:after="0" w:line="240" w:lineRule="auto"/>
-              <w:ind w:firstLine="0"/>
-              <w:rPr>
-                <w:sz w:val="24"/>
-                <w:lang w:eastAsia="es-CO"/>
-              </w:rPr>
-            </w:pPr>
-            <w:proofErr w:type="spellStart"/>
-            <w:r>
-              <w:rPr>
-                <w:sz w:val="24"/>
-                <w:lang w:eastAsia="es-CO"/>
-              </w:rPr>
-              <w:t>Anyerson</w:t>
-            </w:r>
-            <w:proofErr w:type="spellEnd"/>
-            <w:r>
-              <w:rPr>
-                <w:sz w:val="24"/>
-                <w:lang w:eastAsia="es-CO"/>
-              </w:rPr>
-              <w:t xml:space="preserve"> Wilfredo Pizo Ossa</w:t>
-            </w:r>
-          </w:p>
-        </w:tc>
-        <w:tc>
-          <w:tcPr>
-            <w:tcW w:w="3261" w:type="dxa"/>
-            <w:tcMar>
-              <w:top w:w="60" w:type="dxa"/>
-              <w:left w:w="80" w:type="dxa"/>
-              <w:bottom w:w="60" w:type="dxa"/>
-              <w:right w:w="80" w:type="dxa"/>
-            </w:tcMar>
-          </w:tcPr>
-          <w:p>
-            <w:pPr>
-              <w:spacing w:before="0" w:after="0" w:line="240" w:lineRule="auto"/>
-              <w:ind w:firstLine="0"/>
-              <w:rPr>
-                <w:sz w:val="24"/>
-                <w:lang w:eastAsia="es-CO"/>
-              </w:rPr>
-            </w:pPr>
-            <w:r>
-              <w:rPr>
-                <w:sz w:val="24"/>
-                <w:lang w:eastAsia="es-CO"/>
-              </w:rPr>
-              <w:t>Evaluador para contenidos inclusivos y accesibles</w:t>
-            </w:r>
-          </w:p>
-        </w:tc>
-        <w:tc>
-          <w:tcPr>
-            <w:tcW w:w="3969" w:type="dxa"/>
-            <w:tcMar>
-              <w:top w:w="60" w:type="dxa"/>
-              <w:left w:w="80" w:type="dxa"/>
-              <w:bottom w:w="60" w:type="dxa"/>
-              <w:right w:w="80" w:type="dxa"/>
-            </w:tcMar>
-          </w:tcPr>
-          <w:p>
-            <w:pPr>
-              <w:spacing w:before="0" w:after="0" w:line="240" w:lineRule="auto"/>
-              <w:ind w:firstLine="0"/>
-              <w:rPr>
-                <w:sz w:val="24"/>
-                <w:lang w:eastAsia="es-CO"/>
-              </w:rPr>
-            </w:pPr>
-            <w:r>
-              <w:rPr>
-                <w:sz w:val="24"/>
-                <w:lang w:eastAsia="es-CO"/>
+                <w:szCs w:val="24"/>
+                <w:lang w:val="es-ES" w:eastAsia="es-CO"/>
               </w:rPr>
               <w:t>Centro Agroempresarial y Desarrollo Pecuario - Regional Huila</w:t>
             </w:r>
@@ -15962,14 +16459,7 @@
     <w:p>
       <w:pPr>
         <w:rPr>
-          <w:lang w:eastAsia="es-CO"/>
-        </w:rPr>
-      </w:pPr>
-    </w:p>
-    <w:p>
-      <w:pPr>
-        <w:rPr>
-          <w:lang w:eastAsia="es-CO"/>
+          <w:lang w:val="es-ES"/>
         </w:rPr>
       </w:pPr>
     </w:p>
@@ -16022,6 +16512,7 @@
         <w:docPartUnique/>
       </w:docPartObj>
     </w:sdtPr>
+    <w:sdtEndPr/>
     <w:sdtContent>
       <w:p>
         <w:pPr>
@@ -16759,7 +17250,7 @@
   <w:abstractNum w:abstractNumId="6" w15:restartNumberingAfterBreak="0">
     <w:nsid w:val="0EBF6AFC"/>
     <w:multiLevelType w:val="hybridMultilevel"/>
-    <w:tmpl w:val="3322F42A"/>
+    <w:tmpl w:val="FA6CC492"/>
     <w:lvl w:ilvl="0" w:tplc="240A0001">
       <w:start w:val="1"/>
       <w:numFmt w:val="bullet"/>
@@ -20950,6 +21441,119 @@
     </w:lvl>
   </w:abstractNum>
   <w:abstractNum w:abstractNumId="44" w15:restartNumberingAfterBreak="0">
+    <w:nsid w:val="7341443D"/>
+    <w:multiLevelType w:val="hybridMultilevel"/>
+    <w:tmpl w:val="4C8AD274"/>
+    <w:lvl w:ilvl="0" w:tplc="240A0001">
+      <w:start w:val="1"/>
+      <w:numFmt w:val="bullet"/>
+      <w:lvlText w:val=""/>
+      <w:lvlJc w:val="left"/>
+      <w:pPr>
+        <w:ind w:left="1429" w:hanging="360"/>
+      </w:pPr>
+      <w:rPr>
+        <w:rFonts w:ascii="Symbol" w:hAnsi="Symbol" w:hint="default"/>
+      </w:rPr>
+    </w:lvl>
+    <w:lvl w:ilvl="1" w:tplc="240A0003" w:tentative="1">
+      <w:start w:val="1"/>
+      <w:numFmt w:val="bullet"/>
+      <w:lvlText w:val="o"/>
+      <w:lvlJc w:val="left"/>
+      <w:pPr>
+        <w:ind w:left="2149" w:hanging="360"/>
+      </w:pPr>
+      <w:rPr>
+        <w:rFonts w:ascii="Courier New" w:hAnsi="Courier New" w:cs="Courier New" w:hint="default"/>
+      </w:rPr>
+    </w:lvl>
+    <w:lvl w:ilvl="2" w:tplc="240A0005" w:tentative="1">
+      <w:start w:val="1"/>
+      <w:numFmt w:val="bullet"/>
+      <w:lvlText w:val=""/>
+      <w:lvlJc w:val="left"/>
+      <w:pPr>
+        <w:ind w:left="2869" w:hanging="360"/>
+      </w:pPr>
+      <w:rPr>
+        <w:rFonts w:ascii="Wingdings" w:hAnsi="Wingdings" w:hint="default"/>
+      </w:rPr>
+    </w:lvl>
+    <w:lvl w:ilvl="3" w:tplc="240A0001" w:tentative="1">
+      <w:start w:val="1"/>
+      <w:numFmt w:val="bullet"/>
+      <w:lvlText w:val=""/>
+      <w:lvlJc w:val="left"/>
+      <w:pPr>
+        <w:ind w:left="3589" w:hanging="360"/>
+      </w:pPr>
+      <w:rPr>
+        <w:rFonts w:ascii="Symbol" w:hAnsi="Symbol" w:hint="default"/>
+      </w:rPr>
+    </w:lvl>
+    <w:lvl w:ilvl="4" w:tplc="240A0003" w:tentative="1">
+      <w:start w:val="1"/>
+      <w:numFmt w:val="bullet"/>
+      <w:lvlText w:val="o"/>
+      <w:lvlJc w:val="left"/>
+      <w:pPr>
+        <w:ind w:left="4309" w:hanging="360"/>
+      </w:pPr>
+      <w:rPr>
+        <w:rFonts w:ascii="Courier New" w:hAnsi="Courier New" w:cs="Courier New" w:hint="default"/>
+      </w:rPr>
+    </w:lvl>
+    <w:lvl w:ilvl="5" w:tplc="240A0005" w:tentative="1">
+      <w:start w:val="1"/>
+      <w:numFmt w:val="bullet"/>
+      <w:lvlText w:val=""/>
+      <w:lvlJc w:val="left"/>
+      <w:pPr>
+        <w:ind w:left="5029" w:hanging="360"/>
+      </w:pPr>
+      <w:rPr>
+        <w:rFonts w:ascii="Wingdings" w:hAnsi="Wingdings" w:hint="default"/>
+      </w:rPr>
+    </w:lvl>
+    <w:lvl w:ilvl="6" w:tplc="240A0001" w:tentative="1">
+      <w:start w:val="1"/>
+      <w:numFmt w:val="bullet"/>
+      <w:lvlText w:val=""/>
+      <w:lvlJc w:val="left"/>
+      <w:pPr>
+        <w:ind w:left="5749" w:hanging="360"/>
+      </w:pPr>
+      <w:rPr>
+        <w:rFonts w:ascii="Symbol" w:hAnsi="Symbol" w:hint="default"/>
+      </w:rPr>
+    </w:lvl>
+    <w:lvl w:ilvl="7" w:tplc="240A0003" w:tentative="1">
+      <w:start w:val="1"/>
+      <w:numFmt w:val="bullet"/>
+      <w:lvlText w:val="o"/>
+      <w:lvlJc w:val="left"/>
+      <w:pPr>
+        <w:ind w:left="6469" w:hanging="360"/>
+      </w:pPr>
+      <w:rPr>
+        <w:rFonts w:ascii="Courier New" w:hAnsi="Courier New" w:cs="Courier New" w:hint="default"/>
+      </w:rPr>
+    </w:lvl>
+    <w:lvl w:ilvl="8" w:tplc="240A0005" w:tentative="1">
+      <w:start w:val="1"/>
+      <w:numFmt w:val="bullet"/>
+      <w:lvlText w:val=""/>
+      <w:lvlJc w:val="left"/>
+      <w:pPr>
+        <w:ind w:left="7189" w:hanging="360"/>
+      </w:pPr>
+      <w:rPr>
+        <w:rFonts w:ascii="Wingdings" w:hAnsi="Wingdings" w:hint="default"/>
+      </w:rPr>
+    </w:lvl>
+  </w:abstractNum>
+  <w:abstractNum w:abstractNumId="45" w15:restartNumberingAfterBreak="0">
     <w:nsid w:val="74CB5AAB"/>
     <w:multiLevelType w:val="hybridMultilevel"/>
     <w:tmpl w:val="AB046188"/>
@@ -21039,7 +21643,7 @@
       </w:pPr>
     </w:lvl>
   </w:abstractNum>
-  <w:abstractNum w:abstractNumId="45" w15:restartNumberingAfterBreak="0">
+  <w:abstractNum w:abstractNumId="46" w15:restartNumberingAfterBreak="0">
     <w:nsid w:val="75A91E59"/>
     <w:multiLevelType w:val="hybridMultilevel"/>
     <w:tmpl w:val="F1A4A9C2"/>
@@ -21152,7 +21756,7 @@
       </w:rPr>
     </w:lvl>
   </w:abstractNum>
-  <w:abstractNum w:abstractNumId="46" w15:restartNumberingAfterBreak="0">
+  <w:abstractNum w:abstractNumId="47" w15:restartNumberingAfterBreak="0">
     <w:nsid w:val="76514B95"/>
     <w:multiLevelType w:val="hybridMultilevel"/>
     <w:tmpl w:val="A5900D02"/>
@@ -21265,7 +21869,7 @@
       </w:rPr>
     </w:lvl>
   </w:abstractNum>
-  <w:abstractNum w:abstractNumId="47" w15:restartNumberingAfterBreak="0">
+  <w:abstractNum w:abstractNumId="48" w15:restartNumberingAfterBreak="0">
     <w:nsid w:val="773B66DF"/>
     <w:multiLevelType w:val="hybridMultilevel"/>
     <w:tmpl w:val="1AB6405A"/>
@@ -21378,7 +21982,7 @@
       </w:rPr>
     </w:lvl>
   </w:abstractNum>
-  <w:abstractNum w:abstractNumId="48" w15:restartNumberingAfterBreak="0">
+  <w:abstractNum w:abstractNumId="49" w15:restartNumberingAfterBreak="0">
     <w:nsid w:val="77C20F5B"/>
     <w:multiLevelType w:val="hybridMultilevel"/>
     <w:tmpl w:val="A0E4E568"/>
@@ -21491,152 +22095,155 @@
       </w:rPr>
     </w:lvl>
   </w:abstractNum>
-  <w:num w:numId="1" w16cid:durableId="7997194">
+  <w:num w:numId="1" w16cid:durableId="8528978">
     <w:abstractNumId w:val="0"/>
   </w:num>
-  <w:num w:numId="2" w16cid:durableId="214509543">
+  <w:num w:numId="2" w16cid:durableId="2055933091">
     <w:abstractNumId w:val="15"/>
   </w:num>
-  <w:num w:numId="3" w16cid:durableId="607353475">
+  <w:num w:numId="3" w16cid:durableId="557978234">
     <w:abstractNumId w:val="29"/>
   </w:num>
-  <w:num w:numId="4" w16cid:durableId="1048796546">
+  <w:num w:numId="4" w16cid:durableId="17197287">
     <w:abstractNumId w:val="19"/>
   </w:num>
-  <w:num w:numId="5" w16cid:durableId="1039280654">
+  <w:num w:numId="5" w16cid:durableId="1651516672">
     <w:abstractNumId w:val="21"/>
   </w:num>
-  <w:num w:numId="6" w16cid:durableId="151719640">
+  <w:num w:numId="6" w16cid:durableId="1522864716">
+    <w:abstractNumId w:val="46"/>
+  </w:num>
+  <w:num w:numId="7" w16cid:durableId="1959023218">
+    <w:abstractNumId w:val="47"/>
+  </w:num>
+  <w:num w:numId="8" w16cid:durableId="917373155">
+    <w:abstractNumId w:val="17"/>
+  </w:num>
+  <w:num w:numId="9" w16cid:durableId="661004080">
+    <w:abstractNumId w:val="27"/>
+  </w:num>
+  <w:num w:numId="10" w16cid:durableId="2127037511">
+    <w:abstractNumId w:val="12"/>
+  </w:num>
+  <w:num w:numId="11" w16cid:durableId="765804976">
+    <w:abstractNumId w:val="9"/>
+  </w:num>
+  <w:num w:numId="12" w16cid:durableId="1807042802">
+    <w:abstractNumId w:val="24"/>
+  </w:num>
+  <w:num w:numId="13" w16cid:durableId="20709964">
+    <w:abstractNumId w:val="2"/>
+  </w:num>
+  <w:num w:numId="14" w16cid:durableId="1730348474">
+    <w:abstractNumId w:val="42"/>
+  </w:num>
+  <w:num w:numId="15" w16cid:durableId="1698459050">
     <w:abstractNumId w:val="45"/>
   </w:num>
-  <w:num w:numId="7" w16cid:durableId="1189299755">
-    <w:abstractNumId w:val="46"/>
-  </w:num>
-  <w:num w:numId="8" w16cid:durableId="713970897">
-    <w:abstractNumId w:val="17"/>
-  </w:num>
-  <w:num w:numId="9" w16cid:durableId="1456632712">
-    <w:abstractNumId w:val="27"/>
-  </w:num>
-  <w:num w:numId="10" w16cid:durableId="2115705510">
-    <w:abstractNumId w:val="12"/>
-  </w:num>
-  <w:num w:numId="11" w16cid:durableId="822620046">
-    <w:abstractNumId w:val="9"/>
-  </w:num>
-  <w:num w:numId="12" w16cid:durableId="350839460">
-    <w:abstractNumId w:val="24"/>
-  </w:num>
-  <w:num w:numId="13" w16cid:durableId="73169766">
-    <w:abstractNumId w:val="2"/>
-  </w:num>
-  <w:num w:numId="14" w16cid:durableId="1256860997">
-    <w:abstractNumId w:val="42"/>
-  </w:num>
-  <w:num w:numId="15" w16cid:durableId="1017079376">
-    <w:abstractNumId w:val="44"/>
-  </w:num>
-  <w:num w:numId="16" w16cid:durableId="88820818">
+  <w:num w:numId="16" w16cid:durableId="1476022415">
     <w:abstractNumId w:val="37"/>
   </w:num>
-  <w:num w:numId="17" w16cid:durableId="1099106622">
+  <w:num w:numId="17" w16cid:durableId="881668196">
     <w:abstractNumId w:val="32"/>
   </w:num>
-  <w:num w:numId="18" w16cid:durableId="1509906564">
+  <w:num w:numId="18" w16cid:durableId="294484301">
     <w:abstractNumId w:val="39"/>
   </w:num>
-  <w:num w:numId="19" w16cid:durableId="970554907">
-    <w:abstractNumId w:val="47"/>
+  <w:num w:numId="19" w16cid:durableId="2074690965">
+    <w:abstractNumId w:val="48"/>
   </w:num>
-  <w:num w:numId="20" w16cid:durableId="405305667">
+  <w:num w:numId="20" w16cid:durableId="2130782284">
     <w:abstractNumId w:val="35"/>
   </w:num>
-  <w:num w:numId="21" w16cid:durableId="568729496">
+  <w:num w:numId="21" w16cid:durableId="739592722">
     <w:abstractNumId w:val="40"/>
   </w:num>
-  <w:num w:numId="22" w16cid:durableId="2139689215">
+  <w:num w:numId="22" w16cid:durableId="274294816">
     <w:abstractNumId w:val="38"/>
   </w:num>
-  <w:num w:numId="23" w16cid:durableId="196893026">
+  <w:num w:numId="23" w16cid:durableId="671180524">
     <w:abstractNumId w:val="14"/>
   </w:num>
-  <w:num w:numId="24" w16cid:durableId="1740209002">
+  <w:num w:numId="24" w16cid:durableId="1122915977">
     <w:abstractNumId w:val="28"/>
   </w:num>
-  <w:num w:numId="25" w16cid:durableId="1312439604">
-    <w:abstractNumId w:val="48"/>
+  <w:num w:numId="25" w16cid:durableId="228999228">
+    <w:abstractNumId w:val="49"/>
   </w:num>
-  <w:num w:numId="26" w16cid:durableId="370962888">
+  <w:num w:numId="26" w16cid:durableId="2105375441">
     <w:abstractNumId w:val="10"/>
   </w:num>
-  <w:num w:numId="27" w16cid:durableId="167673818">
+  <w:num w:numId="27" w16cid:durableId="66195805">
     <w:abstractNumId w:val="36"/>
   </w:num>
-  <w:num w:numId="28" w16cid:durableId="860435808">
+  <w:num w:numId="28" w16cid:durableId="1500854325">
     <w:abstractNumId w:val="6"/>
   </w:num>
-  <w:num w:numId="29" w16cid:durableId="798572899">
+  <w:num w:numId="29" w16cid:durableId="1268736259">
     <w:abstractNumId w:val="7"/>
   </w:num>
-  <w:num w:numId="30" w16cid:durableId="94595991">
+  <w:num w:numId="30" w16cid:durableId="52311968">
     <w:abstractNumId w:val="31"/>
   </w:num>
-  <w:num w:numId="31" w16cid:durableId="1954436995">
+  <w:num w:numId="31" w16cid:durableId="472989699">
     <w:abstractNumId w:val="8"/>
   </w:num>
-  <w:num w:numId="32" w16cid:durableId="602811550">
+  <w:num w:numId="32" w16cid:durableId="760952578">
     <w:abstractNumId w:val="30"/>
   </w:num>
-  <w:num w:numId="33" w16cid:durableId="1312715481">
+  <w:num w:numId="33" w16cid:durableId="873424494">
     <w:abstractNumId w:val="5"/>
   </w:num>
-  <w:num w:numId="34" w16cid:durableId="1942835598">
+  <w:num w:numId="34" w16cid:durableId="1508906063">
     <w:abstractNumId w:val="22"/>
   </w:num>
-  <w:num w:numId="35" w16cid:durableId="2066296117">
+  <w:num w:numId="35" w16cid:durableId="1001003704">
     <w:abstractNumId w:val="18"/>
   </w:num>
-  <w:num w:numId="36" w16cid:durableId="1715689219">
+  <w:num w:numId="36" w16cid:durableId="801508484">
     <w:abstractNumId w:val="11"/>
   </w:num>
-  <w:num w:numId="37" w16cid:durableId="123543238">
+  <w:num w:numId="37" w16cid:durableId="568424169">
     <w:abstractNumId w:val="13"/>
   </w:num>
-  <w:num w:numId="38" w16cid:durableId="1396972336">
+  <w:num w:numId="38" w16cid:durableId="1796368679">
     <w:abstractNumId w:val="23"/>
   </w:num>
-  <w:num w:numId="39" w16cid:durableId="936523704">
+  <w:num w:numId="39" w16cid:durableId="471101874">
     <w:abstractNumId w:val="33"/>
   </w:num>
-  <w:num w:numId="40" w16cid:durableId="35547739">
+  <w:num w:numId="40" w16cid:durableId="195776960">
     <w:abstractNumId w:val="20"/>
   </w:num>
-  <w:num w:numId="41" w16cid:durableId="1332224037">
+  <w:num w:numId="41" w16cid:durableId="1307122088">
     <w:abstractNumId w:val="25"/>
   </w:num>
-  <w:num w:numId="42" w16cid:durableId="1387222714">
+  <w:num w:numId="42" w16cid:durableId="535700373">
     <w:abstractNumId w:val="16"/>
   </w:num>
-  <w:num w:numId="43" w16cid:durableId="1196967013">
+  <w:num w:numId="43" w16cid:durableId="2011979936">
     <w:abstractNumId w:val="34"/>
   </w:num>
-  <w:num w:numId="44" w16cid:durableId="1532496382">
+  <w:num w:numId="44" w16cid:durableId="456799033">
     <w:abstractNumId w:val="1"/>
   </w:num>
-  <w:num w:numId="45" w16cid:durableId="289946322">
+  <w:num w:numId="45" w16cid:durableId="74594320">
     <w:abstractNumId w:val="26"/>
   </w:num>
-  <w:num w:numId="46" w16cid:durableId="1298493866">
+  <w:num w:numId="46" w16cid:durableId="498614921">
     <w:abstractNumId w:val="3"/>
   </w:num>
-  <w:num w:numId="47" w16cid:durableId="307980782">
+  <w:num w:numId="47" w16cid:durableId="513493648">
     <w:abstractNumId w:val="41"/>
   </w:num>
-  <w:num w:numId="48" w16cid:durableId="417482239">
+  <w:num w:numId="48" w16cid:durableId="1305618819">
     <w:abstractNumId w:val="4"/>
   </w:num>
-  <w:num w:numId="49" w16cid:durableId="583026137">
+  <w:num w:numId="49" w16cid:durableId="1974948195">
     <w:abstractNumId w:val="43"/>
+  </w:num>
+  <w:num w:numId="50" w16cid:durableId="513303411">
+    <w:abstractNumId w:val="44"/>
   </w:num>
   <w:numIdMacAtCleanup w:val="49"/>
 </w:numbering>
@@ -23130,6 +23737,51 @@
       </w:tcPr>
     </w:tblStylePr>
   </w:style>
+  <w:style w:type="table" w:customStyle="1" w:styleId="SENA11">
+    <w:name w:val="SENA11"/>
+    <w:basedOn w:val="Tablanormal"/>
+    <w:uiPriority w:val="99"/>
+    <w:rsid w:val="009557D9"/>
+    <w:pPr>
+      <w:spacing w:after="0" w:line="240" w:lineRule="auto"/>
+    </w:pPr>
+    <w:rPr>
+      <w:rFonts w:ascii="Calibri" w:hAnsi="Calibri"/>
+      <w:kern w:val="0"/>
+      <w:sz w:val="28"/>
+      <w14:ligatures w14:val="none"/>
+    </w:rPr>
+    <w:tblPr>
+      <w:tblStyleRowBandSize w:val="1"/>
+      <w:tblBorders>
+        <w:top w:val="single" w:sz="4" w:space="0" w:color="D9D9D9" w:themeColor="background1" w:themeShade="D9"/>
+        <w:left w:val="single" w:sz="4" w:space="0" w:color="D9D9D9" w:themeColor="background1" w:themeShade="D9"/>
+        <w:bottom w:val="single" w:sz="4" w:space="0" w:color="D9D9D9" w:themeColor="background1" w:themeShade="D9"/>
+        <w:right w:val="single" w:sz="4" w:space="0" w:color="D9D9D9" w:themeColor="background1" w:themeShade="D9"/>
+        <w:insideH w:val="single" w:sz="4" w:space="0" w:color="D9D9D9" w:themeColor="background1" w:themeShade="D9"/>
+        <w:insideV w:val="single" w:sz="4" w:space="0" w:color="D9D9D9" w:themeColor="background1" w:themeShade="D9"/>
+      </w:tblBorders>
+    </w:tblPr>
+    <w:tblStylePr w:type="firstRow">
+      <w:pPr>
+        <w:wordWrap/>
+        <w:spacing w:beforeLines="0" w:before="120" w:beforeAutospacing="0" w:afterLines="0" w:after="120" w:afterAutospacing="0"/>
+      </w:pPr>
+      <w:rPr>
+        <w:b/>
+      </w:rPr>
+      <w:tblPr/>
+      <w:tcPr>
+        <w:shd w:val="clear" w:color="auto" w:fill="BFBFBF" w:themeFill="background1" w:themeFillShade="BF"/>
+      </w:tcPr>
+    </w:tblStylePr>
+    <w:tblStylePr w:type="band1Horz">
+      <w:tblPr/>
+      <w:tcPr>
+        <w:shd w:val="clear" w:color="auto" w:fill="F2F2F2" w:themeFill="background1" w:themeFillShade="F2"/>
+      </w:tcPr>
+    </w:tblStylePr>
+  </w:style>
 </w:styles>
 </file>
 
@@ -23429,14 +24081,7 @@
 </file>
 
 <file path=customXml/item1.xml><?xml version="1.0" encoding="utf-8"?>
-<p:properties xmlns:p="http://schemas.microsoft.com/office/2006/metadata/properties" xmlns:xsi="http://www.w3.org/2001/XMLSchema-instance" xmlns:pc="http://schemas.microsoft.com/office/infopath/2007/PartnerControls">
-  <documentManagement>
-    <TaxCatchAll xmlns="13c90a0b-73bc-4dc0-be5f-28d77b615beb" xsi:nil="true"/>
-    <lcf76f155ced4ddcb4097134ff3c332f xmlns="13c93bba-48ce-428c-bfe5-88b42c19b028">
-      <Terms xmlns="http://schemas.microsoft.com/office/infopath/2007/PartnerControls"/>
-    </lcf76f155ced4ddcb4097134ff3c332f>
-  </documentManagement>
-</p:properties>
+<b:Sources xmlns:b="http://schemas.openxmlformats.org/officeDocument/2006/bibliography" xmlns="http://schemas.openxmlformats.org/officeDocument/2006/bibliography" SelectedStyle="\APASixthEditionOfficeOnline.xsl" StyleName="APA" Version="6"/>
 </file>
 
 <file path=customXml/item2.xml><?xml version="1.0" encoding="utf-8"?>
@@ -23449,7 +24094,14 @@
 </file>
 
 <file path=customXml/item3.xml><?xml version="1.0" encoding="utf-8"?>
-<b:Sources xmlns:b="http://schemas.openxmlformats.org/officeDocument/2006/bibliography" xmlns="http://schemas.openxmlformats.org/officeDocument/2006/bibliography" SelectedStyle="\APASixthEditionOfficeOnline.xsl" StyleName="APA" Version="6"/>
+<p:properties xmlns:p="http://schemas.microsoft.com/office/2006/metadata/properties" xmlns:xsi="http://www.w3.org/2001/XMLSchema-instance" xmlns:pc="http://schemas.microsoft.com/office/infopath/2007/PartnerControls">
+  <documentManagement>
+    <TaxCatchAll xmlns="13c90a0b-73bc-4dc0-be5f-28d77b615beb" xsi:nil="true"/>
+    <lcf76f155ced4ddcb4097134ff3c332f xmlns="13c93bba-48ce-428c-bfe5-88b42c19b028">
+      <Terms xmlns="http://schemas.microsoft.com/office/infopath/2007/PartnerControls"/>
+    </lcf76f155ced4ddcb4097134ff3c332f>
+  </documentManagement>
+</p:properties>
 </file>
 
 <file path=customXml/item4.xml><?xml version="1.0" encoding="utf-8"?>
@@ -23688,12 +24340,9 @@
 </file>
 
 <file path=customXml/itemProps1.xml><?xml version="1.0" encoding="utf-8"?>
-<ds:datastoreItem xmlns:ds="http://schemas.openxmlformats.org/officeDocument/2006/customXml" ds:itemID="{1279454D-02BE-4A9C-A117-DCD1573E2608}">
+<ds:datastoreItem xmlns:ds="http://schemas.openxmlformats.org/officeDocument/2006/customXml" ds:itemID="{EAE431FD-7059-4C09-804B-C9D69EB7B213}">
   <ds:schemaRefs>
-    <ds:schemaRef ds:uri="http://schemas.microsoft.com/office/2006/metadata/properties"/>
-    <ds:schemaRef ds:uri="http://schemas.microsoft.com/office/infopath/2007/PartnerControls"/>
-    <ds:schemaRef ds:uri="13c90a0b-73bc-4dc0-be5f-28d77b615beb"/>
-    <ds:schemaRef ds:uri="13c93bba-48ce-428c-bfe5-88b42c19b028"/>
+    <ds:schemaRef ds:uri="http://schemas.openxmlformats.org/officeDocument/2006/bibliography"/>
   </ds:schemaRefs>
 </ds:datastoreItem>
 </file>
@@ -23707,9 +24356,12 @@
 </file>
 
 <file path=customXml/itemProps3.xml><?xml version="1.0" encoding="utf-8"?>
-<ds:datastoreItem xmlns:ds="http://schemas.openxmlformats.org/officeDocument/2006/customXml" ds:itemID="{EAE431FD-7059-4C09-804B-C9D69EB7B213}">
+<ds:datastoreItem xmlns:ds="http://schemas.openxmlformats.org/officeDocument/2006/customXml" ds:itemID="{1279454D-02BE-4A9C-A117-DCD1573E2608}">
   <ds:schemaRefs>
-    <ds:schemaRef ds:uri="http://schemas.openxmlformats.org/officeDocument/2006/bibliography"/>
+    <ds:schemaRef ds:uri="http://schemas.microsoft.com/office/2006/metadata/properties"/>
+    <ds:schemaRef ds:uri="http://schemas.microsoft.com/office/infopath/2007/PartnerControls"/>
+    <ds:schemaRef ds:uri="13c90a0b-73bc-4dc0-be5f-28d77b615beb"/>
+    <ds:schemaRef ds:uri="13c93bba-48ce-428c-bfe5-88b42c19b028"/>
   </ds:schemaRefs>
 </ds:datastoreItem>
 </file>

--- a/fuentes/123103_CF08_DU.docx
+++ b/fuentes/123103_CF08_DU.docx
@@ -222,7 +222,7 @@
                 <v:stroke joinstyle="miter"/>
                 <v:path gradientshapeok="t" o:connecttype="rect"/>
               </v:shapetype>
-              <v:shape id="Cuadro de texto 2" o:spid="_x0000_s1026" type="#_x0000_t202" alt="&quot;&quot;" style="position:absolute;left:0;text-align:left;margin-left:-25.2pt;margin-top:33.75pt;width:549pt;height:132.75pt;z-index:251663360;visibility:visible;mso-wrap-style:square;mso-width-percent:0;mso-height-percent:0;mso-wrap-distance-left:9pt;mso-wrap-distance-top:3.6pt;mso-wrap-distance-right:9pt;mso-wrap-distance-bottom:3.6pt;mso-position-horizontal:absolute;mso-position-horizontal-relative:margin;mso-position-vertical:absolute;mso-position-vertical-relative:text;mso-width-percent:0;mso-height-percent:0;mso-width-relative:margin;mso-height-relative:margin;v-text-anchor:top" o:gfxdata="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" filled="f" stroked="f">
+              <v:shape id="Cuadro de texto 2" o:spid="_x0000_s1026" type="#_x0000_t202" alt="&quot;&quot;" style="position:absolute;left:0;text-align:left;margin-left:-25.2pt;margin-top:33.75pt;width:549pt;height:132.75pt;z-index:251663360;visibility:visible;mso-wrap-style:square;mso-width-percent:0;mso-height-percent:0;mso-wrap-distance-left:9pt;mso-wrap-distance-top:3.6pt;mso-wrap-distance-right:9pt;mso-wrap-distance-bottom:3.6pt;mso-position-horizontal:absolute;mso-position-horizontal-relative:margin;mso-position-vertical:absolute;mso-position-vertical-relative:text;mso-width-percent:0;mso-height-percent:0;mso-width-relative:margin;mso-height-relative:margin;v-text-anchor:top" o:gfxdata="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" filled="f" stroked="f">
                 <v:textbox>
                   <w:txbxContent>
                     <w:p>
@@ -1401,7 +1401,7 @@
                 <w:noProof/>
                 <w:webHidden/>
               </w:rPr>
-              <w:t>30</w:t>
+              <w:t>29</w:t>
             </w:r>
             <w:r>
               <w:rPr>
@@ -1547,7 +1547,7 @@
                 <w:noProof/>
                 <w:webHidden/>
               </w:rPr>
-              <w:t>37</w:t>
+              <w:t>36</w:t>
             </w:r>
             <w:r>
               <w:rPr>
@@ -1620,7 +1620,7 @@
                 <w:noProof/>
                 <w:webHidden/>
               </w:rPr>
-              <w:t>37</w:t>
+              <w:t>36</w:t>
             </w:r>
             <w:r>
               <w:rPr>
@@ -1693,7 +1693,7 @@
                 <w:noProof/>
                 <w:webHidden/>
               </w:rPr>
-              <w:t>39</w:t>
+              <w:t>38</w:t>
             </w:r>
             <w:r>
               <w:rPr>
@@ -1766,7 +1766,7 @@
                 <w:noProof/>
                 <w:webHidden/>
               </w:rPr>
-              <w:t>40</w:t>
+              <w:t>39</w:t>
             </w:r>
             <w:r>
               <w:rPr>
@@ -1839,7 +1839,7 @@
                 <w:noProof/>
                 <w:webHidden/>
               </w:rPr>
-              <w:t>42</w:t>
+              <w:t>41</w:t>
             </w:r>
             <w:r>
               <w:rPr>
@@ -1912,7 +1912,7 @@
                 <w:noProof/>
                 <w:webHidden/>
               </w:rPr>
-              <w:t>43</w:t>
+              <w:t>42</w:t>
             </w:r>
             <w:r>
               <w:rPr>
@@ -1985,7 +1985,7 @@
                 <w:noProof/>
                 <w:webHidden/>
               </w:rPr>
-              <w:t>46</w:t>
+              <w:t>45</w:t>
             </w:r>
             <w:r>
               <w:rPr>
@@ -2058,7 +2058,7 @@
                 <w:noProof/>
                 <w:webHidden/>
               </w:rPr>
-              <w:t>46</w:t>
+              <w:t>45</w:t>
             </w:r>
             <w:r>
               <w:rPr>
@@ -2131,7 +2131,7 @@
                 <w:noProof/>
                 <w:webHidden/>
               </w:rPr>
-              <w:t>48</w:t>
+              <w:t>47</w:t>
             </w:r>
             <w:r>
               <w:rPr>
@@ -2204,7 +2204,7 @@
                 <w:noProof/>
                 <w:webHidden/>
               </w:rPr>
-              <w:t>50</w:t>
+              <w:t>49</w:t>
             </w:r>
             <w:r>
               <w:rPr>
@@ -2277,7 +2277,7 @@
                 <w:noProof/>
                 <w:webHidden/>
               </w:rPr>
-              <w:t>51</w:t>
+              <w:t>50</w:t>
             </w:r>
             <w:r>
               <w:rPr>
@@ -2350,7 +2350,7 @@
                 <w:noProof/>
                 <w:webHidden/>
               </w:rPr>
-              <w:t>52</w:t>
+              <w:t>51</w:t>
             </w:r>
             <w:r>
               <w:rPr>
@@ -2423,7 +2423,7 @@
                 <w:noProof/>
                 <w:webHidden/>
               </w:rPr>
-              <w:t>56</w:t>
+              <w:t>55</w:t>
             </w:r>
             <w:r>
               <w:rPr>
@@ -2496,7 +2496,7 @@
                 <w:noProof/>
                 <w:webHidden/>
               </w:rPr>
-              <w:t>56</w:t>
+              <w:t>55</w:t>
             </w:r>
             <w:r>
               <w:rPr>
@@ -2569,7 +2569,7 @@
                 <w:noProof/>
                 <w:webHidden/>
               </w:rPr>
-              <w:t>58</w:t>
+              <w:t>57</w:t>
             </w:r>
             <w:r>
               <w:rPr>
@@ -2642,7 +2642,7 @@
                 <w:noProof/>
                 <w:webHidden/>
               </w:rPr>
-              <w:t>61</w:t>
+              <w:t>60</w:t>
             </w:r>
             <w:r>
               <w:rPr>
@@ -2715,7 +2715,7 @@
                 <w:noProof/>
                 <w:webHidden/>
               </w:rPr>
-              <w:t>63</w:t>
+              <w:t>62</w:t>
             </w:r>
             <w:r>
               <w:rPr>
@@ -2788,7 +2788,7 @@
                 <w:noProof/>
                 <w:webHidden/>
               </w:rPr>
-              <w:t>64</w:t>
+              <w:t>63</w:t>
             </w:r>
             <w:r>
               <w:rPr>
@@ -2861,7 +2861,7 @@
                 <w:noProof/>
                 <w:webHidden/>
               </w:rPr>
-              <w:t>67</w:t>
+              <w:t>65</w:t>
             </w:r>
             <w:r>
               <w:rPr>
@@ -3130,14 +3130,12 @@
         </w:rPr>
         <w:t xml:space="preserve">La atención de requerimientos del usuario no concluye con la emisión de una respuesta, sino que exige revisar si dicha respuesta fue oportuna, suficiente y coherente con la necesidad planteada. En el ámbito de los servicios, la calidad se relaciona tanto con el </w:t>
       </w:r>
-      <w:proofErr w:type="gramStart"/>
-      <w:r>
-        <w:rPr>
-          <w:lang w:val="es-419" w:eastAsia="es-CO"/>
-        </w:rPr>
-        <w:t>resultado  entregado</w:t>
-      </w:r>
-      <w:proofErr w:type="gramEnd"/>
+      <w:r>
+        <w:rPr>
+          <w:lang w:val="es-419" w:eastAsia="es-CO"/>
+        </w:rPr>
+        <w:t>resultado entregado</w:t>
+      </w:r>
       <w:r>
         <w:rPr>
           <w:lang w:val="es-419" w:eastAsia="es-CO"/>
@@ -3533,6 +3531,7 @@
     </w:p>
     <w:p>
       <w:pPr>
+        <w:jc w:val="center"/>
         <w:rPr>
           <w:noProof/>
           <w:lang w:val="es-419" w:eastAsia="es-CO"/>
@@ -3544,10 +3543,10 @@
           <w:lang w:val="es-419" w:eastAsia="es-CO"/>
         </w:rPr>
         <w:drawing>
-          <wp:inline distT="0" distB="0" distL="0" distR="0" wp14:anchorId="38EF34D9" wp14:editId="188B51BD">
-            <wp:extent cx="5627370" cy="3149454"/>
+          <wp:inline distT="0" distB="0" distL="0" distR="0" wp14:anchorId="1D4666C2" wp14:editId="019F1FDC">
+            <wp:extent cx="5808784" cy="3250985"/>
             <wp:effectExtent l="0" t="0" r="0" b="0"/>
-            <wp:docPr id="2" name="Imagen 2" descr="Figura titulada “Relación entre tiempo objetivo, tiempo ejecutado y calidad de la atención”. La imagen presenta un diagrama de flujo que compara el tiempo objetivo de respuesta con el tiempo ejecutado. El proceso inicia con la definición del plazo, la meta de atención y la referencia esperada; luego se registra el tiempo real utilizado, el resultado observado y la fecha de seguimiento.&#10;&#10;Ambos datos llegan a una etapa de comparación del tiempo, donde se analiza si se cumplió el plazo y si existe desviación. Según el resultado, la atención puede clasificarse como dentro del plazo o fuera del plazo. A la derecha se relaciona esta evaluación con la calidad de la atención, considerando criterios como oportunidad, claridad, suficiencia, coherencia y utilidad. En la parte inferior se presentan tres resultados posibles: atención de calidad cuando cumple tiempo y criterios; atención oportuna con calidad parcial cuando cumple el tiempo pero falla en algunos criterios; y atención tardía que requiere revisión cuando no cumple el tiempo."/>
+            <wp:docPr id="601346654" name="Gráfico 3" descr="Diagrama sobre evaluación del tiempo de respuesta y calidad de la atención, con bloques de tiempo objetivo y tiempo ejecutado, comparación del plazo, resultados dentro o fuera del plazo, criterios de calidad de atención y clasificación de atención en categorías A, B y C según cumplimiento del tiempo y criterios."/>
             <wp:cNvGraphicFramePr>
               <a:graphicFrameLocks xmlns:a="http://schemas.openxmlformats.org/drawingml/2006/main" noChangeAspect="1"/>
             </wp:cNvGraphicFramePr>
@@ -3555,14 +3554,14 @@
               <a:graphicData uri="http://schemas.openxmlformats.org/drawingml/2006/picture">
                 <pic:pic xmlns:pic="http://schemas.openxmlformats.org/drawingml/2006/picture">
                   <pic:nvPicPr>
-                    <pic:cNvPr id="2" name="Imagen 2" descr="Figura titulada “Relación entre tiempo objetivo, tiempo ejecutado y calidad de la atención”. La imagen presenta un diagrama de flujo que compara el tiempo objetivo de respuesta con el tiempo ejecutado. El proceso inicia con la definición del plazo, la meta de atención y la referencia esperada; luego se registra el tiempo real utilizado, el resultado observado y la fecha de seguimiento.&#10;&#10;Ambos datos llegan a una etapa de comparación del tiempo, donde se analiza si se cumplió el plazo y si existe desviación. Según el resultado, la atención puede clasificarse como dentro del plazo o fuera del plazo. A la derecha se relaciona esta evaluación con la calidad de la atención, considerando criterios como oportunidad, claridad, suficiencia, coherencia y utilidad. En la parte inferior se presentan tres resultados posibles: atención de calidad cuando cumple tiempo y criterios; atención oportuna con calidad parcial cuando cumple el tiempo pero falla en algunos criterios; y atención tardía que requiere revisión cuando no cumple el tiempo."/>
+                    <pic:cNvPr id="601346654" name="Gráfico 3" descr="Diagrama sobre evaluación del tiempo de respuesta y calidad de la atención, con bloques de tiempo objetivo y tiempo ejecutado, comparación del plazo, resultados dentro o fuera del plazo, criterios de calidad de atención y clasificación de atención en categorías A, B y C según cumplimiento del tiempo y criterios."/>
                     <pic:cNvPicPr/>
                   </pic:nvPicPr>
                   <pic:blipFill>
                     <a:blip r:embed="rId12">
                       <a:extLst>
-                        <a:ext uri="{28A0092B-C50C-407E-A947-70E740481C1C}">
-                          <a14:useLocalDpi xmlns:a14="http://schemas.microsoft.com/office/drawing/2010/main" val="0"/>
+                        <a:ext uri="{96DAC541-7B7A-43D3-8B79-37D633B846F1}">
+                          <asvg:svgBlip xmlns:asvg="http://schemas.microsoft.com/office/drawing/2016/SVG/main" r:embed="rId13"/>
                         </a:ext>
                       </a:extLst>
                     </a:blip>
@@ -3573,7 +3572,7 @@
                   <pic:spPr>
                     <a:xfrm>
                       <a:off x="0" y="0"/>
-                      <a:ext cx="5637612" cy="3155186"/>
+                      <a:ext cx="5812656" cy="3253152"/>
                     </a:xfrm>
                     <a:prstGeom prst="rect">
                       <a:avLst/>
@@ -5107,43 +5106,52 @@
       </w:pPr>
       <w:r>
         <w:rPr>
-          <w:lang w:val="es-419" w:eastAsia="es-CO"/>
-        </w:rPr>
-        <w:t>Se invita a leer el documento Ejercicio aplicado 1. Verificación de la calidad en la atención de requerimientos, donde se aborda el análisis de indicadores, hallazgos y mecanismos de seguimiento relacionados con la calidad en la atención de servicios.</w:t>
-      </w:r>
-    </w:p>
-    <w:p>
-      <w:pPr>
-        <w:rPr>
-          <w:lang w:val="es-419" w:eastAsia="es-CO"/>
-        </w:rPr>
-      </w:pPr>
-      <w:r>
-        <w:rPr>
-          <w:lang w:val="es-419" w:eastAsia="es-CO"/>
-        </w:rPr>
-        <w:t>“Para profundizar sobre el tema, consulte el documento “</w:t>
-      </w:r>
-      <w:proofErr w:type="spellStart"/>
-      <w:r>
-        <w:rPr>
-          <w:lang w:val="es-419" w:eastAsia="es-CO"/>
-        </w:rPr>
-        <w:t>a</w:t>
-      </w:r>
-      <w:r>
-        <w:rPr>
-          <w:lang w:val="es-419" w:eastAsia="es-CO"/>
-        </w:rPr>
-        <w:t>nexo_Ejercicio</w:t>
-      </w:r>
-      <w:proofErr w:type="spellEnd"/>
-      <w:r>
-        <w:rPr>
-          <w:lang w:val="es-419" w:eastAsia="es-CO"/>
-        </w:rPr>
-        <w:t xml:space="preserve"> aplicado 1.pdf”, ubicado en la carpeta de Anexos”.</w:t>
-      </w:r>
+          <w:lang w:val="es-ES" w:eastAsia="es-CO"/>
+        </w:rPr>
+        <w:t>"Para profundizar sobre el tema, consulte el documento </w:t>
+      </w:r>
+      <w:r>
+        <w:rPr>
+          <w:b/>
+          <w:bCs/>
+          <w:lang w:val="es-ES" w:eastAsia="es-CO"/>
+        </w:rPr>
+        <w:t>'Anexo_Ejercicio_aplicado_1'</w:t>
+      </w:r>
+      <w:r>
+        <w:rPr>
+          <w:lang w:val="es-ES" w:eastAsia="es-CO"/>
+        </w:rPr>
+        <w:t>, ubicado en la carpeta </w:t>
+      </w:r>
+      <w:r>
+        <w:rPr>
+          <w:b/>
+          <w:bCs/>
+          <w:lang w:val="es-ES" w:eastAsia="es-CO"/>
+        </w:rPr>
+        <w:t>Anexos</w:t>
+      </w:r>
+      <w:r>
+        <w:rPr>
+          <w:lang w:val="es-ES" w:eastAsia="es-CO"/>
+        </w:rPr>
+        <w:t>."</w:t>
+      </w:r>
+    </w:p>
+    <w:p>
+      <w:pPr>
+        <w:rPr>
+          <w:lang w:val="es-419" w:eastAsia="es-CO"/>
+        </w:rPr>
+      </w:pPr>
+    </w:p>
+    <w:p>
+      <w:pPr>
+        <w:rPr>
+          <w:lang w:val="es-419" w:eastAsia="es-CO"/>
+        </w:rPr>
+      </w:pPr>
     </w:p>
     <w:p>
       <w:pPr>
@@ -5662,11 +5670,15 @@
             <w:pPr>
               <w:pStyle w:val="Tablas"/>
               <w:rPr>
+                <w:color w:val="000000" w:themeColor="text1"/>
+                <w:szCs w:val="21"/>
                 <w:lang w:eastAsia="es-CO"/>
               </w:rPr>
             </w:pPr>
             <w:r>
               <w:rPr>
+                <w:color w:val="000000" w:themeColor="text1"/>
+                <w:szCs w:val="21"/>
                 <w:lang w:eastAsia="es-CO"/>
               </w:rPr>
               <w:t>Indicador</w:t>
@@ -5682,11 +5694,15 @@
             <w:pPr>
               <w:pStyle w:val="Tablas"/>
               <w:rPr>
+                <w:color w:val="000000" w:themeColor="text1"/>
+                <w:szCs w:val="21"/>
                 <w:lang w:eastAsia="es-CO"/>
               </w:rPr>
             </w:pPr>
             <w:r>
               <w:rPr>
+                <w:color w:val="000000" w:themeColor="text1"/>
+                <w:szCs w:val="21"/>
                 <w:lang w:eastAsia="es-CO"/>
               </w:rPr>
               <w:t>Resultado esperado</w:t>
@@ -5702,11 +5718,15 @@
             <w:pPr>
               <w:pStyle w:val="Tablas"/>
               <w:rPr>
+                <w:color w:val="000000" w:themeColor="text1"/>
+                <w:szCs w:val="21"/>
                 <w:lang w:eastAsia="es-CO"/>
               </w:rPr>
             </w:pPr>
             <w:r>
               <w:rPr>
+                <w:color w:val="000000" w:themeColor="text1"/>
+                <w:szCs w:val="21"/>
                 <w:lang w:eastAsia="es-CO"/>
               </w:rPr>
               <w:t>Resultado observado</w:t>
@@ -5722,11 +5742,15 @@
             <w:pPr>
               <w:pStyle w:val="Tablas"/>
               <w:rPr>
+                <w:color w:val="000000" w:themeColor="text1"/>
+                <w:szCs w:val="21"/>
                 <w:lang w:eastAsia="es-CO"/>
               </w:rPr>
             </w:pPr>
             <w:r>
               <w:rPr>
+                <w:color w:val="000000" w:themeColor="text1"/>
+                <w:szCs w:val="21"/>
                 <w:lang w:eastAsia="es-CO"/>
               </w:rPr>
               <w:t>Posible desviación</w:t>
@@ -5742,11 +5766,15 @@
             <w:pPr>
               <w:pStyle w:val="Tablas"/>
               <w:rPr>
+                <w:color w:val="000000" w:themeColor="text1"/>
+                <w:szCs w:val="21"/>
                 <w:lang w:eastAsia="es-CO"/>
               </w:rPr>
             </w:pPr>
             <w:r>
               <w:rPr>
+                <w:color w:val="000000" w:themeColor="text1"/>
+                <w:szCs w:val="21"/>
                 <w:lang w:eastAsia="es-CO"/>
               </w:rPr>
               <w:t>Pregunta de análisis</w:t>
@@ -5767,15 +5795,15 @@
             <w:pPr>
               <w:pStyle w:val="Tablas"/>
               <w:rPr>
-                <w:color w:val="12263F"/>
-                <w:sz w:val="24"/>
+                <w:color w:val="000000" w:themeColor="text1"/>
+                <w:szCs w:val="21"/>
                 <w:lang w:eastAsia="es-CO"/>
               </w:rPr>
             </w:pPr>
             <w:r>
               <w:rPr>
-                <w:color w:val="12263F"/>
-                <w:sz w:val="24"/>
+                <w:color w:val="000000" w:themeColor="text1"/>
+                <w:szCs w:val="21"/>
                 <w:lang w:eastAsia="es-CO"/>
               </w:rPr>
               <w:t>Requerimientos atendidos en plazo</w:t>
@@ -5791,15 +5819,15 @@
             <w:pPr>
               <w:pStyle w:val="Tablas"/>
               <w:rPr>
-                <w:color w:val="12263F"/>
-                <w:sz w:val="24"/>
+                <w:color w:val="000000" w:themeColor="text1"/>
+                <w:szCs w:val="21"/>
                 <w:lang w:eastAsia="es-CO"/>
               </w:rPr>
             </w:pPr>
             <w:r>
               <w:rPr>
-                <w:color w:val="12263F"/>
-                <w:sz w:val="24"/>
+                <w:color w:val="000000" w:themeColor="text1"/>
+                <w:szCs w:val="21"/>
                 <w:lang w:eastAsia="es-CO"/>
               </w:rPr>
               <w:t>95 %</w:t>
@@ -5815,15 +5843,15 @@
             <w:pPr>
               <w:pStyle w:val="Tablas"/>
               <w:rPr>
-                <w:color w:val="12263F"/>
-                <w:sz w:val="24"/>
+                <w:color w:val="000000" w:themeColor="text1"/>
+                <w:szCs w:val="21"/>
                 <w:lang w:eastAsia="es-CO"/>
               </w:rPr>
             </w:pPr>
             <w:r>
               <w:rPr>
-                <w:color w:val="12263F"/>
-                <w:sz w:val="24"/>
+                <w:color w:val="000000" w:themeColor="text1"/>
+                <w:szCs w:val="21"/>
                 <w:lang w:eastAsia="es-CO"/>
               </w:rPr>
               <w:t>88 %</w:t>
@@ -5839,15 +5867,15 @@
             <w:pPr>
               <w:pStyle w:val="Tablas"/>
               <w:rPr>
-                <w:color w:val="12263F"/>
-                <w:sz w:val="24"/>
+                <w:color w:val="000000" w:themeColor="text1"/>
+                <w:szCs w:val="21"/>
                 <w:lang w:eastAsia="es-CO"/>
               </w:rPr>
             </w:pPr>
             <w:r>
               <w:rPr>
-                <w:color w:val="12263F"/>
-                <w:sz w:val="24"/>
+                <w:color w:val="000000" w:themeColor="text1"/>
+                <w:szCs w:val="21"/>
                 <w:lang w:eastAsia="es-CO"/>
               </w:rPr>
               <w:t>Incumplimiento del tiempo objetivo</w:t>
@@ -5863,15 +5891,15 @@
             <w:pPr>
               <w:pStyle w:val="Tablas"/>
               <w:rPr>
-                <w:color w:val="12263F"/>
-                <w:sz w:val="24"/>
+                <w:color w:val="000000" w:themeColor="text1"/>
+                <w:szCs w:val="21"/>
                 <w:lang w:eastAsia="es-CO"/>
               </w:rPr>
             </w:pPr>
             <w:r>
               <w:rPr>
-                <w:color w:val="12263F"/>
-                <w:sz w:val="24"/>
+                <w:color w:val="000000" w:themeColor="text1"/>
+                <w:szCs w:val="21"/>
                 <w:lang w:eastAsia="es-CO"/>
               </w:rPr>
               <w:t>¿Qué factores están retrasando la atención?</w:t>
@@ -5889,18 +5917,17 @@
             <w:pPr>
               <w:pStyle w:val="Tablas"/>
               <w:rPr>
-                <w:color w:val="12263F"/>
-                <w:sz w:val="24"/>
+                <w:color w:val="000000" w:themeColor="text1"/>
+                <w:szCs w:val="21"/>
                 <w:lang w:eastAsia="es-CO"/>
               </w:rPr>
             </w:pPr>
             <w:r>
               <w:rPr>
-                <w:color w:val="12263F"/>
-                <w:sz w:val="24"/>
+                <w:color w:val="000000" w:themeColor="text1"/>
+                <w:szCs w:val="21"/>
                 <w:lang w:eastAsia="es-CO"/>
               </w:rPr>
-              <w:lastRenderedPageBreak/>
               <w:t>Requerimientos reabiertos</w:t>
             </w:r>
           </w:p>
@@ -5914,15 +5941,15 @@
             <w:pPr>
               <w:pStyle w:val="Tablas"/>
               <w:rPr>
-                <w:color w:val="12263F"/>
-                <w:sz w:val="24"/>
+                <w:color w:val="000000" w:themeColor="text1"/>
+                <w:szCs w:val="21"/>
                 <w:lang w:eastAsia="es-CO"/>
               </w:rPr>
             </w:pPr>
             <w:r>
               <w:rPr>
-                <w:color w:val="12263F"/>
-                <w:sz w:val="24"/>
+                <w:color w:val="000000" w:themeColor="text1"/>
+                <w:szCs w:val="21"/>
                 <w:lang w:eastAsia="es-CO"/>
               </w:rPr>
               <w:t>3 %</w:t>
@@ -5938,15 +5965,15 @@
             <w:pPr>
               <w:pStyle w:val="Tablas"/>
               <w:rPr>
-                <w:color w:val="12263F"/>
-                <w:sz w:val="24"/>
+                <w:color w:val="000000" w:themeColor="text1"/>
+                <w:szCs w:val="21"/>
                 <w:lang w:eastAsia="es-CO"/>
               </w:rPr>
             </w:pPr>
             <w:r>
               <w:rPr>
-                <w:color w:val="12263F"/>
-                <w:sz w:val="24"/>
+                <w:color w:val="000000" w:themeColor="text1"/>
+                <w:szCs w:val="21"/>
                 <w:lang w:eastAsia="es-CO"/>
               </w:rPr>
               <w:t>9 %</w:t>
@@ -5962,15 +5989,15 @@
             <w:pPr>
               <w:pStyle w:val="Tablas"/>
               <w:rPr>
-                <w:color w:val="12263F"/>
-                <w:sz w:val="24"/>
+                <w:color w:val="000000" w:themeColor="text1"/>
+                <w:szCs w:val="21"/>
                 <w:lang w:eastAsia="es-CO"/>
               </w:rPr>
             </w:pPr>
             <w:r>
               <w:rPr>
-                <w:color w:val="12263F"/>
-                <w:sz w:val="24"/>
+                <w:color w:val="000000" w:themeColor="text1"/>
+                <w:szCs w:val="21"/>
                 <w:lang w:eastAsia="es-CO"/>
               </w:rPr>
               <w:t>Cierre insuficiente o respuesta poco clara</w:t>
@@ -5986,15 +6013,15 @@
             <w:pPr>
               <w:pStyle w:val="Tablas"/>
               <w:rPr>
-                <w:color w:val="12263F"/>
-                <w:sz w:val="24"/>
+                <w:color w:val="000000" w:themeColor="text1"/>
+                <w:szCs w:val="21"/>
                 <w:lang w:eastAsia="es-CO"/>
               </w:rPr>
             </w:pPr>
             <w:r>
               <w:rPr>
-                <w:color w:val="12263F"/>
-                <w:sz w:val="24"/>
+                <w:color w:val="000000" w:themeColor="text1"/>
+                <w:szCs w:val="21"/>
                 <w:lang w:eastAsia="es-CO"/>
               </w:rPr>
               <w:t>¿La respuesta resolvió realmente el caso?</w:t>
@@ -6015,17 +6042,18 @@
             <w:pPr>
               <w:pStyle w:val="Tablas"/>
               <w:rPr>
-                <w:color w:val="12263F"/>
-                <w:sz w:val="24"/>
+                <w:color w:val="000000" w:themeColor="text1"/>
+                <w:szCs w:val="21"/>
                 <w:lang w:eastAsia="es-CO"/>
               </w:rPr>
             </w:pPr>
             <w:r>
               <w:rPr>
-                <w:color w:val="12263F"/>
-                <w:sz w:val="24"/>
+                <w:color w:val="000000" w:themeColor="text1"/>
+                <w:szCs w:val="21"/>
                 <w:lang w:eastAsia="es-CO"/>
               </w:rPr>
+              <w:lastRenderedPageBreak/>
               <w:t>Satisfacción con claridad de la respuesta</w:t>
             </w:r>
           </w:p>
@@ -6039,15 +6067,15 @@
             <w:pPr>
               <w:pStyle w:val="Tablas"/>
               <w:rPr>
-                <w:color w:val="12263F"/>
-                <w:sz w:val="24"/>
+                <w:color w:val="000000" w:themeColor="text1"/>
+                <w:szCs w:val="21"/>
                 <w:lang w:eastAsia="es-CO"/>
               </w:rPr>
             </w:pPr>
             <w:r>
               <w:rPr>
-                <w:color w:val="12263F"/>
-                <w:sz w:val="24"/>
+                <w:color w:val="000000" w:themeColor="text1"/>
+                <w:szCs w:val="21"/>
                 <w:lang w:eastAsia="es-CO"/>
               </w:rPr>
               <w:t>90 %</w:t>
@@ -6063,15 +6091,15 @@
             <w:pPr>
               <w:pStyle w:val="Tablas"/>
               <w:rPr>
-                <w:color w:val="12263F"/>
-                <w:sz w:val="24"/>
+                <w:color w:val="000000" w:themeColor="text1"/>
+                <w:szCs w:val="21"/>
                 <w:lang w:eastAsia="es-CO"/>
               </w:rPr>
             </w:pPr>
             <w:r>
               <w:rPr>
-                <w:color w:val="12263F"/>
-                <w:sz w:val="24"/>
+                <w:color w:val="000000" w:themeColor="text1"/>
+                <w:szCs w:val="21"/>
                 <w:lang w:eastAsia="es-CO"/>
               </w:rPr>
               <w:t>72 %</w:t>
@@ -6087,15 +6115,15 @@
             <w:pPr>
               <w:pStyle w:val="Tablas"/>
               <w:rPr>
-                <w:color w:val="12263F"/>
-                <w:sz w:val="24"/>
+                <w:color w:val="000000" w:themeColor="text1"/>
+                <w:szCs w:val="21"/>
                 <w:lang w:eastAsia="es-CO"/>
               </w:rPr>
             </w:pPr>
             <w:r>
               <w:rPr>
-                <w:color w:val="12263F"/>
-                <w:sz w:val="24"/>
+                <w:color w:val="000000" w:themeColor="text1"/>
+                <w:szCs w:val="21"/>
                 <w:lang w:eastAsia="es-CO"/>
               </w:rPr>
               <w:t>Debilidad comunicativa</w:t>
@@ -6111,15 +6139,15 @@
             <w:pPr>
               <w:pStyle w:val="Tablas"/>
               <w:rPr>
-                <w:color w:val="12263F"/>
-                <w:sz w:val="24"/>
+                <w:color w:val="000000" w:themeColor="text1"/>
+                <w:szCs w:val="21"/>
                 <w:lang w:eastAsia="es-CO"/>
               </w:rPr>
             </w:pPr>
             <w:r>
               <w:rPr>
-                <w:color w:val="12263F"/>
-                <w:sz w:val="24"/>
+                <w:color w:val="000000" w:themeColor="text1"/>
+                <w:szCs w:val="21"/>
                 <w:lang w:eastAsia="es-CO"/>
               </w:rPr>
               <w:t>¿La información fue comprensible para el usuario?</w:t>
@@ -6137,15 +6165,15 @@
             <w:pPr>
               <w:pStyle w:val="Tablas"/>
               <w:rPr>
-                <w:color w:val="12263F"/>
-                <w:sz w:val="24"/>
+                <w:color w:val="000000" w:themeColor="text1"/>
+                <w:szCs w:val="21"/>
                 <w:lang w:eastAsia="es-CO"/>
               </w:rPr>
             </w:pPr>
             <w:r>
               <w:rPr>
-                <w:color w:val="12263F"/>
-                <w:sz w:val="24"/>
+                <w:color w:val="000000" w:themeColor="text1"/>
+                <w:szCs w:val="21"/>
                 <w:lang w:eastAsia="es-CO"/>
               </w:rPr>
               <w:t>Respuestas corregidas</w:t>
@@ -6161,15 +6189,15 @@
             <w:pPr>
               <w:pStyle w:val="Tablas"/>
               <w:rPr>
-                <w:color w:val="12263F"/>
-                <w:sz w:val="24"/>
+                <w:color w:val="000000" w:themeColor="text1"/>
+                <w:szCs w:val="21"/>
                 <w:lang w:eastAsia="es-CO"/>
               </w:rPr>
             </w:pPr>
             <w:r>
               <w:rPr>
-                <w:color w:val="12263F"/>
-                <w:sz w:val="24"/>
+                <w:color w:val="000000" w:themeColor="text1"/>
+                <w:szCs w:val="21"/>
                 <w:lang w:eastAsia="es-CO"/>
               </w:rPr>
               <w:t>2 %</w:t>
@@ -6185,15 +6213,15 @@
             <w:pPr>
               <w:pStyle w:val="Tablas"/>
               <w:rPr>
-                <w:color w:val="12263F"/>
-                <w:sz w:val="24"/>
+                <w:color w:val="000000" w:themeColor="text1"/>
+                <w:szCs w:val="21"/>
                 <w:lang w:eastAsia="es-CO"/>
               </w:rPr>
             </w:pPr>
             <w:r>
               <w:rPr>
-                <w:color w:val="12263F"/>
-                <w:sz w:val="24"/>
+                <w:color w:val="000000" w:themeColor="text1"/>
+                <w:szCs w:val="21"/>
                 <w:lang w:eastAsia="es-CO"/>
               </w:rPr>
               <w:t>8 %</w:t>
@@ -6209,15 +6237,15 @@
             <w:pPr>
               <w:pStyle w:val="Tablas"/>
               <w:rPr>
-                <w:color w:val="12263F"/>
-                <w:sz w:val="24"/>
+                <w:color w:val="000000" w:themeColor="text1"/>
+                <w:szCs w:val="21"/>
                 <w:lang w:eastAsia="es-CO"/>
               </w:rPr>
             </w:pPr>
             <w:r>
               <w:rPr>
-                <w:color w:val="12263F"/>
-                <w:sz w:val="24"/>
+                <w:color w:val="000000" w:themeColor="text1"/>
+                <w:szCs w:val="21"/>
                 <w:lang w:eastAsia="es-CO"/>
               </w:rPr>
               <w:t>Fallas de exactitud o completitud</w:t>
@@ -6233,15 +6261,15 @@
             <w:pPr>
               <w:pStyle w:val="Tablas"/>
               <w:rPr>
-                <w:color w:val="12263F"/>
-                <w:sz w:val="24"/>
+                <w:color w:val="000000" w:themeColor="text1"/>
+                <w:szCs w:val="21"/>
                 <w:lang w:eastAsia="es-CO"/>
               </w:rPr>
             </w:pPr>
             <w:r>
               <w:rPr>
-                <w:color w:val="12263F"/>
-                <w:sz w:val="24"/>
+                <w:color w:val="000000" w:themeColor="text1"/>
+                <w:szCs w:val="21"/>
                 <w:lang w:eastAsia="es-CO"/>
               </w:rPr>
               <w:t>¿Se está verificando bien la información antes de responder?</w:t>
@@ -6262,15 +6290,15 @@
             <w:pPr>
               <w:pStyle w:val="Tablas"/>
               <w:rPr>
-                <w:color w:val="12263F"/>
-                <w:sz w:val="24"/>
+                <w:color w:val="000000" w:themeColor="text1"/>
+                <w:szCs w:val="21"/>
                 <w:lang w:eastAsia="es-CO"/>
               </w:rPr>
             </w:pPr>
             <w:r>
               <w:rPr>
-                <w:color w:val="12263F"/>
-                <w:sz w:val="24"/>
+                <w:color w:val="000000" w:themeColor="text1"/>
+                <w:szCs w:val="21"/>
                 <w:lang w:eastAsia="es-CO"/>
               </w:rPr>
               <w:t>Solicitudes reiteradas por el mismo tema</w:t>
@@ -6286,15 +6314,15 @@
             <w:pPr>
               <w:pStyle w:val="Tablas"/>
               <w:rPr>
-                <w:color w:val="12263F"/>
-                <w:sz w:val="24"/>
+                <w:color w:val="000000" w:themeColor="text1"/>
+                <w:szCs w:val="21"/>
                 <w:lang w:eastAsia="es-CO"/>
               </w:rPr>
             </w:pPr>
             <w:r>
               <w:rPr>
-                <w:color w:val="12263F"/>
-                <w:sz w:val="24"/>
+                <w:color w:val="000000" w:themeColor="text1"/>
+                <w:szCs w:val="21"/>
                 <w:lang w:eastAsia="es-CO"/>
               </w:rPr>
               <w:t>Baja frecuencia</w:t>
@@ -6310,15 +6338,15 @@
             <w:pPr>
               <w:pStyle w:val="Tablas"/>
               <w:rPr>
-                <w:color w:val="12263F"/>
-                <w:sz w:val="24"/>
+                <w:color w:val="000000" w:themeColor="text1"/>
+                <w:szCs w:val="21"/>
                 <w:lang w:eastAsia="es-CO"/>
               </w:rPr>
             </w:pPr>
             <w:r>
               <w:rPr>
-                <w:color w:val="12263F"/>
-                <w:sz w:val="24"/>
+                <w:color w:val="000000" w:themeColor="text1"/>
+                <w:szCs w:val="21"/>
                 <w:lang w:eastAsia="es-CO"/>
               </w:rPr>
               <w:t>Alta frecuencia</w:t>
@@ -6334,15 +6362,15 @@
             <w:pPr>
               <w:pStyle w:val="Tablas"/>
               <w:rPr>
-                <w:color w:val="12263F"/>
-                <w:sz w:val="24"/>
+                <w:color w:val="000000" w:themeColor="text1"/>
+                <w:szCs w:val="21"/>
                 <w:lang w:eastAsia="es-CO"/>
               </w:rPr>
             </w:pPr>
             <w:r>
               <w:rPr>
-                <w:color w:val="12263F"/>
-                <w:sz w:val="24"/>
+                <w:color w:val="000000" w:themeColor="text1"/>
+                <w:szCs w:val="21"/>
                 <w:lang w:eastAsia="es-CO"/>
               </w:rPr>
               <w:t>Persistencia del problema o respuesta insuficiente</w:t>
@@ -6358,15 +6386,15 @@
             <w:pPr>
               <w:pStyle w:val="Tablas"/>
               <w:rPr>
-                <w:color w:val="12263F"/>
-                <w:sz w:val="24"/>
+                <w:color w:val="000000" w:themeColor="text1"/>
+                <w:szCs w:val="21"/>
                 <w:lang w:eastAsia="es-CO"/>
               </w:rPr>
             </w:pPr>
             <w:r>
               <w:rPr>
-                <w:color w:val="12263F"/>
-                <w:sz w:val="24"/>
+                <w:color w:val="000000" w:themeColor="text1"/>
+                <w:szCs w:val="21"/>
                 <w:lang w:eastAsia="es-CO"/>
               </w:rPr>
               <w:t>¿La atención está resolviendo la causa o solo repitiendo respuestas?</w:t>
@@ -6422,14 +6450,6 @@
     </w:p>
     <w:p>
       <w:pPr>
-        <w:ind w:left="993"/>
-        <w:rPr>
-          <w:lang w:eastAsia="es-CO"/>
-        </w:rPr>
-      </w:pPr>
-    </w:p>
-    <w:p>
-      <w:pPr>
         <w:pStyle w:val="Prrafodelista"/>
         <w:numPr>
           <w:ilvl w:val="0"/>
@@ -6444,7 +6464,6 @@
         <w:rPr>
           <w:lang w:eastAsia="es-CO"/>
         </w:rPr>
-        <w:lastRenderedPageBreak/>
         <w:t>Identificación de la desviación</w:t>
       </w:r>
     </w:p>
@@ -6511,6 +6530,7 @@
       </w:pPr>
       <w:bookmarkStart w:id="9" w:name="_Toc230995566"/>
       <w:r>
+        <w:lastRenderedPageBreak/>
         <w:t>Análisis de frecuencia, causas raíz, patrones e impacto de incidencias y no conformidades</w:t>
       </w:r>
       <w:bookmarkEnd w:id="9"/>
@@ -6577,20 +6597,20 @@
         <w:rPr>
           <w:lang w:val="es-419" w:eastAsia="es-CO"/>
         </w:rPr>
+        <w:t>El análisis de frecuencia permite determinar cuántas veces aparece una incidencia en un período determinado, mientras que la revisión de patrones muestra si existe relación entre esas repeticiones y variables como el tipo de requerimiento, el canal utilizado, el responsable de la atención o el momento en que se presenta la falla.</w:t>
+      </w:r>
+    </w:p>
+    <w:p>
+      <w:pPr>
+        <w:rPr>
+          <w:lang w:val="es-419" w:eastAsia="es-CO"/>
+        </w:rPr>
+      </w:pPr>
+      <w:r>
+        <w:rPr>
+          <w:lang w:val="es-419" w:eastAsia="es-CO"/>
+        </w:rPr>
         <w:lastRenderedPageBreak/>
-        <w:t>El análisis de frecuencia permite determinar cuántas veces aparece una incidencia en un período determinado, mientras que la revisión de patrones muestra si existe relación entre esas repeticiones y variables como el tipo de requerimiento, el canal utilizado, el responsable de la atención o el momento en que se presenta la falla.</w:t>
-      </w:r>
-    </w:p>
-    <w:p>
-      <w:pPr>
-        <w:rPr>
-          <w:lang w:val="es-419" w:eastAsia="es-CO"/>
-        </w:rPr>
-      </w:pPr>
-      <w:r>
-        <w:rPr>
-          <w:lang w:val="es-419" w:eastAsia="es-CO"/>
-        </w:rPr>
         <w:t>A su vez, el análisis de causas raíz busca identificar el origen del problema y no solo su manifestación visible. En este punto, no es suficiente afirmar que hubo demora o que la respuesta fue poco clara; es necesario establecer si ello obedece a sobrecarga operativa, debilidad en los procedimientos, ausencia de revisión previa, uso inadecuado de formatos o deficiencias en la comunicación técnica.</w:t>
       </w:r>
     </w:p>
@@ -6635,20 +6655,6 @@
     </w:p>
     <w:p>
       <w:pPr>
-        <w:rPr>
-          <w:lang w:val="es-419" w:eastAsia="es-CO"/>
-        </w:rPr>
-      </w:pPr>
-    </w:p>
-    <w:p>
-      <w:pPr>
-        <w:rPr>
-          <w:lang w:val="es-419" w:eastAsia="es-CO"/>
-        </w:rPr>
-      </w:pPr>
-    </w:p>
-    <w:p>
-      <w:pPr>
         <w:pStyle w:val="Tabla"/>
         <w:rPr>
           <w:lang w:val="es-419" w:eastAsia="es-CO"/>
@@ -6658,7 +6664,6 @@
         <w:rPr>
           <w:lang w:val="es-419" w:eastAsia="es-CO"/>
         </w:rPr>
-        <w:lastRenderedPageBreak/>
         <w:t>Matriz para análisis de frecuencia, causas raíz, patrones e impacto de incidencias y no conformidades</w:t>
       </w:r>
     </w:p>
@@ -6864,7 +6869,11 @@
               <w:pStyle w:val="Tablas"/>
             </w:pPr>
             <w:r>
-              <w:t>Afecta cumplimiento y percepción del usuario</w:t>
+              <w:t xml:space="preserve">Afecta cumplimiento y </w:t>
+            </w:r>
+            <w:r>
+              <w:lastRenderedPageBreak/>
+              <w:t>percepción del usuario</w:t>
             </w:r>
           </w:p>
         </w:tc>
@@ -6878,6 +6887,7 @@
               <w:pStyle w:val="Tablas"/>
             </w:pPr>
             <w:r>
+              <w:lastRenderedPageBreak/>
               <w:t>Revisar distribución de casos</w:t>
             </w:r>
           </w:p>
@@ -7313,29 +7323,29 @@
         <w:rPr>
           <w:lang w:val="es-419" w:eastAsia="es-CO"/>
         </w:rPr>
+        <w:t>Por ejemplo, una incidencia con frecuencia media puede tener un impacto alto si compromete la claridad de las respuestas o provoca reaperturas constantes.</w:t>
+      </w:r>
+    </w:p>
+    <w:p>
+      <w:pPr>
+        <w:rPr>
+          <w:lang w:val="es-419" w:eastAsia="es-CO"/>
+        </w:rPr>
+      </w:pPr>
+      <w:r>
+        <w:rPr>
+          <w:lang w:val="es-419" w:eastAsia="es-CO"/>
+        </w:rPr>
+        <w:t>Por ello, las recomendaciones no deben formularse únicamente con base en el número de veces que ocurre una falla, sino también en el efecto que esta tiene sobre la calidad de la atención y sobre la experiencia del usuario.</w:t>
+      </w:r>
+    </w:p>
+    <w:p>
+      <w:pPr>
+        <w:pStyle w:val="Ttulo2"/>
+      </w:pPr>
+      <w:bookmarkStart w:id="10" w:name="_Toc230995567"/>
+      <w:r>
         <w:lastRenderedPageBreak/>
-        <w:t>Por ejemplo, una incidencia con frecuencia media puede tener un impacto alto si compromete la claridad de las respuestas o provoca reaperturas constantes.</w:t>
-      </w:r>
-    </w:p>
-    <w:p>
-      <w:pPr>
-        <w:rPr>
-          <w:lang w:val="es-419" w:eastAsia="es-CO"/>
-        </w:rPr>
-      </w:pPr>
-      <w:r>
-        <w:rPr>
-          <w:lang w:val="es-419" w:eastAsia="es-CO"/>
-        </w:rPr>
-        <w:t>Por ello, las recomendaciones no deben formularse únicamente con base en el número de veces que ocurre una falla, sino también en el efecto que esta tiene sobre la calidad de la atención y sobre la experiencia del usuario.</w:t>
-      </w:r>
-    </w:p>
-    <w:p>
-      <w:pPr>
-        <w:pStyle w:val="Ttulo2"/>
-      </w:pPr>
-      <w:bookmarkStart w:id="10" w:name="_Toc230995567"/>
-      <w:r>
         <w:t>Oportunidades de mejora en el servicio al usuario</w:t>
       </w:r>
       <w:bookmarkEnd w:id="10"/>
@@ -7389,20 +7399,20 @@
         <w:rPr>
           <w:lang w:val="es-419" w:eastAsia="es-CO"/>
         </w:rPr>
+        <w:t>A esta lectura puede sumarse el benchmarking, entendido como una comparación orientada a reconocer prácticas de mejor desempeño. En la atención de requerimientos, este análisis permite contrastar resultados, tiempos, formatos de respuesta, canales de atención o formas de seguimiento entre áreas, períodos u organizaciones semejantes.</w:t>
+      </w:r>
+    </w:p>
+    <w:p>
+      <w:pPr>
+        <w:rPr>
+          <w:lang w:val="es-419" w:eastAsia="es-CO"/>
+        </w:rPr>
+      </w:pPr>
+      <w:r>
+        <w:rPr>
+          <w:lang w:val="es-419" w:eastAsia="es-CO"/>
+        </w:rPr>
         <w:lastRenderedPageBreak/>
-        <w:t>A esta lectura puede sumarse el benchmarking, entendido como una comparación orientada a reconocer prácticas de mejor desempeño. En la atención de requerimientos, este análisis permite contrastar resultados, tiempos, formatos de respuesta, canales de atención o formas de seguimiento entre áreas, períodos u organizaciones semejantes.</w:t>
-      </w:r>
-    </w:p>
-    <w:p>
-      <w:pPr>
-        <w:rPr>
-          <w:lang w:val="es-419" w:eastAsia="es-CO"/>
-        </w:rPr>
-      </w:pPr>
-      <w:r>
-        <w:rPr>
-          <w:lang w:val="es-419" w:eastAsia="es-CO"/>
-        </w:rPr>
         <w:t>Su utilidad no está en copiar mecánicamente lo que otros hacen, sino en identificar procedimientos o estrategias que podrían adaptarse para mejorar la atención propia. En esa misma línea, las mejores prácticas corresponden a formas de trabajo que han mostrado resultados favorables y que, por su efectividad, pueden convertirse en referentes para ajustar la gestión del servicio. Desde esta perspectiva, las oportunidades de mejora se identifican cuando la organización logra relacionar tres elementos: lo que muestran sus resultados, lo que expresa el usuario y lo que revelan las prácticas comparadas.</w:t>
       </w:r>
     </w:p>
@@ -7448,7 +7458,6 @@
         <w:rPr>
           <w:rStyle w:val="Ttulo5Car"/>
         </w:rPr>
-        <w:lastRenderedPageBreak/>
         <w:t xml:space="preserve">Encuestas de satisfacción. </w:t>
       </w:r>
       <w:r>
@@ -7499,6 +7508,7 @@
         <w:rPr>
           <w:rStyle w:val="Ttulo5Car"/>
         </w:rPr>
+        <w:lastRenderedPageBreak/>
         <w:t>Casos reabiertos.</w:t>
       </w:r>
       <w:r>
@@ -7606,37 +7616,37 @@
         <w:rPr>
           <w:lang w:val="es-419" w:eastAsia="es-CO"/>
         </w:rPr>
-        <w:t xml:space="preserve">Por ejemplo, si la retroalimentación del usuario muestra baja claridad de la respuesta y, al mismo tiempo, otra área obtiene mejores resultados con mensajes más simples, ya existe una oportunidad de mejora claramente identificable. De este modo, </w:t>
+        <w:t>Por ejemplo, si la retroalimentación del usuario muestra baja claridad de la respuesta y, al mismo tiempo, otra área obtiene mejores resultados con mensajes más simples, ya existe una oportunidad de mejora claramente identificable. De este modo, el análisis del servicio no solo describe lo que ocurre, sino que orienta ajustes más pertinentes y aplicables.</w:t>
+      </w:r>
+    </w:p>
+    <w:p>
+      <w:pPr>
+        <w:pStyle w:val="Ttulo2"/>
+      </w:pPr>
+      <w:bookmarkStart w:id="11" w:name="_Toc230995568"/>
+      <w:r>
+        <w:t>Priorización y viabilidad de acciones de mejora</w:t>
+      </w:r>
+      <w:bookmarkEnd w:id="11"/>
+    </w:p>
+    <w:p>
+      <w:pPr>
+        <w:rPr>
+          <w:lang w:val="es-419" w:eastAsia="es-CO"/>
+        </w:rPr>
+      </w:pPr>
+      <w:r>
+        <w:rPr>
+          <w:lang w:val="es-419" w:eastAsia="es-CO"/>
+        </w:rPr>
+        <w:t xml:space="preserve">Después de identificar oportunidades de mejora, la organización debe decidir cuáles atender primero y cuáles pueden esperar. Esta priorización es necesaria porque no todas las situaciones detectadas tienen el mismo impacto sobre la atención, ni todas </w:t>
       </w:r>
       <w:r>
         <w:rPr>
           <w:lang w:val="es-419" w:eastAsia="es-CO"/>
         </w:rPr>
         <w:lastRenderedPageBreak/>
-        <w:t>el análisis del servicio no solo describe lo que ocurre, sino que orienta ajustes más pertinentes y aplicables.</w:t>
-      </w:r>
-    </w:p>
-    <w:p>
-      <w:pPr>
-        <w:pStyle w:val="Ttulo2"/>
-      </w:pPr>
-      <w:bookmarkStart w:id="11" w:name="_Toc230995568"/>
-      <w:r>
-        <w:t>Priorización y viabilidad de acciones de mejora</w:t>
-      </w:r>
-      <w:bookmarkEnd w:id="11"/>
-    </w:p>
-    <w:p>
-      <w:pPr>
-        <w:rPr>
-          <w:lang w:val="es-419" w:eastAsia="es-CO"/>
-        </w:rPr>
-      </w:pPr>
-      <w:r>
-        <w:rPr>
-          <w:lang w:val="es-419" w:eastAsia="es-CO"/>
-        </w:rPr>
-        <w:t>Después de identificar oportunidades de mejora, la organización debe decidir cuáles atender primero y cuáles pueden esperar. Esta priorización es necesaria porque no todas las situaciones detectadas tienen el mismo impacto sobre la atención, ni todas pueden resolverse con la misma rapidez o con los mismos recursos. En la práctica, una mejora debe analizarse no solo por lo deseable que parece, sino por la urgencia del problema que busca corregir, por el efecto que tiene sobre el usuario y por la posibilidad real de implementarla dentro de las condiciones de la organización.</w:t>
+        <w:t>pueden resolverse con la misma rapidez o con los mismos recursos. En la práctica, una mejora debe analizarse no solo por lo deseable que parece, sino por la urgencia del problema que busca corregir, por el efecto que tiene sobre el usuario y por la posibilidad real de implementarla dentro de las condiciones de la organización.</w:t>
       </w:r>
     </w:p>
     <w:p>
@@ -7675,27 +7685,27 @@
         <w:rPr>
           <w:lang w:val="es-419" w:eastAsia="es-CO"/>
         </w:rPr>
-        <w:t xml:space="preserve">Ahora bien, priorizar no es suficiente. También es necesario revisar la viabilidad de cada acción de mejora. Una medida puede ser muy pertinente, pero difícil de ejecutar si exige cambios tecnológicos, rediseño completo del proceso o recursos que no están disponibles en el corto plazo. Por eso, la organización debe valorar si la mejora </w:t>
+        <w:t>Ahora bien, priorizar no es suficiente. También es necesario revisar la viabilidad de cada acción de mejora. Una medida puede ser muy pertinente, pero difícil de ejecutar si exige cambios tecnológicos, rediseño completo del proceso o recursos que no están disponibles en el corto plazo. Por eso, la organización debe valorar si la mejora puede aplicarse con los medios actuales, si requiere ajustes progresivos o si necesita una planificación más amplia.</w:t>
+      </w:r>
+    </w:p>
+    <w:p>
+      <w:pPr>
+        <w:rPr>
+          <w:lang w:val="es-419" w:eastAsia="es-CO"/>
+        </w:rPr>
+      </w:pPr>
+      <w:r>
+        <w:rPr>
+          <w:lang w:val="es-419" w:eastAsia="es-CO"/>
+        </w:rPr>
+        <w:t xml:space="preserve">Desde la gestión de la calidad en servicios, Pérez Fernández de Velasco (1994) ofrece una base útil para comprender que la mejora debe orientarse de manera organizada y no por respuestas improvisadas. En esa misma línea, Prieto Herrera (2018) permite entender que el servicio requiere decisiones que articulen satisfacción del usuario, efectividad operativa y capacidad de respuesta. Por ello, la priorización y la </w:t>
       </w:r>
       <w:r>
         <w:rPr>
           <w:lang w:val="es-419" w:eastAsia="es-CO"/>
         </w:rPr>
         <w:lastRenderedPageBreak/>
-        <w:t>puede aplicarse con los medios actuales, si requiere ajustes progresivos o si necesita una planificación más amplia.</w:t>
-      </w:r>
-    </w:p>
-    <w:p>
-      <w:pPr>
-        <w:rPr>
-          <w:lang w:val="es-419" w:eastAsia="es-CO"/>
-        </w:rPr>
-      </w:pPr>
-      <w:r>
-        <w:rPr>
-          <w:lang w:val="es-419" w:eastAsia="es-CO"/>
-        </w:rPr>
-        <w:t>Desde la gestión de la calidad en servicios, Pérez Fernández de Velasco (1994) ofrece una base útil para comprender que la mejora debe orientarse de manera organizada y no por respuestas improvisadas. En esa misma línea, Prieto Herrera (2018) permite entender que el servicio requiere decisiones que articulen satisfacción del usuario, efectividad operativa y capacidad de respuesta. Por ello, la priorización y la viabilidad de las acciones de mejora constituyen un puente entre el análisis de resultados y la implementación de ajustes reales en la atención.</w:t>
+        <w:t>viabilidad de las acciones de mejora constituyen un puente entre el análisis de resultados y la implementación de ajustes reales en la atención.</w:t>
       </w:r>
     </w:p>
     <w:p>
@@ -7878,15 +7888,15 @@
             <w:pPr>
               <w:pStyle w:val="Tablas"/>
               <w:rPr>
-                <w:color w:val="12263F"/>
-                <w:sz w:val="24"/>
+                <w:color w:val="000000" w:themeColor="text1"/>
+                <w:szCs w:val="21"/>
                 <w:lang w:eastAsia="es-CO"/>
               </w:rPr>
             </w:pPr>
             <w:r>
               <w:rPr>
-                <w:color w:val="12263F"/>
-                <w:sz w:val="24"/>
+                <w:color w:val="000000" w:themeColor="text1"/>
+                <w:szCs w:val="21"/>
                 <w:lang w:eastAsia="es-CO"/>
               </w:rPr>
               <w:t>Ajustar plantillas de respuesta</w:t>
@@ -7902,15 +7912,15 @@
             <w:pPr>
               <w:pStyle w:val="Tablas"/>
               <w:rPr>
-                <w:color w:val="12263F"/>
-                <w:sz w:val="24"/>
+                <w:color w:val="000000" w:themeColor="text1"/>
+                <w:szCs w:val="21"/>
                 <w:lang w:eastAsia="es-CO"/>
               </w:rPr>
             </w:pPr>
             <w:r>
               <w:rPr>
-                <w:color w:val="12263F"/>
-                <w:sz w:val="24"/>
+                <w:color w:val="000000" w:themeColor="text1"/>
+                <w:szCs w:val="21"/>
                 <w:lang w:eastAsia="es-CO"/>
               </w:rPr>
               <w:t>Baja claridad en la comunicación</w:t>
@@ -7926,15 +7936,15 @@
             <w:pPr>
               <w:pStyle w:val="Tablas"/>
               <w:rPr>
-                <w:color w:val="12263F"/>
-                <w:sz w:val="24"/>
+                <w:color w:val="000000" w:themeColor="text1"/>
+                <w:szCs w:val="21"/>
                 <w:lang w:eastAsia="es-CO"/>
               </w:rPr>
             </w:pPr>
             <w:r>
               <w:rPr>
-                <w:color w:val="12263F"/>
-                <w:sz w:val="24"/>
+                <w:color w:val="000000" w:themeColor="text1"/>
+                <w:szCs w:val="21"/>
                 <w:lang w:eastAsia="es-CO"/>
               </w:rPr>
               <w:t>Alto</w:t>
@@ -7950,15 +7960,15 @@
             <w:pPr>
               <w:pStyle w:val="Tablas"/>
               <w:rPr>
-                <w:color w:val="12263F"/>
-                <w:sz w:val="24"/>
+                <w:color w:val="000000" w:themeColor="text1"/>
+                <w:szCs w:val="21"/>
                 <w:lang w:eastAsia="es-CO"/>
               </w:rPr>
             </w:pPr>
             <w:r>
               <w:rPr>
-                <w:color w:val="12263F"/>
-                <w:sz w:val="24"/>
+                <w:color w:val="000000" w:themeColor="text1"/>
+                <w:szCs w:val="21"/>
                 <w:lang w:eastAsia="es-CO"/>
               </w:rPr>
               <w:t>Alta</w:t>
@@ -7974,15 +7984,15 @@
             <w:pPr>
               <w:pStyle w:val="Tablas"/>
               <w:rPr>
-                <w:color w:val="12263F"/>
-                <w:sz w:val="24"/>
+                <w:color w:val="000000" w:themeColor="text1"/>
+                <w:szCs w:val="21"/>
                 <w:lang w:eastAsia="es-CO"/>
               </w:rPr>
             </w:pPr>
             <w:r>
               <w:rPr>
-                <w:color w:val="12263F"/>
-                <w:sz w:val="24"/>
+                <w:color w:val="000000" w:themeColor="text1"/>
+                <w:szCs w:val="21"/>
                 <w:lang w:eastAsia="es-CO"/>
               </w:rPr>
               <w:t>Alta</w:t>
@@ -7998,15 +8008,15 @@
             <w:pPr>
               <w:pStyle w:val="Tablas"/>
               <w:rPr>
-                <w:color w:val="12263F"/>
-                <w:sz w:val="24"/>
+                <w:color w:val="000000" w:themeColor="text1"/>
+                <w:szCs w:val="21"/>
                 <w:lang w:eastAsia="es-CO"/>
               </w:rPr>
             </w:pPr>
             <w:r>
               <w:rPr>
-                <w:color w:val="12263F"/>
-                <w:sz w:val="24"/>
+                <w:color w:val="000000" w:themeColor="text1"/>
+                <w:szCs w:val="21"/>
                 <w:lang w:eastAsia="es-CO"/>
               </w:rPr>
               <w:t>Muy alta</w:t>
@@ -8024,15 +8034,15 @@
             <w:pPr>
               <w:pStyle w:val="Tablas"/>
               <w:rPr>
-                <w:color w:val="12263F"/>
-                <w:sz w:val="24"/>
+                <w:color w:val="000000" w:themeColor="text1"/>
+                <w:szCs w:val="21"/>
                 <w:lang w:eastAsia="es-CO"/>
               </w:rPr>
             </w:pPr>
             <w:r>
               <w:rPr>
-                <w:color w:val="12263F"/>
-                <w:sz w:val="24"/>
+                <w:color w:val="000000" w:themeColor="text1"/>
+                <w:szCs w:val="21"/>
                 <w:lang w:eastAsia="es-CO"/>
               </w:rPr>
               <w:t>Incorporar revisión previa al cierre</w:t>
@@ -8048,15 +8058,15 @@
             <w:pPr>
               <w:pStyle w:val="Tablas"/>
               <w:rPr>
-                <w:color w:val="12263F"/>
-                <w:sz w:val="24"/>
+                <w:color w:val="000000" w:themeColor="text1"/>
+                <w:szCs w:val="21"/>
                 <w:lang w:eastAsia="es-CO"/>
               </w:rPr>
             </w:pPr>
             <w:r>
               <w:rPr>
-                <w:color w:val="12263F"/>
-                <w:sz w:val="24"/>
+                <w:color w:val="000000" w:themeColor="text1"/>
+                <w:szCs w:val="21"/>
                 <w:lang w:eastAsia="es-CO"/>
               </w:rPr>
               <w:t>Reapertura frecuente de casos</w:t>
@@ -8072,15 +8082,15 @@
             <w:pPr>
               <w:pStyle w:val="Tablas"/>
               <w:rPr>
-                <w:color w:val="12263F"/>
-                <w:sz w:val="24"/>
+                <w:color w:val="000000" w:themeColor="text1"/>
+                <w:szCs w:val="21"/>
                 <w:lang w:eastAsia="es-CO"/>
               </w:rPr>
             </w:pPr>
             <w:r>
               <w:rPr>
-                <w:color w:val="12263F"/>
-                <w:sz w:val="24"/>
+                <w:color w:val="000000" w:themeColor="text1"/>
+                <w:szCs w:val="21"/>
                 <w:lang w:eastAsia="es-CO"/>
               </w:rPr>
               <w:t>Alto</w:t>
@@ -8096,15 +8106,15 @@
             <w:pPr>
               <w:pStyle w:val="Tablas"/>
               <w:rPr>
-                <w:color w:val="12263F"/>
-                <w:sz w:val="24"/>
+                <w:color w:val="000000" w:themeColor="text1"/>
+                <w:szCs w:val="21"/>
                 <w:lang w:eastAsia="es-CO"/>
               </w:rPr>
             </w:pPr>
             <w:r>
               <w:rPr>
-                <w:color w:val="12263F"/>
-                <w:sz w:val="24"/>
+                <w:color w:val="000000" w:themeColor="text1"/>
+                <w:szCs w:val="21"/>
                 <w:lang w:eastAsia="es-CO"/>
               </w:rPr>
               <w:t>Alta</w:t>
@@ -8120,15 +8130,15 @@
             <w:pPr>
               <w:pStyle w:val="Tablas"/>
               <w:rPr>
-                <w:color w:val="12263F"/>
-                <w:sz w:val="24"/>
+                <w:color w:val="000000" w:themeColor="text1"/>
+                <w:szCs w:val="21"/>
                 <w:lang w:eastAsia="es-CO"/>
               </w:rPr>
             </w:pPr>
             <w:r>
               <w:rPr>
-                <w:color w:val="12263F"/>
-                <w:sz w:val="24"/>
+                <w:color w:val="000000" w:themeColor="text1"/>
+                <w:szCs w:val="21"/>
                 <w:lang w:eastAsia="es-CO"/>
               </w:rPr>
               <w:t>Alta</w:t>
@@ -8144,15 +8154,15 @@
             <w:pPr>
               <w:pStyle w:val="Tablas"/>
               <w:rPr>
-                <w:color w:val="12263F"/>
-                <w:sz w:val="24"/>
+                <w:color w:val="000000" w:themeColor="text1"/>
+                <w:szCs w:val="21"/>
                 <w:lang w:eastAsia="es-CO"/>
               </w:rPr>
             </w:pPr>
             <w:r>
               <w:rPr>
-                <w:color w:val="12263F"/>
-                <w:sz w:val="24"/>
+                <w:color w:val="000000" w:themeColor="text1"/>
+                <w:szCs w:val="21"/>
                 <w:lang w:eastAsia="es-CO"/>
               </w:rPr>
               <w:t>Muy alta</w:t>
@@ -8173,15 +8183,15 @@
             <w:pPr>
               <w:pStyle w:val="Tablas"/>
               <w:rPr>
-                <w:color w:val="12263F"/>
-                <w:sz w:val="24"/>
+                <w:color w:val="000000" w:themeColor="text1"/>
+                <w:szCs w:val="21"/>
                 <w:lang w:eastAsia="es-CO"/>
               </w:rPr>
             </w:pPr>
             <w:r>
               <w:rPr>
-                <w:color w:val="12263F"/>
-                <w:sz w:val="24"/>
+                <w:color w:val="000000" w:themeColor="text1"/>
+                <w:szCs w:val="21"/>
                 <w:lang w:eastAsia="es-CO"/>
               </w:rPr>
               <w:t>Reorganizar distribución de requerimientos</w:t>
@@ -8197,15 +8207,15 @@
             <w:pPr>
               <w:pStyle w:val="Tablas"/>
               <w:rPr>
-                <w:color w:val="12263F"/>
-                <w:sz w:val="24"/>
+                <w:color w:val="000000" w:themeColor="text1"/>
+                <w:szCs w:val="21"/>
                 <w:lang w:eastAsia="es-CO"/>
               </w:rPr>
             </w:pPr>
             <w:r>
               <w:rPr>
-                <w:color w:val="12263F"/>
-                <w:sz w:val="24"/>
+                <w:color w:val="000000" w:themeColor="text1"/>
+                <w:szCs w:val="21"/>
                 <w:lang w:eastAsia="es-CO"/>
               </w:rPr>
               <w:t>Demoras por sobrecarga operativa</w:t>
@@ -8221,15 +8231,15 @@
             <w:pPr>
               <w:pStyle w:val="Tablas"/>
               <w:rPr>
-                <w:color w:val="12263F"/>
-                <w:sz w:val="24"/>
+                <w:color w:val="000000" w:themeColor="text1"/>
+                <w:szCs w:val="21"/>
                 <w:lang w:eastAsia="es-CO"/>
               </w:rPr>
             </w:pPr>
             <w:r>
               <w:rPr>
-                <w:color w:val="12263F"/>
-                <w:sz w:val="24"/>
+                <w:color w:val="000000" w:themeColor="text1"/>
+                <w:szCs w:val="21"/>
                 <w:lang w:eastAsia="es-CO"/>
               </w:rPr>
               <w:t>Alto</w:t>
@@ -8245,15 +8255,15 @@
             <w:pPr>
               <w:pStyle w:val="Tablas"/>
               <w:rPr>
-                <w:color w:val="12263F"/>
-                <w:sz w:val="24"/>
+                <w:color w:val="000000" w:themeColor="text1"/>
+                <w:szCs w:val="21"/>
                 <w:lang w:eastAsia="es-CO"/>
               </w:rPr>
             </w:pPr>
             <w:r>
               <w:rPr>
-                <w:color w:val="12263F"/>
-                <w:sz w:val="24"/>
+                <w:color w:val="000000" w:themeColor="text1"/>
+                <w:szCs w:val="21"/>
                 <w:lang w:eastAsia="es-CO"/>
               </w:rPr>
               <w:t>Media</w:t>
@@ -8269,15 +8279,15 @@
             <w:pPr>
               <w:pStyle w:val="Tablas"/>
               <w:rPr>
-                <w:color w:val="12263F"/>
-                <w:sz w:val="24"/>
+                <w:color w:val="000000" w:themeColor="text1"/>
+                <w:szCs w:val="21"/>
                 <w:lang w:eastAsia="es-CO"/>
               </w:rPr>
             </w:pPr>
             <w:r>
               <w:rPr>
-                <w:color w:val="12263F"/>
-                <w:sz w:val="24"/>
+                <w:color w:val="000000" w:themeColor="text1"/>
+                <w:szCs w:val="21"/>
                 <w:lang w:eastAsia="es-CO"/>
               </w:rPr>
               <w:t>Media</w:t>
@@ -8293,15 +8303,15 @@
             <w:pPr>
               <w:pStyle w:val="Tablas"/>
               <w:rPr>
-                <w:color w:val="12263F"/>
-                <w:sz w:val="24"/>
+                <w:color w:val="000000" w:themeColor="text1"/>
+                <w:szCs w:val="21"/>
                 <w:lang w:eastAsia="es-CO"/>
               </w:rPr>
             </w:pPr>
             <w:r>
               <w:rPr>
-                <w:color w:val="12263F"/>
-                <w:sz w:val="24"/>
+                <w:color w:val="000000" w:themeColor="text1"/>
+                <w:szCs w:val="21"/>
                 <w:lang w:eastAsia="es-CO"/>
               </w:rPr>
               <w:t>Alta</w:t>
@@ -8319,15 +8329,15 @@
             <w:pPr>
               <w:pStyle w:val="Tablas"/>
               <w:rPr>
-                <w:color w:val="12263F"/>
-                <w:sz w:val="24"/>
+                <w:color w:val="000000" w:themeColor="text1"/>
+                <w:szCs w:val="21"/>
                 <w:lang w:eastAsia="es-CO"/>
               </w:rPr>
             </w:pPr>
             <w:r>
               <w:rPr>
-                <w:color w:val="12263F"/>
-                <w:sz w:val="24"/>
+                <w:color w:val="000000" w:themeColor="text1"/>
+                <w:szCs w:val="21"/>
                 <w:lang w:eastAsia="es-CO"/>
               </w:rPr>
               <w:t>Capacitar al equipo en redacción y servicio</w:t>
@@ -8343,15 +8353,15 @@
             <w:pPr>
               <w:pStyle w:val="Tablas"/>
               <w:rPr>
-                <w:color w:val="12263F"/>
-                <w:sz w:val="24"/>
+                <w:color w:val="000000" w:themeColor="text1"/>
+                <w:szCs w:val="21"/>
                 <w:lang w:eastAsia="es-CO"/>
               </w:rPr>
             </w:pPr>
             <w:r>
               <w:rPr>
-                <w:color w:val="12263F"/>
-                <w:sz w:val="24"/>
+                <w:color w:val="000000" w:themeColor="text1"/>
+                <w:szCs w:val="21"/>
                 <w:lang w:eastAsia="es-CO"/>
               </w:rPr>
               <w:t>Respuestas técnicas poco comprensibles</w:t>
@@ -8367,15 +8377,15 @@
             <w:pPr>
               <w:pStyle w:val="Tablas"/>
               <w:rPr>
-                <w:color w:val="12263F"/>
-                <w:sz w:val="24"/>
+                <w:color w:val="000000" w:themeColor="text1"/>
+                <w:szCs w:val="21"/>
                 <w:lang w:eastAsia="es-CO"/>
               </w:rPr>
             </w:pPr>
             <w:r>
               <w:rPr>
-                <w:color w:val="12263F"/>
-                <w:sz w:val="24"/>
+                <w:color w:val="000000" w:themeColor="text1"/>
+                <w:szCs w:val="21"/>
                 <w:lang w:eastAsia="es-CO"/>
               </w:rPr>
               <w:t>Media</w:t>
@@ -8391,15 +8401,15 @@
             <w:pPr>
               <w:pStyle w:val="Tablas"/>
               <w:rPr>
-                <w:color w:val="12263F"/>
-                <w:sz w:val="24"/>
+                <w:color w:val="000000" w:themeColor="text1"/>
+                <w:szCs w:val="21"/>
                 <w:lang w:eastAsia="es-CO"/>
               </w:rPr>
             </w:pPr>
             <w:r>
               <w:rPr>
-                <w:color w:val="12263F"/>
-                <w:sz w:val="24"/>
+                <w:color w:val="000000" w:themeColor="text1"/>
+                <w:szCs w:val="21"/>
                 <w:lang w:eastAsia="es-CO"/>
               </w:rPr>
               <w:t>Alta</w:t>
@@ -8415,15 +8425,15 @@
             <w:pPr>
               <w:pStyle w:val="Tablas"/>
               <w:rPr>
-                <w:color w:val="12263F"/>
-                <w:sz w:val="24"/>
+                <w:color w:val="000000" w:themeColor="text1"/>
+                <w:szCs w:val="21"/>
                 <w:lang w:eastAsia="es-CO"/>
               </w:rPr>
             </w:pPr>
             <w:r>
               <w:rPr>
-                <w:color w:val="12263F"/>
-                <w:sz w:val="24"/>
+                <w:color w:val="000000" w:themeColor="text1"/>
+                <w:szCs w:val="21"/>
                 <w:lang w:eastAsia="es-CO"/>
               </w:rPr>
               <w:t>Alta</w:t>
@@ -8439,15 +8449,15 @@
             <w:pPr>
               <w:pStyle w:val="Tablas"/>
               <w:rPr>
-                <w:color w:val="12263F"/>
-                <w:sz w:val="24"/>
+                <w:color w:val="000000" w:themeColor="text1"/>
+                <w:szCs w:val="21"/>
                 <w:lang w:eastAsia="es-CO"/>
               </w:rPr>
             </w:pPr>
             <w:r>
               <w:rPr>
-                <w:color w:val="12263F"/>
-                <w:sz w:val="24"/>
+                <w:color w:val="000000" w:themeColor="text1"/>
+                <w:szCs w:val="21"/>
                 <w:lang w:eastAsia="es-CO"/>
               </w:rPr>
               <w:t>Alta</w:t>
@@ -8468,18 +8478,17 @@
             <w:pPr>
               <w:pStyle w:val="Tablas"/>
               <w:rPr>
-                <w:color w:val="12263F"/>
-                <w:sz w:val="24"/>
+                <w:color w:val="000000" w:themeColor="text1"/>
+                <w:szCs w:val="21"/>
                 <w:lang w:eastAsia="es-CO"/>
               </w:rPr>
             </w:pPr>
             <w:r>
               <w:rPr>
-                <w:color w:val="12263F"/>
-                <w:sz w:val="24"/>
+                <w:color w:val="000000" w:themeColor="text1"/>
+                <w:szCs w:val="21"/>
                 <w:lang w:eastAsia="es-CO"/>
               </w:rPr>
-              <w:lastRenderedPageBreak/>
               <w:t>Rediseñar completamente el canal de atención</w:t>
             </w:r>
           </w:p>
@@ -8493,15 +8502,15 @@
             <w:pPr>
               <w:pStyle w:val="Tablas"/>
               <w:rPr>
-                <w:color w:val="12263F"/>
-                <w:sz w:val="24"/>
+                <w:color w:val="000000" w:themeColor="text1"/>
+                <w:szCs w:val="21"/>
                 <w:lang w:eastAsia="es-CO"/>
               </w:rPr>
             </w:pPr>
             <w:r>
               <w:rPr>
-                <w:color w:val="12263F"/>
-                <w:sz w:val="24"/>
+                <w:color w:val="000000" w:themeColor="text1"/>
+                <w:szCs w:val="21"/>
                 <w:lang w:eastAsia="es-CO"/>
               </w:rPr>
               <w:t>Dificultades estructurales del medio usado</w:t>
@@ -8517,15 +8526,15 @@
             <w:pPr>
               <w:pStyle w:val="Tablas"/>
               <w:rPr>
-                <w:color w:val="12263F"/>
-                <w:sz w:val="24"/>
+                <w:color w:val="000000" w:themeColor="text1"/>
+                <w:szCs w:val="21"/>
                 <w:lang w:eastAsia="es-CO"/>
               </w:rPr>
             </w:pPr>
             <w:r>
               <w:rPr>
-                <w:color w:val="12263F"/>
-                <w:sz w:val="24"/>
+                <w:color w:val="000000" w:themeColor="text1"/>
+                <w:szCs w:val="21"/>
                 <w:lang w:eastAsia="es-CO"/>
               </w:rPr>
               <w:t>Muy alto</w:t>
@@ -8541,15 +8550,15 @@
             <w:pPr>
               <w:pStyle w:val="Tablas"/>
               <w:rPr>
-                <w:color w:val="12263F"/>
-                <w:sz w:val="24"/>
+                <w:color w:val="000000" w:themeColor="text1"/>
+                <w:szCs w:val="21"/>
                 <w:lang w:eastAsia="es-CO"/>
               </w:rPr>
             </w:pPr>
             <w:r>
               <w:rPr>
-                <w:color w:val="12263F"/>
-                <w:sz w:val="24"/>
+                <w:color w:val="000000" w:themeColor="text1"/>
+                <w:szCs w:val="21"/>
                 <w:lang w:eastAsia="es-CO"/>
               </w:rPr>
               <w:t>Media</w:t>
@@ -8565,15 +8574,15 @@
             <w:pPr>
               <w:pStyle w:val="Tablas"/>
               <w:rPr>
-                <w:color w:val="12263F"/>
-                <w:sz w:val="24"/>
+                <w:color w:val="000000" w:themeColor="text1"/>
+                <w:szCs w:val="21"/>
                 <w:lang w:eastAsia="es-CO"/>
               </w:rPr>
             </w:pPr>
             <w:r>
               <w:rPr>
-                <w:color w:val="12263F"/>
-                <w:sz w:val="24"/>
+                <w:color w:val="000000" w:themeColor="text1"/>
+                <w:szCs w:val="21"/>
                 <w:lang w:eastAsia="es-CO"/>
               </w:rPr>
               <w:t>Baja</w:t>
@@ -8589,15 +8598,15 @@
             <w:pPr>
               <w:pStyle w:val="Tablas"/>
               <w:rPr>
-                <w:color w:val="12263F"/>
-                <w:sz w:val="24"/>
+                <w:color w:val="000000" w:themeColor="text1"/>
+                <w:szCs w:val="21"/>
                 <w:lang w:eastAsia="es-CO"/>
               </w:rPr>
             </w:pPr>
             <w:r>
               <w:rPr>
-                <w:color w:val="12263F"/>
-                <w:sz w:val="24"/>
+                <w:color w:val="000000" w:themeColor="text1"/>
+                <w:szCs w:val="21"/>
                 <w:lang w:eastAsia="es-CO"/>
               </w:rPr>
               <w:t>Media</w:t>
@@ -8615,15 +8624,15 @@
             <w:pPr>
               <w:pStyle w:val="Tablas"/>
               <w:rPr>
-                <w:color w:val="12263F"/>
-                <w:sz w:val="24"/>
+                <w:color w:val="000000" w:themeColor="text1"/>
+                <w:szCs w:val="21"/>
                 <w:lang w:eastAsia="es-CO"/>
               </w:rPr>
             </w:pPr>
             <w:r>
               <w:rPr>
-                <w:color w:val="12263F"/>
-                <w:sz w:val="24"/>
+                <w:color w:val="000000" w:themeColor="text1"/>
+                <w:szCs w:val="21"/>
                 <w:lang w:eastAsia="es-CO"/>
               </w:rPr>
               <w:t>Implementar nueva plataforma de seguimiento</w:t>
@@ -8639,15 +8648,15 @@
             <w:pPr>
               <w:pStyle w:val="Tablas"/>
               <w:rPr>
-                <w:color w:val="12263F"/>
-                <w:sz w:val="24"/>
+                <w:color w:val="000000" w:themeColor="text1"/>
+                <w:szCs w:val="21"/>
                 <w:lang w:eastAsia="es-CO"/>
               </w:rPr>
             </w:pPr>
             <w:r>
               <w:rPr>
-                <w:color w:val="12263F"/>
-                <w:sz w:val="24"/>
+                <w:color w:val="000000" w:themeColor="text1"/>
+                <w:szCs w:val="21"/>
                 <w:lang w:eastAsia="es-CO"/>
               </w:rPr>
               <w:t>Limitaciones de control del proceso</w:t>
@@ -8663,15 +8672,15 @@
             <w:pPr>
               <w:pStyle w:val="Tablas"/>
               <w:rPr>
-                <w:color w:val="12263F"/>
-                <w:sz w:val="24"/>
+                <w:color w:val="000000" w:themeColor="text1"/>
+                <w:szCs w:val="21"/>
                 <w:lang w:eastAsia="es-CO"/>
               </w:rPr>
             </w:pPr>
             <w:r>
               <w:rPr>
-                <w:color w:val="12263F"/>
-                <w:sz w:val="24"/>
+                <w:color w:val="000000" w:themeColor="text1"/>
+                <w:szCs w:val="21"/>
                 <w:lang w:eastAsia="es-CO"/>
               </w:rPr>
               <w:t>Muy alto</w:t>
@@ -8687,15 +8696,15 @@
             <w:pPr>
               <w:pStyle w:val="Tablas"/>
               <w:rPr>
-                <w:color w:val="12263F"/>
-                <w:sz w:val="24"/>
+                <w:color w:val="000000" w:themeColor="text1"/>
+                <w:szCs w:val="21"/>
                 <w:lang w:eastAsia="es-CO"/>
               </w:rPr>
             </w:pPr>
             <w:r>
               <w:rPr>
-                <w:color w:val="12263F"/>
-                <w:sz w:val="24"/>
+                <w:color w:val="000000" w:themeColor="text1"/>
+                <w:szCs w:val="21"/>
                 <w:lang w:eastAsia="es-CO"/>
               </w:rPr>
               <w:t>Baja</w:t>
@@ -8711,15 +8720,15 @@
             <w:pPr>
               <w:pStyle w:val="Tablas"/>
               <w:rPr>
-                <w:color w:val="12263F"/>
-                <w:sz w:val="24"/>
+                <w:color w:val="000000" w:themeColor="text1"/>
+                <w:szCs w:val="21"/>
                 <w:lang w:eastAsia="es-CO"/>
               </w:rPr>
             </w:pPr>
             <w:r>
               <w:rPr>
-                <w:color w:val="12263F"/>
-                <w:sz w:val="24"/>
+                <w:color w:val="000000" w:themeColor="text1"/>
+                <w:szCs w:val="21"/>
                 <w:lang w:eastAsia="es-CO"/>
               </w:rPr>
               <w:t>Baja</w:t>
@@ -8735,15 +8744,15 @@
             <w:pPr>
               <w:pStyle w:val="Tablas"/>
               <w:rPr>
-                <w:color w:val="12263F"/>
-                <w:sz w:val="24"/>
+                <w:color w:val="000000" w:themeColor="text1"/>
+                <w:szCs w:val="21"/>
                 <w:lang w:eastAsia="es-CO"/>
               </w:rPr>
             </w:pPr>
             <w:r>
               <w:rPr>
-                <w:color w:val="12263F"/>
-                <w:sz w:val="24"/>
+                <w:color w:val="000000" w:themeColor="text1"/>
+                <w:szCs w:val="21"/>
                 <w:lang w:eastAsia="es-CO"/>
               </w:rPr>
               <w:t>Media</w:t>
@@ -8762,7 +8771,14 @@
         <w:rPr>
           <w:lang w:val="es-419" w:eastAsia="es-CO"/>
         </w:rPr>
-        <w:t>En términos prácticos, esta matriz ayuda a evitar dos errores frecuentes: intentar resolver todo al mismo tiempo o concentrarse en acciones de gran tamaño que retrasan mejoras más inmediatas. Muchas veces, ajustes puntuales como revisar plantillas, reforzar la validación previa o redistribuir cargas producen resultados más rápidos y visibles que transformaciones muy amplias. Por ello, una buena priorización no se limita a ordenar problemas, sino que orienta la secuencia más conveniente para intervenir el servicio con mayor efectividad.</w:t>
+        <w:t xml:space="preserve">En términos prácticos, esta matriz ayuda a evitar dos errores frecuentes: intentar resolver todo al mismo tiempo o concentrarse en acciones de gran tamaño que retrasan mejoras más inmediatas. Muchas veces, ajustes puntuales como revisar plantillas, reforzar la validación previa o redistribuir cargas producen resultados más rápidos y visibles que transformaciones muy amplias. Por ello, una buena priorización </w:t>
+      </w:r>
+      <w:r>
+        <w:rPr>
+          <w:lang w:val="es-419" w:eastAsia="es-CO"/>
+        </w:rPr>
+        <w:lastRenderedPageBreak/>
+        <w:t>no se limita a ordenar problemas, sino que orienta la secuencia más conveniente para intervenir el servicio con mayor efectividad.</w:t>
       </w:r>
     </w:p>
     <w:p>
@@ -8787,69 +8803,6 @@
         </w:rPr>
         <w:t>A continuación, se presenta un video sobre los indicadores de seguimiento a acciones de mejora, enfocado en evaluar si las intervenciones implementadas generan cambios reales, medibles y sostenibles en la calidad de la atención y del servicio.</w:t>
       </w:r>
-    </w:p>
-    <w:p>
-      <w:pPr>
-        <w:rPr>
-          <w:lang w:val="es-419" w:eastAsia="es-CO"/>
-        </w:rPr>
-      </w:pPr>
-    </w:p>
-    <w:p>
-      <w:pPr>
-        <w:tabs>
-          <w:tab w:val="left" w:pos="1650"/>
-        </w:tabs>
-        <w:rPr>
-          <w:lang w:val="es-419" w:eastAsia="es-CO"/>
-        </w:rPr>
-      </w:pPr>
-      <w:r>
-        <w:rPr>
-          <w:lang w:val="es-419" w:eastAsia="es-CO"/>
-        </w:rPr>
-        <w:tab/>
-      </w:r>
-    </w:p>
-    <w:p>
-      <w:pPr>
-        <w:tabs>
-          <w:tab w:val="left" w:pos="1650"/>
-        </w:tabs>
-        <w:rPr>
-          <w:lang w:val="es-419" w:eastAsia="es-CO"/>
-        </w:rPr>
-      </w:pPr>
-    </w:p>
-    <w:p>
-      <w:pPr>
-        <w:tabs>
-          <w:tab w:val="left" w:pos="1650"/>
-        </w:tabs>
-        <w:rPr>
-          <w:lang w:val="es-419" w:eastAsia="es-CO"/>
-        </w:rPr>
-      </w:pPr>
-    </w:p>
-    <w:p>
-      <w:pPr>
-        <w:tabs>
-          <w:tab w:val="left" w:pos="1650"/>
-        </w:tabs>
-        <w:rPr>
-          <w:lang w:val="es-419" w:eastAsia="es-CO"/>
-        </w:rPr>
-      </w:pPr>
-    </w:p>
-    <w:p>
-      <w:pPr>
-        <w:tabs>
-          <w:tab w:val="left" w:pos="1650"/>
-        </w:tabs>
-        <w:rPr>
-          <w:lang w:val="es-419" w:eastAsia="es-CO"/>
-        </w:rPr>
-      </w:pPr>
     </w:p>
     <w:p>
       <w:pPr>
@@ -8914,7 +8867,7 @@
                     </pic:cNvPicPr>
                   </pic:nvPicPr>
                   <pic:blipFill rotWithShape="1">
-                    <a:blip r:embed="rId13">
+                    <a:blip r:embed="rId14">
                       <a:extLst>
                         <a:ext uri="{28A0092B-C50C-407E-A947-70E740481C1C}">
                           <a14:useLocalDpi xmlns:a14="http://schemas.microsoft.com/office/drawing/2010/main" val="0"/>
@@ -8960,7 +8913,7 @@
         </w:rPr>
         <w:tab/>
       </w:r>
-      <w:hyperlink r:id="rId14">
+      <w:hyperlink r:id="rId15">
         <w:r>
           <w:rPr>
             <w:rStyle w:val="Hipervnculo"/>
@@ -9029,16 +8982,13 @@
           </w:p>
           <w:p>
             <w:r>
+              <w:lastRenderedPageBreak/>
               <w:t>Estos indicadores ayudan a evaluar aspectos como la reducción de errores, la disminución del reproceso, la claridad de las respuestas, la oportunidad de atención y la satisfacción de los usuarios.</w:t>
             </w:r>
           </w:p>
           <w:p>
             <w:r>
-              <w:t xml:space="preserve">Es importante señalar que los indicadores de seguimiento no siempre son los mismos que se utilizan para medir el funcionamiento general del servicio ya que su </w:t>
-            </w:r>
-            <w:r>
-              <w:lastRenderedPageBreak/>
-              <w:t>enfoque está dirigido, específicamente, a evaluar el efecto de la acción de mejora aplicada.</w:t>
+              <w:t>Es importante señalar que los indicadores de seguimiento no siempre son los mismos que se utilizan para medir el funcionamiento general del servicio ya que su enfoque está dirigido, específicamente, a evaluar el efecto de la acción de mejora aplicada.</w:t>
             </w:r>
           </w:p>
           <w:p>
@@ -9092,6 +9042,7 @@
         <w:rPr>
           <w:lang w:val="es-419" w:eastAsia="es-CO"/>
         </w:rPr>
+        <w:lastRenderedPageBreak/>
         <w:t>Esta relación presenta algunos indicadores utilizados para verificar el efecto de las acciones de mejora implementadas en la atención de requerimientos.</w:t>
       </w:r>
     </w:p>
@@ -9155,7 +9106,6 @@
         <w:pStyle w:val="Ttulo5"/>
       </w:pPr>
       <w:r>
-        <w:lastRenderedPageBreak/>
         <w:t>Revisión previa al cierre</w:t>
       </w:r>
     </w:p>
@@ -9330,22 +9280,15 @@
         <w:rPr>
           <w:lang w:val="es-419" w:eastAsia="es-CO"/>
         </w:rPr>
-        <w:t>La utilidad de estos indicadores se aprecia mejor cuando se comparan resultados antes y después de la intervención. Si, por ejemplo, la organización implementa una revisión previa al cierre y en el período siguiente disminuyen los casos reabiertos, existe una señal de mejora. Sin embargo, si la reducción es mínima o temporal, el análisis deberá revisar si la acción aplicada fue insuficiente, si se ejecutó de manera parcial o si el problema original tenía una causa distinta a la inicialmente identificada. De esta manera, el seguimiento no se limita a validar que “se hizo algo”, sino que permite establecer si la mejora produjo un efecto verificable y sostenible en la atención (Ortiz, 2020).</w:t>
-      </w:r>
-    </w:p>
-    <w:p>
-      <w:pPr>
-        <w:rPr>
-          <w:lang w:val="es-419" w:eastAsia="es-CO"/>
-        </w:rPr>
-      </w:pPr>
-    </w:p>
-    <w:p>
-      <w:pPr>
-        <w:rPr>
-          <w:lang w:val="es-419" w:eastAsia="es-CO"/>
-        </w:rPr>
-      </w:pPr>
+        <w:t xml:space="preserve">La utilidad de estos indicadores se aprecia mejor cuando se comparan resultados antes y después de la intervención. Si, por ejemplo, la organización implementa una revisión previa al cierre y en el período siguiente disminuyen los casos reabiertos, existe una señal de mejora. Sin embargo, si la reducción es mínima o temporal, el análisis deberá revisar si la acción aplicada fue insuficiente, si se ejecutó de manera parcial o si el problema original tenía una causa distinta a la inicialmente identificada. De esta </w:t>
+      </w:r>
+      <w:r>
+        <w:rPr>
+          <w:lang w:val="es-419" w:eastAsia="es-CO"/>
+        </w:rPr>
+        <w:lastRenderedPageBreak/>
+        <w:t>manera, el seguimiento no se limita a validar que “se hizo algo”, sino que permite establecer si la mejora produjo un efecto verificable y sostenible en la atención (Ortiz, 2020).</w:t>
+      </w:r>
     </w:p>
     <w:p>
       <w:pPr>
@@ -9367,7 +9310,6 @@
           <w:bCs/>
           <w:lang w:val="es-419" w:eastAsia="es-CO"/>
         </w:rPr>
-        <w:lastRenderedPageBreak/>
         <w:t>Ejercicio aplicado 2</w:t>
       </w:r>
     </w:p>
@@ -9379,42 +9321,53 @@
       </w:pPr>
       <w:r>
         <w:rPr>
-          <w:lang w:val="es-419" w:eastAsia="es-CO"/>
-        </w:rPr>
-        <w:t>Se invita a leer el documento “Ejercicio aplicado 2. Análisis de resultados e identificación de oportunidades de mejora”, donde se aborda la interpretación de indicadores de desempeño, desviaciones del servicio y oportunidades de mejora en la atención de requerimientos.</w:t>
-      </w:r>
-    </w:p>
-    <w:p>
-      <w:pPr>
-        <w:rPr>
-          <w:lang w:val="es-419" w:eastAsia="es-CO"/>
-        </w:rPr>
-      </w:pPr>
-      <w:r>
-        <w:rPr>
-          <w:lang w:val="es-419" w:eastAsia="es-CO"/>
-        </w:rPr>
-        <w:t>“Para profundizar sobre el tema, consulte el documento “</w:t>
-      </w:r>
-      <w:proofErr w:type="spellStart"/>
-      <w:r>
-        <w:rPr>
-          <w:lang w:val="es-419" w:eastAsia="es-CO"/>
-        </w:rPr>
-        <w:t>a</w:t>
-      </w:r>
-      <w:r>
-        <w:rPr>
-          <w:lang w:val="es-419" w:eastAsia="es-CO"/>
-        </w:rPr>
-        <w:t>nexo_Ejercicio</w:t>
-      </w:r>
-      <w:proofErr w:type="spellEnd"/>
-      <w:r>
-        <w:rPr>
-          <w:lang w:val="es-419" w:eastAsia="es-CO"/>
-        </w:rPr>
-        <w:t xml:space="preserve"> aplicado 2.pdf”, ubicado en la carpeta de Anexos”.</w:t>
+          <w:lang w:val="es-ES" w:eastAsia="es-CO"/>
+        </w:rPr>
+        <w:t>"Para profundizar sobre el tema, consulte el documento </w:t>
+      </w:r>
+      <w:r>
+        <w:rPr>
+          <w:b/>
+          <w:bCs/>
+          <w:lang w:val="es-ES" w:eastAsia="es-CO"/>
+        </w:rPr>
+        <w:t>'Anexo_Ejercicio_aplicado_</w:t>
+      </w:r>
+      <w:r>
+        <w:rPr>
+          <w:b/>
+          <w:bCs/>
+          <w:lang w:val="es-ES" w:eastAsia="es-CO"/>
+        </w:rPr>
+        <w:t>2</w:t>
+      </w:r>
+      <w:r>
+        <w:rPr>
+          <w:b/>
+          <w:bCs/>
+          <w:lang w:val="es-ES" w:eastAsia="es-CO"/>
+        </w:rPr>
+        <w:t>'</w:t>
+      </w:r>
+      <w:r>
+        <w:rPr>
+          <w:lang w:val="es-ES" w:eastAsia="es-CO"/>
+        </w:rPr>
+        <w:t>, ubicado en la carpeta </w:t>
+      </w:r>
+      <w:r>
+        <w:rPr>
+          <w:b/>
+          <w:bCs/>
+          <w:lang w:val="es-ES" w:eastAsia="es-CO"/>
+        </w:rPr>
+        <w:t>Anexos</w:t>
+      </w:r>
+      <w:r>
+        <w:rPr>
+          <w:lang w:val="es-ES" w:eastAsia="es-CO"/>
+        </w:rPr>
+        <w:t>."</w:t>
       </w:r>
     </w:p>
     <w:p>
@@ -10506,12 +10459,7 @@
     </w:p>
     <w:p>
       <w:pPr>
-        <w:pStyle w:val="Prrafodelista"/>
-        <w:numPr>
-          <w:ilvl w:val="0"/>
-          <w:numId w:val="28"/>
-        </w:numPr>
-        <w:ind w:left="993"/>
+        <w:ind w:firstLine="426"/>
         <w:rPr>
           <w:lang w:val="es-419" w:eastAsia="es-CO"/>
         </w:rPr>
@@ -10572,9 +10520,9 @@
         <w:pStyle w:val="Ttulo5"/>
         <w:numPr>
           <w:ilvl w:val="0"/>
-          <w:numId w:val="28"/>
+          <w:numId w:val="0"/>
         </w:numPr>
-        <w:ind w:left="993"/>
+        <w:ind w:left="567" w:hanging="141"/>
       </w:pPr>
       <w:r>
         <w:t>Articulación con el equipo</w:t>
@@ -10620,12 +10568,7 @@
     </w:p>
     <w:p>
       <w:pPr>
-        <w:pStyle w:val="Prrafodelista"/>
-        <w:numPr>
-          <w:ilvl w:val="0"/>
-          <w:numId w:val="28"/>
-        </w:numPr>
-        <w:ind w:left="993"/>
+        <w:ind w:left="567" w:hanging="141"/>
         <w:rPr>
           <w:lang w:val="es-419" w:eastAsia="es-CO"/>
         </w:rPr>
@@ -10672,17 +10615,13 @@
         <w:rPr>
           <w:lang w:val="es-419" w:eastAsia="es-CO"/>
         </w:rPr>
+        <w:lastRenderedPageBreak/>
         <w:t>Aplicación práctica: verificar que la acción responde al hallazgo original.</w:t>
       </w:r>
     </w:p>
     <w:p>
       <w:pPr>
-        <w:pStyle w:val="Prrafodelista"/>
-        <w:numPr>
-          <w:ilvl w:val="0"/>
-          <w:numId w:val="28"/>
-        </w:numPr>
-        <w:ind w:left="993"/>
+        <w:ind w:left="567" w:hanging="141"/>
         <w:rPr>
           <w:rStyle w:val="Ttulo5Car"/>
           <w:rFonts w:asciiTheme="minorHAnsi" w:eastAsiaTheme="minorHAnsi" w:hAnsiTheme="minorHAnsi" w:cstheme="minorBidi"/>
@@ -10697,7 +10636,6 @@
         <w:rPr>
           <w:rStyle w:val="Ttulo5Car"/>
         </w:rPr>
-        <w:lastRenderedPageBreak/>
         <w:t>Posibilidad de seguimiento</w:t>
       </w:r>
     </w:p>
@@ -10741,12 +10679,7 @@
     </w:p>
     <w:p>
       <w:pPr>
-        <w:pStyle w:val="Prrafodelista"/>
-        <w:numPr>
-          <w:ilvl w:val="0"/>
-          <w:numId w:val="28"/>
-        </w:numPr>
-        <w:ind w:left="993"/>
+        <w:ind w:left="567" w:hanging="141"/>
         <w:rPr>
           <w:lang w:val="es-419" w:eastAsia="es-CO"/>
         </w:rPr>
@@ -10840,68 +10773,77 @@
       </w:pPr>
       <w:r>
         <w:rPr>
-          <w:lang w:val="es-419" w:eastAsia="es-CO"/>
-        </w:rPr>
-        <w:t>Se invita a leer el documento Ejercicio aplicado 3. Diseño de ajustes en procesos, tiempos y canales de atención, donde se aborda la formulación de mejoras orientadas a fortalecer la calidad en la atención de requerimientos dentro de un servicio contable.</w:t>
-      </w:r>
-    </w:p>
-    <w:p>
-      <w:pPr>
-        <w:rPr>
-          <w:lang w:val="es-419" w:eastAsia="es-CO"/>
-        </w:rPr>
-      </w:pPr>
-      <w:r>
-        <w:rPr>
-          <w:lang w:val="es-419" w:eastAsia="es-CO"/>
-        </w:rPr>
-        <w:t>“Para profundizar sobre el tema, consulte el documento “</w:t>
-      </w:r>
-      <w:proofErr w:type="spellStart"/>
-      <w:r>
-        <w:rPr>
-          <w:lang w:val="es-419" w:eastAsia="es-CO"/>
-        </w:rPr>
-        <w:t>Anexo_Ejercicio</w:t>
-      </w:r>
-      <w:proofErr w:type="spellEnd"/>
-      <w:r>
-        <w:rPr>
-          <w:lang w:val="es-419" w:eastAsia="es-CO"/>
-        </w:rPr>
-        <w:t xml:space="preserve"> aplicado 3.pdf”, ubicado en la carpeta de Anexos”.</w:t>
-      </w:r>
-    </w:p>
-    <w:p>
-      <w:pPr>
-        <w:rPr>
-          <w:lang w:val="es-419" w:eastAsia="es-CO"/>
-        </w:rPr>
-      </w:pPr>
-    </w:p>
-    <w:p>
-      <w:pPr>
-        <w:rPr>
-          <w:lang w:val="es-419" w:eastAsia="es-CO"/>
-        </w:rPr>
-      </w:pPr>
-    </w:p>
-    <w:p>
-      <w:pPr>
-        <w:rPr>
-          <w:lang w:val="es-419" w:eastAsia="es-CO"/>
-        </w:rPr>
-      </w:pPr>
-    </w:p>
-    <w:p>
-      <w:pPr>
-        <w:rPr>
-          <w:lang w:val="es-419" w:eastAsia="es-CO"/>
-        </w:rPr>
-      </w:pPr>
-    </w:p>
-    <w:p>
-      <w:pPr>
+          <w:lang w:val="es-ES" w:eastAsia="es-CO"/>
+        </w:rPr>
+        <w:t>"Para profundizar sobre el tema, consulte el documento </w:t>
+      </w:r>
+      <w:r>
+        <w:rPr>
+          <w:b/>
+          <w:bCs/>
+          <w:lang w:val="es-ES" w:eastAsia="es-CO"/>
+        </w:rPr>
+        <w:t>'Anexo_Ejercicio_aplicado_3'</w:t>
+      </w:r>
+      <w:r>
+        <w:rPr>
+          <w:lang w:val="es-ES" w:eastAsia="es-CO"/>
+        </w:rPr>
+        <w:t>, ubicado en la carpeta </w:t>
+      </w:r>
+      <w:r>
+        <w:rPr>
+          <w:b/>
+          <w:bCs/>
+          <w:lang w:val="es-ES" w:eastAsia="es-CO"/>
+        </w:rPr>
+        <w:t>Anexos</w:t>
+      </w:r>
+      <w:r>
+        <w:rPr>
+          <w:lang w:val="es-ES" w:eastAsia="es-CO"/>
+        </w:rPr>
+        <w:t>."</w:t>
+      </w:r>
+    </w:p>
+    <w:p>
+      <w:pPr>
+        <w:rPr>
+          <w:lang w:val="es-419" w:eastAsia="es-CO"/>
+        </w:rPr>
+      </w:pPr>
+    </w:p>
+    <w:p>
+      <w:pPr>
+        <w:rPr>
+          <w:lang w:val="es-419" w:eastAsia="es-CO"/>
+        </w:rPr>
+      </w:pPr>
+    </w:p>
+    <w:p>
+      <w:pPr>
+        <w:rPr>
+          <w:lang w:val="es-419" w:eastAsia="es-CO"/>
+        </w:rPr>
+      </w:pPr>
+    </w:p>
+    <w:p>
+      <w:pPr>
+        <w:rPr>
+          <w:lang w:val="es-419" w:eastAsia="es-CO"/>
+        </w:rPr>
+      </w:pPr>
+    </w:p>
+    <w:p>
+      <w:pPr>
+        <w:rPr>
+          <w:lang w:val="es-419" w:eastAsia="es-CO"/>
+        </w:rPr>
+      </w:pPr>
+    </w:p>
+    <w:p>
+      <w:pPr>
+        <w:ind w:firstLine="0"/>
         <w:rPr>
           <w:lang w:val="es-419" w:eastAsia="es-CO"/>
         </w:rPr>
@@ -11981,50 +11923,66 @@
       </w:pPr>
       <w:r>
         <w:rPr>
-          <w:lang w:val="es-419" w:eastAsia="es-CO"/>
-        </w:rPr>
-        <w:t>Se invita a leer el documento Ejercicio aplicado 4. Mejora continua en la atención de requerimientos, donde se aborda la aplicación del ciclo PHVA y el fortalecimiento de procesos de mejora continua en la atención al usuario.</w:t>
-      </w:r>
-    </w:p>
-    <w:p>
-      <w:pPr>
-        <w:rPr>
-          <w:lang w:val="es-419" w:eastAsia="es-CO"/>
-        </w:rPr>
-      </w:pPr>
-      <w:r>
-        <w:rPr>
-          <w:lang w:val="es-419" w:eastAsia="es-CO"/>
-        </w:rPr>
-        <w:lastRenderedPageBreak/>
-        <w:t>“Para profundizar sobre el tema, consulte el documento “</w:t>
-      </w:r>
-      <w:proofErr w:type="spellStart"/>
-      <w:r>
-        <w:rPr>
-          <w:lang w:val="es-419" w:eastAsia="es-CO"/>
-        </w:rPr>
-        <w:t>Anexo_Ejercicio</w:t>
-      </w:r>
-      <w:proofErr w:type="spellEnd"/>
-      <w:r>
-        <w:rPr>
-          <w:lang w:val="es-419" w:eastAsia="es-CO"/>
-        </w:rPr>
-        <w:t xml:space="preserve"> aplicado 4</w:t>
-      </w:r>
-      <w:r>
-        <w:rPr>
-          <w:lang w:val="es-419" w:eastAsia="es-CO"/>
-        </w:rPr>
-        <w:t>.</w:t>
-      </w:r>
-      <w:r>
-        <w:rPr>
-          <w:lang w:val="es-419" w:eastAsia="es-CO"/>
-        </w:rPr>
-        <w:t>pdf”, ubicado en la carpeta de Anexos”.</w:t>
-      </w:r>
+          <w:lang w:val="es-ES" w:eastAsia="es-CO"/>
+        </w:rPr>
+        <w:t>"Para profundizar sobre el tema, consulte el documento </w:t>
+      </w:r>
+      <w:r>
+        <w:rPr>
+          <w:b/>
+          <w:bCs/>
+          <w:lang w:val="es-ES" w:eastAsia="es-CO"/>
+        </w:rPr>
+        <w:t>'Anexo_Ejercicio_aplicado_4'</w:t>
+      </w:r>
+      <w:r>
+        <w:rPr>
+          <w:lang w:val="es-ES" w:eastAsia="es-CO"/>
+        </w:rPr>
+        <w:t>, ubicado en la carpeta </w:t>
+      </w:r>
+      <w:r>
+        <w:rPr>
+          <w:b/>
+          <w:bCs/>
+          <w:lang w:val="es-ES" w:eastAsia="es-CO"/>
+        </w:rPr>
+        <w:t>Anexos</w:t>
+      </w:r>
+      <w:r>
+        <w:rPr>
+          <w:lang w:val="es-ES" w:eastAsia="es-CO"/>
+        </w:rPr>
+        <w:t>."</w:t>
+      </w:r>
+    </w:p>
+    <w:p>
+      <w:pPr>
+        <w:rPr>
+          <w:lang w:val="es-419" w:eastAsia="es-CO"/>
+        </w:rPr>
+      </w:pPr>
+    </w:p>
+    <w:p>
+      <w:pPr>
+        <w:rPr>
+          <w:lang w:val="es-419" w:eastAsia="es-CO"/>
+        </w:rPr>
+      </w:pPr>
+    </w:p>
+    <w:p>
+      <w:pPr>
+        <w:rPr>
+          <w:lang w:val="es-419" w:eastAsia="es-CO"/>
+        </w:rPr>
+      </w:pPr>
+    </w:p>
+    <w:p>
+      <w:pPr>
+        <w:rPr>
+          <w:lang w:val="es-419" w:eastAsia="es-CO"/>
+        </w:rPr>
+      </w:pPr>
     </w:p>
     <w:p>
       <w:pPr>
@@ -12785,10 +12743,10 @@
           <w:lang w:val="es-419" w:eastAsia="es-CO"/>
         </w:rPr>
         <w:drawing>
-          <wp:inline distT="0" distB="0" distL="0" distR="0" wp14:anchorId="18AE251B" wp14:editId="1E0A3A08">
-            <wp:extent cx="5674995" cy="2595064"/>
-            <wp:effectExtent l="0" t="0" r="1905" b="0"/>
-            <wp:docPr id="8" name="Imagen 8" descr="Figura titulada “Articulación entre auditoría, documentación e indicadores en el control del servicio”. La imagen presenta un diagrama de flujo que muestra cómo se controla y mejora un servicio a partir de tres componentes principales: documentación, auditoría e indicadores.&#10;&#10;El proceso inicia con una entrada relacionada con requerimientos del usuario, procesos de atención, incidencias y observaciones. Luego pasa a la documentación, donde se organizan procedimientos, instructivos, formatos, registros, políticas, criterios, controles y acciones de mejora. Después continúa con la auditoría, encargada de verificar si la documentación se cumple, revisar evidencias, identificar no conformidades y proponer recomendaciones. Posteriormente se analizan los indicadores, que miden oportunidad, calidad, satisfacción, eficiencia y mejora del servicio.&#10;&#10;Finalmente, el proceso genera salidas como decisiones informadas, ajustes al proceso, mejora continua y mayor satisfacción del usuario. En la parte inferior se destaca la retroalimentación continua, indicando que los resultados de auditorías e indicadores sirven para actualizar documentos, ajustar procesos y fortalecer el servicio."/>
+          <wp:inline distT="0" distB="0" distL="0" distR="0" wp14:anchorId="4CE5D0A4" wp14:editId="4C397972">
+            <wp:extent cx="5802923" cy="3247705"/>
+            <wp:effectExtent l="0" t="0" r="7620" b="0"/>
+            <wp:docPr id="1003658203" name="Gráfico 4" descr="Diagrama sobre gestión y mejora continua del servicio, con etapas de documentación, auditoría e indicadores, conectadas desde una entrada de requerimientos y registros hasta una salida con decisiones informadas y mejora del servicio, además de un bloque de retroalimentación y mejora continua."/>
             <wp:cNvGraphicFramePr>
               <a:graphicFrameLocks xmlns:a="http://schemas.openxmlformats.org/drawingml/2006/main" noChangeAspect="1"/>
             </wp:cNvGraphicFramePr>
@@ -12796,14 +12754,14 @@
               <a:graphicData uri="http://schemas.openxmlformats.org/drawingml/2006/picture">
                 <pic:pic xmlns:pic="http://schemas.openxmlformats.org/drawingml/2006/picture">
                   <pic:nvPicPr>
-                    <pic:cNvPr id="8" name="Imagen 8" descr="Figura titulada “Articulación entre auditoría, documentación e indicadores en el control del servicio”. La imagen presenta un diagrama de flujo que muestra cómo se controla y mejora un servicio a partir de tres componentes principales: documentación, auditoría e indicadores.&#10;&#10;El proceso inicia con una entrada relacionada con requerimientos del usuario, procesos de atención, incidencias y observaciones. Luego pasa a la documentación, donde se organizan procedimientos, instructivos, formatos, registros, políticas, criterios, controles y acciones de mejora. Después continúa con la auditoría, encargada de verificar si la documentación se cumple, revisar evidencias, identificar no conformidades y proponer recomendaciones. Posteriormente se analizan los indicadores, que miden oportunidad, calidad, satisfacción, eficiencia y mejora del servicio.&#10;&#10;Finalmente, el proceso genera salidas como decisiones informadas, ajustes al proceso, mejora continua y mayor satisfacción del usuario. En la parte inferior se destaca la retroalimentación continua, indicando que los resultados de auditorías e indicadores sirven para actualizar documentos, ajustar procesos y fortalecer el servicio."/>
+                    <pic:cNvPr id="1003658203" name="Gráfico 4" descr="Diagrama sobre gestión y mejora continua del servicio, con etapas de documentación, auditoría e indicadores, conectadas desde una entrada de requerimientos y registros hasta una salida con decisiones informadas y mejora del servicio, además de un bloque de retroalimentación y mejora continua."/>
                     <pic:cNvPicPr/>
                   </pic:nvPicPr>
                   <pic:blipFill>
-                    <a:blip r:embed="rId15">
+                    <a:blip r:embed="rId16">
                       <a:extLst>
-                        <a:ext uri="{28A0092B-C50C-407E-A947-70E740481C1C}">
-                          <a14:useLocalDpi xmlns:a14="http://schemas.microsoft.com/office/drawing/2010/main" val="0"/>
+                        <a:ext uri="{96DAC541-7B7A-43D3-8B79-37D633B846F1}">
+                          <asvg:svgBlip xmlns:asvg="http://schemas.microsoft.com/office/drawing/2016/SVG/main" r:embed="rId17"/>
                         </a:ext>
                       </a:extLst>
                     </a:blip>
@@ -12814,7 +12772,7 @@
                   <pic:spPr>
                     <a:xfrm>
                       <a:off x="0" y="0"/>
-                      <a:ext cx="5674995" cy="2595064"/>
+                      <a:ext cx="5813879" cy="3253837"/>
                     </a:xfrm>
                     <a:prstGeom prst="rect">
                       <a:avLst/>
@@ -12829,14 +12787,6 @@
     </w:p>
     <w:p>
       <w:pPr>
-        <w:rPr>
-          <w:noProof/>
-          <w:lang w:val="es-419" w:eastAsia="es-CO"/>
-        </w:rPr>
-      </w:pPr>
-    </w:p>
-    <w:p>
-      <w:pPr>
         <w:pStyle w:val="Ttulo2"/>
       </w:pPr>
       <w:bookmarkStart w:id="28" w:name="_Toc230995585"/>
@@ -12855,14 +12805,14 @@
         <w:rPr>
           <w:lang w:val="es-419" w:eastAsia="es-CO"/>
         </w:rPr>
-        <w:t xml:space="preserve">Los indicadores de control del servicio, en el marco de un sistema de gestión de calidad, no cumplen exactamente la misma función que en el análisis puntual de un periodo. En este capítulo, su papel es más estructural: sirven para monitorear si el sistema está funcionando de manera estable, si los procesos se cumplen y si las mejoras se sostienen. Por eso, además de medir resultados como tiempos o satisfacción, deben </w:t>
+        <w:t xml:space="preserve">Los indicadores de control del servicio, en el marco de un sistema de gestión de calidad, no cumplen exactamente la misma función que en el análisis puntual de un periodo. En este capítulo, su papel es más estructural: sirven para monitorear si el sistema está funcionando de manera estable, si los procesos se cumplen y si las mejoras </w:t>
       </w:r>
       <w:r>
         <w:rPr>
           <w:lang w:val="es-419" w:eastAsia="es-CO"/>
         </w:rPr>
         <w:lastRenderedPageBreak/>
-        <w:t>permitir identificar tendencias, alertar sobre desviaciones importantes y apoyar decisiones de corrección, ajuste o estandarización (Uribe Macías, 2013).</w:t>
+        <w:t>se sostienen. Por eso, además de medir resultados como tiempos o satisfacción, deben permitir identificar tendencias, alertar sobre desviaciones importantes y apoyar decisiones de corrección, ajuste o estandarización (Uribe Macías, 2013).</w:t>
       </w:r>
     </w:p>
     <w:p>
@@ -12956,7 +12906,6 @@
         <w:rPr>
           <w:lang w:val="es-419" w:eastAsia="es-CO"/>
         </w:rPr>
-        <w:lastRenderedPageBreak/>
         <w:t>Indicadores de control del servicio en un sistema de gestión de calidad</w:t>
       </w:r>
     </w:p>
@@ -12985,20 +12934,18 @@
             <w:pPr>
               <w:pStyle w:val="Tablas"/>
               <w:rPr>
+                <w:color w:val="000000" w:themeColor="text1"/>
+                <w:szCs w:val="21"/>
                 <w:lang w:eastAsia="es-CO"/>
               </w:rPr>
             </w:pPr>
             <w:r>
               <w:rPr>
+                <w:color w:val="000000" w:themeColor="text1"/>
+                <w:szCs w:val="21"/>
                 <w:lang w:eastAsia="es-CO"/>
               </w:rPr>
-              <w:t>I</w:t>
-            </w:r>
-            <w:r>
-              <w:rPr>
-                <w:lang w:eastAsia="es-CO"/>
-              </w:rPr>
-              <w:t>ndicador</w:t>
+              <w:t>Indicador</w:t>
             </w:r>
           </w:p>
         </w:tc>
@@ -13011,11 +12958,15 @@
             <w:pPr>
               <w:pStyle w:val="Tablas"/>
               <w:rPr>
+                <w:color w:val="000000" w:themeColor="text1"/>
+                <w:szCs w:val="21"/>
                 <w:lang w:eastAsia="es-CO"/>
               </w:rPr>
             </w:pPr>
             <w:r>
               <w:rPr>
+                <w:color w:val="000000" w:themeColor="text1"/>
+                <w:szCs w:val="21"/>
                 <w:lang w:eastAsia="es-CO"/>
               </w:rPr>
               <w:t>Qué controla</w:t>
@@ -13031,11 +12982,15 @@
             <w:pPr>
               <w:pStyle w:val="Tablas"/>
               <w:rPr>
+                <w:color w:val="000000" w:themeColor="text1"/>
+                <w:szCs w:val="21"/>
                 <w:lang w:eastAsia="es-CO"/>
               </w:rPr>
             </w:pPr>
             <w:r>
               <w:rPr>
+                <w:color w:val="000000" w:themeColor="text1"/>
+                <w:szCs w:val="21"/>
                 <w:lang w:eastAsia="es-CO"/>
               </w:rPr>
               <w:t>Frecuencia sugerida</w:t>
@@ -13051,11 +13006,15 @@
             <w:pPr>
               <w:pStyle w:val="Tablas"/>
               <w:rPr>
+                <w:color w:val="000000" w:themeColor="text1"/>
+                <w:szCs w:val="21"/>
                 <w:lang w:eastAsia="es-CO"/>
               </w:rPr>
             </w:pPr>
             <w:r>
               <w:rPr>
+                <w:color w:val="000000" w:themeColor="text1"/>
+                <w:szCs w:val="21"/>
                 <w:lang w:eastAsia="es-CO"/>
               </w:rPr>
               <w:t>Decisión que puede orientar</w:t>
@@ -13076,15 +13035,15 @@
             <w:pPr>
               <w:pStyle w:val="Tablas"/>
               <w:rPr>
-                <w:color w:val="12263F"/>
-                <w:sz w:val="24"/>
+                <w:color w:val="000000" w:themeColor="text1"/>
+                <w:szCs w:val="21"/>
                 <w:lang w:eastAsia="es-CO"/>
               </w:rPr>
             </w:pPr>
             <w:r>
               <w:rPr>
-                <w:color w:val="12263F"/>
-                <w:sz w:val="24"/>
+                <w:color w:val="000000" w:themeColor="text1"/>
+                <w:szCs w:val="21"/>
                 <w:lang w:eastAsia="es-CO"/>
               </w:rPr>
               <w:t>Requerimientos atendidos en plazo</w:t>
@@ -13100,15 +13059,15 @@
             <w:pPr>
               <w:pStyle w:val="Tablas"/>
               <w:rPr>
-                <w:color w:val="12263F"/>
-                <w:sz w:val="24"/>
+                <w:color w:val="000000" w:themeColor="text1"/>
+                <w:szCs w:val="21"/>
                 <w:lang w:eastAsia="es-CO"/>
               </w:rPr>
             </w:pPr>
             <w:r>
               <w:rPr>
-                <w:color w:val="12263F"/>
-                <w:sz w:val="24"/>
+                <w:color w:val="000000" w:themeColor="text1"/>
+                <w:szCs w:val="21"/>
                 <w:lang w:eastAsia="es-CO"/>
               </w:rPr>
               <w:t>Oportunidad del servicio</w:t>
@@ -13124,15 +13083,15 @@
             <w:pPr>
               <w:pStyle w:val="Tablas"/>
               <w:rPr>
-                <w:color w:val="12263F"/>
-                <w:sz w:val="24"/>
+                <w:color w:val="000000" w:themeColor="text1"/>
+                <w:szCs w:val="21"/>
                 <w:lang w:eastAsia="es-CO"/>
               </w:rPr>
             </w:pPr>
             <w:r>
               <w:rPr>
-                <w:color w:val="12263F"/>
-                <w:sz w:val="24"/>
+                <w:color w:val="000000" w:themeColor="text1"/>
+                <w:szCs w:val="21"/>
                 <w:lang w:eastAsia="es-CO"/>
               </w:rPr>
               <w:t>Semanal o mensual</w:t>
@@ -13148,15 +13107,15 @@
             <w:pPr>
               <w:pStyle w:val="Tablas"/>
               <w:rPr>
-                <w:color w:val="12263F"/>
-                <w:sz w:val="24"/>
+                <w:color w:val="000000" w:themeColor="text1"/>
+                <w:szCs w:val="21"/>
                 <w:lang w:eastAsia="es-CO"/>
               </w:rPr>
             </w:pPr>
             <w:r>
               <w:rPr>
-                <w:color w:val="12263F"/>
-                <w:sz w:val="24"/>
+                <w:color w:val="000000" w:themeColor="text1"/>
+                <w:szCs w:val="21"/>
                 <w:lang w:eastAsia="es-CO"/>
               </w:rPr>
               <w:t>Ajuste de tiempos o distribución de carga</w:t>
@@ -13174,15 +13133,15 @@
             <w:pPr>
               <w:pStyle w:val="Tablas"/>
               <w:rPr>
-                <w:color w:val="12263F"/>
-                <w:sz w:val="24"/>
+                <w:color w:val="000000" w:themeColor="text1"/>
+                <w:szCs w:val="21"/>
                 <w:lang w:eastAsia="es-CO"/>
               </w:rPr>
             </w:pPr>
             <w:r>
               <w:rPr>
-                <w:color w:val="12263F"/>
-                <w:sz w:val="24"/>
+                <w:color w:val="000000" w:themeColor="text1"/>
+                <w:szCs w:val="21"/>
                 <w:lang w:eastAsia="es-CO"/>
               </w:rPr>
               <w:t>Respuestas corregidas</w:t>
@@ -13198,15 +13157,15 @@
             <w:pPr>
               <w:pStyle w:val="Tablas"/>
               <w:rPr>
-                <w:color w:val="12263F"/>
-                <w:sz w:val="24"/>
+                <w:color w:val="000000" w:themeColor="text1"/>
+                <w:szCs w:val="21"/>
                 <w:lang w:eastAsia="es-CO"/>
               </w:rPr>
             </w:pPr>
             <w:r>
               <w:rPr>
-                <w:color w:val="12263F"/>
-                <w:sz w:val="24"/>
+                <w:color w:val="000000" w:themeColor="text1"/>
+                <w:szCs w:val="21"/>
                 <w:lang w:eastAsia="es-CO"/>
               </w:rPr>
               <w:t>Exactitud y suficiencia</w:t>
@@ -13222,15 +13181,15 @@
             <w:pPr>
               <w:pStyle w:val="Tablas"/>
               <w:rPr>
-                <w:color w:val="12263F"/>
-                <w:sz w:val="24"/>
+                <w:color w:val="000000" w:themeColor="text1"/>
+                <w:szCs w:val="21"/>
                 <w:lang w:eastAsia="es-CO"/>
               </w:rPr>
             </w:pPr>
             <w:r>
               <w:rPr>
-                <w:color w:val="12263F"/>
-                <w:sz w:val="24"/>
+                <w:color w:val="000000" w:themeColor="text1"/>
+                <w:szCs w:val="21"/>
                 <w:lang w:eastAsia="es-CO"/>
               </w:rPr>
               <w:t>Semanal o mensual</w:t>
@@ -13246,15 +13205,15 @@
             <w:pPr>
               <w:pStyle w:val="Tablas"/>
               <w:rPr>
-                <w:color w:val="12263F"/>
-                <w:sz w:val="24"/>
+                <w:color w:val="000000" w:themeColor="text1"/>
+                <w:szCs w:val="21"/>
                 <w:lang w:eastAsia="es-CO"/>
               </w:rPr>
             </w:pPr>
             <w:r>
               <w:rPr>
-                <w:color w:val="12263F"/>
-                <w:sz w:val="24"/>
+                <w:color w:val="000000" w:themeColor="text1"/>
+                <w:szCs w:val="21"/>
                 <w:lang w:eastAsia="es-CO"/>
               </w:rPr>
               <w:t>Refuerzo de revisión previa o formación</w:t>
@@ -13275,15 +13234,15 @@
             <w:pPr>
               <w:pStyle w:val="Tablas"/>
               <w:rPr>
-                <w:color w:val="12263F"/>
-                <w:sz w:val="24"/>
+                <w:color w:val="000000" w:themeColor="text1"/>
+                <w:szCs w:val="21"/>
                 <w:lang w:eastAsia="es-CO"/>
               </w:rPr>
             </w:pPr>
             <w:r>
               <w:rPr>
-                <w:color w:val="12263F"/>
-                <w:sz w:val="24"/>
+                <w:color w:val="000000" w:themeColor="text1"/>
+                <w:szCs w:val="21"/>
                 <w:lang w:eastAsia="es-CO"/>
               </w:rPr>
               <w:t>Casos reabiertos</w:t>
@@ -13299,15 +13258,15 @@
             <w:pPr>
               <w:pStyle w:val="Tablas"/>
               <w:rPr>
-                <w:color w:val="12263F"/>
-                <w:sz w:val="24"/>
+                <w:color w:val="000000" w:themeColor="text1"/>
+                <w:szCs w:val="21"/>
                 <w:lang w:eastAsia="es-CO"/>
               </w:rPr>
             </w:pPr>
             <w:r>
               <w:rPr>
-                <w:color w:val="12263F"/>
-                <w:sz w:val="24"/>
+                <w:color w:val="000000" w:themeColor="text1"/>
+                <w:szCs w:val="21"/>
                 <w:lang w:eastAsia="es-CO"/>
               </w:rPr>
               <w:t>Solidez del cierre</w:t>
@@ -13323,15 +13282,15 @@
             <w:pPr>
               <w:pStyle w:val="Tablas"/>
               <w:rPr>
-                <w:color w:val="12263F"/>
-                <w:sz w:val="24"/>
+                <w:color w:val="000000" w:themeColor="text1"/>
+                <w:szCs w:val="21"/>
                 <w:lang w:eastAsia="es-CO"/>
               </w:rPr>
             </w:pPr>
             <w:r>
               <w:rPr>
-                <w:color w:val="12263F"/>
-                <w:sz w:val="24"/>
+                <w:color w:val="000000" w:themeColor="text1"/>
+                <w:szCs w:val="21"/>
                 <w:lang w:eastAsia="es-CO"/>
               </w:rPr>
               <w:t>Mensual</w:t>
@@ -13347,15 +13306,15 @@
             <w:pPr>
               <w:pStyle w:val="Tablas"/>
               <w:rPr>
-                <w:color w:val="12263F"/>
-                <w:sz w:val="24"/>
+                <w:color w:val="000000" w:themeColor="text1"/>
+                <w:szCs w:val="21"/>
                 <w:lang w:eastAsia="es-CO"/>
               </w:rPr>
             </w:pPr>
             <w:r>
               <w:rPr>
-                <w:color w:val="12263F"/>
-                <w:sz w:val="24"/>
+                <w:color w:val="000000" w:themeColor="text1"/>
+                <w:szCs w:val="21"/>
                 <w:lang w:eastAsia="es-CO"/>
               </w:rPr>
               <w:t>Revisión del proceso de respuesta</w:t>
@@ -13373,15 +13332,15 @@
             <w:pPr>
               <w:pStyle w:val="Tablas"/>
               <w:rPr>
-                <w:color w:val="12263F"/>
-                <w:sz w:val="24"/>
+                <w:color w:val="000000" w:themeColor="text1"/>
+                <w:szCs w:val="21"/>
                 <w:lang w:eastAsia="es-CO"/>
               </w:rPr>
             </w:pPr>
             <w:r>
               <w:rPr>
-                <w:color w:val="12263F"/>
-                <w:sz w:val="24"/>
+                <w:color w:val="000000" w:themeColor="text1"/>
+                <w:szCs w:val="21"/>
                 <w:lang w:eastAsia="es-CO"/>
               </w:rPr>
               <w:t>Satisfacción con claridad</w:t>
@@ -13397,15 +13356,15 @@
             <w:pPr>
               <w:pStyle w:val="Tablas"/>
               <w:rPr>
-                <w:color w:val="12263F"/>
-                <w:sz w:val="24"/>
+                <w:color w:val="000000" w:themeColor="text1"/>
+                <w:szCs w:val="21"/>
                 <w:lang w:eastAsia="es-CO"/>
               </w:rPr>
             </w:pPr>
             <w:r>
               <w:rPr>
-                <w:color w:val="12263F"/>
-                <w:sz w:val="24"/>
+                <w:color w:val="000000" w:themeColor="text1"/>
+                <w:szCs w:val="21"/>
                 <w:lang w:eastAsia="es-CO"/>
               </w:rPr>
               <w:t>Comprensión del usuario</w:t>
@@ -13421,15 +13380,15 @@
             <w:pPr>
               <w:pStyle w:val="Tablas"/>
               <w:rPr>
-                <w:color w:val="12263F"/>
-                <w:sz w:val="24"/>
+                <w:color w:val="000000" w:themeColor="text1"/>
+                <w:szCs w:val="21"/>
                 <w:lang w:eastAsia="es-CO"/>
               </w:rPr>
             </w:pPr>
             <w:r>
               <w:rPr>
-                <w:color w:val="12263F"/>
-                <w:sz w:val="24"/>
+                <w:color w:val="000000" w:themeColor="text1"/>
+                <w:szCs w:val="21"/>
                 <w:lang w:eastAsia="es-CO"/>
               </w:rPr>
               <w:t>Mensual o bimestral</w:t>
@@ -13445,15 +13404,15 @@
             <w:pPr>
               <w:pStyle w:val="Tablas"/>
               <w:rPr>
-                <w:color w:val="12263F"/>
-                <w:sz w:val="24"/>
+                <w:color w:val="000000" w:themeColor="text1"/>
+                <w:szCs w:val="21"/>
                 <w:lang w:eastAsia="es-CO"/>
               </w:rPr>
             </w:pPr>
             <w:r>
               <w:rPr>
-                <w:color w:val="12263F"/>
-                <w:sz w:val="24"/>
+                <w:color w:val="000000" w:themeColor="text1"/>
+                <w:szCs w:val="21"/>
                 <w:lang w:eastAsia="es-CO"/>
               </w:rPr>
               <w:t>Ajuste de mensajes y guías</w:t>
@@ -13474,15 +13433,15 @@
             <w:pPr>
               <w:pStyle w:val="Tablas"/>
               <w:rPr>
-                <w:color w:val="12263F"/>
-                <w:sz w:val="24"/>
+                <w:color w:val="000000" w:themeColor="text1"/>
+                <w:szCs w:val="21"/>
                 <w:lang w:eastAsia="es-CO"/>
               </w:rPr>
             </w:pPr>
             <w:r>
               <w:rPr>
-                <w:color w:val="12263F"/>
-                <w:sz w:val="24"/>
+                <w:color w:val="000000" w:themeColor="text1"/>
+                <w:szCs w:val="21"/>
                 <w:lang w:eastAsia="es-CO"/>
               </w:rPr>
               <w:t>Incidencias reiteradas</w:t>
@@ -13498,15 +13457,15 @@
             <w:pPr>
               <w:pStyle w:val="Tablas"/>
               <w:rPr>
-                <w:color w:val="12263F"/>
-                <w:sz w:val="24"/>
+                <w:color w:val="000000" w:themeColor="text1"/>
+                <w:szCs w:val="21"/>
                 <w:lang w:eastAsia="es-CO"/>
               </w:rPr>
             </w:pPr>
             <w:r>
               <w:rPr>
-                <w:color w:val="12263F"/>
-                <w:sz w:val="24"/>
+                <w:color w:val="000000" w:themeColor="text1"/>
+                <w:szCs w:val="21"/>
                 <w:lang w:eastAsia="es-CO"/>
               </w:rPr>
               <w:t>Estabilidad del proceso</w:t>
@@ -13522,15 +13481,15 @@
             <w:pPr>
               <w:pStyle w:val="Tablas"/>
               <w:rPr>
-                <w:color w:val="12263F"/>
-                <w:sz w:val="24"/>
+                <w:color w:val="000000" w:themeColor="text1"/>
+                <w:szCs w:val="21"/>
                 <w:lang w:eastAsia="es-CO"/>
               </w:rPr>
             </w:pPr>
             <w:r>
               <w:rPr>
-                <w:color w:val="12263F"/>
-                <w:sz w:val="24"/>
+                <w:color w:val="000000" w:themeColor="text1"/>
+                <w:szCs w:val="21"/>
                 <w:lang w:eastAsia="es-CO"/>
               </w:rPr>
               <w:t>Mensual</w:t>
@@ -13546,15 +13505,15 @@
             <w:pPr>
               <w:pStyle w:val="Tablas"/>
               <w:rPr>
-                <w:color w:val="12263F"/>
-                <w:sz w:val="24"/>
+                <w:color w:val="000000" w:themeColor="text1"/>
+                <w:szCs w:val="21"/>
                 <w:lang w:eastAsia="es-CO"/>
               </w:rPr>
             </w:pPr>
             <w:r>
               <w:rPr>
-                <w:color w:val="12263F"/>
-                <w:sz w:val="24"/>
+                <w:color w:val="000000" w:themeColor="text1"/>
+                <w:szCs w:val="21"/>
                 <w:lang w:eastAsia="es-CO"/>
               </w:rPr>
               <w:t>Acción correctiva sobre proceso o canal</w:t>
@@ -14055,68 +14014,114 @@
         </w:rPr>
         <w:t>aplicado 5</w:t>
       </w:r>
-    </w:p>
-    <w:p>
-      <w:pPr>
-        <w:rPr>
-          <w:lang w:val="es-419" w:eastAsia="es-CO"/>
-        </w:rPr>
-      </w:pPr>
-      <w:r>
-        <w:rPr>
-          <w:lang w:val="es-419" w:eastAsia="es-CO"/>
-        </w:rPr>
-        <w:t>Se invita a leer el documento Ejercicio aplicado 5. Sistema de gestión de calidad y control del servicio, donde se aborda el fortalecimiento de los sistemas de gestión de calidad en la atención de requerimientos dentro de una empresa de servicios contables.</w:t>
-      </w:r>
-    </w:p>
-    <w:p>
-      <w:pPr>
-        <w:rPr>
-          <w:lang w:val="es-419" w:eastAsia="es-CO"/>
-        </w:rPr>
-      </w:pPr>
-      <w:r>
-        <w:rPr>
-          <w:lang w:val="es-419" w:eastAsia="es-CO"/>
-        </w:rPr>
-        <w:t>“Para profundizar sobre el tema, consulte el documento “</w:t>
-      </w:r>
-      <w:proofErr w:type="spellStart"/>
-      <w:r>
-        <w:rPr>
-          <w:lang w:val="es-419" w:eastAsia="es-CO"/>
-        </w:rPr>
-        <w:t>Anexo_Ejercicio</w:t>
-      </w:r>
-      <w:proofErr w:type="spellEnd"/>
-      <w:r>
-        <w:rPr>
-          <w:lang w:val="es-419" w:eastAsia="es-CO"/>
-        </w:rPr>
-        <w:t xml:space="preserve"> aplicado 5</w:t>
-      </w:r>
-      <w:r>
-        <w:rPr>
-          <w:lang w:val="es-419" w:eastAsia="es-CO"/>
-        </w:rPr>
-        <w:t>.</w:t>
-      </w:r>
-      <w:r>
-        <w:rPr>
-          <w:lang w:val="es-419" w:eastAsia="es-CO"/>
-        </w:rPr>
-        <w:t>pdf”, ubicado en la carpeta de Anexos”.</w:t>
-      </w:r>
+      <w:bookmarkStart w:id="31" w:name="_Toc230995588"/>
+    </w:p>
+    <w:p>
+      <w:pPr>
+        <w:rPr>
+          <w:lang w:val="es-419" w:eastAsia="es-CO"/>
+        </w:rPr>
+      </w:pPr>
+      <w:r>
+        <w:rPr>
+          <w:lang w:val="es-ES"/>
+        </w:rPr>
+        <w:t>"Para profundizar sobre el tema, consulte el documento </w:t>
+      </w:r>
+      <w:r>
+        <w:rPr>
+          <w:bCs/>
+          <w:lang w:val="es-ES"/>
+        </w:rPr>
+        <w:t>'</w:t>
+      </w:r>
+      <w:r>
+        <w:rPr>
+          <w:b/>
+          <w:lang w:val="es-ES"/>
+        </w:rPr>
+        <w:t>Anexo_Ejercicio_aplicado_</w:t>
+      </w:r>
+      <w:r>
+        <w:rPr>
+          <w:b/>
+          <w:lang w:val="es-ES"/>
+        </w:rPr>
+        <w:t>5</w:t>
+      </w:r>
+      <w:r>
+        <w:rPr>
+          <w:b/>
+          <w:lang w:val="es-ES"/>
+        </w:rPr>
+        <w:t>'</w:t>
+      </w:r>
+      <w:r>
+        <w:rPr>
+          <w:lang w:val="es-ES"/>
+        </w:rPr>
+        <w:t>, ubicado en la carpeta </w:t>
+      </w:r>
+      <w:r>
+        <w:rPr>
+          <w:bCs/>
+          <w:lang w:val="es-ES"/>
+        </w:rPr>
+        <w:t>Anexos</w:t>
+      </w:r>
+      <w:r>
+        <w:rPr>
+          <w:lang w:val="es-ES"/>
+        </w:rPr>
+        <w:t>."</w:t>
+      </w:r>
+    </w:p>
+    <w:p>
+      <w:pPr>
+        <w:pStyle w:val="Prrafodelista"/>
+        <w:ind w:left="993" w:firstLine="0"/>
+        <w:rPr>
+          <w:lang w:val="es-419" w:eastAsia="es-CO"/>
+        </w:rPr>
+      </w:pPr>
+    </w:p>
+    <w:p>
+      <w:pPr>
+        <w:pStyle w:val="Prrafodelista"/>
+        <w:ind w:left="993" w:firstLine="0"/>
+        <w:rPr>
+          <w:lang w:val="es-419" w:eastAsia="es-CO"/>
+        </w:rPr>
+      </w:pPr>
+    </w:p>
+    <w:p>
+      <w:pPr>
+        <w:pStyle w:val="Prrafodelista"/>
+        <w:ind w:left="993" w:firstLine="0"/>
+        <w:rPr>
+          <w:lang w:val="es-419" w:eastAsia="es-CO"/>
+        </w:rPr>
+      </w:pPr>
+    </w:p>
+    <w:p>
+      <w:pPr>
+        <w:pStyle w:val="Prrafodelista"/>
+        <w:ind w:left="993" w:firstLine="0"/>
+        <w:rPr>
+          <w:lang w:val="es-419" w:eastAsia="es-CO"/>
+        </w:rPr>
+      </w:pPr>
+    </w:p>
+    <w:p>
+      <w:pPr>
+        <w:pStyle w:val="Prrafodelista"/>
+        <w:ind w:left="993" w:firstLine="0"/>
+      </w:pPr>
     </w:p>
     <w:p>
       <w:pPr>
         <w:pStyle w:val="Titulosgenerales"/>
-        <w:ind w:left="-360"/>
-        <w:rPr>
-          <w:u w:val="single"/>
-        </w:rPr>
-      </w:pPr>
-      <w:bookmarkStart w:id="31" w:name="_Toc230995588"/>
+      </w:pPr>
       <w:r>
         <w:lastRenderedPageBreak/>
         <w:t>Síntesis</w:t>
@@ -14170,13 +14175,13 @@
                     <pic:cNvPicPr/>
                   </pic:nvPicPr>
                   <pic:blipFill>
-                    <a:blip r:embed="rId16" cstate="print">
+                    <a:blip r:embed="rId18" cstate="print">
                       <a:extLst>
                         <a:ext uri="{28A0092B-C50C-407E-A947-70E740481C1C}">
                           <a14:useLocalDpi xmlns:a14="http://schemas.microsoft.com/office/drawing/2010/main" val="0"/>
                         </a:ext>
                         <a:ext uri="{96DAC541-7B7A-43D3-8B79-37D633B846F1}">
-                          <asvg:svgBlip xmlns:asvg="http://schemas.microsoft.com/office/drawing/2016/SVG/main" r:embed="rId17"/>
+                          <asvg:svgBlip xmlns:asvg="http://schemas.microsoft.com/office/drawing/2016/SVG/main" r:embed="rId19"/>
                         </a:ext>
                       </a:extLst>
                     </a:blip>
@@ -14433,7 +14438,7 @@
       <w:r>
         <w:t xml:space="preserve">Cifuentes, B. P. (2014). Auditoría del servicio. Dialnet. </w:t>
       </w:r>
-      <w:hyperlink r:id="rId18" w:history="1">
+      <w:hyperlink r:id="rId20" w:history="1">
         <w:r>
           <w:rPr>
             <w:rStyle w:val="Hipervnculo"/>
@@ -14451,7 +14456,7 @@
       <w:r>
         <w:t xml:space="preserve">ICONTEC. (2020). Certificación ISO 9001. Sistema de gestión de calidad. </w:t>
       </w:r>
-      <w:hyperlink r:id="rId19" w:history="1">
+      <w:hyperlink r:id="rId21" w:history="1">
         <w:r>
           <w:rPr>
             <w:rStyle w:val="Hipervnculo"/>
@@ -14464,7 +14469,7 @@
       <w:r>
         <w:t xml:space="preserve">ISO. (2017, enero 13). Retroalimentación del cliente. </w:t>
       </w:r>
-      <w:hyperlink r:id="rId20" w:history="1">
+      <w:hyperlink r:id="rId22" w:history="1">
         <w:r>
           <w:rPr>
             <w:rStyle w:val="Hipervnculo"/>
@@ -14482,7 +14487,7 @@
       <w:r>
         <w:t xml:space="preserve">ISO. (s.f.). ISO 9001:2015 sistemas de gestión de calidad - Requisitos. </w:t>
       </w:r>
-      <w:hyperlink r:id="rId21" w:anchor="iso:std:iso:9001:ed-5:v1:es" w:history="1">
+      <w:hyperlink r:id="rId23" w:anchor="iso:std:iso:9001:ed-5:v1:es" w:history="1">
         <w:r>
           <w:rPr>
             <w:rStyle w:val="Hipervnculo"/>
@@ -14518,7 +14523,7 @@
       <w:r>
         <w:t xml:space="preserve"> Publisher CEIT, 5(5-1), 4–15. </w:t>
       </w:r>
-      <w:hyperlink r:id="rId22" w:history="1">
+      <w:hyperlink r:id="rId24" w:history="1">
         <w:r>
           <w:rPr>
             <w:rStyle w:val="Hipervnculo"/>
@@ -14560,7 +14565,7 @@
       </w:r>
     </w:p>
     <w:p>
-      <w:hyperlink r:id="rId23" w:history="1">
+      <w:hyperlink r:id="rId25" w:history="1">
         <w:r>
           <w:rPr>
             <w:rStyle w:val="Hipervnculo"/>
@@ -14578,7 +14583,7 @@
       <w:r>
         <w:t xml:space="preserve">Vega, M. E. (2014). Calidad y servicio: Conceptos y herramientas (3.ª ed.). </w:t>
       </w:r>
-      <w:hyperlink r:id="rId24" w:history="1">
+      <w:hyperlink r:id="rId26" w:history="1">
         <w:r>
           <w:rPr>
             <w:rStyle w:val="Hipervnculo"/>
@@ -16080,7 +16085,7 @@
                 <w:szCs w:val="24"/>
                 <w:lang w:val="en-US" w:eastAsia="es-CO"/>
               </w:rPr>
-              <w:t>Ricardo Oliveros Zambrano</w:t>
+              <w:t>Aixa Natalia Sendoya Fernández</w:t>
             </w:r>
           </w:p>
         </w:tc>
@@ -16175,7 +16180,7 @@
                 <w:szCs w:val="24"/>
                 <w:lang w:val="en-US" w:eastAsia="es-CO"/>
               </w:rPr>
-              <w:t>Aixa Natalia Sendoya Fernández</w:t>
+              <w:t>Ricardo Oliveros Zambrano</w:t>
             </w:r>
           </w:p>
         </w:tc>
@@ -16261,13 +16266,41 @@
                 <w:lang w:val="en-US" w:eastAsia="es-CO"/>
               </w:rPr>
             </w:pPr>
+            <w:proofErr w:type="spellStart"/>
             <w:r>
               <w:rPr>
                 <w:sz w:val="24"/>
                 <w:szCs w:val="24"/>
                 <w:lang w:val="en-US" w:eastAsia="es-CO"/>
               </w:rPr>
-              <w:t>Daniel Ricardo Mutis Gómez</w:t>
+              <w:t>Anyerson</w:t>
+            </w:r>
+            <w:proofErr w:type="spellEnd"/>
+            <w:r>
+              <w:rPr>
+                <w:sz w:val="24"/>
+                <w:szCs w:val="24"/>
+                <w:lang w:val="en-US" w:eastAsia="es-CO"/>
+              </w:rPr>
+              <w:t xml:space="preserve"> Wilfredo </w:t>
+            </w:r>
+            <w:proofErr w:type="spellStart"/>
+            <w:r>
+              <w:rPr>
+                <w:sz w:val="24"/>
+                <w:szCs w:val="24"/>
+                <w:lang w:val="en-US" w:eastAsia="es-CO"/>
+              </w:rPr>
+              <w:t>Pizo</w:t>
+            </w:r>
+            <w:proofErr w:type="spellEnd"/>
+            <w:r>
+              <w:rPr>
+                <w:sz w:val="24"/>
+                <w:szCs w:val="24"/>
+                <w:lang w:val="en-US" w:eastAsia="es-CO"/>
+              </w:rPr>
+              <w:t xml:space="preserve"> Ossa</w:t>
             </w:r>
           </w:p>
         </w:tc>
@@ -16348,49 +16381,18 @@
           </w:tcPr>
           <w:p>
             <w:pPr>
-              <w:spacing w:before="0" w:after="160" w:line="278" w:lineRule="auto"/>
               <w:ind w:firstLine="0"/>
+              <w:rPr>
+                <w:lang w:val="es-ES"/>
+              </w:rPr>
+            </w:pPr>
+            <w:r>
               <w:rPr>
                 <w:sz w:val="24"/>
                 <w:szCs w:val="24"/>
                 <w:lang w:val="en-US" w:eastAsia="es-CO"/>
               </w:rPr>
-            </w:pPr>
-            <w:proofErr w:type="spellStart"/>
-            <w:r>
-              <w:rPr>
-                <w:sz w:val="24"/>
-                <w:szCs w:val="24"/>
-                <w:lang w:val="en-US" w:eastAsia="es-CO"/>
-              </w:rPr>
-              <w:t>Anyerson</w:t>
-            </w:r>
-            <w:proofErr w:type="spellEnd"/>
-            <w:r>
-              <w:rPr>
-                <w:sz w:val="24"/>
-                <w:szCs w:val="24"/>
-                <w:lang w:val="en-US" w:eastAsia="es-CO"/>
-              </w:rPr>
-              <w:t xml:space="preserve"> Wilfredo </w:t>
-            </w:r>
-            <w:proofErr w:type="spellStart"/>
-            <w:r>
-              <w:rPr>
-                <w:sz w:val="24"/>
-                <w:szCs w:val="24"/>
-                <w:lang w:val="en-US" w:eastAsia="es-CO"/>
-              </w:rPr>
-              <w:t>Pizo</w:t>
-            </w:r>
-            <w:proofErr w:type="spellEnd"/>
-            <w:r>
-              <w:rPr>
-                <w:sz w:val="24"/>
-                <w:szCs w:val="24"/>
-                <w:lang w:val="en-US" w:eastAsia="es-CO"/>
-              </w:rPr>
-              <w:t xml:space="preserve"> Ossa</w:t>
+              <w:t>Daniel Ricardo Mutis Gómez</w:t>
             </w:r>
           </w:p>
         </w:tc>
@@ -16464,8 +16466,8 @@
       </w:pPr>
     </w:p>
     <w:sectPr>
-      <w:headerReference w:type="default" r:id="rId25"/>
-      <w:footerReference w:type="default" r:id="rId26"/>
+      <w:headerReference w:type="default" r:id="rId27"/>
+      <w:footerReference w:type="default" r:id="rId28"/>
       <w:pgSz w:w="12240" w:h="15840"/>
       <w:pgMar w:top="1701" w:right="1134" w:bottom="1134" w:left="1134" w:header="709" w:footer="737" w:gutter="0"/>
       <w:pgNumType w:start="1"/>

--- a/fuentes/123103_CF08_DU.docx
+++ b/fuentes/123103_CF08_DU.docx
@@ -1,6 +1,6 @@
 
 <file path=word/document.xml><?xml version="1.0" encoding="utf-8"?>
-<w:document xmlns:wpc="http://schemas.microsoft.com/office/word/2010/wordprocessingCanvas" xmlns:cx="http://schemas.microsoft.com/office/drawing/2014/chartex" xmlns:cx1="http://schemas.microsoft.com/office/drawing/2015/9/8/chartex" xmlns:cx2="http://schemas.microsoft.com/office/drawing/2015/10/21/chartex" xmlns:cx3="http://schemas.microsoft.com/office/drawing/2016/5/9/chartex" xmlns:cx4="http://schemas.microsoft.com/office/drawing/2016/5/10/chartex" xmlns:cx5="http://schemas.microsoft.com/office/drawing/2016/5/11/chartex" xmlns:cx6="http://schemas.microsoft.com/office/drawing/2016/5/12/chartex" xmlns:cx7="http://schemas.microsoft.com/office/drawing/2016/5/13/chartex" xmlns:cx8="http://schemas.microsoft.com/office/drawing/2016/5/14/chartex" xmlns:mc="http://schemas.openxmlformats.org/markup-compatibility/2006" xmlns:aink="http://schemas.microsoft.com/office/drawing/2016/ink" xmlns:am3d="http://schemas.microsoft.com/office/drawing/2017/model3d" xmlns:o="urn:schemas-microsoft-com:office:office" xmlns:oel="http://schemas.microsoft.com/office/2019/extlst" xmlns:r="http://schemas.openxmlformats.org/officeDocument/2006/relationships" xmlns:m="http://schemas.openxmlformats.org/officeDocument/2006/math" xmlns:v="urn:schemas-microsoft-com:vml" xmlns:wp14="http://schemas.microsoft.com/office/word/2010/wordprocessingDrawing" xmlns:wp="http://schemas.openxmlformats.org/drawingml/2006/wordprocessingDrawing" xmlns:w10="urn:schemas-microsoft-com:office:word" xmlns:w="http://schemas.openxmlformats.org/wordprocessingml/2006/main" xmlns:w14="http://schemas.microsoft.com/office/word/2010/wordml" xmlns:w15="http://schemas.microsoft.com/office/word/2012/wordml" xmlns:w16cex="http://schemas.microsoft.com/office/word/2018/wordml/cex" xmlns:w16cid="http://schemas.microsoft.com/office/word/2016/wordml/cid" xmlns:w16="http://schemas.microsoft.com/office/word/2018/wordml" xmlns:w16du="http://schemas.microsoft.com/office/word/2023/wordml/word16du" xmlns:w16sdtdh="http://schemas.microsoft.com/office/word/2020/wordml/sdtdatahash" xmlns:w16sdtfl="http://schemas.microsoft.com/office/word/2024/wordml/sdtformatlock" xmlns:w16se="http://schemas.microsoft.com/office/word/2015/wordml/symex" xmlns:wpg="http://schemas.microsoft.com/office/word/2010/wordprocessingGroup" xmlns:wpi="http://schemas.microsoft.com/office/word/2010/wordprocessingInk" xmlns:wne="http://schemas.microsoft.com/office/word/2006/wordml" xmlns:wps="http://schemas.microsoft.com/office/word/2010/wordprocessingShape" mc:Ignorable="w14 w15 w16se w16cid w16 w16cex w16sdtdh w16sdtfl w16du wp14">
+<w:document xmlns:wpc="http://schemas.microsoft.com/office/word/2010/wordprocessingCanvas" xmlns:cx="http://schemas.microsoft.com/office/drawing/2014/chartex" xmlns:cx1="http://schemas.microsoft.com/office/drawing/2015/9/8/chartex" xmlns:cx2="http://schemas.microsoft.com/office/drawing/2015/10/21/chartex" xmlns:cx3="http://schemas.microsoft.com/office/drawing/2016/5/9/chartex" xmlns:cx4="http://schemas.microsoft.com/office/drawing/2016/5/10/chartex" xmlns:cx5="http://schemas.microsoft.com/office/drawing/2016/5/11/chartex" xmlns:cx6="http://schemas.microsoft.com/office/drawing/2016/5/12/chartex" xmlns:cx7="http://schemas.microsoft.com/office/drawing/2016/5/13/chartex" xmlns:cx8="http://schemas.microsoft.com/office/drawing/2016/5/14/chartex" xmlns:mc="http://schemas.openxmlformats.org/markup-compatibility/2006" xmlns:aink="http://schemas.microsoft.com/office/drawing/2016/ink" xmlns:am3d="http://schemas.microsoft.com/office/drawing/2017/model3d" xmlns:o="urn:schemas-microsoft-com:office:office" xmlns:r="http://schemas.openxmlformats.org/officeDocument/2006/relationships" xmlns:m="http://schemas.openxmlformats.org/officeDocument/2006/math" xmlns:v="urn:schemas-microsoft-com:vml" xmlns:wp14="http://schemas.microsoft.com/office/word/2010/wordprocessingDrawing" xmlns:wp="http://schemas.openxmlformats.org/drawingml/2006/wordprocessingDrawing" xmlns:w10="urn:schemas-microsoft-com:office:word" xmlns:w="http://schemas.openxmlformats.org/wordprocessingml/2006/main" xmlns:w14="http://schemas.microsoft.com/office/word/2010/wordml" xmlns:w15="http://schemas.microsoft.com/office/word/2012/wordml" xmlns:w16cex="http://schemas.microsoft.com/office/word/2018/wordml/cex" xmlns:w16cid="http://schemas.microsoft.com/office/word/2016/wordml/cid" xmlns:w16="http://schemas.microsoft.com/office/word/2018/wordml" xmlns:w16sdtdh="http://schemas.microsoft.com/office/word/2020/wordml/sdtdatahash" xmlns:w16se="http://schemas.microsoft.com/office/word/2015/wordml/symex" xmlns:wpg="http://schemas.microsoft.com/office/word/2010/wordprocessingGroup" xmlns:wpi="http://schemas.microsoft.com/office/word/2010/wordprocessingInk" xmlns:wne="http://schemas.microsoft.com/office/word/2006/wordml" xmlns:wps="http://schemas.microsoft.com/office/word/2010/wordprocessingShape" mc:Ignorable="w14 w15 w16se w16cid w16 w16cex w16sdtdh wp14">
   <w:body>
     <w:p>
       <w:pPr>
@@ -222,7 +222,7 @@
                 <v:stroke joinstyle="miter"/>
                 <v:path gradientshapeok="t" o:connecttype="rect"/>
               </v:shapetype>
-              <v:shape id="Cuadro de texto 2" o:spid="_x0000_s1026" type="#_x0000_t202" alt="&quot;&quot;" style="position:absolute;left:0;text-align:left;margin-left:-25.2pt;margin-top:33.75pt;width:549pt;height:132.75pt;z-index:251663360;visibility:visible;mso-wrap-style:square;mso-width-percent:0;mso-height-percent:0;mso-wrap-distance-left:9pt;mso-wrap-distance-top:3.6pt;mso-wrap-distance-right:9pt;mso-wrap-distance-bottom:3.6pt;mso-position-horizontal:absolute;mso-position-horizontal-relative:margin;mso-position-vertical:absolute;mso-position-vertical-relative:text;mso-width-percent:0;mso-height-percent:0;mso-width-relative:margin;mso-height-relative:margin;v-text-anchor:top" o:gfxdata="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" filled="f" stroked="f">
+              <v:shape id="Cuadro de texto 2" o:spid="_x0000_s1026" type="#_x0000_t202" alt="&quot;&quot;" style="position:absolute;left:0;text-align:left;margin-left:-25.2pt;margin-top:33.75pt;width:549pt;height:132.75pt;z-index:251663360;visibility:visible;mso-wrap-style:square;mso-width-percent:0;mso-height-percent:0;mso-wrap-distance-left:9pt;mso-wrap-distance-top:3.6pt;mso-wrap-distance-right:9pt;mso-wrap-distance-bottom:3.6pt;mso-position-horizontal:absolute;mso-position-horizontal-relative:margin;mso-position-vertical:absolute;mso-position-vertical-relative:text;mso-width-percent:0;mso-height-percent:0;mso-width-relative:margin;mso-height-relative:margin;v-text-anchor:top" o:gfxdata="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" filled="f" stroked="f">
                 <v:textbox>
                   <w:txbxContent>
                     <w:p>
@@ -330,7 +330,7 @@
               </wp:anchor>
             </w:drawing>
           </mc:Choice>
-          <mc:Fallback xmlns:a="http://schemas.openxmlformats.org/drawingml/2006/main" xmlns:adec="http://schemas.microsoft.com/office/drawing/2017/decorative" xmlns:pic="http://schemas.openxmlformats.org/drawingml/2006/picture" xmlns:a14="http://schemas.microsoft.com/office/drawing/2010/main" xmlns:asvg="http://schemas.microsoft.com/office/drawing/2016/SVG/main">
+          <mc:Fallback xmlns:asvg="http://schemas.microsoft.com/office/drawing/2016/SVG/main" xmlns:a14="http://schemas.microsoft.com/office/drawing/2010/main" xmlns:pic="http://schemas.openxmlformats.org/drawingml/2006/picture" xmlns:adec="http://schemas.microsoft.com/office/drawing/2017/decorative" xmlns:a="http://schemas.openxmlformats.org/drawingml/2006/main" xmlns:w16sdtfl="http://schemas.microsoft.com/office/word/2024/wordml/sdtformatlock" xmlns:w16du="http://schemas.microsoft.com/office/word/2023/wordml/word16du" xmlns:oel="http://schemas.microsoft.com/office/2019/extlst">
             <w:pict>
               <v:rect id="Rectángulo 3" style="position:absolute;margin-left:-55.95pt;margin-top:26.4pt;width:613.85pt;height:164.25pt;z-index:-251655168;visibility:visible;mso-wrap-style:square;mso-height-percent:0;mso-wrap-distance-left:9pt;mso-wrap-distance-top:0;mso-wrap-distance-right:9pt;mso-wrap-distance-bottom:0;mso-position-horizontal:absolute;mso-position-horizontal-relative:text;mso-position-vertical:absolute;mso-position-vertical-relative:text;mso-height-percent:0;mso-height-relative:margin;v-text-anchor:middle" alt="&quot;&quot;" o:spid="_x0000_s1026" fillcolor="#00314d" stroked="f" strokeweight="1pt" w14:anchorId="4C256C62" o:gfxdata="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"/>
             </w:pict>
@@ -5076,12 +5076,7 @@
     </w:p>
     <w:p>
       <w:pPr>
-        <w:pStyle w:val="Prrafodelista"/>
-        <w:numPr>
-          <w:ilvl w:val="0"/>
-          <w:numId w:val="14"/>
-        </w:numPr>
-        <w:ind w:left="851"/>
+        <w:ind w:firstLine="0"/>
         <w:rPr>
           <w:b/>
           <w:bCs/>
@@ -5108,7 +5103,13 @@
         <w:rPr>
           <w:lang w:val="es-ES" w:eastAsia="es-CO"/>
         </w:rPr>
-        <w:t>"Para profundizar sobre el tema, consulte el documento </w:t>
+        <w:t>Para profundizar sobre el tema, consulte el documento</w:t>
+      </w:r>
+      <w:r>
+        <w:rPr>
+          <w:lang w:val="es-ES" w:eastAsia="es-CO"/>
+        </w:rPr>
+        <w:t xml:space="preserve"> </w:t>
       </w:r>
       <w:r>
         <w:rPr>
@@ -5116,7 +5117,7 @@
           <w:bCs/>
           <w:lang w:val="es-ES" w:eastAsia="es-CO"/>
         </w:rPr>
-        <w:t>'Anexo_Ejercicio_aplicado_1'</w:t>
+        <w:t>Anexo_Ejercicio_aplicado_1</w:t>
       </w:r>
       <w:r>
         <w:rPr>
@@ -5136,7 +5137,7 @@
         <w:rPr>
           <w:lang w:val="es-ES" w:eastAsia="es-CO"/>
         </w:rPr>
-        <w:t>."</w:t>
+        <w:t>.</w:t>
       </w:r>
     </w:p>
     <w:p>
@@ -9292,12 +9293,7 @@
     </w:p>
     <w:p>
       <w:pPr>
-        <w:pStyle w:val="Prrafodelista"/>
-        <w:numPr>
-          <w:ilvl w:val="0"/>
-          <w:numId w:val="20"/>
-        </w:numPr>
-        <w:ind w:left="993"/>
+        <w:ind w:firstLine="0"/>
         <w:rPr>
           <w:b/>
           <w:bCs/>
@@ -9323,7 +9319,25 @@
         <w:rPr>
           <w:lang w:val="es-ES" w:eastAsia="es-CO"/>
         </w:rPr>
-        <w:t>"Para profundizar sobre el tema, consulte el documento </w:t>
+        <w:t xml:space="preserve">Para profundizar sobre el tema, consulte el </w:t>
+      </w:r>
+      <w:r>
+        <w:rPr>
+          <w:lang w:val="es-ES" w:eastAsia="es-CO"/>
+        </w:rPr>
+        <w:t>d</w:t>
+      </w:r>
+      <w:r>
+        <w:rPr>
+          <w:lang w:val="es-ES" w:eastAsia="es-CO"/>
+        </w:rPr>
+        <w:t>ocumento</w:t>
+      </w:r>
+      <w:r>
+        <w:rPr>
+          <w:lang w:val="es-ES" w:eastAsia="es-CO"/>
+        </w:rPr>
+        <w:t xml:space="preserve"> </w:t>
       </w:r>
       <w:r>
         <w:rPr>
@@ -9331,7 +9345,7 @@
           <w:bCs/>
           <w:lang w:val="es-ES" w:eastAsia="es-CO"/>
         </w:rPr>
-        <w:t>'Anexo_Ejercicio_aplicado_</w:t>
+        <w:t>Anexo_Ejercicio_aplicado_</w:t>
       </w:r>
       <w:r>
         <w:rPr>
@@ -9343,31 +9357,23 @@
       </w:r>
       <w:r>
         <w:rPr>
+          <w:lang w:val="es-ES" w:eastAsia="es-CO"/>
+        </w:rPr>
+        <w:t>, ubicado en la carpeta </w:t>
+      </w:r>
+      <w:r>
+        <w:rPr>
           <w:b/>
           <w:bCs/>
           <w:lang w:val="es-ES" w:eastAsia="es-CO"/>
         </w:rPr>
-        <w:t>'</w:t>
+        <w:t>Anexos</w:t>
       </w:r>
       <w:r>
         <w:rPr>
           <w:lang w:val="es-ES" w:eastAsia="es-CO"/>
         </w:rPr>
-        <w:t>, ubicado en la carpeta </w:t>
-      </w:r>
-      <w:r>
-        <w:rPr>
-          <w:b/>
-          <w:bCs/>
-          <w:lang w:val="es-ES" w:eastAsia="es-CO"/>
-        </w:rPr>
-        <w:t>Anexos</w:t>
-      </w:r>
-      <w:r>
-        <w:rPr>
-          <w:lang w:val="es-ES" w:eastAsia="es-CO"/>
-        </w:rPr>
-        <w:t>."</w:t>
+        <w:t>.</w:t>
       </w:r>
     </w:p>
     <w:p>
@@ -10744,6 +10750,220 @@
     </w:p>
     <w:p>
       <w:pPr>
+        <w:ind w:firstLine="0"/>
+        <w:rPr>
+          <w:b/>
+          <w:bCs/>
+          <w:lang w:val="es-419" w:eastAsia="es-CO"/>
+        </w:rPr>
+      </w:pPr>
+      <w:r>
+        <w:rPr>
+          <w:b/>
+          <w:bCs/>
+          <w:lang w:val="es-419" w:eastAsia="es-CO"/>
+        </w:rPr>
+        <w:t>Ejercicio aplicado 3</w:t>
+      </w:r>
+    </w:p>
+    <w:p>
+      <w:pPr>
+        <w:rPr>
+          <w:lang w:val="es-419" w:eastAsia="es-CO"/>
+        </w:rPr>
+      </w:pPr>
+      <w:r>
+        <w:rPr>
+          <w:lang w:val="es-ES" w:eastAsia="es-CO"/>
+        </w:rPr>
+        <w:t>Para profundizar sobre el tema, consulte el documento</w:t>
+      </w:r>
+      <w:r>
+        <w:rPr>
+          <w:lang w:val="es-ES" w:eastAsia="es-CO"/>
+        </w:rPr>
+        <w:t xml:space="preserve"> </w:t>
+      </w:r>
+      <w:r>
+        <w:rPr>
+          <w:b/>
+          <w:bCs/>
+          <w:lang w:val="es-ES" w:eastAsia="es-CO"/>
+        </w:rPr>
+        <w:t>Anexo_Ejercicio_aplicado_3</w:t>
+      </w:r>
+      <w:r>
+        <w:rPr>
+          <w:lang w:val="es-ES" w:eastAsia="es-CO"/>
+        </w:rPr>
+        <w:t>, ubicado en la carpeta </w:t>
+      </w:r>
+      <w:r>
+        <w:rPr>
+          <w:b/>
+          <w:bCs/>
+          <w:lang w:val="es-ES" w:eastAsia="es-CO"/>
+        </w:rPr>
+        <w:t>Anexos</w:t>
+      </w:r>
+      <w:r>
+        <w:rPr>
+          <w:lang w:val="es-ES" w:eastAsia="es-CO"/>
+        </w:rPr>
+        <w:t>.</w:t>
+      </w:r>
+    </w:p>
+    <w:p>
+      <w:pPr>
+        <w:rPr>
+          <w:lang w:val="es-419" w:eastAsia="es-CO"/>
+        </w:rPr>
+      </w:pPr>
+    </w:p>
+    <w:p>
+      <w:pPr>
+        <w:rPr>
+          <w:lang w:val="es-419" w:eastAsia="es-CO"/>
+        </w:rPr>
+      </w:pPr>
+    </w:p>
+    <w:p>
+      <w:pPr>
+        <w:rPr>
+          <w:lang w:val="es-419" w:eastAsia="es-CO"/>
+        </w:rPr>
+      </w:pPr>
+    </w:p>
+    <w:p>
+      <w:pPr>
+        <w:rPr>
+          <w:lang w:val="es-419" w:eastAsia="es-CO"/>
+        </w:rPr>
+      </w:pPr>
+    </w:p>
+    <w:p>
+      <w:pPr>
+        <w:rPr>
+          <w:lang w:val="es-419" w:eastAsia="es-CO"/>
+        </w:rPr>
+      </w:pPr>
+    </w:p>
+    <w:p>
+      <w:pPr>
+        <w:ind w:firstLine="0"/>
+        <w:rPr>
+          <w:lang w:val="es-419" w:eastAsia="es-CO"/>
+        </w:rPr>
+      </w:pPr>
+    </w:p>
+    <w:p>
+      <w:pPr>
+        <w:pStyle w:val="Ttulo1"/>
+      </w:pPr>
+      <w:bookmarkStart w:id="19" w:name="_Toc230995576"/>
+      <w:r>
+        <w:lastRenderedPageBreak/>
+        <w:t>Mejora continua en el servicio</w:t>
+      </w:r>
+      <w:bookmarkEnd w:id="19"/>
+    </w:p>
+    <w:p>
+      <w:pPr>
+        <w:rPr>
+          <w:lang w:val="es-419" w:eastAsia="es-CO"/>
+        </w:rPr>
+      </w:pPr>
+      <w:r>
+        <w:rPr>
+          <w:lang w:val="es-419" w:eastAsia="es-CO"/>
+        </w:rPr>
+        <w:t>La mejora continua en el servicio consiste en revisar de manera sistemática cómo se está atendiendo al usuario, identificar qué aspectos no están funcionando como se espera y aplicar cambios organizados que permitan fortalecer la calidad de la atención. En contextos empresariales, esto implica trabajar sobre los procesos, las respuestas, los tiempos, la coordinación del equipo y los mecanismos de seguimiento, con el propósito de que la atención no dependa solo de correcciones puntuales, sino de una revisión constante orientada a resultados más estables y útiles para el usuario.</w:t>
+      </w:r>
+    </w:p>
+    <w:p>
+      <w:pPr>
+        <w:rPr>
+          <w:lang w:val="es-419" w:eastAsia="es-CO"/>
+        </w:rPr>
+      </w:pPr>
+      <w:r>
+        <w:rPr>
+          <w:lang w:val="es-419" w:eastAsia="es-CO"/>
+        </w:rPr>
+        <w:t>La mejora continua se entiende, además, como una práctica que busca perfeccionar bienes y servicios, optimizar procesos y controlar de manera permanente el desempeño para identificar problemas y ejecutar proyectos coherentes de mejoramiento (Ortiz, 2020).</w:t>
+      </w:r>
+    </w:p>
+    <w:p>
+      <w:pPr>
+        <w:rPr>
+          <w:lang w:val="es-419" w:eastAsia="es-CO"/>
+        </w:rPr>
+      </w:pPr>
+      <w:r>
+        <w:rPr>
+          <w:lang w:val="es-419" w:eastAsia="es-CO"/>
+        </w:rPr>
+        <w:t>En la atención de requerimientos, esta lógica resulta especialmente importante porque muchas fallas del servicio no se resuelven con una sola intervención. Una respuesta poco clara, una reapertura de casos o una demora reiterada pueden disminuir temporalmente con una medida aislada, pero si no existe seguimiento, evaluación y estandarización, el problema suele reaparecer. Por eso, la mejora continua no se limita a “hacer ajustes”, sino que exige una secuencia organizada de planificación, implementación, verificación y consolidación de las mejoras aplicadas, de modo que el cambio se sostenga en la operación cotidiana de la empresa (Tello Condor, 2023).</w:t>
+      </w:r>
+    </w:p>
+    <w:p>
+      <w:pPr>
+        <w:pStyle w:val="Ttulo2"/>
+      </w:pPr>
+      <w:bookmarkStart w:id="20" w:name="_Toc230995577"/>
+      <w:r>
+        <w:t>Ciclo PHVA aplicado a la atención de requerimientos</w:t>
+      </w:r>
+      <w:bookmarkEnd w:id="20"/>
+    </w:p>
+    <w:p>
+      <w:pPr>
+        <w:rPr>
+          <w:lang w:val="es-419" w:eastAsia="es-CO"/>
+        </w:rPr>
+      </w:pPr>
+      <w:r>
+        <w:rPr>
+          <w:lang w:val="es-419" w:eastAsia="es-CO"/>
+        </w:rPr>
+        <w:t xml:space="preserve">El ciclo PHVA constituye una de las rutas más útiles para ordenar la mejora continua del servicio. Su lógica parte de cuatro momentos complementarios: planear, </w:t>
+      </w:r>
+      <w:r>
+        <w:rPr>
+          <w:lang w:val="es-419" w:eastAsia="es-CO"/>
+        </w:rPr>
+        <w:lastRenderedPageBreak/>
+        <w:t>hacer, verificar y actuar. En la atención de requerimientos, planear significa identificar el problema, definir el objetivo del ajuste, establecer responsables y precisar qué cambio se va a introducir; hacer corresponde a aplicar la mejora en el proceso de atención; verificar implica comparar los resultados obtenidos con lo esperado; y actuar consiste en consolidar el ajuste, corregir desviaciones o redefinir la intervención cuando los resultados no son suficientes. Esta secuencia resulta útil porque evita que la empresa improvise cambios sin análisis previo o sin evaluación posterior (Tello Condor, 2023).</w:t>
+      </w:r>
+    </w:p>
+    <w:p>
+      <w:pPr>
+        <w:rPr>
+          <w:lang w:val="es-419" w:eastAsia="es-CO"/>
+        </w:rPr>
+      </w:pPr>
+      <w:r>
+        <w:rPr>
+          <w:lang w:val="es-419" w:eastAsia="es-CO"/>
+        </w:rPr>
+        <w:t>En el entorno empresarial, el PHVA puede aplicarse a situaciones muy concretas. Si una empresa detecta que las respuestas a validaciones tributarias generan demasiadas reaperturas, en la fase de planeación puede definir una revisión previa al cierre y un nuevo formato de respuesta; en la fase de ejecución, aplicar ambos cambios durante un período piloto; en la fase de verificación, comparar si bajaron las reaperturas y las correcciones; y en la fase de actuación, decidir si el ajuste se mantiene, se modifica o se amplía a otros tipos de requerimiento. Esto convierte la mejora en un proceso controlado y no en una reacción intuitiva frente al problema.</w:t>
+      </w:r>
+    </w:p>
+    <w:p>
+      <w:pPr>
+        <w:rPr>
+          <w:lang w:val="es-419" w:eastAsia="es-CO"/>
+        </w:rPr>
+      </w:pPr>
+      <w:r>
+        <w:rPr>
+          <w:lang w:val="es-419" w:eastAsia="es-CO"/>
+        </w:rPr>
+        <w:t>La siguiente relación presenta la aplicación del ciclo PHVA en la atención de requerimientos y su utilidad dentro del proceso de mejora continua:</w:t>
+      </w:r>
+    </w:p>
+    <w:p>
+      <w:pPr>
         <w:pStyle w:val="Prrafodelista"/>
         <w:numPr>
           <w:ilvl w:val="0"/>
@@ -10751,208 +10971,20 @@
         </w:numPr>
         <w:ind w:left="993"/>
         <w:rPr>
-          <w:b/>
-          <w:bCs/>
-          <w:lang w:val="es-419" w:eastAsia="es-CO"/>
-        </w:rPr>
-      </w:pPr>
-      <w:r>
-        <w:rPr>
-          <w:b/>
-          <w:bCs/>
-          <w:lang w:val="es-419" w:eastAsia="es-CO"/>
-        </w:rPr>
-        <w:t>Ejercicio aplicado 3</w:t>
-      </w:r>
-    </w:p>
-    <w:p>
-      <w:pPr>
-        <w:rPr>
-          <w:lang w:val="es-419" w:eastAsia="es-CO"/>
-        </w:rPr>
-      </w:pPr>
-      <w:r>
-        <w:rPr>
-          <w:lang w:val="es-ES" w:eastAsia="es-CO"/>
-        </w:rPr>
-        <w:t>"Para profundizar sobre el tema, consulte el documento </w:t>
-      </w:r>
-      <w:r>
-        <w:rPr>
-          <w:b/>
-          <w:bCs/>
-          <w:lang w:val="es-ES" w:eastAsia="es-CO"/>
-        </w:rPr>
-        <w:t>'Anexo_Ejercicio_aplicado_3'</w:t>
-      </w:r>
-      <w:r>
-        <w:rPr>
-          <w:lang w:val="es-ES" w:eastAsia="es-CO"/>
-        </w:rPr>
-        <w:t>, ubicado en la carpeta </w:t>
-      </w:r>
-      <w:r>
-        <w:rPr>
-          <w:b/>
-          <w:bCs/>
-          <w:lang w:val="es-ES" w:eastAsia="es-CO"/>
-        </w:rPr>
-        <w:t>Anexos</w:t>
-      </w:r>
-      <w:r>
-        <w:rPr>
-          <w:lang w:val="es-ES" w:eastAsia="es-CO"/>
-        </w:rPr>
-        <w:t>."</w:t>
-      </w:r>
-    </w:p>
-    <w:p>
-      <w:pPr>
-        <w:rPr>
-          <w:lang w:val="es-419" w:eastAsia="es-CO"/>
-        </w:rPr>
-      </w:pPr>
-    </w:p>
-    <w:p>
-      <w:pPr>
-        <w:rPr>
-          <w:lang w:val="es-419" w:eastAsia="es-CO"/>
-        </w:rPr>
-      </w:pPr>
-    </w:p>
-    <w:p>
-      <w:pPr>
-        <w:rPr>
-          <w:lang w:val="es-419" w:eastAsia="es-CO"/>
-        </w:rPr>
-      </w:pPr>
-    </w:p>
-    <w:p>
-      <w:pPr>
-        <w:rPr>
-          <w:lang w:val="es-419" w:eastAsia="es-CO"/>
-        </w:rPr>
-      </w:pPr>
-    </w:p>
-    <w:p>
-      <w:pPr>
-        <w:rPr>
-          <w:lang w:val="es-419" w:eastAsia="es-CO"/>
-        </w:rPr>
-      </w:pPr>
-    </w:p>
-    <w:p>
-      <w:pPr>
-        <w:ind w:firstLine="0"/>
-        <w:rPr>
-          <w:lang w:val="es-419" w:eastAsia="es-CO"/>
-        </w:rPr>
-      </w:pPr>
-    </w:p>
-    <w:p>
-      <w:pPr>
-        <w:pStyle w:val="Ttulo1"/>
-      </w:pPr>
-      <w:bookmarkStart w:id="19" w:name="_Toc230995576"/>
-      <w:r>
-        <w:lastRenderedPageBreak/>
-        <w:t>Mejora continua en el servicio</w:t>
-      </w:r>
-      <w:bookmarkEnd w:id="19"/>
-    </w:p>
-    <w:p>
-      <w:pPr>
-        <w:rPr>
-          <w:lang w:val="es-419" w:eastAsia="es-CO"/>
-        </w:rPr>
-      </w:pPr>
-      <w:r>
-        <w:rPr>
-          <w:lang w:val="es-419" w:eastAsia="es-CO"/>
-        </w:rPr>
-        <w:t>La mejora continua en el servicio consiste en revisar de manera sistemática cómo se está atendiendo al usuario, identificar qué aspectos no están funcionando como se espera y aplicar cambios organizados que permitan fortalecer la calidad de la atención. En contextos empresariales, esto implica trabajar sobre los procesos, las respuestas, los tiempos, la coordinación del equipo y los mecanismos de seguimiento, con el propósito de que la atención no dependa solo de correcciones puntuales, sino de una revisión constante orientada a resultados más estables y útiles para el usuario.</w:t>
-      </w:r>
-    </w:p>
-    <w:p>
-      <w:pPr>
-        <w:rPr>
-          <w:lang w:val="es-419" w:eastAsia="es-CO"/>
-        </w:rPr>
-      </w:pPr>
-      <w:r>
-        <w:rPr>
-          <w:lang w:val="es-419" w:eastAsia="es-CO"/>
-        </w:rPr>
-        <w:t>La mejora continua se entiende, además, como una práctica que busca perfeccionar bienes y servicios, optimizar procesos y controlar de manera permanente el desempeño para identificar problemas y ejecutar proyectos coherentes de mejoramiento (Ortiz, 2020).</w:t>
-      </w:r>
-    </w:p>
-    <w:p>
-      <w:pPr>
-        <w:rPr>
-          <w:lang w:val="es-419" w:eastAsia="es-CO"/>
-        </w:rPr>
-      </w:pPr>
-      <w:r>
-        <w:rPr>
-          <w:lang w:val="es-419" w:eastAsia="es-CO"/>
-        </w:rPr>
-        <w:t>En la atención de requerimientos, esta lógica resulta especialmente importante porque muchas fallas del servicio no se resuelven con una sola intervención. Una respuesta poco clara, una reapertura de casos o una demora reiterada pueden disminuir temporalmente con una medida aislada, pero si no existe seguimiento, evaluación y estandarización, el problema suele reaparecer. Por eso, la mejora continua no se limita a “hacer ajustes”, sino que exige una secuencia organizada de planificación, implementación, verificación y consolidación de las mejoras aplicadas, de modo que el cambio se sostenga en la operación cotidiana de la empresa (Tello Condor, 2023).</w:t>
-      </w:r>
-    </w:p>
-    <w:p>
-      <w:pPr>
-        <w:pStyle w:val="Ttulo2"/>
-      </w:pPr>
-      <w:bookmarkStart w:id="20" w:name="_Toc230995577"/>
-      <w:r>
-        <w:t>Ciclo PHVA aplicado a la atención de requerimientos</w:t>
-      </w:r>
-      <w:bookmarkEnd w:id="20"/>
-    </w:p>
-    <w:p>
-      <w:pPr>
-        <w:rPr>
-          <w:lang w:val="es-419" w:eastAsia="es-CO"/>
-        </w:rPr>
-      </w:pPr>
-      <w:r>
-        <w:rPr>
-          <w:lang w:val="es-419" w:eastAsia="es-CO"/>
-        </w:rPr>
-        <w:t xml:space="preserve">El ciclo PHVA constituye una de las rutas más útiles para ordenar la mejora continua del servicio. Su lógica parte de cuatro momentos complementarios: planear, </w:t>
-      </w:r>
-      <w:r>
-        <w:rPr>
-          <w:lang w:val="es-419" w:eastAsia="es-CO"/>
-        </w:rPr>
-        <w:lastRenderedPageBreak/>
-        <w:t>hacer, verificar y actuar. En la atención de requerimientos, planear significa identificar el problema, definir el objetivo del ajuste, establecer responsables y precisar qué cambio se va a introducir; hacer corresponde a aplicar la mejora en el proceso de atención; verificar implica comparar los resultados obtenidos con lo esperado; y actuar consiste en consolidar el ajuste, corregir desviaciones o redefinir la intervención cuando los resultados no son suficientes. Esta secuencia resulta útil porque evita que la empresa improvise cambios sin análisis previo o sin evaluación posterior (Tello Condor, 2023).</w:t>
-      </w:r>
-    </w:p>
-    <w:p>
-      <w:pPr>
-        <w:rPr>
-          <w:lang w:val="es-419" w:eastAsia="es-CO"/>
-        </w:rPr>
-      </w:pPr>
-      <w:r>
-        <w:rPr>
-          <w:lang w:val="es-419" w:eastAsia="es-CO"/>
-        </w:rPr>
-        <w:t>En el entorno empresarial, el PHVA puede aplicarse a situaciones muy concretas. Si una empresa detecta que las respuestas a validaciones tributarias generan demasiadas reaperturas, en la fase de planeación puede definir una revisión previa al cierre y un nuevo formato de respuesta; en la fase de ejecución, aplicar ambos cambios durante un período piloto; en la fase de verificación, comparar si bajaron las reaperturas y las correcciones; y en la fase de actuación, decidir si el ajuste se mantiene, se modifica o se amplía a otros tipos de requerimiento. Esto convierte la mejora en un proceso controlado y no en una reacción intuitiva frente al problema.</w:t>
-      </w:r>
-    </w:p>
-    <w:p>
-      <w:pPr>
-        <w:rPr>
-          <w:lang w:val="es-419" w:eastAsia="es-CO"/>
-        </w:rPr>
-      </w:pPr>
-      <w:r>
-        <w:rPr>
-          <w:lang w:val="es-419" w:eastAsia="es-CO"/>
-        </w:rPr>
-        <w:t>La siguiente relación presenta la aplicación del ciclo PHVA en la atención de requerimientos y su utilidad dentro del proceso de mejora continua:</w:t>
+          <w:lang w:val="es-419" w:eastAsia="es-CO"/>
+        </w:rPr>
+      </w:pPr>
+      <w:r>
+        <w:rPr>
+          <w:rStyle w:val="Ttulo5Car"/>
+        </w:rPr>
+        <w:t>Planear.</w:t>
+      </w:r>
+      <w:r>
+        <w:rPr>
+          <w:lang w:val="es-419" w:eastAsia="es-CO"/>
+        </w:rPr>
+        <w:t xml:space="preserve"> ¿Qué problema se va a corregir y cómo se intervendrá? Aplicación: definir el hallazgo, la meta de mejora, responsables y recursos.</w:t>
       </w:r>
     </w:p>
     <w:p>
@@ -10971,13 +11003,13 @@
         <w:rPr>
           <w:rStyle w:val="Ttulo5Car"/>
         </w:rPr>
-        <w:t>Planear.</w:t>
-      </w:r>
-      <w:r>
-        <w:rPr>
-          <w:lang w:val="es-419" w:eastAsia="es-CO"/>
-        </w:rPr>
-        <w:t xml:space="preserve"> ¿Qué problema se va a corregir y cómo se intervendrá? Aplicación: definir el hallazgo, la meta de mejora, responsables y recursos.</w:t>
+        <w:t>Hacer.</w:t>
+      </w:r>
+      <w:r>
+        <w:rPr>
+          <w:lang w:val="es-419" w:eastAsia="es-CO"/>
+        </w:rPr>
+        <w:t xml:space="preserve"> ¿Cómo se aplicará el ajuste en la operación? Aplicación: ejecutar el cambio en proceso, tiempo, canal o comunicación.</w:t>
       </w:r>
     </w:p>
     <w:p>
@@ -10996,13 +11028,13 @@
         <w:rPr>
           <w:rStyle w:val="Ttulo5Car"/>
         </w:rPr>
-        <w:t>Hacer.</w:t>
-      </w:r>
-      <w:r>
-        <w:rPr>
-          <w:lang w:val="es-419" w:eastAsia="es-CO"/>
-        </w:rPr>
-        <w:t xml:space="preserve"> ¿Cómo se aplicará el ajuste en la operación? Aplicación: ejecutar el cambio en proceso, tiempo, canal o comunicación.</w:t>
+        <w:t>Verificar.</w:t>
+      </w:r>
+      <w:r>
+        <w:rPr>
+          <w:lang w:val="es-419" w:eastAsia="es-CO"/>
+        </w:rPr>
+        <w:t xml:space="preserve"> ¿Qué resultados produjo la mejora? Aplicación: comparar indicadores antes y después del ajuste.</w:t>
       </w:r>
     </w:p>
     <w:p>
@@ -11021,31 +11053,6 @@
         <w:rPr>
           <w:rStyle w:val="Ttulo5Car"/>
         </w:rPr>
-        <w:t>Verificar.</w:t>
-      </w:r>
-      <w:r>
-        <w:rPr>
-          <w:lang w:val="es-419" w:eastAsia="es-CO"/>
-        </w:rPr>
-        <w:t xml:space="preserve"> ¿Qué resultados produjo la mejora? Aplicación: comparar indicadores antes y después del ajuste.</w:t>
-      </w:r>
-    </w:p>
-    <w:p>
-      <w:pPr>
-        <w:pStyle w:val="Prrafodelista"/>
-        <w:numPr>
-          <w:ilvl w:val="0"/>
-          <w:numId w:val="29"/>
-        </w:numPr>
-        <w:ind w:left="993"/>
-        <w:rPr>
-          <w:lang w:val="es-419" w:eastAsia="es-CO"/>
-        </w:rPr>
-      </w:pPr>
-      <w:r>
-        <w:rPr>
-          <w:rStyle w:val="Ttulo5Car"/>
-        </w:rPr>
         <w:lastRenderedPageBreak/>
         <w:t>Actuar.</w:t>
       </w:r>
@@ -11894,12 +11901,7 @@
     </w:p>
     <w:p>
       <w:pPr>
-        <w:pStyle w:val="Prrafodelista"/>
-        <w:numPr>
-          <w:ilvl w:val="0"/>
-          <w:numId w:val="37"/>
-        </w:numPr>
-        <w:ind w:left="993"/>
+        <w:ind w:firstLine="0"/>
         <w:rPr>
           <w:b/>
           <w:bCs/>
@@ -11925,7 +11927,13 @@
         <w:rPr>
           <w:lang w:val="es-ES" w:eastAsia="es-CO"/>
         </w:rPr>
-        <w:t>"Para profundizar sobre el tema, consulte el documento </w:t>
+        <w:t>Para profundizar sobre el tema, consulte el documento</w:t>
+      </w:r>
+      <w:r>
+        <w:rPr>
+          <w:lang w:val="es-ES" w:eastAsia="es-CO"/>
+        </w:rPr>
+        <w:t xml:space="preserve"> </w:t>
       </w:r>
       <w:r>
         <w:rPr>
@@ -11933,7 +11941,7 @@
           <w:bCs/>
           <w:lang w:val="es-ES" w:eastAsia="es-CO"/>
         </w:rPr>
-        <w:t>'Anexo_Ejercicio_aplicado_4'</w:t>
+        <w:t>Anexo_Ejercicio_aplicado_4</w:t>
       </w:r>
       <w:r>
         <w:rPr>
@@ -11953,7 +11961,7 @@
         <w:rPr>
           <w:lang w:val="es-ES" w:eastAsia="es-CO"/>
         </w:rPr>
-        <w:t>."</w:t>
+        <w:t>.</w:t>
       </w:r>
     </w:p>
     <w:p>
@@ -12109,7 +12117,6 @@
       </w:pPr>
       <w:bookmarkStart w:id="25" w:name="_Toc230995582"/>
       <w:r>
-        <w:lastRenderedPageBreak/>
         <w:t>Sistemas de gestión de calidad aplicables al servicio</w:t>
       </w:r>
       <w:bookmarkEnd w:id="25"/>
@@ -13982,12 +13989,7 @@
     </w:p>
     <w:p>
       <w:pPr>
-        <w:pStyle w:val="Prrafodelista"/>
-        <w:numPr>
-          <w:ilvl w:val="0"/>
-          <w:numId w:val="50"/>
-        </w:numPr>
-        <w:ind w:left="993"/>
+        <w:ind w:firstLine="0"/>
         <w:rPr>
           <w:lang w:val="es-419" w:eastAsia="es-CO"/>
         </w:rPr>
@@ -14026,54 +14028,46 @@
         <w:rPr>
           <w:lang w:val="es-ES"/>
         </w:rPr>
-        <w:t>"Para profundizar sobre el tema, consulte el documento </w:t>
+        <w:t>Para profundizar sobre el tema, consulte el documento</w:t>
+      </w:r>
+      <w:r>
+        <w:rPr>
+          <w:lang w:val="es-ES"/>
+        </w:rPr>
+        <w:t xml:space="preserve"> </w:t>
+      </w:r>
+      <w:r>
+        <w:rPr>
+          <w:b/>
+          <w:lang w:val="es-ES"/>
+        </w:rPr>
+        <w:t>Anexo_Ejercicio_aplicado_</w:t>
+      </w:r>
+      <w:r>
+        <w:rPr>
+          <w:b/>
+          <w:lang w:val="es-ES"/>
+        </w:rPr>
+        <w:t>5</w:t>
+      </w:r>
+      <w:r>
+        <w:rPr>
+          <w:lang w:val="es-ES"/>
+        </w:rPr>
+        <w:t>, ubicado en la carpeta </w:t>
       </w:r>
       <w:r>
         <w:rPr>
           <w:bCs/>
           <w:lang w:val="es-ES"/>
         </w:rPr>
-        <w:t>'</w:t>
-      </w:r>
-      <w:r>
-        <w:rPr>
-          <w:b/>
+        <w:t>Anexos</w:t>
+      </w:r>
+      <w:r>
+        <w:rPr>
           <w:lang w:val="es-ES"/>
         </w:rPr>
-        <w:t>Anexo_Ejercicio_aplicado_</w:t>
-      </w:r>
-      <w:r>
-        <w:rPr>
-          <w:b/>
-          <w:lang w:val="es-ES"/>
-        </w:rPr>
-        <w:t>5</w:t>
-      </w:r>
-      <w:r>
-        <w:rPr>
-          <w:b/>
-          <w:lang w:val="es-ES"/>
-        </w:rPr>
-        <w:t>'</w:t>
-      </w:r>
-      <w:r>
-        <w:rPr>
-          <w:lang w:val="es-ES"/>
-        </w:rPr>
-        <w:t>, ubicado en la carpeta </w:t>
-      </w:r>
-      <w:r>
-        <w:rPr>
-          <w:bCs/>
-          <w:lang w:val="es-ES"/>
-        </w:rPr>
-        <w:t>Anexos</w:t>
-      </w:r>
-      <w:r>
-        <w:rPr>
-          <w:lang w:val="es-ES"/>
-        </w:rPr>
-        <w:t>."</w:t>
+        <w:t>.</w:t>
       </w:r>
     </w:p>
     <w:p>
@@ -14753,7 +14747,7 @@
       <w:tr>
         <w:trPr>
           <w:cnfStyle w:val="000000100000" w:firstRow="0" w:lastRow="0" w:firstColumn="0" w:lastColumn="0" w:oddVBand="0" w:evenVBand="0" w:oddHBand="1" w:evenHBand="0" w:firstRowFirstColumn="0" w:firstRowLastColumn="0" w:lastRowFirstColumn="0" w:lastRowLastColumn="0"/>
-          <w:trHeight w:val="1612"/>
+          <w:trHeight w:val="973"/>
         </w:trPr>
         <w:tc>
           <w:tcPr>
@@ -14797,19 +14791,19 @@
           </w:tcPr>
           <w:p>
             <w:pPr>
-              <w:spacing w:line="278" w:lineRule="auto"/>
+              <w:spacing w:before="0" w:after="160" w:line="278" w:lineRule="auto"/>
               <w:ind w:firstLine="0"/>
               <w:rPr>
                 <w:sz w:val="24"/>
                 <w:szCs w:val="24"/>
-                <w:lang w:val="es-ES" w:eastAsia="es-CO"/>
+                <w:lang w:val="en-US" w:eastAsia="es-CO"/>
               </w:rPr>
             </w:pPr>
             <w:r>
               <w:rPr>
                 <w:sz w:val="24"/>
                 <w:szCs w:val="24"/>
-                <w:lang w:val="es-419" w:eastAsia="es-CO"/>
+                <w:lang w:val="en-US" w:eastAsia="es-CO"/>
               </w:rPr>
               <w:t>Profesional 06</w:t>
             </w:r>
@@ -14817,36 +14811,17 @@
               <w:rPr>
                 <w:sz w:val="24"/>
                 <w:szCs w:val="24"/>
-                <w:lang w:val="es-ES" w:eastAsia="es-CO"/>
-              </w:rPr>
-              <w:t> </w:t>
-            </w:r>
-          </w:p>
-          <w:p>
-            <w:pPr>
-              <w:spacing w:line="278" w:lineRule="auto"/>
-              <w:ind w:firstLine="0"/>
+                <w:lang w:val="en-US" w:eastAsia="es-CO"/>
+              </w:rPr>
+              <w:t xml:space="preserve">. </w:t>
+            </w:r>
+            <w:r>
               <w:rPr>
                 <w:sz w:val="24"/>
                 <w:szCs w:val="24"/>
-                <w:lang w:val="es-ES" w:eastAsia="es-CO"/>
-              </w:rPr>
-            </w:pPr>
-            <w:r>
-              <w:rPr>
-                <w:sz w:val="24"/>
-                <w:szCs w:val="24"/>
-                <w:lang w:val="es-419" w:eastAsia="es-CO"/>
-              </w:rPr>
-              <w:t>Responsable Ecosistema Virtual de Recursos Educativos Digitales</w:t>
-            </w:r>
-            <w:r>
-              <w:rPr>
-                <w:sz w:val="24"/>
-                <w:szCs w:val="24"/>
-                <w:lang w:val="es-ES" w:eastAsia="es-CO"/>
-              </w:rPr>
-              <w:t> </w:t>
+                <w:lang w:val="en-US" w:eastAsia="es-CO"/>
+              </w:rPr>
+              <w:t>Responsable Ecosistema Virtual de Recursos Educativos Digitales </w:t>
             </w:r>
           </w:p>
         </w:tc>
@@ -14926,8 +14901,18 @@
                 <w:szCs w:val="24"/>
                 <w:lang w:val="en-US" w:eastAsia="es-CO"/>
               </w:rPr>
-              <w:t>Olga Constanza Bermúdez Jaimes</w:t>
-            </w:r>
+              <w:t xml:space="preserve">Olga Constanza Bermúdez </w:t>
+            </w:r>
+            <w:proofErr w:type="spellStart"/>
+            <w:r>
+              <w:rPr>
+                <w:sz w:val="24"/>
+                <w:szCs w:val="24"/>
+                <w:lang w:val="en-US" w:eastAsia="es-CO"/>
+              </w:rPr>
+              <w:t>Jaimes</w:t>
+            </w:r>
+            <w:proofErr w:type="spellEnd"/>
           </w:p>
         </w:tc>
         <w:tc>
@@ -15231,22 +15216,14 @@
       <w:tr>
         <w:trPr>
           <w:cnfStyle w:val="000000100000" w:firstRow="0" w:lastRow="0" w:firstColumn="0" w:lastColumn="0" w:oddVBand="0" w:evenVBand="0" w:oddHBand="1" w:evenHBand="0" w:firstRowFirstColumn="0" w:firstRowLastColumn="0" w:lastRowFirstColumn="0" w:lastRowLastColumn="0"/>
-          <w:trHeight w:val="982"/>
         </w:trPr>
         <w:tc>
           <w:tcPr>
             <w:tcW w:w="2830" w:type="dxa"/>
-            <w:tcBorders>
-              <w:top w:val="single" w:sz="6" w:space="0" w:color="D2E1F1"/>
-              <w:left w:val="single" w:sz="6" w:space="0" w:color="D2E1F1"/>
-              <w:bottom w:val="single" w:sz="6" w:space="0" w:color="D2E1F1"/>
-              <w:right w:val="single" w:sz="6" w:space="0" w:color="D2E1F1"/>
-            </w:tcBorders>
-            <w:shd w:val="clear" w:color="auto" w:fill="auto"/>
             <w:tcMar>
-              <w:top w:w="0" w:type="dxa"/>
+              <w:top w:w="60" w:type="dxa"/>
               <w:left w:w="80" w:type="dxa"/>
-              <w:bottom w:w="0" w:type="dxa"/>
+              <w:bottom w:w="60" w:type="dxa"/>
               <w:right w:w="80" w:type="dxa"/>
             </w:tcMar>
           </w:tcPr>
@@ -15264,7 +15241,7 @@
               <w:rPr>
                 <w:sz w:val="24"/>
                 <w:szCs w:val="24"/>
-                <w:lang w:val="en-US"/>
+                <w:lang w:val="en-US" w:eastAsia="es-CO"/>
               </w:rPr>
               <w:t>Juan Jose Calderon Gutierrez</w:t>
             </w:r>
@@ -15438,7 +15415,14 @@
               </w:rPr>
               <w:t xml:space="preserve"> </w:t>
             </w:r>
-            <w:proofErr w:type="spellStart"/>
+            <w:r>
+              <w:rPr>
+                <w:rStyle w:val="Extranjerismo"/>
+                <w:sz w:val="24"/>
+                <w:szCs w:val="24"/>
+              </w:rPr>
+              <w:t>full</w:t>
+            </w:r>
             <w:r>
               <w:rPr>
                 <w:spacing w:val="20"/>
@@ -15446,9 +15430,16 @@
                 <w:szCs w:val="24"/>
                 <w:lang w:val="en-US" w:eastAsia="es-CO"/>
               </w:rPr>
-              <w:t>fullstack</w:t>
-            </w:r>
-            <w:proofErr w:type="spellEnd"/>
+              <w:t xml:space="preserve"> </w:t>
+            </w:r>
+            <w:r>
+              <w:rPr>
+                <w:rStyle w:val="Extranjerismo"/>
+                <w:sz w:val="24"/>
+                <w:szCs w:val="24"/>
+              </w:rPr>
+              <w:t>stack</w:t>
+            </w:r>
           </w:p>
         </w:tc>
         <w:tc>
@@ -15699,15 +15690,7 @@
                 <w:szCs w:val="24"/>
                 <w:lang w:val="en-US" w:eastAsia="es-CO"/>
               </w:rPr>
-              <w:t>l</w:t>
-            </w:r>
-            <w:r>
-              <w:rPr>
-                <w:sz w:val="24"/>
-                <w:szCs w:val="24"/>
-                <w:lang w:val="en-US" w:eastAsia="es-CO"/>
-              </w:rPr>
-              <w:t>enguaje</w:t>
+              <w:t>lenguaje</w:t>
             </w:r>
             <w:proofErr w:type="spellEnd"/>
             <w:r>
@@ -15990,7 +15973,6 @@
                 <w:szCs w:val="24"/>
                 <w:lang w:val="en-US" w:eastAsia="es-CO"/>
               </w:rPr>
-              <w:lastRenderedPageBreak/>
               <w:t>German Acosta Ramos</w:t>
             </w:r>
           </w:p>
@@ -16085,6 +16067,7 @@
                 <w:szCs w:val="24"/>
                 <w:lang w:val="en-US" w:eastAsia="es-CO"/>
               </w:rPr>
+              <w:lastRenderedPageBreak/>
               <w:t>Aixa Natalia Sendoya Fernández</w:t>
             </w:r>
           </w:p>
@@ -16480,7 +16463,7 @@
 </file>
 
 <file path=word/endnotes.xml><?xml version="1.0" encoding="utf-8"?>
-<w:endnotes xmlns:wpc="http://schemas.microsoft.com/office/word/2010/wordprocessingCanvas" xmlns:cx="http://schemas.microsoft.com/office/drawing/2014/chartex" xmlns:cx1="http://schemas.microsoft.com/office/drawing/2015/9/8/chartex" xmlns:cx2="http://schemas.microsoft.com/office/drawing/2015/10/21/chartex" xmlns:cx3="http://schemas.microsoft.com/office/drawing/2016/5/9/chartex" xmlns:cx4="http://schemas.microsoft.com/office/drawing/2016/5/10/chartex" xmlns:cx5="http://schemas.microsoft.com/office/drawing/2016/5/11/chartex" xmlns:cx6="http://schemas.microsoft.com/office/drawing/2016/5/12/chartex" xmlns:cx7="http://schemas.microsoft.com/office/drawing/2016/5/13/chartex" xmlns:cx8="http://schemas.microsoft.com/office/drawing/2016/5/14/chartex" xmlns:mc="http://schemas.openxmlformats.org/markup-compatibility/2006" xmlns:aink="http://schemas.microsoft.com/office/drawing/2016/ink" xmlns:am3d="http://schemas.microsoft.com/office/drawing/2017/model3d" xmlns:o="urn:schemas-microsoft-com:office:office" xmlns:oel="http://schemas.microsoft.com/office/2019/extlst" xmlns:r="http://schemas.openxmlformats.org/officeDocument/2006/relationships" xmlns:m="http://schemas.openxmlformats.org/officeDocument/2006/math" xmlns:v="urn:schemas-microsoft-com:vml" xmlns:wp14="http://schemas.microsoft.com/office/word/2010/wordprocessingDrawing" xmlns:wp="http://schemas.openxmlformats.org/drawingml/2006/wordprocessingDrawing" xmlns:w10="urn:schemas-microsoft-com:office:word" xmlns:w="http://schemas.openxmlformats.org/wordprocessingml/2006/main" xmlns:w14="http://schemas.microsoft.com/office/word/2010/wordml" xmlns:w15="http://schemas.microsoft.com/office/word/2012/wordml" xmlns:w16cex="http://schemas.microsoft.com/office/word/2018/wordml/cex" xmlns:w16cid="http://schemas.microsoft.com/office/word/2016/wordml/cid" xmlns:w16="http://schemas.microsoft.com/office/word/2018/wordml" xmlns:w16du="http://schemas.microsoft.com/office/word/2023/wordml/word16du" xmlns:w16sdtdh="http://schemas.microsoft.com/office/word/2020/wordml/sdtdatahash" xmlns:w16sdtfl="http://schemas.microsoft.com/office/word/2024/wordml/sdtformatlock" xmlns:w16se="http://schemas.microsoft.com/office/word/2015/wordml/symex" xmlns:wpg="http://schemas.microsoft.com/office/word/2010/wordprocessingGroup" xmlns:wpi="http://schemas.microsoft.com/office/word/2010/wordprocessingInk" xmlns:wne="http://schemas.microsoft.com/office/word/2006/wordml" xmlns:wps="http://schemas.microsoft.com/office/word/2010/wordprocessingShape" mc:Ignorable="w14 w15 w16se w16cid w16 w16cex w16sdtdh w16sdtfl w16du wp14">
+<w:endnotes xmlns:wpc="http://schemas.microsoft.com/office/word/2010/wordprocessingCanvas" xmlns:cx="http://schemas.microsoft.com/office/drawing/2014/chartex" xmlns:cx1="http://schemas.microsoft.com/office/drawing/2015/9/8/chartex" xmlns:cx2="http://schemas.microsoft.com/office/drawing/2015/10/21/chartex" xmlns:cx3="http://schemas.microsoft.com/office/drawing/2016/5/9/chartex" xmlns:cx4="http://schemas.microsoft.com/office/drawing/2016/5/10/chartex" xmlns:cx5="http://schemas.microsoft.com/office/drawing/2016/5/11/chartex" xmlns:cx6="http://schemas.microsoft.com/office/drawing/2016/5/12/chartex" xmlns:cx7="http://schemas.microsoft.com/office/drawing/2016/5/13/chartex" xmlns:cx8="http://schemas.microsoft.com/office/drawing/2016/5/14/chartex" xmlns:mc="http://schemas.openxmlformats.org/markup-compatibility/2006" xmlns:aink="http://schemas.microsoft.com/office/drawing/2016/ink" xmlns:am3d="http://schemas.microsoft.com/office/drawing/2017/model3d" xmlns:o="urn:schemas-microsoft-com:office:office" xmlns:r="http://schemas.openxmlformats.org/officeDocument/2006/relationships" xmlns:m="http://schemas.openxmlformats.org/officeDocument/2006/math" xmlns:v="urn:schemas-microsoft-com:vml" xmlns:wp14="http://schemas.microsoft.com/office/word/2010/wordprocessingDrawing" xmlns:wp="http://schemas.openxmlformats.org/drawingml/2006/wordprocessingDrawing" xmlns:w10="urn:schemas-microsoft-com:office:word" xmlns:w="http://schemas.openxmlformats.org/wordprocessingml/2006/main" xmlns:w14="http://schemas.microsoft.com/office/word/2010/wordml" xmlns:w15="http://schemas.microsoft.com/office/word/2012/wordml" xmlns:w16cex="http://schemas.microsoft.com/office/word/2018/wordml/cex" xmlns:w16cid="http://schemas.microsoft.com/office/word/2016/wordml/cid" xmlns:w16="http://schemas.microsoft.com/office/word/2018/wordml" xmlns:w16sdtdh="http://schemas.microsoft.com/office/word/2020/wordml/sdtdatahash" xmlns:w16se="http://schemas.microsoft.com/office/word/2015/wordml/symex" xmlns:wpg="http://schemas.microsoft.com/office/word/2010/wordprocessingGroup" xmlns:wpi="http://schemas.microsoft.com/office/word/2010/wordprocessingInk" xmlns:wne="http://schemas.microsoft.com/office/word/2006/wordml" xmlns:wps="http://schemas.microsoft.com/office/word/2010/wordprocessingShape" mc:Ignorable="w14 w15 w16se w16cid w16 w16cex w16sdtdh wp14">
   <w:endnote w:type="separator" w:id="-1">
     <w:p>
       <w:pPr>
@@ -16505,7 +16488,7 @@
 </file>
 
 <file path=word/footer1.xml><?xml version="1.0" encoding="utf-8"?>
-<w:ftr xmlns:wpc="http://schemas.microsoft.com/office/word/2010/wordprocessingCanvas" xmlns:cx="http://schemas.microsoft.com/office/drawing/2014/chartex" xmlns:cx1="http://schemas.microsoft.com/office/drawing/2015/9/8/chartex" xmlns:cx2="http://schemas.microsoft.com/office/drawing/2015/10/21/chartex" xmlns:cx3="http://schemas.microsoft.com/office/drawing/2016/5/9/chartex" xmlns:cx4="http://schemas.microsoft.com/office/drawing/2016/5/10/chartex" xmlns:cx5="http://schemas.microsoft.com/office/drawing/2016/5/11/chartex" xmlns:cx6="http://schemas.microsoft.com/office/drawing/2016/5/12/chartex" xmlns:cx7="http://schemas.microsoft.com/office/drawing/2016/5/13/chartex" xmlns:cx8="http://schemas.microsoft.com/office/drawing/2016/5/14/chartex" xmlns:mc="http://schemas.openxmlformats.org/markup-compatibility/2006" xmlns:aink="http://schemas.microsoft.com/office/drawing/2016/ink" xmlns:am3d="http://schemas.microsoft.com/office/drawing/2017/model3d" xmlns:o="urn:schemas-microsoft-com:office:office" xmlns:oel="http://schemas.microsoft.com/office/2019/extlst" xmlns:r="http://schemas.openxmlformats.org/officeDocument/2006/relationships" xmlns:m="http://schemas.openxmlformats.org/officeDocument/2006/math" xmlns:v="urn:schemas-microsoft-com:vml" xmlns:wp14="http://schemas.microsoft.com/office/word/2010/wordprocessingDrawing" xmlns:wp="http://schemas.openxmlformats.org/drawingml/2006/wordprocessingDrawing" xmlns:w10="urn:schemas-microsoft-com:office:word" xmlns:w="http://schemas.openxmlformats.org/wordprocessingml/2006/main" xmlns:w14="http://schemas.microsoft.com/office/word/2010/wordml" xmlns:w15="http://schemas.microsoft.com/office/word/2012/wordml" xmlns:w16cex="http://schemas.microsoft.com/office/word/2018/wordml/cex" xmlns:w16cid="http://schemas.microsoft.com/office/word/2016/wordml/cid" xmlns:w16="http://schemas.microsoft.com/office/word/2018/wordml" xmlns:w16du="http://schemas.microsoft.com/office/word/2023/wordml/word16du" xmlns:w16sdtdh="http://schemas.microsoft.com/office/word/2020/wordml/sdtdatahash" xmlns:w16sdtfl="http://schemas.microsoft.com/office/word/2024/wordml/sdtformatlock" xmlns:w16se="http://schemas.microsoft.com/office/word/2015/wordml/symex" xmlns:wpg="http://schemas.microsoft.com/office/word/2010/wordprocessingGroup" xmlns:wpi="http://schemas.microsoft.com/office/word/2010/wordprocessingInk" xmlns:wne="http://schemas.microsoft.com/office/word/2006/wordml" xmlns:wps="http://schemas.microsoft.com/office/word/2010/wordprocessingShape" mc:Ignorable="w14 w15 w16se w16cid w16 w16cex w16sdtdh w16sdtfl w16du wp14">
+<w:ftr xmlns:wpc="http://schemas.microsoft.com/office/word/2010/wordprocessingCanvas" xmlns:cx="http://schemas.microsoft.com/office/drawing/2014/chartex" xmlns:cx1="http://schemas.microsoft.com/office/drawing/2015/9/8/chartex" xmlns:cx2="http://schemas.microsoft.com/office/drawing/2015/10/21/chartex" xmlns:cx3="http://schemas.microsoft.com/office/drawing/2016/5/9/chartex" xmlns:cx4="http://schemas.microsoft.com/office/drawing/2016/5/10/chartex" xmlns:cx5="http://schemas.microsoft.com/office/drawing/2016/5/11/chartex" xmlns:cx6="http://schemas.microsoft.com/office/drawing/2016/5/12/chartex" xmlns:cx7="http://schemas.microsoft.com/office/drawing/2016/5/13/chartex" xmlns:cx8="http://schemas.microsoft.com/office/drawing/2016/5/14/chartex" xmlns:mc="http://schemas.openxmlformats.org/markup-compatibility/2006" xmlns:aink="http://schemas.microsoft.com/office/drawing/2016/ink" xmlns:am3d="http://schemas.microsoft.com/office/drawing/2017/model3d" xmlns:o="urn:schemas-microsoft-com:office:office" xmlns:r="http://schemas.openxmlformats.org/officeDocument/2006/relationships" xmlns:m="http://schemas.openxmlformats.org/officeDocument/2006/math" xmlns:v="urn:schemas-microsoft-com:vml" xmlns:wp14="http://schemas.microsoft.com/office/word/2010/wordprocessingDrawing" xmlns:wp="http://schemas.openxmlformats.org/drawingml/2006/wordprocessingDrawing" xmlns:w10="urn:schemas-microsoft-com:office:word" xmlns:w="http://schemas.openxmlformats.org/wordprocessingml/2006/main" xmlns:w14="http://schemas.microsoft.com/office/word/2010/wordml" xmlns:w15="http://schemas.microsoft.com/office/word/2012/wordml" xmlns:w16cex="http://schemas.microsoft.com/office/word/2018/wordml/cex" xmlns:w16cid="http://schemas.microsoft.com/office/word/2016/wordml/cid" xmlns:w16="http://schemas.microsoft.com/office/word/2018/wordml" xmlns:w16sdtdh="http://schemas.microsoft.com/office/word/2020/wordml/sdtdatahash" xmlns:w16se="http://schemas.microsoft.com/office/word/2015/wordml/symex" xmlns:wpg="http://schemas.microsoft.com/office/word/2010/wordprocessingGroup" xmlns:wpi="http://schemas.microsoft.com/office/word/2010/wordprocessingInk" xmlns:wne="http://schemas.microsoft.com/office/word/2006/wordml" xmlns:wps="http://schemas.microsoft.com/office/word/2010/wordprocessingShape" mc:Ignorable="w14 w15 w16se w16cid w16 w16cex w16sdtdh wp14">
   <w:sdt>
     <w:sdtPr>
       <w:id w:val="-1465197936"/>
@@ -16551,7 +16534,7 @@
 </file>
 
 <file path=word/footnotes.xml><?xml version="1.0" encoding="utf-8"?>
-<w:footnotes xmlns:wpc="http://schemas.microsoft.com/office/word/2010/wordprocessingCanvas" xmlns:cx="http://schemas.microsoft.com/office/drawing/2014/chartex" xmlns:cx1="http://schemas.microsoft.com/office/drawing/2015/9/8/chartex" xmlns:cx2="http://schemas.microsoft.com/office/drawing/2015/10/21/chartex" xmlns:cx3="http://schemas.microsoft.com/office/drawing/2016/5/9/chartex" xmlns:cx4="http://schemas.microsoft.com/office/drawing/2016/5/10/chartex" xmlns:cx5="http://schemas.microsoft.com/office/drawing/2016/5/11/chartex" xmlns:cx6="http://schemas.microsoft.com/office/drawing/2016/5/12/chartex" xmlns:cx7="http://schemas.microsoft.com/office/drawing/2016/5/13/chartex" xmlns:cx8="http://schemas.microsoft.com/office/drawing/2016/5/14/chartex" xmlns:mc="http://schemas.openxmlformats.org/markup-compatibility/2006" xmlns:aink="http://schemas.microsoft.com/office/drawing/2016/ink" xmlns:am3d="http://schemas.microsoft.com/office/drawing/2017/model3d" xmlns:o="urn:schemas-microsoft-com:office:office" xmlns:oel="http://schemas.microsoft.com/office/2019/extlst" xmlns:r="http://schemas.openxmlformats.org/officeDocument/2006/relationships" xmlns:m="http://schemas.openxmlformats.org/officeDocument/2006/math" xmlns:v="urn:schemas-microsoft-com:vml" xmlns:wp14="http://schemas.microsoft.com/office/word/2010/wordprocessingDrawing" xmlns:wp="http://schemas.openxmlformats.org/drawingml/2006/wordprocessingDrawing" xmlns:w10="urn:schemas-microsoft-com:office:word" xmlns:w="http://schemas.openxmlformats.org/wordprocessingml/2006/main" xmlns:w14="http://schemas.microsoft.com/office/word/2010/wordml" xmlns:w15="http://schemas.microsoft.com/office/word/2012/wordml" xmlns:w16cex="http://schemas.microsoft.com/office/word/2018/wordml/cex" xmlns:w16cid="http://schemas.microsoft.com/office/word/2016/wordml/cid" xmlns:w16="http://schemas.microsoft.com/office/word/2018/wordml" xmlns:w16du="http://schemas.microsoft.com/office/word/2023/wordml/word16du" xmlns:w16sdtdh="http://schemas.microsoft.com/office/word/2020/wordml/sdtdatahash" xmlns:w16sdtfl="http://schemas.microsoft.com/office/word/2024/wordml/sdtformatlock" xmlns:w16se="http://schemas.microsoft.com/office/word/2015/wordml/symex" xmlns:wpg="http://schemas.microsoft.com/office/word/2010/wordprocessingGroup" xmlns:wpi="http://schemas.microsoft.com/office/word/2010/wordprocessingInk" xmlns:wne="http://schemas.microsoft.com/office/word/2006/wordml" xmlns:wps="http://schemas.microsoft.com/office/word/2010/wordprocessingShape" mc:Ignorable="w14 w15 w16se w16cid w16 w16cex w16sdtdh w16sdtfl w16du wp14">
+<w:footnotes xmlns:wpc="http://schemas.microsoft.com/office/word/2010/wordprocessingCanvas" xmlns:cx="http://schemas.microsoft.com/office/drawing/2014/chartex" xmlns:cx1="http://schemas.microsoft.com/office/drawing/2015/9/8/chartex" xmlns:cx2="http://schemas.microsoft.com/office/drawing/2015/10/21/chartex" xmlns:cx3="http://schemas.microsoft.com/office/drawing/2016/5/9/chartex" xmlns:cx4="http://schemas.microsoft.com/office/drawing/2016/5/10/chartex" xmlns:cx5="http://schemas.microsoft.com/office/drawing/2016/5/11/chartex" xmlns:cx6="http://schemas.microsoft.com/office/drawing/2016/5/12/chartex" xmlns:cx7="http://schemas.microsoft.com/office/drawing/2016/5/13/chartex" xmlns:cx8="http://schemas.microsoft.com/office/drawing/2016/5/14/chartex" xmlns:mc="http://schemas.openxmlformats.org/markup-compatibility/2006" xmlns:aink="http://schemas.microsoft.com/office/drawing/2016/ink" xmlns:am3d="http://schemas.microsoft.com/office/drawing/2017/model3d" xmlns:o="urn:schemas-microsoft-com:office:office" xmlns:r="http://schemas.openxmlformats.org/officeDocument/2006/relationships" xmlns:m="http://schemas.openxmlformats.org/officeDocument/2006/math" xmlns:v="urn:schemas-microsoft-com:vml" xmlns:wp14="http://schemas.microsoft.com/office/word/2010/wordprocessingDrawing" xmlns:wp="http://schemas.openxmlformats.org/drawingml/2006/wordprocessingDrawing" xmlns:w10="urn:schemas-microsoft-com:office:word" xmlns:w="http://schemas.openxmlformats.org/wordprocessingml/2006/main" xmlns:w14="http://schemas.microsoft.com/office/word/2010/wordml" xmlns:w15="http://schemas.microsoft.com/office/word/2012/wordml" xmlns:w16cex="http://schemas.microsoft.com/office/word/2018/wordml/cex" xmlns:w16cid="http://schemas.microsoft.com/office/word/2016/wordml/cid" xmlns:w16="http://schemas.microsoft.com/office/word/2018/wordml" xmlns:w16sdtdh="http://schemas.microsoft.com/office/word/2020/wordml/sdtdatahash" xmlns:w16se="http://schemas.microsoft.com/office/word/2015/wordml/symex" xmlns:wpg="http://schemas.microsoft.com/office/word/2010/wordprocessingGroup" xmlns:wpi="http://schemas.microsoft.com/office/word/2010/wordprocessingInk" xmlns:wne="http://schemas.microsoft.com/office/word/2006/wordml" xmlns:wps="http://schemas.microsoft.com/office/word/2010/wordprocessingShape" mc:Ignorable="w14 w15 w16se w16cid w16 w16cex w16sdtdh wp14">
   <w:footnote w:type="separator" w:id="-1">
     <w:p>
       <w:pPr>
@@ -16576,7 +16559,7 @@
 </file>
 
 <file path=word/header1.xml><?xml version="1.0" encoding="utf-8"?>
-<w:hdr xmlns:wpc="http://schemas.microsoft.com/office/word/2010/wordprocessingCanvas" xmlns:cx="http://schemas.microsoft.com/office/drawing/2014/chartex" xmlns:cx1="http://schemas.microsoft.com/office/drawing/2015/9/8/chartex" xmlns:cx2="http://schemas.microsoft.com/office/drawing/2015/10/21/chartex" xmlns:cx3="http://schemas.microsoft.com/office/drawing/2016/5/9/chartex" xmlns:cx4="http://schemas.microsoft.com/office/drawing/2016/5/10/chartex" xmlns:cx5="http://schemas.microsoft.com/office/drawing/2016/5/11/chartex" xmlns:cx6="http://schemas.microsoft.com/office/drawing/2016/5/12/chartex" xmlns:cx7="http://schemas.microsoft.com/office/drawing/2016/5/13/chartex" xmlns:cx8="http://schemas.microsoft.com/office/drawing/2016/5/14/chartex" xmlns:mc="http://schemas.openxmlformats.org/markup-compatibility/2006" xmlns:aink="http://schemas.microsoft.com/office/drawing/2016/ink" xmlns:am3d="http://schemas.microsoft.com/office/drawing/2017/model3d" xmlns:o="urn:schemas-microsoft-com:office:office" xmlns:oel="http://schemas.microsoft.com/office/2019/extlst" xmlns:r="http://schemas.openxmlformats.org/officeDocument/2006/relationships" xmlns:m="http://schemas.openxmlformats.org/officeDocument/2006/math" xmlns:v="urn:schemas-microsoft-com:vml" xmlns:wp14="http://schemas.microsoft.com/office/word/2010/wordprocessingDrawing" xmlns:wp="http://schemas.openxmlformats.org/drawingml/2006/wordprocessingDrawing" xmlns:w10="urn:schemas-microsoft-com:office:word" xmlns:w="http://schemas.openxmlformats.org/wordprocessingml/2006/main" xmlns:w14="http://schemas.microsoft.com/office/word/2010/wordml" xmlns:w15="http://schemas.microsoft.com/office/word/2012/wordml" xmlns:w16cex="http://schemas.microsoft.com/office/word/2018/wordml/cex" xmlns:w16cid="http://schemas.microsoft.com/office/word/2016/wordml/cid" xmlns:w16="http://schemas.microsoft.com/office/word/2018/wordml" xmlns:w16du="http://schemas.microsoft.com/office/word/2023/wordml/word16du" xmlns:w16sdtdh="http://schemas.microsoft.com/office/word/2020/wordml/sdtdatahash" xmlns:w16sdtfl="http://schemas.microsoft.com/office/word/2024/wordml/sdtformatlock" xmlns:w16se="http://schemas.microsoft.com/office/word/2015/wordml/symex" xmlns:wpg="http://schemas.microsoft.com/office/word/2010/wordprocessingGroup" xmlns:wpi="http://schemas.microsoft.com/office/word/2010/wordprocessingInk" xmlns:wne="http://schemas.microsoft.com/office/word/2006/wordml" xmlns:wps="http://schemas.microsoft.com/office/word/2010/wordprocessingShape" mc:Ignorable="w14 w15 w16se w16cid w16 w16cex w16sdtdh w16sdtfl w16du wp14">
+<w:hdr xmlns:wpc="http://schemas.microsoft.com/office/word/2010/wordprocessingCanvas" xmlns:cx="http://schemas.microsoft.com/office/drawing/2014/chartex" xmlns:cx1="http://schemas.microsoft.com/office/drawing/2015/9/8/chartex" xmlns:cx2="http://schemas.microsoft.com/office/drawing/2015/10/21/chartex" xmlns:cx3="http://schemas.microsoft.com/office/drawing/2016/5/9/chartex" xmlns:cx4="http://schemas.microsoft.com/office/drawing/2016/5/10/chartex" xmlns:cx5="http://schemas.microsoft.com/office/drawing/2016/5/11/chartex" xmlns:cx6="http://schemas.microsoft.com/office/drawing/2016/5/12/chartex" xmlns:cx7="http://schemas.microsoft.com/office/drawing/2016/5/13/chartex" xmlns:cx8="http://schemas.microsoft.com/office/drawing/2016/5/14/chartex" xmlns:mc="http://schemas.openxmlformats.org/markup-compatibility/2006" xmlns:aink="http://schemas.microsoft.com/office/drawing/2016/ink" xmlns:am3d="http://schemas.microsoft.com/office/drawing/2017/model3d" xmlns:o="urn:schemas-microsoft-com:office:office" xmlns:r="http://schemas.openxmlformats.org/officeDocument/2006/relationships" xmlns:m="http://schemas.openxmlformats.org/officeDocument/2006/math" xmlns:v="urn:schemas-microsoft-com:vml" xmlns:wp14="http://schemas.microsoft.com/office/word/2010/wordprocessingDrawing" xmlns:wp="http://schemas.openxmlformats.org/drawingml/2006/wordprocessingDrawing" xmlns:w10="urn:schemas-microsoft-com:office:word" xmlns:w="http://schemas.openxmlformats.org/wordprocessingml/2006/main" xmlns:w14="http://schemas.microsoft.com/office/word/2010/wordml" xmlns:w15="http://schemas.microsoft.com/office/word/2012/wordml" xmlns:w16cex="http://schemas.microsoft.com/office/word/2018/wordml/cex" xmlns:w16cid="http://schemas.microsoft.com/office/word/2016/wordml/cid" xmlns:w16="http://schemas.microsoft.com/office/word/2018/wordml" xmlns:w16sdtdh="http://schemas.microsoft.com/office/word/2020/wordml/sdtdatahash" xmlns:w16se="http://schemas.microsoft.com/office/word/2015/wordml/symex" xmlns:wpg="http://schemas.microsoft.com/office/word/2010/wordprocessingGroup" xmlns:wpi="http://schemas.microsoft.com/office/word/2010/wordprocessingInk" xmlns:wne="http://schemas.microsoft.com/office/word/2006/wordml" xmlns:wps="http://schemas.microsoft.com/office/word/2010/wordprocessingShape" mc:Ignorable="w14 w15 w16se w16cid w16 w16cex w16sdtdh wp14">
   <w:p>
     <w:pPr>
       <w:pStyle w:val="Encabezado"/>
@@ -16662,7 +16645,7 @@
 </file>
 
 <file path=word/numbering.xml><?xml version="1.0" encoding="utf-8"?>
-<w:numbering xmlns:wpc="http://schemas.microsoft.com/office/word/2010/wordprocessingCanvas" xmlns:cx="http://schemas.microsoft.com/office/drawing/2014/chartex" xmlns:cx1="http://schemas.microsoft.com/office/drawing/2015/9/8/chartex" xmlns:cx2="http://schemas.microsoft.com/office/drawing/2015/10/21/chartex" xmlns:cx3="http://schemas.microsoft.com/office/drawing/2016/5/9/chartex" xmlns:cx4="http://schemas.microsoft.com/office/drawing/2016/5/10/chartex" xmlns:cx5="http://schemas.microsoft.com/office/drawing/2016/5/11/chartex" xmlns:cx6="http://schemas.microsoft.com/office/drawing/2016/5/12/chartex" xmlns:cx7="http://schemas.microsoft.com/office/drawing/2016/5/13/chartex" xmlns:cx8="http://schemas.microsoft.com/office/drawing/2016/5/14/chartex" xmlns:mc="http://schemas.openxmlformats.org/markup-compatibility/2006" xmlns:aink="http://schemas.microsoft.com/office/drawing/2016/ink" xmlns:am3d="http://schemas.microsoft.com/office/drawing/2017/model3d" xmlns:o="urn:schemas-microsoft-com:office:office" xmlns:oel="http://schemas.microsoft.com/office/2019/extlst" xmlns:r="http://schemas.openxmlformats.org/officeDocument/2006/relationships" xmlns:m="http://schemas.openxmlformats.org/officeDocument/2006/math" xmlns:v="urn:schemas-microsoft-com:vml" xmlns:wp14="http://schemas.microsoft.com/office/word/2010/wordprocessingDrawing" xmlns:wp="http://schemas.openxmlformats.org/drawingml/2006/wordprocessingDrawing" xmlns:w10="urn:schemas-microsoft-com:office:word" xmlns:w="http://schemas.openxmlformats.org/wordprocessingml/2006/main" xmlns:w14="http://schemas.microsoft.com/office/word/2010/wordml" xmlns:w15="http://schemas.microsoft.com/office/word/2012/wordml" xmlns:w16cex="http://schemas.microsoft.com/office/word/2018/wordml/cex" xmlns:w16cid="http://schemas.microsoft.com/office/word/2016/wordml/cid" xmlns:w16="http://schemas.microsoft.com/office/word/2018/wordml" xmlns:w16du="http://schemas.microsoft.com/office/word/2023/wordml/word16du" xmlns:w16sdtdh="http://schemas.microsoft.com/office/word/2020/wordml/sdtdatahash" xmlns:w16sdtfl="http://schemas.microsoft.com/office/word/2024/wordml/sdtformatlock" xmlns:w16se="http://schemas.microsoft.com/office/word/2015/wordml/symex" xmlns:wpg="http://schemas.microsoft.com/office/word/2010/wordprocessingGroup" xmlns:wpi="http://schemas.microsoft.com/office/word/2010/wordprocessingInk" xmlns:wne="http://schemas.microsoft.com/office/word/2006/wordml" xmlns:wps="http://schemas.microsoft.com/office/word/2010/wordprocessingShape" mc:Ignorable="w14 w15 w16se w16cid w16 w16cex w16sdtdh w16sdtfl w16du wp14">
+<w:numbering xmlns:wpc="http://schemas.microsoft.com/office/word/2010/wordprocessingCanvas" xmlns:cx="http://schemas.microsoft.com/office/drawing/2014/chartex" xmlns:cx1="http://schemas.microsoft.com/office/drawing/2015/9/8/chartex" xmlns:cx2="http://schemas.microsoft.com/office/drawing/2015/10/21/chartex" xmlns:cx3="http://schemas.microsoft.com/office/drawing/2016/5/9/chartex" xmlns:cx4="http://schemas.microsoft.com/office/drawing/2016/5/10/chartex" xmlns:cx5="http://schemas.microsoft.com/office/drawing/2016/5/11/chartex" xmlns:cx6="http://schemas.microsoft.com/office/drawing/2016/5/12/chartex" xmlns:cx7="http://schemas.microsoft.com/office/drawing/2016/5/13/chartex" xmlns:cx8="http://schemas.microsoft.com/office/drawing/2016/5/14/chartex" xmlns:mc="http://schemas.openxmlformats.org/markup-compatibility/2006" xmlns:aink="http://schemas.microsoft.com/office/drawing/2016/ink" xmlns:am3d="http://schemas.microsoft.com/office/drawing/2017/model3d" xmlns:o="urn:schemas-microsoft-com:office:office" xmlns:r="http://schemas.openxmlformats.org/officeDocument/2006/relationships" xmlns:m="http://schemas.openxmlformats.org/officeDocument/2006/math" xmlns:v="urn:schemas-microsoft-com:vml" xmlns:wp14="http://schemas.microsoft.com/office/word/2010/wordprocessingDrawing" xmlns:wp="http://schemas.openxmlformats.org/drawingml/2006/wordprocessingDrawing" xmlns:w10="urn:schemas-microsoft-com:office:word" xmlns:w="http://schemas.openxmlformats.org/wordprocessingml/2006/main" xmlns:w14="http://schemas.microsoft.com/office/word/2010/wordml" xmlns:w15="http://schemas.microsoft.com/office/word/2012/wordml" xmlns:w16cex="http://schemas.microsoft.com/office/word/2018/wordml/cex" xmlns:w16cid="http://schemas.microsoft.com/office/word/2016/wordml/cid" xmlns:w16="http://schemas.microsoft.com/office/word/2018/wordml" xmlns:w16sdtdh="http://schemas.microsoft.com/office/word/2020/wordml/sdtdatahash" xmlns:w16se="http://schemas.microsoft.com/office/word/2015/wordml/symex" xmlns:wpg="http://schemas.microsoft.com/office/word/2010/wordprocessingGroup" xmlns:wpi="http://schemas.microsoft.com/office/word/2010/wordprocessingInk" xmlns:wne="http://schemas.microsoft.com/office/word/2006/wordml" xmlns:wps="http://schemas.microsoft.com/office/word/2010/wordprocessingShape" mc:Ignorable="w14 w15 w16se w16cid w16 w16cex w16sdtdh wp14">
   <w:abstractNum w:abstractNumId="0" w15:restartNumberingAfterBreak="0">
     <w:nsid w:val="FFFFFF89"/>
     <w:multiLevelType w:val="singleLevel"/>
@@ -22097,154 +22080,154 @@
       </w:rPr>
     </w:lvl>
   </w:abstractNum>
-  <w:num w:numId="1" w16cid:durableId="8528978">
+  <w:num w:numId="1">
     <w:abstractNumId w:val="0"/>
   </w:num>
-  <w:num w:numId="2" w16cid:durableId="2055933091">
+  <w:num w:numId="2">
     <w:abstractNumId w:val="15"/>
   </w:num>
-  <w:num w:numId="3" w16cid:durableId="557978234">
+  <w:num w:numId="3">
     <w:abstractNumId w:val="29"/>
   </w:num>
-  <w:num w:numId="4" w16cid:durableId="17197287">
+  <w:num w:numId="4">
     <w:abstractNumId w:val="19"/>
   </w:num>
-  <w:num w:numId="5" w16cid:durableId="1651516672">
+  <w:num w:numId="5">
     <w:abstractNumId w:val="21"/>
   </w:num>
-  <w:num w:numId="6" w16cid:durableId="1522864716">
+  <w:num w:numId="6">
     <w:abstractNumId w:val="46"/>
   </w:num>
-  <w:num w:numId="7" w16cid:durableId="1959023218">
+  <w:num w:numId="7">
     <w:abstractNumId w:val="47"/>
   </w:num>
-  <w:num w:numId="8" w16cid:durableId="917373155">
+  <w:num w:numId="8">
     <w:abstractNumId w:val="17"/>
   </w:num>
-  <w:num w:numId="9" w16cid:durableId="661004080">
+  <w:num w:numId="9">
     <w:abstractNumId w:val="27"/>
   </w:num>
-  <w:num w:numId="10" w16cid:durableId="2127037511">
+  <w:num w:numId="10">
     <w:abstractNumId w:val="12"/>
   </w:num>
-  <w:num w:numId="11" w16cid:durableId="765804976">
+  <w:num w:numId="11">
     <w:abstractNumId w:val="9"/>
   </w:num>
-  <w:num w:numId="12" w16cid:durableId="1807042802">
+  <w:num w:numId="12">
     <w:abstractNumId w:val="24"/>
   </w:num>
-  <w:num w:numId="13" w16cid:durableId="20709964">
+  <w:num w:numId="13">
     <w:abstractNumId w:val="2"/>
   </w:num>
-  <w:num w:numId="14" w16cid:durableId="1730348474">
+  <w:num w:numId="14">
     <w:abstractNumId w:val="42"/>
   </w:num>
-  <w:num w:numId="15" w16cid:durableId="1698459050">
+  <w:num w:numId="15">
     <w:abstractNumId w:val="45"/>
   </w:num>
-  <w:num w:numId="16" w16cid:durableId="1476022415">
+  <w:num w:numId="16">
     <w:abstractNumId w:val="37"/>
   </w:num>
-  <w:num w:numId="17" w16cid:durableId="881668196">
+  <w:num w:numId="17">
     <w:abstractNumId w:val="32"/>
   </w:num>
-  <w:num w:numId="18" w16cid:durableId="294484301">
+  <w:num w:numId="18">
     <w:abstractNumId w:val="39"/>
   </w:num>
-  <w:num w:numId="19" w16cid:durableId="2074690965">
+  <w:num w:numId="19">
     <w:abstractNumId w:val="48"/>
   </w:num>
-  <w:num w:numId="20" w16cid:durableId="2130782284">
+  <w:num w:numId="20">
     <w:abstractNumId w:val="35"/>
   </w:num>
-  <w:num w:numId="21" w16cid:durableId="739592722">
+  <w:num w:numId="21">
     <w:abstractNumId w:val="40"/>
   </w:num>
-  <w:num w:numId="22" w16cid:durableId="274294816">
+  <w:num w:numId="22">
     <w:abstractNumId w:val="38"/>
   </w:num>
-  <w:num w:numId="23" w16cid:durableId="671180524">
+  <w:num w:numId="23">
     <w:abstractNumId w:val="14"/>
   </w:num>
-  <w:num w:numId="24" w16cid:durableId="1122915977">
+  <w:num w:numId="24">
     <w:abstractNumId w:val="28"/>
   </w:num>
-  <w:num w:numId="25" w16cid:durableId="228999228">
+  <w:num w:numId="25">
     <w:abstractNumId w:val="49"/>
   </w:num>
-  <w:num w:numId="26" w16cid:durableId="2105375441">
+  <w:num w:numId="26">
     <w:abstractNumId w:val="10"/>
   </w:num>
-  <w:num w:numId="27" w16cid:durableId="66195805">
+  <w:num w:numId="27">
     <w:abstractNumId w:val="36"/>
   </w:num>
-  <w:num w:numId="28" w16cid:durableId="1500854325">
+  <w:num w:numId="28">
     <w:abstractNumId w:val="6"/>
   </w:num>
-  <w:num w:numId="29" w16cid:durableId="1268736259">
+  <w:num w:numId="29">
     <w:abstractNumId w:val="7"/>
   </w:num>
-  <w:num w:numId="30" w16cid:durableId="52311968">
+  <w:num w:numId="30">
     <w:abstractNumId w:val="31"/>
   </w:num>
-  <w:num w:numId="31" w16cid:durableId="472989699">
+  <w:num w:numId="31">
     <w:abstractNumId w:val="8"/>
   </w:num>
-  <w:num w:numId="32" w16cid:durableId="760952578">
+  <w:num w:numId="32">
     <w:abstractNumId w:val="30"/>
   </w:num>
-  <w:num w:numId="33" w16cid:durableId="873424494">
+  <w:num w:numId="33">
     <w:abstractNumId w:val="5"/>
   </w:num>
-  <w:num w:numId="34" w16cid:durableId="1508906063">
+  <w:num w:numId="34">
     <w:abstractNumId w:val="22"/>
   </w:num>
-  <w:num w:numId="35" w16cid:durableId="1001003704">
+  <w:num w:numId="35">
     <w:abstractNumId w:val="18"/>
   </w:num>
-  <w:num w:numId="36" w16cid:durableId="801508484">
+  <w:num w:numId="36">
     <w:abstractNumId w:val="11"/>
   </w:num>
-  <w:num w:numId="37" w16cid:durableId="568424169">
+  <w:num w:numId="37">
     <w:abstractNumId w:val="13"/>
   </w:num>
-  <w:num w:numId="38" w16cid:durableId="1796368679">
+  <w:num w:numId="38">
     <w:abstractNumId w:val="23"/>
   </w:num>
-  <w:num w:numId="39" w16cid:durableId="471101874">
+  <w:num w:numId="39">
     <w:abstractNumId w:val="33"/>
   </w:num>
-  <w:num w:numId="40" w16cid:durableId="195776960">
+  <w:num w:numId="40">
     <w:abstractNumId w:val="20"/>
   </w:num>
-  <w:num w:numId="41" w16cid:durableId="1307122088">
+  <w:num w:numId="41">
     <w:abstractNumId w:val="25"/>
   </w:num>
-  <w:num w:numId="42" w16cid:durableId="535700373">
+  <w:num w:numId="42">
     <w:abstractNumId w:val="16"/>
   </w:num>
-  <w:num w:numId="43" w16cid:durableId="2011979936">
+  <w:num w:numId="43">
     <w:abstractNumId w:val="34"/>
   </w:num>
-  <w:num w:numId="44" w16cid:durableId="456799033">
+  <w:num w:numId="44">
     <w:abstractNumId w:val="1"/>
   </w:num>
-  <w:num w:numId="45" w16cid:durableId="74594320">
+  <w:num w:numId="45">
     <w:abstractNumId w:val="26"/>
   </w:num>
-  <w:num w:numId="46" w16cid:durableId="498614921">
+  <w:num w:numId="46">
     <w:abstractNumId w:val="3"/>
   </w:num>
-  <w:num w:numId="47" w16cid:durableId="513493648">
+  <w:num w:numId="47">
     <w:abstractNumId w:val="41"/>
   </w:num>
-  <w:num w:numId="48" w16cid:durableId="1305618819">
+  <w:num w:numId="48">
     <w:abstractNumId w:val="4"/>
   </w:num>
-  <w:num w:numId="49" w16cid:durableId="1974948195">
+  <w:num w:numId="49">
     <w:abstractNumId w:val="43"/>
   </w:num>
-  <w:num w:numId="50" w16cid:durableId="513303411">
+  <w:num w:numId="50">
     <w:abstractNumId w:val="44"/>
   </w:num>
   <w:numIdMacAtCleanup w:val="49"/>
@@ -22252,7 +22235,7 @@
 </file>
 
 <file path=word/styles.xml><?xml version="1.0" encoding="utf-8"?>
-<w:styles xmlns:mc="http://schemas.openxmlformats.org/markup-compatibility/2006" xmlns:r="http://schemas.openxmlformats.org/officeDocument/2006/relationships" xmlns:w="http://schemas.openxmlformats.org/wordprocessingml/2006/main" xmlns:w14="http://schemas.microsoft.com/office/word/2010/wordml" xmlns:w15="http://schemas.microsoft.com/office/word/2012/wordml" xmlns:w16cex="http://schemas.microsoft.com/office/word/2018/wordml/cex" xmlns:w16cid="http://schemas.microsoft.com/office/word/2016/wordml/cid" xmlns:w16="http://schemas.microsoft.com/office/word/2018/wordml" xmlns:w16du="http://schemas.microsoft.com/office/word/2023/wordml/word16du" xmlns:w16sdtdh="http://schemas.microsoft.com/office/word/2020/wordml/sdtdatahash" xmlns:w16sdtfl="http://schemas.microsoft.com/office/word/2024/wordml/sdtformatlock" xmlns:w16se="http://schemas.microsoft.com/office/word/2015/wordml/symex" mc:Ignorable="w14 w15 w16se w16cid w16 w16cex w16sdtdh w16sdtfl w16du">
+<w:styles xmlns:mc="http://schemas.openxmlformats.org/markup-compatibility/2006" xmlns:r="http://schemas.openxmlformats.org/officeDocument/2006/relationships" xmlns:w="http://schemas.openxmlformats.org/wordprocessingml/2006/main" xmlns:w14="http://schemas.microsoft.com/office/word/2010/wordml" xmlns:w15="http://schemas.microsoft.com/office/word/2012/wordml" xmlns:w16cex="http://schemas.microsoft.com/office/word/2018/wordml/cex" xmlns:w16cid="http://schemas.microsoft.com/office/word/2016/wordml/cid" xmlns:w16="http://schemas.microsoft.com/office/word/2018/wordml" xmlns:w16sdtdh="http://schemas.microsoft.com/office/word/2020/wordml/sdtdatahash" xmlns:w16se="http://schemas.microsoft.com/office/word/2015/wordml/symex" mc:Ignorable="w14 w15 w16se w16cid w16 w16cex w16sdtdh">
   <w:docDefaults>
     <w:rPrDefault>
       <w:rPr>
@@ -23600,7 +23583,7 @@
       </w:rPr>
     </w:tblStylePr>
   </w:style>
-  <w:style w:type="character" w:styleId="Fuerte">
+  <w:style w:type="character" w:styleId="Textoennegrita">
     <w:name w:val="Strong"/>
     <w:basedOn w:val="Fuentedeprrafopredeter"/>
     <w:uiPriority w:val="22"/>
@@ -24083,10 +24066,6 @@
 </file>
 
 <file path=customXml/item1.xml><?xml version="1.0" encoding="utf-8"?>
-<b:Sources xmlns:b="http://schemas.openxmlformats.org/officeDocument/2006/bibliography" xmlns="http://schemas.openxmlformats.org/officeDocument/2006/bibliography" SelectedStyle="\APASixthEditionOfficeOnline.xsl" StyleName="APA" Version="6"/>
-</file>
-
-<file path=customXml/item2.xml><?xml version="1.0" encoding="utf-8"?>
 <?mso-contentType ?>
 <FormTemplates xmlns="http://schemas.microsoft.com/sharepoint/v3/contenttype/forms">
   <Display>DocumentLibraryForm</Display>
@@ -24095,18 +24074,11 @@
 </FormTemplates>
 </file>
 
-<file path=customXml/item3.xml><?xml version="1.0" encoding="utf-8"?>
-<p:properties xmlns:p="http://schemas.microsoft.com/office/2006/metadata/properties" xmlns:xsi="http://www.w3.org/2001/XMLSchema-instance" xmlns:pc="http://schemas.microsoft.com/office/infopath/2007/PartnerControls">
-  <documentManagement>
-    <TaxCatchAll xmlns="13c90a0b-73bc-4dc0-be5f-28d77b615beb" xsi:nil="true"/>
-    <lcf76f155ced4ddcb4097134ff3c332f xmlns="13c93bba-48ce-428c-bfe5-88b42c19b028">
-      <Terms xmlns="http://schemas.microsoft.com/office/infopath/2007/PartnerControls"/>
-    </lcf76f155ced4ddcb4097134ff3c332f>
-  </documentManagement>
-</p:properties>
+<file path=customXml/item2.xml><?xml version="1.0" encoding="utf-8"?>
+<b:Sources xmlns:b="http://schemas.openxmlformats.org/officeDocument/2006/bibliography" xmlns="http://schemas.openxmlformats.org/officeDocument/2006/bibliography" SelectedStyle="\APASixthEditionOfficeOnline.xsl" StyleName="APA" Version="6"/>
 </file>
 
-<file path=customXml/item4.xml><?xml version="1.0" encoding="utf-8"?>
+<file path=customXml/item3.xml><?xml version="1.0" encoding="utf-8"?>
 <ct:contentTypeSchema xmlns:ct="http://schemas.microsoft.com/office/2006/metadata/contentType" xmlns:ma="http://schemas.microsoft.com/office/2006/metadata/properties/metaAttributes" ct:_="" ma:_="" ma:contentTypeName="Documento" ma:contentTypeID="0x0101006A81D6BD42E8DF4C91013959704817E1" ma:contentTypeVersion="15" ma:contentTypeDescription="Crear nuevo documento." ma:contentTypeScope="" ma:versionID="bf4f72ffd194f0963ff564daca6869f7">
   <xsd:schema xmlns:xsd="http://www.w3.org/2001/XMLSchema" xmlns:xs="http://www.w3.org/2001/XMLSchema" xmlns:p="http://schemas.microsoft.com/office/2006/metadata/properties" xmlns:ns2="13c90a0b-73bc-4dc0-be5f-28d77b615beb" xmlns:ns3="13c93bba-48ce-428c-bfe5-88b42c19b028" targetNamespace="http://schemas.microsoft.com/office/2006/metadata/properties" ma:root="true" ma:fieldsID="8718d6f4873a5b1392a45044efa78385" ns2:_="" ns3:_="">
     <xsd:import namespace="13c90a0b-73bc-4dc0-be5f-28d77b615beb"/>
@@ -24341,7 +24313,26 @@
 </ct:contentTypeSchema>
 </file>
 
+<file path=customXml/item4.xml><?xml version="1.0" encoding="utf-8"?>
+<p:properties xmlns:p="http://schemas.microsoft.com/office/2006/metadata/properties" xmlns:xsi="http://www.w3.org/2001/XMLSchema-instance" xmlns:pc="http://schemas.microsoft.com/office/infopath/2007/PartnerControls">
+  <documentManagement>
+    <TaxCatchAll xmlns="13c90a0b-73bc-4dc0-be5f-28d77b615beb" xsi:nil="true"/>
+    <lcf76f155ced4ddcb4097134ff3c332f xmlns="13c93bba-48ce-428c-bfe5-88b42c19b028">
+      <Terms xmlns="http://schemas.microsoft.com/office/infopath/2007/PartnerControls"/>
+    </lcf76f155ced4ddcb4097134ff3c332f>
+  </documentManagement>
+</p:properties>
+</file>
+
 <file path=customXml/itemProps1.xml><?xml version="1.0" encoding="utf-8"?>
+<ds:datastoreItem xmlns:ds="http://schemas.openxmlformats.org/officeDocument/2006/customXml" ds:itemID="{10663269-2064-4804-8290-36D4A57F5557}">
+  <ds:schemaRefs>
+    <ds:schemaRef ds:uri="http://schemas.microsoft.com/sharepoint/v3/contenttype/forms"/>
+  </ds:schemaRefs>
+</ds:datastoreItem>
+</file>
+
+<file path=customXml/itemProps2.xml><?xml version="1.0" encoding="utf-8"?>
 <ds:datastoreItem xmlns:ds="http://schemas.openxmlformats.org/officeDocument/2006/customXml" ds:itemID="{EAE431FD-7059-4C09-804B-C9D69EB7B213}">
   <ds:schemaRefs>
     <ds:schemaRef ds:uri="http://schemas.openxmlformats.org/officeDocument/2006/bibliography"/>
@@ -24349,26 +24340,7 @@
 </ds:datastoreItem>
 </file>
 
-<file path=customXml/itemProps2.xml><?xml version="1.0" encoding="utf-8"?>
-<ds:datastoreItem xmlns:ds="http://schemas.openxmlformats.org/officeDocument/2006/customXml" ds:itemID="{10663269-2064-4804-8290-36D4A57F5557}">
-  <ds:schemaRefs>
-    <ds:schemaRef ds:uri="http://schemas.microsoft.com/sharepoint/v3/contenttype/forms"/>
-  </ds:schemaRefs>
-</ds:datastoreItem>
-</file>
-
 <file path=customXml/itemProps3.xml><?xml version="1.0" encoding="utf-8"?>
-<ds:datastoreItem xmlns:ds="http://schemas.openxmlformats.org/officeDocument/2006/customXml" ds:itemID="{1279454D-02BE-4A9C-A117-DCD1573E2608}">
-  <ds:schemaRefs>
-    <ds:schemaRef ds:uri="http://schemas.microsoft.com/office/2006/metadata/properties"/>
-    <ds:schemaRef ds:uri="http://schemas.microsoft.com/office/infopath/2007/PartnerControls"/>
-    <ds:schemaRef ds:uri="13c90a0b-73bc-4dc0-be5f-28d77b615beb"/>
-    <ds:schemaRef ds:uri="13c93bba-48ce-428c-bfe5-88b42c19b028"/>
-  </ds:schemaRefs>
-</ds:datastoreItem>
-</file>
-
-<file path=customXml/itemProps4.xml><?xml version="1.0" encoding="utf-8"?>
 <ds:datastoreItem xmlns:ds="http://schemas.openxmlformats.org/officeDocument/2006/customXml" ds:itemID="{A7AB312F-BCE5-43FC-B02B-04B49D758BAB}">
   <ds:schemaRefs>
     <ds:schemaRef ds:uri="http://schemas.microsoft.com/office/2006/metadata/contentType"/>
@@ -24385,4 +24357,15 @@
     <ds:schemaRef ds:uri="http://schemas.microsoft.com/internal/obd"/>
   </ds:schemaRefs>
 </ds:datastoreItem>
+</file>
+
+<file path=customXml/itemProps4.xml><?xml version="1.0" encoding="utf-8"?>
+<ds:datastoreItem xmlns:ds="http://schemas.openxmlformats.org/officeDocument/2006/customXml" ds:itemID="{1279454D-02BE-4A9C-A117-DCD1573E2608}">
+  <ds:schemaRefs>
+    <ds:schemaRef ds:uri="http://schemas.microsoft.com/office/2006/metadata/properties"/>
+    <ds:schemaRef ds:uri="http://schemas.microsoft.com/office/infopath/2007/PartnerControls"/>
+    <ds:schemaRef ds:uri="13c90a0b-73bc-4dc0-be5f-28d77b615beb"/>
+    <ds:schemaRef ds:uri="13c93bba-48ce-428c-bfe5-88b42c19b028"/>
+  </ds:schemaRefs>
+</ds:datastoreItem>
 </file>
--- a/fuentes/123103_CF08_DU.docx
+++ b/fuentes/123103_CF08_DU.docx
@@ -330,7 +330,7 @@
               </wp:anchor>
             </w:drawing>
           </mc:Choice>
-          <mc:Fallback xmlns:asvg="http://schemas.microsoft.com/office/drawing/2016/SVG/main" xmlns:a14="http://schemas.microsoft.com/office/drawing/2010/main" xmlns:pic="http://schemas.openxmlformats.org/drawingml/2006/picture" xmlns:adec="http://schemas.microsoft.com/office/drawing/2017/decorative" xmlns:a="http://schemas.openxmlformats.org/drawingml/2006/main" xmlns:w16sdtfl="http://schemas.microsoft.com/office/word/2024/wordml/sdtformatlock" xmlns:w16du="http://schemas.microsoft.com/office/word/2023/wordml/word16du" xmlns:oel="http://schemas.microsoft.com/office/2019/extlst">
+          <mc:Fallback xmlns:oel="http://schemas.microsoft.com/office/2019/extlst" xmlns:w16du="http://schemas.microsoft.com/office/word/2023/wordml/word16du" xmlns:w16sdtfl="http://schemas.microsoft.com/office/word/2024/wordml/sdtformatlock" xmlns:a="http://schemas.openxmlformats.org/drawingml/2006/main" xmlns:adec="http://schemas.microsoft.com/office/drawing/2017/decorative" xmlns:pic="http://schemas.openxmlformats.org/drawingml/2006/picture" xmlns:a14="http://schemas.microsoft.com/office/drawing/2010/main" xmlns:asvg="http://schemas.microsoft.com/office/drawing/2016/SVG/main">
             <w:pict>
               <v:rect id="Rectángulo 3" style="position:absolute;margin-left:-55.95pt;margin-top:26.4pt;width:613.85pt;height:164.25pt;z-index:-251655168;visibility:visible;mso-wrap-style:square;mso-height-percent:0;mso-wrap-distance-left:9pt;mso-wrap-distance-top:0;mso-wrap-distance-right:9pt;mso-wrap-distance-bottom:0;mso-position-horizontal:absolute;mso-position-horizontal-relative:text;mso-position-vertical:absolute;mso-position-vertical-relative:text;mso-height-percent:0;mso-height-relative:margin;v-text-anchor:middle" alt="&quot;&quot;" o:spid="_x0000_s1026" fillcolor="#00314d" stroked="f" strokeweight="1pt" w14:anchorId="4C256C62" o:gfxdata="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"/>
             </w:pict>
@@ -2423,7 +2423,7 @@
                 <w:noProof/>
                 <w:webHidden/>
               </w:rPr>
-              <w:t>55</w:t>
+              <w:t>54</w:t>
             </w:r>
             <w:r>
               <w:rPr>
@@ -2496,7 +2496,7 @@
                 <w:noProof/>
                 <w:webHidden/>
               </w:rPr>
-              <w:t>55</w:t>
+              <w:t>54</w:t>
             </w:r>
             <w:r>
               <w:rPr>
@@ -2569,7 +2569,7 @@
                 <w:noProof/>
                 <w:webHidden/>
               </w:rPr>
-              <w:t>57</w:t>
+              <w:t>56</w:t>
             </w:r>
             <w:r>
               <w:rPr>
@@ -2642,7 +2642,7 @@
                 <w:noProof/>
                 <w:webHidden/>
               </w:rPr>
-              <w:t>60</w:t>
+              <w:t>59</w:t>
             </w:r>
             <w:r>
               <w:rPr>
@@ -2715,7 +2715,7 @@
                 <w:noProof/>
                 <w:webHidden/>
               </w:rPr>
-              <w:t>62</w:t>
+              <w:t>61</w:t>
             </w:r>
             <w:r>
               <w:rPr>
@@ -2788,7 +2788,7 @@
                 <w:noProof/>
                 <w:webHidden/>
               </w:rPr>
-              <w:t>63</w:t>
+              <w:t>62</w:t>
             </w:r>
             <w:r>
               <w:rPr>
@@ -2861,7 +2861,7 @@
                 <w:noProof/>
                 <w:webHidden/>
               </w:rPr>
-              <w:t>65</w:t>
+              <w:t>64</w:t>
             </w:r>
             <w:r>
               <w:rPr>
@@ -2934,7 +2934,7 @@
                 <w:noProof/>
                 <w:webHidden/>
               </w:rPr>
-              <w:t>68</w:t>
+              <w:t>66</w:t>
             </w:r>
             <w:r>
               <w:rPr>
@@ -3007,7 +3007,7 @@
                 <w:noProof/>
                 <w:webHidden/>
               </w:rPr>
-              <w:t>70</w:t>
+              <w:t>68</w:t>
             </w:r>
             <w:r>
               <w:rPr>
@@ -3083,7 +3083,7 @@
                 <w:noProof/>
                 <w:webHidden/>
               </w:rPr>
-              <w:t>72</w:t>
+              <w:t>70</w:t>
             </w:r>
             <w:r>
               <w:rPr>
@@ -11973,150 +11973,11 @@
     </w:p>
     <w:p>
       <w:pPr>
-        <w:rPr>
-          <w:lang w:val="es-419" w:eastAsia="es-CO"/>
-        </w:rPr>
-      </w:pPr>
-    </w:p>
-    <w:p>
-      <w:pPr>
-        <w:rPr>
-          <w:lang w:val="es-419" w:eastAsia="es-CO"/>
-        </w:rPr>
-      </w:pPr>
-    </w:p>
-    <w:p>
-      <w:pPr>
-        <w:rPr>
-          <w:lang w:val="es-419" w:eastAsia="es-CO"/>
-        </w:rPr>
-      </w:pPr>
-    </w:p>
-    <w:p>
-      <w:pPr>
-        <w:rPr>
-          <w:lang w:val="es-419" w:eastAsia="es-CO"/>
-        </w:rPr>
-      </w:pPr>
-    </w:p>
-    <w:p>
-      <w:pPr>
-        <w:rPr>
-          <w:lang w:val="es-419" w:eastAsia="es-CO"/>
-        </w:rPr>
-      </w:pPr>
-    </w:p>
-    <w:p>
-      <w:pPr>
-        <w:rPr>
-          <w:lang w:val="es-419" w:eastAsia="es-CO"/>
-        </w:rPr>
-      </w:pPr>
-    </w:p>
-    <w:p>
-      <w:pPr>
-        <w:rPr>
-          <w:lang w:val="es-419" w:eastAsia="es-CO"/>
-        </w:rPr>
-      </w:pPr>
-    </w:p>
-    <w:p>
-      <w:pPr>
-        <w:rPr>
-          <w:lang w:val="es-419" w:eastAsia="es-CO"/>
-        </w:rPr>
-      </w:pPr>
-    </w:p>
-    <w:p>
-      <w:pPr>
-        <w:rPr>
-          <w:lang w:val="es-419" w:eastAsia="es-CO"/>
-        </w:rPr>
-      </w:pPr>
-    </w:p>
-    <w:p>
-      <w:pPr>
-        <w:rPr>
-          <w:lang w:val="es-419" w:eastAsia="es-CO"/>
-        </w:rPr>
-      </w:pPr>
-    </w:p>
-    <w:p>
-      <w:pPr>
-        <w:rPr>
-          <w:lang w:val="es-419" w:eastAsia="es-CO"/>
-        </w:rPr>
-      </w:pPr>
-    </w:p>
-    <w:p>
-      <w:pPr>
-        <w:rPr>
-          <w:lang w:val="es-419" w:eastAsia="es-CO"/>
-        </w:rPr>
-      </w:pPr>
-    </w:p>
-    <w:p>
-      <w:pPr>
-        <w:rPr>
-          <w:lang w:val="es-419" w:eastAsia="es-CO"/>
-        </w:rPr>
-      </w:pPr>
-    </w:p>
-    <w:p>
-      <w:pPr>
-        <w:rPr>
-          <w:lang w:val="es-419" w:eastAsia="es-CO"/>
-        </w:rPr>
-      </w:pPr>
-    </w:p>
-    <w:p>
-      <w:pPr>
-        <w:rPr>
-          <w:lang w:val="es-419" w:eastAsia="es-CO"/>
-        </w:rPr>
-      </w:pPr>
-    </w:p>
-    <w:p>
-      <w:pPr>
-        <w:rPr>
-          <w:lang w:val="es-419" w:eastAsia="es-CO"/>
-        </w:rPr>
-      </w:pPr>
-    </w:p>
-    <w:p>
-      <w:pPr>
-        <w:rPr>
-          <w:lang w:val="es-419" w:eastAsia="es-CO"/>
-        </w:rPr>
-      </w:pPr>
-    </w:p>
-    <w:p>
-      <w:pPr>
-        <w:rPr>
-          <w:lang w:val="es-419" w:eastAsia="es-CO"/>
-        </w:rPr>
-      </w:pPr>
-    </w:p>
-    <w:p>
-      <w:pPr>
-        <w:rPr>
-          <w:lang w:val="es-419" w:eastAsia="es-CO"/>
-        </w:rPr>
-      </w:pPr>
-    </w:p>
-    <w:p>
-      <w:pPr>
-        <w:rPr>
-          <w:lang w:val="es-419" w:eastAsia="es-CO"/>
-        </w:rPr>
-      </w:pPr>
-    </w:p>
-    <w:p>
-      <w:pPr>
         <w:pStyle w:val="Ttulo1"/>
       </w:pPr>
       <w:bookmarkStart w:id="25" w:name="_Toc230995582"/>
       <w:r>
+        <w:lastRenderedPageBreak/>
         <w:t>Sistemas de gestión de calidad aplicables al servicio</w:t>
       </w:r>
       <w:bookmarkEnd w:id="25"/>
@@ -14104,12 +13965,6 @@
         <w:rPr>
           <w:lang w:val="es-419" w:eastAsia="es-CO"/>
         </w:rPr>
-      </w:pPr>
-    </w:p>
-    <w:p>
-      <w:pPr>
-        <w:pStyle w:val="Prrafodelista"/>
-        <w:ind w:left="993" w:firstLine="0"/>
       </w:pPr>
     </w:p>
     <w:p>
@@ -24066,6 +23921,10 @@
 </file>
 
 <file path=customXml/item1.xml><?xml version="1.0" encoding="utf-8"?>
+<b:Sources xmlns:b="http://schemas.openxmlformats.org/officeDocument/2006/bibliography" xmlns="http://schemas.openxmlformats.org/officeDocument/2006/bibliography" SelectedStyle="\APASixthEditionOfficeOnline.xsl" StyleName="APA" Version="6"/>
+</file>
+
+<file path=customXml/item2.xml><?xml version="1.0" encoding="utf-8"?>
 <?mso-contentType ?>
 <FormTemplates xmlns="http://schemas.microsoft.com/sharepoint/v3/contenttype/forms">
   <Display>DocumentLibraryForm</Display>
@@ -24074,11 +23933,18 @@
 </FormTemplates>
 </file>
 
-<file path=customXml/item2.xml><?xml version="1.0" encoding="utf-8"?>
-<b:Sources xmlns:b="http://schemas.openxmlformats.org/officeDocument/2006/bibliography" xmlns="http://schemas.openxmlformats.org/officeDocument/2006/bibliography" SelectedStyle="\APASixthEditionOfficeOnline.xsl" StyleName="APA" Version="6"/>
+<file path=customXml/item3.xml><?xml version="1.0" encoding="utf-8"?>
+<p:properties xmlns:p="http://schemas.microsoft.com/office/2006/metadata/properties" xmlns:xsi="http://www.w3.org/2001/XMLSchema-instance" xmlns:pc="http://schemas.microsoft.com/office/infopath/2007/PartnerControls">
+  <documentManagement>
+    <TaxCatchAll xmlns="13c90a0b-73bc-4dc0-be5f-28d77b615beb" xsi:nil="true"/>
+    <lcf76f155ced4ddcb4097134ff3c332f xmlns="13c93bba-48ce-428c-bfe5-88b42c19b028">
+      <Terms xmlns="http://schemas.microsoft.com/office/infopath/2007/PartnerControls"/>
+    </lcf76f155ced4ddcb4097134ff3c332f>
+  </documentManagement>
+</p:properties>
 </file>
 
-<file path=customXml/item3.xml><?xml version="1.0" encoding="utf-8"?>
+<file path=customXml/item4.xml><?xml version="1.0" encoding="utf-8"?>
 <ct:contentTypeSchema xmlns:ct="http://schemas.microsoft.com/office/2006/metadata/contentType" xmlns:ma="http://schemas.microsoft.com/office/2006/metadata/properties/metaAttributes" ct:_="" ma:_="" ma:contentTypeName="Documento" ma:contentTypeID="0x0101006A81D6BD42E8DF4C91013959704817E1" ma:contentTypeVersion="15" ma:contentTypeDescription="Crear nuevo documento." ma:contentTypeScope="" ma:versionID="bf4f72ffd194f0963ff564daca6869f7">
   <xsd:schema xmlns:xsd="http://www.w3.org/2001/XMLSchema" xmlns:xs="http://www.w3.org/2001/XMLSchema" xmlns:p="http://schemas.microsoft.com/office/2006/metadata/properties" xmlns:ns2="13c90a0b-73bc-4dc0-be5f-28d77b615beb" xmlns:ns3="13c93bba-48ce-428c-bfe5-88b42c19b028" targetNamespace="http://schemas.microsoft.com/office/2006/metadata/properties" ma:root="true" ma:fieldsID="8718d6f4873a5b1392a45044efa78385" ns2:_="" ns3:_="">
     <xsd:import namespace="13c90a0b-73bc-4dc0-be5f-28d77b615beb"/>
@@ -24313,18 +24179,15 @@
 </ct:contentTypeSchema>
 </file>
 
-<file path=customXml/item4.xml><?xml version="1.0" encoding="utf-8"?>
-<p:properties xmlns:p="http://schemas.microsoft.com/office/2006/metadata/properties" xmlns:xsi="http://www.w3.org/2001/XMLSchema-instance" xmlns:pc="http://schemas.microsoft.com/office/infopath/2007/PartnerControls">
-  <documentManagement>
-    <TaxCatchAll xmlns="13c90a0b-73bc-4dc0-be5f-28d77b615beb" xsi:nil="true"/>
-    <lcf76f155ced4ddcb4097134ff3c332f xmlns="13c93bba-48ce-428c-bfe5-88b42c19b028">
-      <Terms xmlns="http://schemas.microsoft.com/office/infopath/2007/PartnerControls"/>
-    </lcf76f155ced4ddcb4097134ff3c332f>
-  </documentManagement>
-</p:properties>
+<file path=customXml/itemProps1.xml><?xml version="1.0" encoding="utf-8"?>
+<ds:datastoreItem xmlns:ds="http://schemas.openxmlformats.org/officeDocument/2006/customXml" ds:itemID="{EAE431FD-7059-4C09-804B-C9D69EB7B213}">
+  <ds:schemaRefs>
+    <ds:schemaRef ds:uri="http://schemas.openxmlformats.org/officeDocument/2006/bibliography"/>
+  </ds:schemaRefs>
+</ds:datastoreItem>
 </file>
 
-<file path=customXml/itemProps1.xml><?xml version="1.0" encoding="utf-8"?>
+<file path=customXml/itemProps2.xml><?xml version="1.0" encoding="utf-8"?>
 <ds:datastoreItem xmlns:ds="http://schemas.openxmlformats.org/officeDocument/2006/customXml" ds:itemID="{10663269-2064-4804-8290-36D4A57F5557}">
   <ds:schemaRefs>
     <ds:schemaRef ds:uri="http://schemas.microsoft.com/sharepoint/v3/contenttype/forms"/>
@@ -24332,15 +24195,18 @@
 </ds:datastoreItem>
 </file>
 
-<file path=customXml/itemProps2.xml><?xml version="1.0" encoding="utf-8"?>
-<ds:datastoreItem xmlns:ds="http://schemas.openxmlformats.org/officeDocument/2006/customXml" ds:itemID="{EAE431FD-7059-4C09-804B-C9D69EB7B213}">
+<file path=customXml/itemProps3.xml><?xml version="1.0" encoding="utf-8"?>
+<ds:datastoreItem xmlns:ds="http://schemas.openxmlformats.org/officeDocument/2006/customXml" ds:itemID="{1279454D-02BE-4A9C-A117-DCD1573E2608}">
   <ds:schemaRefs>
-    <ds:schemaRef ds:uri="http://schemas.openxmlformats.org/officeDocument/2006/bibliography"/>
+    <ds:schemaRef ds:uri="http://schemas.microsoft.com/office/2006/metadata/properties"/>
+    <ds:schemaRef ds:uri="http://schemas.microsoft.com/office/infopath/2007/PartnerControls"/>
+    <ds:schemaRef ds:uri="13c90a0b-73bc-4dc0-be5f-28d77b615beb"/>
+    <ds:schemaRef ds:uri="13c93bba-48ce-428c-bfe5-88b42c19b028"/>
   </ds:schemaRefs>
 </ds:datastoreItem>
 </file>
 
-<file path=customXml/itemProps3.xml><?xml version="1.0" encoding="utf-8"?>
+<file path=customXml/itemProps4.xml><?xml version="1.0" encoding="utf-8"?>
 <ds:datastoreItem xmlns:ds="http://schemas.openxmlformats.org/officeDocument/2006/customXml" ds:itemID="{A7AB312F-BCE5-43FC-B02B-04B49D758BAB}">
   <ds:schemaRefs>
     <ds:schemaRef ds:uri="http://schemas.microsoft.com/office/2006/metadata/contentType"/>
@@ -24357,15 +24223,4 @@
     <ds:schemaRef ds:uri="http://schemas.microsoft.com/internal/obd"/>
   </ds:schemaRefs>
 </ds:datastoreItem>
-</file>
-
-<file path=customXml/itemProps4.xml><?xml version="1.0" encoding="utf-8"?>
-<ds:datastoreItem xmlns:ds="http://schemas.openxmlformats.org/officeDocument/2006/customXml" ds:itemID="{1279454D-02BE-4A9C-A117-DCD1573E2608}">
-  <ds:schemaRefs>
-    <ds:schemaRef ds:uri="http://schemas.microsoft.com/office/2006/metadata/properties"/>
-    <ds:schemaRef ds:uri="http://schemas.microsoft.com/office/infopath/2007/PartnerControls"/>
-    <ds:schemaRef ds:uri="13c90a0b-73bc-4dc0-be5f-28d77b615beb"/>
-    <ds:schemaRef ds:uri="13c93bba-48ce-428c-bfe5-88b42c19b028"/>
-  </ds:schemaRefs>
-</ds:datastoreItem>
 </file>